--- a/納品レポート/ホテル別レポート/richmond_mejiro_口コミ分析改善レポート.docx
+++ b/納品レポート/ホテル別レポート/richmond_mejiro_口コミ分析改善レポート.docx
@@ -96,7 +96,7 @@
           <w:sz w:val="22"/>
           <w:szCs w:val="22"/>
         </w:rPr>
-        <w:t xml:space="preserve">レビュー総数：116件（6サイト）</w:t>
+        <w:t xml:space="preserve">レビュー総数：119件（6サイト）</w:t>
       </w:r>
     </w:p>
     <w:p>
@@ -131,7 +131,7 @@
           <w:sz w:val="20"/>
           <w:szCs w:val="20"/>
         </w:rPr>
-        <w:t xml:space="preserve">作成日：2026年3月17日</w:t>
+        <w:t xml:space="preserve">作成日：2026年3月18日</w:t>
       </w:r>
     </w:p>
     <w:p>
@@ -189,7 +189,7 @@
           <w:sz w:val="21"/>
           <w:szCs w:val="21"/>
         </w:rPr>
-        <w:t xml:space="preserve">2026年2月〜3月に各OTAサイト・口コミサイトに投稿された116件のレビューを包括的に分析しました。以下が主要な発見事項です。</w:t>
+        <w:t xml:space="preserve">2026年2月〜3月に各OTAサイト・口コミサイトに投稿された119件のレビューを包括的に分析しました。以下が主要な発見事項です。</w:t>
       </w:r>
     </w:p>
     <w:p>
@@ -261,7 +261,7 @@
                 <w:sz w:val="36"/>
                 <w:szCs w:val="36"/>
               </w:rPr>
-              <w:t xml:space="preserve">8.65</w:t>
+              <w:t xml:space="preserve">8.66</w:t>
             </w:r>
           </w:p>
         </w:tc>
@@ -310,7 +310,7 @@
                 <w:sz w:val="36"/>
                 <w:szCs w:val="36"/>
               </w:rPr>
-              <w:t xml:space="preserve">85.3%</w:t>
+              <w:t xml:space="preserve">85.7%</w:t>
             </w:r>
           </w:p>
         </w:tc>
@@ -359,7 +359,7 @@
                 <w:sz w:val="36"/>
                 <w:szCs w:val="36"/>
               </w:rPr>
-              <w:t xml:space="preserve">2.6%</w:t>
+              <w:t xml:space="preserve">2.5%</w:t>
             </w:r>
           </w:p>
         </w:tc>
@@ -408,7 +408,7 @@
                 <w:sz w:val="36"/>
                 <w:szCs w:val="36"/>
               </w:rPr>
-              <w:t xml:space="preserve">116件</w:t>
+              <w:t xml:space="preserve">119件</w:t>
             </w:r>
           </w:p>
         </w:tc>
@@ -448,7 +448,7 @@
           <w:sz w:val="21"/>
           <w:szCs w:val="21"/>
         </w:rPr>
-        <w:t xml:space="preserve">全体平均スコア8.65点（10点換算）は良好な水準であり、85.3%が高評価（8-10点）に分類されます。低評価（1-4点）は3件（2.6%）で、ゲスト満足度は良好です。Trip.com（9.24点）で特に高い評価を獲得しています。</w:t>
+        <w:t xml:space="preserve">全体平均スコア8.66点（10点換算）は良好な水準であり、85.7%が高評価（8-10点）に分類されます。低評価（1-4点）は3件（2.5%）で、ゲスト満足度は良好です。Trip.com（9.27点）で特に高い評価を獲得しています。</w:t>
       </w:r>
     </w:p>
     <w:p>
@@ -463,7 +463,7 @@
           <w:sz w:val="21"/>
           <w:szCs w:val="21"/>
         </w:rPr>
-        <w:t xml:space="preserve">一方で、Booking.com（7.6点）では相対的に低いスコアとなっており、改善の余地があります。全体としては「立地・アクセス」と「快適さ・設備」がホテルの主な強みとして際立っています。</w:t>
+        <w:t xml:space="preserve">全体としては「立地・アクセス」と「快適さ・設備」がホテルの主な強みとして際立っています。</w:t>
       </w:r>
     </w:p>
     <w:p>
@@ -987,7 +987,7 @@
                 <w:sz w:val="20"/>
                 <w:szCs w:val="20"/>
               </w:rPr>
-              <w:t xml:space="preserve">25</w:t>
+              <w:t xml:space="preserve">26</w:t>
             </w:r>
           </w:p>
         </w:tc>
@@ -1021,7 +1021,7 @@
                 <w:sz w:val="20"/>
                 <w:szCs w:val="20"/>
               </w:rPr>
-              <w:t xml:space="preserve">9.24</w:t>
+              <w:t xml:space="preserve">9.27</w:t>
             </w:r>
           </w:p>
         </w:tc>
@@ -1089,7 +1089,7 @@
                 <w:sz w:val="20"/>
                 <w:szCs w:val="20"/>
               </w:rPr>
-              <w:t xml:space="preserve">9.24</w:t>
+              <w:t xml:space="preserve">9.27</w:t>
             </w:r>
           </w:p>
         </w:tc>
@@ -2203,7 +2203,7 @@
                 <w:sz w:val="20"/>
                 <w:szCs w:val="20"/>
               </w:rPr>
-              <w:t xml:space="preserve">28</w:t>
+              <w:t xml:space="preserve">30</w:t>
             </w:r>
           </w:p>
         </w:tc>
@@ -2238,7 +2238,7 @@
                 <w:sz w:val="20"/>
                 <w:szCs w:val="20"/>
               </w:rPr>
-              <w:t xml:space="preserve">7.64</w:t>
+              <w:t xml:space="preserve">7.73</w:t>
             </w:r>
           </w:p>
         </w:tc>
@@ -2308,7 +2308,7 @@
                 <w:sz w:val="20"/>
                 <w:szCs w:val="20"/>
               </w:rPr>
-              <w:t xml:space="preserve">7.64</w:t>
+              <w:t xml:space="preserve">7.73</w:t>
             </w:r>
           </w:p>
         </w:tc>
@@ -2418,7 +2418,7 @@
           <w:sz w:val="21"/>
           <w:szCs w:val="21"/>
         </w:rPr>
-        <w:t xml:space="preserve">評価分布は10点（44.0%）に最も多く、8点以上の高評価が85.3%を占め、高い顧客満足度を示しています。低評価（1-4点）は計3件（2.6%）です。</w:t>
+        <w:t xml:space="preserve">評価分布は10点（44.5%）に最も多く、8点以上の高評価が85.7%を占め、高い顧客満足度を示しています。低評価（1-4点）は計3件（2.5%）です。</w:t>
       </w:r>
     </w:p>
     <w:p>
@@ -2653,7 +2653,7 @@
                 <w:sz w:val="20"/>
                 <w:szCs w:val="20"/>
               </w:rPr>
-              <w:t xml:space="preserve">51</w:t>
+              <w:t xml:space="preserve">53</w:t>
             </w:r>
           </w:p>
         </w:tc>
@@ -2688,7 +2688,7 @@
                 <w:sz w:val="20"/>
                 <w:szCs w:val="20"/>
               </w:rPr>
-              <w:t xml:space="preserve">44.0%</w:t>
+              <w:t xml:space="preserve">44.5%</w:t>
             </w:r>
           </w:p>
         </w:tc>
@@ -2726,7 +2726,7 @@
                 <w:sz w:val="18"/>
                 <w:szCs w:val="18"/>
               </w:rPr>
-              <w:t xml:space="preserve"> 51件</w:t>
+              <w:t xml:space="preserve"> 53件</w:t>
             </w:r>
           </w:p>
         </w:tc>
@@ -2833,7 +2833,7 @@
                 <w:sz w:val="20"/>
                 <w:szCs w:val="20"/>
               </w:rPr>
-              <w:t xml:space="preserve">10.3%</w:t>
+              <w:t xml:space="preserve">10.1%</w:t>
             </w:r>
           </w:p>
         </w:tc>
@@ -2942,7 +2942,7 @@
                 <w:sz w:val="20"/>
                 <w:szCs w:val="20"/>
               </w:rPr>
-              <w:t xml:space="preserve">36</w:t>
+              <w:t xml:space="preserve">37</w:t>
             </w:r>
           </w:p>
         </w:tc>
@@ -2977,7 +2977,7 @@
                 <w:sz w:val="20"/>
                 <w:szCs w:val="20"/>
               </w:rPr>
-              <w:t xml:space="preserve">31.0%</w:t>
+              <w:t xml:space="preserve">31.1%</w:t>
             </w:r>
           </w:p>
         </w:tc>
@@ -3015,7 +3015,7 @@
                 <w:sz w:val="18"/>
                 <w:szCs w:val="18"/>
               </w:rPr>
-              <w:t xml:space="preserve"> 36件</w:t>
+              <w:t xml:space="preserve"> 37件</w:t>
             </w:r>
           </w:p>
         </w:tc>
@@ -3122,7 +3122,7 @@
                 <w:sz w:val="20"/>
                 <w:szCs w:val="20"/>
               </w:rPr>
-              <w:t xml:space="preserve">6.0%</w:t>
+              <w:t xml:space="preserve">5.9%</w:t>
             </w:r>
           </w:p>
         </w:tc>
@@ -3411,7 +3411,7 @@
                 <w:sz w:val="20"/>
                 <w:szCs w:val="20"/>
               </w:rPr>
-              <w:t xml:space="preserve">2.6%</w:t>
+              <w:t xml:space="preserve">2.5%</w:t>
             </w:r>
           </w:p>
         </w:tc>
@@ -3555,7 +3555,7 @@
                 <w:sz w:val="20"/>
                 <w:szCs w:val="20"/>
               </w:rPr>
-              <w:t xml:space="preserve">0.9%</w:t>
+              <w:t xml:space="preserve">0.8%</w:t>
             </w:r>
           </w:p>
         </w:tc>
@@ -3700,7 +3700,7 @@
                 <w:sz w:val="20"/>
                 <w:szCs w:val="20"/>
               </w:rPr>
-              <w:t xml:space="preserve">0.9%</w:t>
+              <w:t xml:space="preserve">0.8%</w:t>
             </w:r>
           </w:p>
         </w:tc>
@@ -3844,7 +3844,7 @@
                 <w:sz w:val="20"/>
                 <w:szCs w:val="20"/>
               </w:rPr>
-              <w:t xml:space="preserve">0.9%</w:t>
+              <w:t xml:space="preserve">0.8%</w:t>
             </w:r>
           </w:p>
         </w:tc>
@@ -3958,7 +3958,7 @@
                 <w:sz w:val="24"/>
                 <w:szCs w:val="24"/>
               </w:rPr>
-              <w:t xml:space="preserve">99件（85.3%）</w:t>
+              <w:t xml:space="preserve">102件（85.7%）</w:t>
             </w:r>
           </w:p>
         </w:tc>
@@ -4009,7 +4009,7 @@
                 <w:sz w:val="24"/>
                 <w:szCs w:val="24"/>
               </w:rPr>
-              <w:t xml:space="preserve">14件（12.1%）</w:t>
+              <w:t xml:space="preserve">14件（11.8%）</w:t>
             </w:r>
           </w:p>
         </w:tc>
@@ -4060,7 +4060,7 @@
                 <w:sz w:val="24"/>
                 <w:szCs w:val="24"/>
               </w:rPr>
-              <w:t xml:space="preserve">3件（2.6%）</w:t>
+              <w:t xml:space="preserve">3件（2.5%）</w:t>
             </w:r>
           </w:p>
         </w:tc>
@@ -4334,7 +4334,7 @@
                 <w:sz w:val="20"/>
                 <w:szCs w:val="20"/>
               </w:rPr>
-              <w:t xml:space="preserve">「立地はとても良いし、部屋も素敵ですが、窓が隣の建物の壁に遮られていて、壁が触れられるほど近いのが難点です」「駅から近く、迷わずにたどり着けました」</w:t>
+              <w:t xml:space="preserve">「JR山手線にも近く、立地も便利です」「立地はとても良いし、部屋も素敵ですが、窓が隣の建物の壁に遮られていて、壁が触れられるほど近いのが難点です」</w:t>
             </w:r>
           </w:p>
         </w:tc>
@@ -4438,7 +4438,7 @@
                 <w:sz w:val="20"/>
                 <w:szCs w:val="20"/>
               </w:rPr>
-              <w:t xml:space="preserve">「のようなもので浄水器へ汲みにいかないとだめでした 氷も地下しかありません リネン庫の近くだったからか夜中洗濯機の音...」「アメニティ（洗面用具や客室備品など）はロビーに用意されており、必要に応じて自由に選ぶことができます」</w:t>
+              <w:t xml:space="preserve">「รร ดี ห้องพักดี อุปกรณ์ครบ เดินทางสะดวกด้วย JR Yamanote l...」「のようなもので浄水器へ汲みにいかないとだめでした 氷も地下しかありません リネン庫の近くだったからか夜中洗濯機の音...」</w:t>
             </w:r>
           </w:p>
         </w:tc>
@@ -4900,7 +4900,7 @@
           <w:sz w:val="21"/>
           <w:szCs w:val="21"/>
         </w:rPr>
-        <w:t xml:space="preserve">口コミの多数で「立地・アクセス」に関するポジティブな言及が見られ、リッチモンドホテル東京目白の最大の差別化要因となっています。立地はとても良いし、部屋も素敵ですが、窓が隣の建物の壁に遮られていて、壁が触れられるほど近いのが難点ですといった声が多数寄せられています。</w:t>
+        <w:t xml:space="preserve">口コミの多数で「立地・アクセス」に関するポジティブな言及が見られ、リッチモンドホテル東京目白の最大の差別化要因となっています。JR山手線にも近く、立地も便利ですといった声が多数寄せられています。</w:t>
       </w:r>
     </w:p>
     <w:p>
@@ -4919,7 +4919,7 @@
           <w:sz w:val="21"/>
           <w:szCs w:val="21"/>
         </w:rPr>
-        <w:t xml:space="preserve">立地はとても良いし、部屋も素敵ですが、窓が隣の建物の壁に遮られていて、壁が触れられるほど近いのが難点です</w:t>
+        <w:t xml:space="preserve">JR山手線にも近く、立地も便利です</w:t>
       </w:r>
     </w:p>
     <w:p>
@@ -4938,7 +4938,7 @@
           <w:sz w:val="21"/>
           <w:szCs w:val="21"/>
         </w:rPr>
-        <w:t xml:space="preserve">駅から近く、迷わずにたどり着けました</w:t>
+        <w:t xml:space="preserve">立地はとても良いし、部屋も素敵ですが、窓が隣の建物の壁に遮られていて、壁が触れられるほど近いのが難点です</w:t>
       </w:r>
     </w:p>
     <w:p>
@@ -4957,7 +4957,7 @@
           <w:sz w:val="21"/>
           <w:szCs w:val="21"/>
         </w:rPr>
-        <w:t xml:space="preserve">駅からのアクセスはよかったです  池袋の隣なのに夜は落ち着いてて治安は良さそうでした ホテルに行くまでにコンビニも...</w:t>
+        <w:t xml:space="preserve">駅から近く、迷わずにたどり着けました</w:t>
       </w:r>
     </w:p>
     <w:p>
@@ -4994,7 +4994,7 @@
           <w:sz w:val="21"/>
           <w:szCs w:val="21"/>
         </w:rPr>
-        <w:t xml:space="preserve">快適さ・設備に関するポジティブな評価も多く寄せられています。「のようなもので浄水器へ汲みにいかないとだめでした 氷も地下しかありません リネン庫の近くだったからか夜中洗濯機の音...」といったコメントが見られます。</w:t>
+        <w:t xml:space="preserve">快適さ・設備に関するポジティブな評価も多く寄せられています。「รร ดี ห้องพักดี อุปกรณ์ครบ เดินทางสะดวกด้วย JR Yamanote l...」といったコメントが見られます。</w:t>
       </w:r>
     </w:p>
     <w:p>
@@ -7191,7 +7191,7 @@
                 <w:sz w:val="20"/>
                 <w:szCs w:val="20"/>
               </w:rPr>
-              <w:t xml:space="preserve">8.65点</w:t>
+              <w:t xml:space="preserve">8.66点</w:t>
             </w:r>
           </w:p>
         </w:tc>
@@ -7331,7 +7331,7 @@
                 <w:sz w:val="20"/>
                 <w:szCs w:val="20"/>
               </w:rPr>
-              <w:t xml:space="preserve">85.3%</w:t>
+              <w:t xml:space="preserve">85.7%</w:t>
             </w:r>
           </w:p>
         </w:tc>
@@ -7366,7 +7366,7 @@
                 <w:sz w:val="20"/>
                 <w:szCs w:val="20"/>
               </w:rPr>
-              <w:t xml:space="preserve">90%以上</w:t>
+              <w:t xml:space="preserve">91%以上</w:t>
             </w:r>
           </w:p>
         </w:tc>
@@ -7471,7 +7471,7 @@
                 <w:sz w:val="20"/>
                 <w:szCs w:val="20"/>
               </w:rPr>
-              <w:t xml:space="preserve">2.6%</w:t>
+              <w:t xml:space="preserve">2.5%</w:t>
             </w:r>
           </w:p>
         </w:tc>
@@ -7611,7 +7611,7 @@
                 <w:sz w:val="20"/>
                 <w:szCs w:val="20"/>
               </w:rPr>
-              <w:t xml:space="preserve">7.6点</w:t>
+              <w:t xml:space="preserve">7.7点</w:t>
             </w:r>
           </w:p>
         </w:tc>
@@ -7646,7 +7646,7 @@
                 <w:sz w:val="20"/>
                 <w:szCs w:val="20"/>
               </w:rPr>
-              <w:t xml:space="preserve">8.6点以上</w:t>
+              <w:t xml:space="preserve">8.7点以上</w:t>
             </w:r>
           </w:p>
         </w:tc>
@@ -8022,7 +8022,7 @@
           <w:sz w:val="22"/>
           <w:szCs w:val="22"/>
         </w:rPr>
-        <w:t xml:space="preserve">[1] 楽天トラベル / 8点 / 2026-03-15</w:t>
+        <w:t xml:space="preserve">[1] Trip.com / 10点 / 2026-03-17</w:t>
       </w:r>
     </w:p>
     <w:p>
@@ -8037,7 +8037,7 @@
           <w:sz w:val="21"/>
           <w:szCs w:val="21"/>
         </w:rPr>
-        <w:t xml:space="preserve">立地はとても良いし、部屋も素敵ですが、窓が隣の建物の壁に遮られていて、壁が触れられるほど近いのが難点です。近くにコンビニやパン屋はありますが、周辺にはレストランが数軒しかありません。</w:t>
+        <w:t xml:space="preserve">ホテルは快適で、部屋も良く、設備も充実しています。JR山手線にも近く、立地も便利です。</w:t>
       </w:r>
     </w:p>
     <w:p>
@@ -8058,7 +8058,7 @@
           <w:sz w:val="22"/>
           <w:szCs w:val="22"/>
         </w:rPr>
-        <w:t xml:space="preserve">[2] Booking.com / 8点 / 2026-03-15</w:t>
+        <w:t xml:space="preserve">[2] Booking.com / 10点 / 2026-03-17</w:t>
       </w:r>
     </w:p>
     <w:p>
@@ -8073,7 +8073,33 @@
           <w:sz w:val="21"/>
           <w:szCs w:val="21"/>
         </w:rPr>
-        <w:t xml:space="preserve">駅から近く、迷わずにたどり着けました。</w:t>
+        <w:t xml:space="preserve">超多備品，沒去過備品那麼齊全的飯店，連面膜都有！窗台很大，如果扛得上去可以放單開行李，這點超滿意！最後是地理位置真的非常好，目白位於山手線上，去哪都方便。這也是我第一次住目白，整體感受是住宅區環境非常適居，人不多步調很清幽，一出車站就有非常漂亮的景色，很難想像位於池袋跟新宿兩個熱門商業區中間會有這麼舒適的環境。妹妹在池袋上課，這也是我飯店選目白的原因，每天早上出門10-15分鐘就能到池袋一起...</w:t>
+      </w:r>
+    </w:p>
+    <w:p>
+      <w:pPr>
+        <w:spacing w:after="120" w:line="320"/>
+        <w:jc w:val="left"/>
+      </w:pPr>
+      <w:r>
+        <w:rPr>
+          <w:rFonts w:ascii="Arial" w:cs="Arial" w:eastAsia="Arial" w:hAnsi="Arial"/>
+          <w:b/>
+          <w:bCs/>
+          <w:color w:val="C0392B"/>
+          <w:sz w:val="21"/>
+          <w:szCs w:val="21"/>
+        </w:rPr>
+        <w:t xml:space="preserve">【改善点】</w:t>
+      </w:r>
+      <w:r>
+        <w:rPr>
+          <w:rFonts w:ascii="Arial" w:cs="Arial" w:eastAsia="Arial" w:hAnsi="Arial"/>
+          <w:color w:val="333333"/>
+          <w:sz w:val="21"/>
+          <w:szCs w:val="21"/>
+        </w:rPr>
+        <w:t xml:space="preserve">まったくない</w:t>
       </w:r>
     </w:p>
     <w:p>
@@ -8094,7 +8120,7 @@
           <w:sz w:val="22"/>
           <w:szCs w:val="22"/>
         </w:rPr>
-        <w:t xml:space="preserve">[3] Trip.com / 8点 / 2026-03-15</w:t>
+        <w:t xml:space="preserve">[3] 楽天トラベル / 8点 / 2026-03-15</w:t>
       </w:r>
     </w:p>
     <w:p>
@@ -8109,7 +8135,7 @@
           <w:sz w:val="21"/>
           <w:szCs w:val="21"/>
         </w:rPr>
-        <w:t xml:space="preserve">禁煙ルームの予約をしたはずが、喫煙ルームの予約になっていた。でも、消臭スプレーを貸してくれたので良かったです。 お部屋もタバコの匂いは気にならなかったので良かったです。</w:t>
+        <w:t xml:space="preserve">立地はとても良いし、部屋も素敵ですが、窓が隣の建物の壁に遮られていて、壁が触れられるほど近いのが難点です。近くにコンビニやパン屋はありますが、周辺にはレストランが数軒しかありません。</w:t>
       </w:r>
     </w:p>
     <w:p>
@@ -8130,7 +8156,7 @@
           <w:sz w:val="22"/>
           <w:szCs w:val="22"/>
         </w:rPr>
-        <w:t xml:space="preserve">[4] じゃらん / 8点 / 2026-03-15</w:t>
+        <w:t xml:space="preserve">[4] Booking.com / 8点 / 2026-03-15</w:t>
       </w:r>
     </w:p>
     <w:p>
@@ -8145,7 +8171,7 @@
           <w:sz w:val="21"/>
           <w:szCs w:val="21"/>
         </w:rPr>
-        <w:t xml:space="preserve">東京旅行に、姉妹で泊まりました。全国で数店舗しかない、ガストのバイキング付きでとてもお得に泊まれました！とても、美味しく、お得な気分でした。</w:t>
+        <w:t xml:space="preserve">駅から近く、迷わずにたどり着けました。</w:t>
       </w:r>
     </w:p>
     <w:p>
@@ -8166,7 +8192,7 @@
           <w:sz w:val="22"/>
           <w:szCs w:val="22"/>
         </w:rPr>
-        <w:t xml:space="preserve">[5] Booking.com / 9点 / 2026-03-14</w:t>
+        <w:t xml:space="preserve">[5] Trip.com / 8点 / 2026-03-15</w:t>
       </w:r>
     </w:p>
     <w:p>
@@ -8181,7 +8207,7 @@
           <w:sz w:val="21"/>
           <w:szCs w:val="21"/>
         </w:rPr>
-        <w:t xml:space="preserve">Die Lage ist sehr gut. Nicht weit von der Mejiro Station. Und ikebukuro Station kann man in 15 Minuten zu Fuß erreichen, wenn man ein bißchen laufen will. Bäckerei oder KFC sind auch sehr nah vom H...</w:t>
+        <w:t xml:space="preserve">禁煙ルームの予約をしたはずが、喫煙ルームの予約になっていた。でも、消臭スプレーを貸してくれたので良かったです。 お部屋もタバコの匂いは気にならなかったので良かったです。</w:t>
       </w:r>
     </w:p>
     <w:p>
@@ -8437,7 +8463,7 @@
                 <w:sz w:val="21"/>
                 <w:szCs w:val="21"/>
               </w:rPr>
-              <w:t xml:space="preserve">リッチモンドホテル東京目白は、全体平均8.65点（10点換算）、高評価率85.3%という良好な顧客満足度を維持しているホテルです。特に「立地・アクセス」「快適さ・設備」が多くのゲストから高く評価されています。</w:t>
+              <w:t xml:space="preserve">リッチモンドホテル東京目白は、全体平均8.66点（10点換算）、高評価率85.7%という良好な顧客満足度を維持しているホテルです。特に「立地・アクセス」「快適さ・設備」が多くのゲストから高く評価されています。</w:t>
             </w:r>
           </w:p>
           <w:p>
@@ -8479,7 +8505,7 @@
                 <w:sz w:val="21"/>
                 <w:szCs w:val="21"/>
               </w:rPr>
-              <w:t xml:space="preserve">Booking.comでの低スコア（7.6点）は、口コミ返信の強化とサービス品質の一貫性確保で改善余地があります。全サイトでの口コミ返信率100%を目指すことで、ホテルの姿勢をゲストに伝え、リピート率の向上につなげることが重要です。</w:t>
+              <w:t xml:space="preserve">Booking.comでの低スコア（7.7点）は、口コミ返信の強化とサービス品質の一貫性確保で改善余地があります。全サイトでの口コミ返信率100%を目指すことで、ホテルの姿勢をゲストに伝え、リピート率の向上につなげることが重要です。</w:t>
             </w:r>
           </w:p>
           <w:p>

--- a/納品レポート/ホテル別レポート/richmond_mejiro_口コミ分析改善レポート.docx
+++ b/納品レポート/ホテル別レポート/richmond_mejiro_口コミ分析改善レポート.docx
@@ -96,7 +96,7 @@
           <w:sz w:val="22"/>
           <w:szCs w:val="22"/>
         </w:rPr>
-        <w:t xml:space="preserve">レビュー総数：119件（6サイト）</w:t>
+        <w:t xml:space="preserve">レビュー総数：122件（6サイト）</w:t>
       </w:r>
     </w:p>
     <w:p>
@@ -131,7 +131,7 @@
           <w:sz w:val="20"/>
           <w:szCs w:val="20"/>
         </w:rPr>
-        <w:t xml:space="preserve">作成日：2026年3月18日</w:t>
+        <w:t xml:space="preserve">作成日：2026年3月19日</w:t>
       </w:r>
     </w:p>
     <w:p>
@@ -189,7 +189,7 @@
           <w:sz w:val="21"/>
           <w:szCs w:val="21"/>
         </w:rPr>
-        <w:t xml:space="preserve">2026年2月〜3月に各OTAサイト・口コミサイトに投稿された119件のレビューを包括的に分析しました。以下が主要な発見事項です。</w:t>
+        <w:t xml:space="preserve">2026年2月〜3月に各OTAサイト・口コミサイトに投稿された122件のレビューを包括的に分析しました。以下が主要な発見事項です。</w:t>
       </w:r>
     </w:p>
     <w:p>
@@ -310,7 +310,7 @@
                 <w:sz w:val="36"/>
                 <w:szCs w:val="36"/>
               </w:rPr>
-              <w:t xml:space="preserve">85.7%</w:t>
+              <w:t xml:space="preserve">86.1%</w:t>
             </w:r>
           </w:p>
         </w:tc>
@@ -408,7 +408,7 @@
                 <w:sz w:val="36"/>
                 <w:szCs w:val="36"/>
               </w:rPr>
-              <w:t xml:space="preserve">119件</w:t>
+              <w:t xml:space="preserve">122件</w:t>
             </w:r>
           </w:p>
         </w:tc>
@@ -448,7 +448,7 @@
           <w:sz w:val="21"/>
           <w:szCs w:val="21"/>
         </w:rPr>
-        <w:t xml:space="preserve">全体平均スコア8.66点（10点換算）は良好な水準であり、85.7%が高評価（8-10点）に分類されます。低評価（1-4点）は3件（2.5%）で、ゲスト満足度は良好です。Trip.com（9.27点）で特に高い評価を獲得しています。</w:t>
+        <w:t xml:space="preserve">全体平均スコア8.66点（10点換算）は良好な水準であり、86.1%が高評価（8-10点）に分類されます。低評価（1-4点）は3件（2.5%）で、ゲスト満足度は良好です。Trip.com（9.27点）で特に高い評価を獲得しています。</w:t>
       </w:r>
     </w:p>
     <w:p>
@@ -1474,7 +1474,7 @@
                 <w:sz w:val="20"/>
                 <w:szCs w:val="20"/>
               </w:rPr>
-              <w:t xml:space="preserve">24</w:t>
+              <w:t xml:space="preserve">26</w:t>
             </w:r>
           </w:p>
         </w:tc>
@@ -1576,7 +1576,7 @@
                 <w:sz w:val="20"/>
                 <w:szCs w:val="20"/>
               </w:rPr>
-              <w:t xml:space="preserve">9.17</w:t>
+              <w:t xml:space="preserve">9.15</w:t>
             </w:r>
           </w:p>
         </w:tc>
@@ -2203,7 +2203,7 @@
                 <w:sz w:val="20"/>
                 <w:szCs w:val="20"/>
               </w:rPr>
-              <w:t xml:space="preserve">30</w:t>
+              <w:t xml:space="preserve">31</w:t>
             </w:r>
           </w:p>
         </w:tc>
@@ -2238,7 +2238,7 @@
                 <w:sz w:val="20"/>
                 <w:szCs w:val="20"/>
               </w:rPr>
-              <w:t xml:space="preserve">7.73</w:t>
+              <w:t xml:space="preserve">7.74</w:t>
             </w:r>
           </w:p>
         </w:tc>
@@ -2308,7 +2308,7 @@
                 <w:sz w:val="20"/>
                 <w:szCs w:val="20"/>
               </w:rPr>
-              <w:t xml:space="preserve">7.73</w:t>
+              <w:t xml:space="preserve">7.74</w:t>
             </w:r>
           </w:p>
         </w:tc>
@@ -2418,7 +2418,7 @@
           <w:sz w:val="21"/>
           <w:szCs w:val="21"/>
         </w:rPr>
-        <w:t xml:space="preserve">評価分布は10点（44.5%）に最も多く、8点以上の高評価が85.7%を占め、高い顧客満足度を示しています。低評価（1-4点）は計3件（2.5%）です。</w:t>
+        <w:t xml:space="preserve">評価分布は10点（44.3%）に最も多く、8点以上の高評価が86.1%を占め、高い顧客満足度を示しています。低評価（1-4点）は計3件（2.5%）です。</w:t>
       </w:r>
     </w:p>
     <w:p>
@@ -2653,7 +2653,7 @@
                 <w:sz w:val="20"/>
                 <w:szCs w:val="20"/>
               </w:rPr>
-              <w:t xml:space="preserve">53</w:t>
+              <w:t xml:space="preserve">54</w:t>
             </w:r>
           </w:p>
         </w:tc>
@@ -2688,7 +2688,7 @@
                 <w:sz w:val="20"/>
                 <w:szCs w:val="20"/>
               </w:rPr>
-              <w:t xml:space="preserve">44.5%</w:t>
+              <w:t xml:space="preserve">44.3%</w:t>
             </w:r>
           </w:p>
         </w:tc>
@@ -2726,7 +2726,7 @@
                 <w:sz w:val="18"/>
                 <w:szCs w:val="18"/>
               </w:rPr>
-              <w:t xml:space="preserve"> 53件</w:t>
+              <w:t xml:space="preserve"> 54件</w:t>
             </w:r>
           </w:p>
         </w:tc>
@@ -2833,7 +2833,7 @@
                 <w:sz w:val="20"/>
                 <w:szCs w:val="20"/>
               </w:rPr>
-              <w:t xml:space="preserve">10.1%</w:t>
+              <w:t xml:space="preserve">9.8%</w:t>
             </w:r>
           </w:p>
         </w:tc>
@@ -2861,7 +2861,7 @@
                 <w:sz w:val="20"/>
                 <w:szCs w:val="20"/>
               </w:rPr>
-              <w:t xml:space="preserve">█████</w:t>
+              <w:t xml:space="preserve">████</w:t>
             </w:r>
             <w:r>
               <w:rPr>
@@ -2942,7 +2942,7 @@
                 <w:sz w:val="20"/>
                 <w:szCs w:val="20"/>
               </w:rPr>
-              <w:t xml:space="preserve">37</w:t>
+              <w:t xml:space="preserve">39</w:t>
             </w:r>
           </w:p>
         </w:tc>
@@ -2977,7 +2977,7 @@
                 <w:sz w:val="20"/>
                 <w:szCs w:val="20"/>
               </w:rPr>
-              <w:t xml:space="preserve">31.1%</w:t>
+              <w:t xml:space="preserve">32.0%</w:t>
             </w:r>
           </w:p>
         </w:tc>
@@ -3015,7 +3015,7 @@
                 <w:sz w:val="18"/>
                 <w:szCs w:val="18"/>
               </w:rPr>
-              <w:t xml:space="preserve"> 37件</w:t>
+              <w:t xml:space="preserve"> 39件</w:t>
             </w:r>
           </w:p>
         </w:tc>
@@ -3122,7 +3122,7 @@
                 <w:sz w:val="20"/>
                 <w:szCs w:val="20"/>
               </w:rPr>
-              <w:t xml:space="preserve">5.9%</w:t>
+              <w:t xml:space="preserve">5.7%</w:t>
             </w:r>
           </w:p>
         </w:tc>
@@ -3266,7 +3266,7 @@
                 <w:sz w:val="20"/>
                 <w:szCs w:val="20"/>
               </w:rPr>
-              <w:t xml:space="preserve">3.4%</w:t>
+              <w:t xml:space="preserve">3.3%</w:t>
             </w:r>
           </w:p>
         </w:tc>
@@ -3295,7 +3295,7 @@
                 <w:sz w:val="20"/>
                 <w:szCs w:val="20"/>
               </w:rPr>
-              <w:t xml:space="preserve">██</w:t>
+              <w:t xml:space="preserve">█</w:t>
             </w:r>
             <w:r>
               <w:rPr>
@@ -3958,7 +3958,7 @@
                 <w:sz w:val="24"/>
                 <w:szCs w:val="24"/>
               </w:rPr>
-              <w:t xml:space="preserve">102件（85.7%）</w:t>
+              <w:t xml:space="preserve">105件（86.1%）</w:t>
             </w:r>
           </w:p>
         </w:tc>
@@ -4009,7 +4009,7 @@
                 <w:sz w:val="24"/>
                 <w:szCs w:val="24"/>
               </w:rPr>
-              <w:t xml:space="preserve">14件（11.8%）</w:t>
+              <w:t xml:space="preserve">14件（11.5%）</w:t>
             </w:r>
           </w:p>
         </w:tc>
@@ -4756,7 +4756,7 @@
                 <w:sz w:val="20"/>
                 <w:szCs w:val="20"/>
               </w:rPr>
-              <w:t xml:space="preserve">「古さのためか清掃にも限界があるように感じた」「お部屋も二人で13500円だったのにトイレとお風呂は別だし、綺麗だったしドライヤーはReFaだったのでとても良かった」</w:t>
+              <w:t xml:space="preserve">「独立のお風呂も広く清潔で、手足を伸ばしてゆったり浸かることができ、旅の疲れを癒すことができました」「古さのためか清掃にも限界があるように感じた」</w:t>
             </w:r>
           </w:p>
         </w:tc>
@@ -7331,7 +7331,7 @@
                 <w:sz w:val="20"/>
                 <w:szCs w:val="20"/>
               </w:rPr>
-              <w:t xml:space="preserve">85.7%</w:t>
+              <w:t xml:space="preserve">86.1%</w:t>
             </w:r>
           </w:p>
         </w:tc>
@@ -8022,7 +8022,7 @@
           <w:sz w:val="22"/>
           <w:szCs w:val="22"/>
         </w:rPr>
-        <w:t xml:space="preserve">[1] Trip.com / 10点 / 2026-03-17</w:t>
+        <w:t xml:space="preserve">[1] じゃらん / 10点 / 2026-03-18</w:t>
       </w:r>
     </w:p>
     <w:p>
@@ -8037,7 +8037,7 @@
           <w:sz w:val="21"/>
           <w:szCs w:val="21"/>
         </w:rPr>
-        <w:t xml:space="preserve">ホテルは快適で、部屋も良く、設備も充実しています。JR山手線にも近く、立地も便利です。</w:t>
+        <w:t xml:space="preserve">娘と2人で利用しました。  お部屋は天井が高くて広々。独立のお風呂も広く清潔で、手足を伸ばしてゆったり浸かることができ、旅の疲れを癒すことができました。  このご時世に、このクオリティで、比較的お安く宿泊する事ができて、とても満足しています。  ぜひまた利用したいです。</w:t>
       </w:r>
     </w:p>
     <w:p>
@@ -8058,7 +8058,43 @@
           <w:sz w:val="22"/>
           <w:szCs w:val="22"/>
         </w:rPr>
-        <w:t xml:space="preserve">[2] Booking.com / 10点 / 2026-03-17</w:t>
+        <w:t xml:space="preserve">[2] Trip.com / 10点 / 2026-03-17</w:t>
+      </w:r>
+    </w:p>
+    <w:p>
+      <w:pPr>
+        <w:spacing w:after="120" w:line="320"/>
+        <w:jc w:val="left"/>
+      </w:pPr>
+      <w:r>
+        <w:rPr>
+          <w:rFonts w:ascii="Arial" w:cs="Arial" w:eastAsia="Arial" w:hAnsi="Arial"/>
+          <w:color w:val="333333"/>
+          <w:sz w:val="21"/>
+          <w:szCs w:val="21"/>
+        </w:rPr>
+        <w:t xml:space="preserve">ホテルは快適で、部屋も良く、設備も充実しています。JR山手線にも近く、立地も便利です。</w:t>
+      </w:r>
+    </w:p>
+    <w:p>
+      <w:pPr>
+        <w:spacing w:after="60"/>
+      </w:pPr>
+    </w:p>
+    <w:p>
+      <w:pPr>
+        <w:spacing w:after="120" w:before="200"/>
+      </w:pPr>
+      <w:r>
+        <w:rPr>
+          <w:rFonts w:ascii="Arial" w:cs="Arial" w:eastAsia="Arial" w:hAnsi="Arial"/>
+          <w:b/>
+          <w:bCs/>
+          <w:color w:val="1B3A5C"/>
+          <w:sz w:val="22"/>
+          <w:szCs w:val="22"/>
+        </w:rPr>
+        <w:t xml:space="preserve">[3] Booking.com / 10点 / 2026-03-17</w:t>
       </w:r>
     </w:p>
     <w:p>
@@ -8120,7 +8156,7 @@
           <w:sz w:val="22"/>
           <w:szCs w:val="22"/>
         </w:rPr>
-        <w:t xml:space="preserve">[3] 楽天トラベル / 8点 / 2026-03-15</w:t>
+        <w:t xml:space="preserve">[4] じゃらん / 8点 / 2026-03-16</w:t>
       </w:r>
     </w:p>
     <w:p>
@@ -8135,7 +8171,7 @@
           <w:sz w:val="21"/>
           <w:szCs w:val="21"/>
         </w:rPr>
-        <w:t xml:space="preserve">立地はとても良いし、部屋も素敵ですが、窓が隣の建物の壁に遮られていて、壁が触れられるほど近いのが難点です。近くにコンビニやパン屋はありますが、周辺にはレストランが数軒しかありません。</w:t>
+        <w:t xml:space="preserve">ゆっくり過ごせて満足しました、  一人で泊まるには十分良かった。また泊まりたいと思える良い部屋でした</w:t>
       </w:r>
     </w:p>
     <w:p>
@@ -8156,7 +8192,7 @@
           <w:sz w:val="22"/>
           <w:szCs w:val="22"/>
         </w:rPr>
-        <w:t xml:space="preserve">[4] Booking.com / 8点 / 2026-03-15</w:t>
+        <w:t xml:space="preserve">[5] 楽天トラベル / 8点 / 2026-03-15</w:t>
       </w:r>
     </w:p>
     <w:p>
@@ -8171,43 +8207,7 @@
           <w:sz w:val="21"/>
           <w:szCs w:val="21"/>
         </w:rPr>
-        <w:t xml:space="preserve">駅から近く、迷わずにたどり着けました。</w:t>
-      </w:r>
-    </w:p>
-    <w:p>
-      <w:pPr>
-        <w:spacing w:after="60"/>
-      </w:pPr>
-    </w:p>
-    <w:p>
-      <w:pPr>
-        <w:spacing w:after="120" w:before="200"/>
-      </w:pPr>
-      <w:r>
-        <w:rPr>
-          <w:rFonts w:ascii="Arial" w:cs="Arial" w:eastAsia="Arial" w:hAnsi="Arial"/>
-          <w:b/>
-          <w:bCs/>
-          <w:color w:val="1B3A5C"/>
-          <w:sz w:val="22"/>
-          <w:szCs w:val="22"/>
-        </w:rPr>
-        <w:t xml:space="preserve">[5] Trip.com / 8点 / 2026-03-15</w:t>
-      </w:r>
-    </w:p>
-    <w:p>
-      <w:pPr>
-        <w:spacing w:after="120" w:line="320"/>
-        <w:jc w:val="left"/>
-      </w:pPr>
-      <w:r>
-        <w:rPr>
-          <w:rFonts w:ascii="Arial" w:cs="Arial" w:eastAsia="Arial" w:hAnsi="Arial"/>
-          <w:color w:val="333333"/>
-          <w:sz w:val="21"/>
-          <w:szCs w:val="21"/>
-        </w:rPr>
-        <w:t xml:space="preserve">禁煙ルームの予約をしたはずが、喫煙ルームの予約になっていた。でも、消臭スプレーを貸してくれたので良かったです。 お部屋もタバコの匂いは気にならなかったので良かったです。</w:t>
+        <w:t xml:space="preserve">立地はとても良いし、部屋も素敵ですが、窓が隣の建物の壁に遮られていて、壁が触れられるほど近いのが難点です。近くにコンビニやパン屋はありますが、周辺にはレストランが数軒しかありません。</w:t>
       </w:r>
     </w:p>
     <w:p>
@@ -8463,7 +8463,7 @@
                 <w:sz w:val="21"/>
                 <w:szCs w:val="21"/>
               </w:rPr>
-              <w:t xml:space="preserve">リッチモンドホテル東京目白は、全体平均8.66点（10点換算）、高評価率85.7%という良好な顧客満足度を維持しているホテルです。特に「立地・アクセス」「快適さ・設備」が多くのゲストから高く評価されています。</w:t>
+              <w:t xml:space="preserve">リッチモンドホテル東京目白は、全体平均8.66点（10点換算）、高評価率86.1%という良好な顧客満足度を維持しているホテルです。特に「立地・アクセス」「快適さ・設備」が多くのゲストから高く評価されています。</w:t>
             </w:r>
           </w:p>
           <w:p>

--- a/納品レポート/ホテル別レポート/richmond_mejiro_口コミ分析改善レポート.docx
+++ b/納品レポート/ホテル別レポート/richmond_mejiro_口コミ分析改善レポート.docx
@@ -96,7 +96,7 @@
           <w:sz w:val="22"/>
           <w:szCs w:val="22"/>
         </w:rPr>
-        <w:t xml:space="preserve">レビュー総数：122件（6サイト）</w:t>
+        <w:t xml:space="preserve">レビュー総数：125件（6サイト）</w:t>
       </w:r>
     </w:p>
     <w:p>
@@ -131,7 +131,7 @@
           <w:sz w:val="20"/>
           <w:szCs w:val="20"/>
         </w:rPr>
-        <w:t xml:space="preserve">作成日：2026年3月19日</w:t>
+        <w:t xml:space="preserve">作成日：2026年3月20日</w:t>
       </w:r>
     </w:p>
     <w:p>
@@ -189,7 +189,7 @@
           <w:sz w:val="21"/>
           <w:szCs w:val="21"/>
         </w:rPr>
-        <w:t xml:space="preserve">2026年2月〜3月に各OTAサイト・口コミサイトに投稿された122件のレビューを包括的に分析しました。以下が主要な発見事項です。</w:t>
+        <w:t xml:space="preserve">2026年2月〜3月に各OTAサイト・口コミサイトに投稿された125件のレビューを包括的に分析しました。以下が主要な発見事項です。</w:t>
       </w:r>
     </w:p>
     <w:p>
@@ -310,7 +310,7 @@
                 <w:sz w:val="36"/>
                 <w:szCs w:val="36"/>
               </w:rPr>
-              <w:t xml:space="preserve">86.1%</w:t>
+              <w:t xml:space="preserve">85.6%</w:t>
             </w:r>
           </w:p>
         </w:tc>
@@ -359,7 +359,7 @@
                 <w:sz w:val="36"/>
                 <w:szCs w:val="36"/>
               </w:rPr>
-              <w:t xml:space="preserve">2.5%</w:t>
+              <w:t xml:space="preserve">2.4%</w:t>
             </w:r>
           </w:p>
         </w:tc>
@@ -408,7 +408,7 @@
                 <w:sz w:val="36"/>
                 <w:szCs w:val="36"/>
               </w:rPr>
-              <w:t xml:space="preserve">122件</w:t>
+              <w:t xml:space="preserve">125件</w:t>
             </w:r>
           </w:p>
         </w:tc>
@@ -448,7 +448,7 @@
           <w:sz w:val="21"/>
           <w:szCs w:val="21"/>
         </w:rPr>
-        <w:t xml:space="preserve">全体平均スコア8.66点（10点換算）は良好な水準であり、86.1%が高評価（8-10点）に分類されます。低評価（1-4点）は3件（2.5%）で、ゲスト満足度は良好です。Trip.com（9.27点）で特に高い評価を獲得しています。</w:t>
+        <w:t xml:space="preserve">全体平均スコア8.66点（10点換算）は良好な水準であり、85.6%が高評価（8-10点）に分類されます。低評価（1-4点）は3件（2.4%）で、ゲスト満足度は良好です。Trip.com（9.30点）で特に高い評価を獲得しています。</w:t>
       </w:r>
     </w:p>
     <w:p>
@@ -567,7 +567,7 @@
                 <w:sz w:val="20"/>
                 <w:szCs w:val="20"/>
               </w:rPr>
-              <w:t xml:space="preserve">浴室・水回り（19件）、エアコン・空調（15件）、設備の老朽化（11件）、窓・採光（7件）</w:t>
+              <w:t xml:space="preserve">浴室・水回り（20件）、エアコン・空調（17件）、設備の老朽化（11件）、窓・採光（7件）</w:t>
             </w:r>
           </w:p>
           <w:p>
@@ -987,7 +987,7 @@
                 <w:sz w:val="20"/>
                 <w:szCs w:val="20"/>
               </w:rPr>
-              <w:t xml:space="preserve">26</w:t>
+              <w:t xml:space="preserve">27</w:t>
             </w:r>
           </w:p>
         </w:tc>
@@ -1021,7 +1021,7 @@
                 <w:sz w:val="20"/>
                 <w:szCs w:val="20"/>
               </w:rPr>
-              <w:t xml:space="preserve">9.27</w:t>
+              <w:t xml:space="preserve">9.3</w:t>
             </w:r>
           </w:p>
         </w:tc>
@@ -1089,7 +1089,7 @@
                 <w:sz w:val="20"/>
                 <w:szCs w:val="20"/>
               </w:rPr>
-              <w:t xml:space="preserve">9.27</w:t>
+              <w:t xml:space="preserve">9.3</w:t>
             </w:r>
           </w:p>
         </w:tc>
@@ -1961,7 +1961,7 @@
                 <w:sz w:val="20"/>
                 <w:szCs w:val="20"/>
               </w:rPr>
-              <w:t xml:space="preserve">19</w:t>
+              <w:t xml:space="preserve">20</w:t>
             </w:r>
           </w:p>
         </w:tc>
@@ -1995,7 +1995,7 @@
                 <w:sz w:val="20"/>
                 <w:szCs w:val="20"/>
               </w:rPr>
-              <w:t xml:space="preserve">4.26</w:t>
+              <w:t xml:space="preserve">4.2</w:t>
             </w:r>
           </w:p>
         </w:tc>
@@ -2063,7 +2063,7 @@
                 <w:sz w:val="20"/>
                 <w:szCs w:val="20"/>
               </w:rPr>
-              <w:t xml:space="preserve">8.53</w:t>
+              <w:t xml:space="preserve">8.4</w:t>
             </w:r>
           </w:p>
         </w:tc>
@@ -2203,7 +2203,7 @@
                 <w:sz w:val="20"/>
                 <w:szCs w:val="20"/>
               </w:rPr>
-              <w:t xml:space="preserve">31</w:t>
+              <w:t xml:space="preserve">32</w:t>
             </w:r>
           </w:p>
         </w:tc>
@@ -2238,7 +2238,7 @@
                 <w:sz w:val="20"/>
                 <w:szCs w:val="20"/>
               </w:rPr>
-              <w:t xml:space="preserve">7.74</w:t>
+              <w:t xml:space="preserve">7.81</w:t>
             </w:r>
           </w:p>
         </w:tc>
@@ -2308,7 +2308,7 @@
                 <w:sz w:val="20"/>
                 <w:szCs w:val="20"/>
               </w:rPr>
-              <w:t xml:space="preserve">7.74</w:t>
+              <w:t xml:space="preserve">7.81</w:t>
             </w:r>
           </w:p>
         </w:tc>
@@ -2418,7 +2418,7 @@
           <w:sz w:val="21"/>
           <w:szCs w:val="21"/>
         </w:rPr>
-        <w:t xml:space="preserve">評価分布は10点（44.3%）に最も多く、8点以上の高評価が86.1%を占め、高い顧客満足度を示しています。低評価（1-4点）は計3件（2.5%）です。</w:t>
+        <w:t xml:space="preserve">評価分布は10点（44.8%）に最も多く、8点以上の高評価が85.6%を占め、高い顧客満足度を示しています。低評価（1-4点）は計3件（2.4%）です。</w:t>
       </w:r>
     </w:p>
     <w:p>
@@ -2653,7 +2653,7 @@
                 <w:sz w:val="20"/>
                 <w:szCs w:val="20"/>
               </w:rPr>
-              <w:t xml:space="preserve">54</w:t>
+              <w:t xml:space="preserve">56</w:t>
             </w:r>
           </w:p>
         </w:tc>
@@ -2688,7 +2688,7 @@
                 <w:sz w:val="20"/>
                 <w:szCs w:val="20"/>
               </w:rPr>
-              <w:t xml:space="preserve">44.3%</w:t>
+              <w:t xml:space="preserve">44.8%</w:t>
             </w:r>
           </w:p>
         </w:tc>
@@ -2726,7 +2726,7 @@
                 <w:sz w:val="18"/>
                 <w:szCs w:val="18"/>
               </w:rPr>
-              <w:t xml:space="preserve"> 54件</w:t>
+              <w:t xml:space="preserve"> 56件</w:t>
             </w:r>
           </w:p>
         </w:tc>
@@ -2833,7 +2833,7 @@
                 <w:sz w:val="20"/>
                 <w:szCs w:val="20"/>
               </w:rPr>
-              <w:t xml:space="preserve">9.8%</w:t>
+              <w:t xml:space="preserve">9.6%</w:t>
             </w:r>
           </w:p>
         </w:tc>
@@ -2977,7 +2977,7 @@
                 <w:sz w:val="20"/>
                 <w:szCs w:val="20"/>
               </w:rPr>
-              <w:t xml:space="preserve">32.0%</w:t>
+              <w:t xml:space="preserve">31.2%</w:t>
             </w:r>
           </w:p>
         </w:tc>
@@ -3122,7 +3122,7 @@
                 <w:sz w:val="20"/>
                 <w:szCs w:val="20"/>
               </w:rPr>
-              <w:t xml:space="preserve">5.7%</w:t>
+              <w:t xml:space="preserve">5.6%</w:t>
             </w:r>
           </w:p>
         </w:tc>
@@ -3231,7 +3231,7 @@
                 <w:sz w:val="20"/>
                 <w:szCs w:val="20"/>
               </w:rPr>
-              <w:t xml:space="preserve">4</w:t>
+              <w:t xml:space="preserve">5</w:t>
             </w:r>
           </w:p>
         </w:tc>
@@ -3266,7 +3266,7 @@
                 <w:sz w:val="20"/>
                 <w:szCs w:val="20"/>
               </w:rPr>
-              <w:t xml:space="preserve">3.3%</w:t>
+              <w:t xml:space="preserve">4.0%</w:t>
             </w:r>
           </w:p>
         </w:tc>
@@ -3295,7 +3295,7 @@
                 <w:sz w:val="20"/>
                 <w:szCs w:val="20"/>
               </w:rPr>
-              <w:t xml:space="preserve">█</w:t>
+              <w:t xml:space="preserve">██</w:t>
             </w:r>
             <w:r>
               <w:rPr>
@@ -3304,7 +3304,7 @@
                 <w:sz w:val="18"/>
                 <w:szCs w:val="18"/>
               </w:rPr>
-              <w:t xml:space="preserve"> 4件</w:t>
+              <w:t xml:space="preserve"> 5件</w:t>
             </w:r>
           </w:p>
         </w:tc>
@@ -3411,7 +3411,7 @@
                 <w:sz w:val="20"/>
                 <w:szCs w:val="20"/>
               </w:rPr>
-              <w:t xml:space="preserve">2.5%</w:t>
+              <w:t xml:space="preserve">2.4%</w:t>
             </w:r>
           </w:p>
         </w:tc>
@@ -3958,7 +3958,7 @@
                 <w:sz w:val="24"/>
                 <w:szCs w:val="24"/>
               </w:rPr>
-              <w:t xml:space="preserve">105件（86.1%）</w:t>
+              <w:t xml:space="preserve">107件（85.6%）</w:t>
             </w:r>
           </w:p>
         </w:tc>
@@ -4009,7 +4009,7 @@
                 <w:sz w:val="24"/>
                 <w:szCs w:val="24"/>
               </w:rPr>
-              <w:t xml:space="preserve">14件（11.5%）</w:t>
+              <w:t xml:space="preserve">15件（12.0%）</w:t>
             </w:r>
           </w:p>
         </w:tc>
@@ -4060,7 +4060,7 @@
                 <w:sz w:val="24"/>
                 <w:szCs w:val="24"/>
               </w:rPr>
-              <w:t xml:space="preserve">3件（2.5%）</w:t>
+              <w:t xml:space="preserve">3件（2.4%）</w:t>
             </w:r>
           </w:p>
         </w:tc>
@@ -4334,7 +4334,7 @@
                 <w:sz w:val="20"/>
                 <w:szCs w:val="20"/>
               </w:rPr>
-              <w:t xml:space="preserve">「JR山手線にも近く、立地も便利です」「立地はとても良いし、部屋も素敵ですが、窓が隣の建物の壁に遮られていて、壁が触れられるほど近いのが難点です」</w:t>
+              <w:t xml:space="preserve">「立地も良く、ホテルも広々としていました」「以前宿泊した際、駅から近くお部屋も広々としていて綺麗でベッドも広くて是非また泊まりたいと思いリピートしました」</w:t>
             </w:r>
           </w:p>
         </w:tc>
@@ -4438,7 +4438,7 @@
                 <w:sz w:val="20"/>
                 <w:szCs w:val="20"/>
               </w:rPr>
-              <w:t xml:space="preserve">「รร ดี ห้องพักดี อุปกรณ์ครบ เดินทางสะดวกด้วย JR Yamanote l...」「のようなもので浄水器へ汲みにいかないとだめでした 氷も地下しかありません リネン庫の近くだったからか夜中洗濯機の音...」</w:t>
+              <w:t xml:space="preserve">「以前宿泊した際、駅から近くお部屋も広々としていて綺麗でベッドも広くて是非また泊まりたいと思いリピートしました」「รร ดี ห้องพักดี อุปกรณ์ครบ เดินทางสะดวกด้วย JR Yamanote l...」</w:t>
             </w:r>
           </w:p>
         </w:tc>
@@ -4545,7 +4545,7 @@
                 <w:sz w:val="20"/>
                 <w:szCs w:val="20"/>
               </w:rPr>
-              <w:t xml:space="preserve">「のようなもので浄水器へ汲みにいかないとだめでした 氷も地下しかありません リネン庫の近くだったからか夜中洗濯機の音...」「前回の対応がとても良く今回も絶対に泊まろうと予約しました」</w:t>
+              <w:t xml:space="preserve">「フロントの方はとても優しく丁寧で素敵な方でした」「のようなもので浄水器へ汲みにいかないとだめでした 氷も地下しかありません リネン庫の近くだったからか夜中洗濯機の音...」</w:t>
             </w:r>
           </w:p>
         </w:tc>
@@ -4581,7 +4581,7 @@
                 <w:sz w:val="20"/>
                 <w:szCs w:val="20"/>
               </w:rPr>
-              <w:t xml:space="preserve">コンビニ・周辺施設</w:t>
+              <w:t xml:space="preserve">清潔さ・清掃</w:t>
             </w:r>
           </w:p>
         </w:tc>
@@ -4649,7 +4649,7 @@
                 <w:sz w:val="20"/>
                 <w:szCs w:val="20"/>
               </w:rPr>
-              <w:t xml:space="preserve">「近くにコンビニやパン屋はありますが、周辺にはレストランが数軒しかありません」「駅からのアクセスはよかったです  池袋の隣なのに夜は落ち着いてて治安は良さそうでした ホテルに行くまでにコンビニも...」</w:t>
+              <w:t xml:space="preserve">「Everyone was very accommodating and our room was very clean」「やはり掃除と清潔感は大切だと思いました」</w:t>
             </w:r>
           </w:p>
         </w:tc>
@@ -4686,7 +4686,7 @@
                 <w:sz w:val="20"/>
                 <w:szCs w:val="20"/>
               </w:rPr>
-              <w:t xml:space="preserve">清潔さ・清掃</w:t>
+              <w:t xml:space="preserve">コンビニ・周辺施設</w:t>
             </w:r>
           </w:p>
         </w:tc>
@@ -4756,7 +4756,7 @@
                 <w:sz w:val="20"/>
                 <w:szCs w:val="20"/>
               </w:rPr>
-              <w:t xml:space="preserve">「独立のお風呂も広く清潔で、手足を伸ばしてゆったり浸かることができ、旅の疲れを癒すことができました」「古さのためか清掃にも限界があるように感じた」</w:t>
+              <w:t xml:space="preserve">「近くにコンビニやパン屋はありますが、周辺にはレストランが数軒しかありません」「駅からのアクセスはよかったです  池袋の隣なのに夜は落ち着いてて治安は良さそうでした ホテルに行くまでにコンビニも...」</w:t>
             </w:r>
           </w:p>
         </w:tc>
@@ -4900,7 +4900,7 @@
           <w:sz w:val="21"/>
           <w:szCs w:val="21"/>
         </w:rPr>
-        <w:t xml:space="preserve">口コミの多数で「立地・アクセス」に関するポジティブな言及が見られ、リッチモンドホテル東京目白の最大の差別化要因となっています。JR山手線にも近く、立地も便利ですといった声が多数寄せられています。</w:t>
+        <w:t xml:space="preserve">口コミの多数で「立地・アクセス」に関するポジティブな言及が見られ、リッチモンドホテル東京目白の最大の差別化要因となっています。立地も良く、ホテルも広々としていましたといった声が多数寄せられています。</w:t>
       </w:r>
     </w:p>
     <w:p>
@@ -4919,7 +4919,7 @@
           <w:sz w:val="21"/>
           <w:szCs w:val="21"/>
         </w:rPr>
-        <w:t xml:space="preserve">JR山手線にも近く、立地も便利です</w:t>
+        <w:t xml:space="preserve">立地も良く、ホテルも広々としていました</w:t>
       </w:r>
     </w:p>
     <w:p>
@@ -4938,7 +4938,7 @@
           <w:sz w:val="21"/>
           <w:szCs w:val="21"/>
         </w:rPr>
-        <w:t xml:space="preserve">立地はとても良いし、部屋も素敵ですが、窓が隣の建物の壁に遮られていて、壁が触れられるほど近いのが難点です</w:t>
+        <w:t xml:space="preserve">以前宿泊した際、駅から近くお部屋も広々としていて綺麗でベッドも広くて是非また泊まりたいと思いリピートしました</w:t>
       </w:r>
     </w:p>
     <w:p>
@@ -4957,7 +4957,7 @@
           <w:sz w:val="21"/>
           <w:szCs w:val="21"/>
         </w:rPr>
-        <w:t xml:space="preserve">駅から近く、迷わずにたどり着けました</w:t>
+        <w:t xml:space="preserve">JR山手線にも近く、立地も便利です</w:t>
       </w:r>
     </w:p>
     <w:p>
@@ -4994,7 +4994,7 @@
           <w:sz w:val="21"/>
           <w:szCs w:val="21"/>
         </w:rPr>
-        <w:t xml:space="preserve">快適さ・設備に関するポジティブな評価も多く寄せられています。「รร ดี ห้องพักดี อุปกรณ์ครบ เดินทางสะดวกด้วย JR Yamanote l...」といったコメントが見られます。</w:t>
+        <w:t xml:space="preserve">快適さ・設備に関するポジティブな評価も多く寄せられています。「以前宿泊した際、駅から近くお部屋も広々としていて綺麗でベッドも広くて是非また泊まりたいと思いリピートしました」といったコメントが見られます。</w:t>
       </w:r>
     </w:p>
     <w:p>
@@ -5299,7 +5299,7 @@
                 <w:sz w:val="20"/>
                 <w:szCs w:val="20"/>
               </w:rPr>
-              <w:t xml:space="preserve">Amenities like toiletries and room supplies will be provi...</w:t>
+              <w:t xml:space="preserve">2泊しましたが、1日目にシャワーを使用したら水がどんどん浴槽に溜まり、排水されなくひたすら溜まり続けて気持ち悪かったです</w:t>
             </w:r>
           </w:p>
         </w:tc>
@@ -5333,7 +5333,7 @@
                 <w:sz w:val="20"/>
                 <w:szCs w:val="20"/>
               </w:rPr>
-              <w:t xml:space="preserve">重大・19件</w:t>
+              <w:t xml:space="preserve">重大・20件</w:t>
             </w:r>
           </w:p>
         </w:tc>
@@ -5438,7 +5438,7 @@
                 <w:sz w:val="20"/>
                 <w:szCs w:val="20"/>
               </w:rPr>
-              <w:t xml:space="preserve">Very good location, nice room, but the window is blocked ...</w:t>
+              <w:t xml:space="preserve">Everyone was very accommodating and our room was very clean</w:t>
             </w:r>
           </w:p>
         </w:tc>
@@ -5472,7 +5472,7 @@
                 <w:sz w:val="20"/>
                 <w:szCs w:val="20"/>
               </w:rPr>
-              <w:t xml:space="preserve">重大・15件</w:t>
+              <w:t xml:space="preserve">重大・17件</w:t>
             </w:r>
           </w:p>
         </w:tc>
@@ -5855,7 +5855,7 @@
                 <w:sz w:val="20"/>
                 <w:szCs w:val="20"/>
               </w:rPr>
-              <w:t xml:space="preserve">1 ヴィラツインをトリプル利用 1階フロント横のお部屋だったのでアクセスが楽だった ソファ、テーブルx2、小さい椅...</w:t>
+              <w:t xml:space="preserve">間違えてツインを予約してしまい、ベッドが狭く残念でしたが自分のミスなのでそれは仕方ないですね</w:t>
             </w:r>
           </w:p>
         </w:tc>
@@ -5889,7 +5889,7 @@
                 <w:sz w:val="20"/>
                 <w:szCs w:val="20"/>
               </w:rPr>
-              <w:t xml:space="preserve">重大・6件</w:t>
+              <w:t xml:space="preserve">重大・7件</w:t>
             </w:r>
           </w:p>
         </w:tc>
@@ -7331,7 +7331,7 @@
                 <w:sz w:val="20"/>
                 <w:szCs w:val="20"/>
               </w:rPr>
-              <w:t xml:space="preserve">86.1%</w:t>
+              <w:t xml:space="preserve">85.6%</w:t>
             </w:r>
           </w:p>
         </w:tc>
@@ -7471,7 +7471,7 @@
                 <w:sz w:val="20"/>
                 <w:szCs w:val="20"/>
               </w:rPr>
-              <w:t xml:space="preserve">2.5%</w:t>
+              <w:t xml:space="preserve">2.4%</w:t>
             </w:r>
           </w:p>
         </w:tc>
@@ -7611,7 +7611,7 @@
                 <w:sz w:val="20"/>
                 <w:szCs w:val="20"/>
               </w:rPr>
-              <w:t xml:space="preserve">7.7点</w:t>
+              <w:t xml:space="preserve">7.8点</w:t>
             </w:r>
           </w:p>
         </w:tc>
@@ -7646,7 +7646,7 @@
                 <w:sz w:val="20"/>
                 <w:szCs w:val="20"/>
               </w:rPr>
-              <w:t xml:space="preserve">8.7点以上</w:t>
+              <w:t xml:space="preserve">8.8点以上</w:t>
             </w:r>
           </w:p>
         </w:tc>
@@ -7891,7 +7891,7 @@
                 <w:sz w:val="20"/>
                 <w:szCs w:val="20"/>
               </w:rPr>
-              <w:t xml:space="preserve">約19件/期間</w:t>
+              <w:t xml:space="preserve">約20件/期間</w:t>
             </w:r>
           </w:p>
         </w:tc>
@@ -7926,7 +7926,7 @@
                 <w:sz w:val="20"/>
                 <w:szCs w:val="20"/>
               </w:rPr>
-              <w:t xml:space="preserve">9件以下</w:t>
+              <w:t xml:space="preserve">10件以下</w:t>
             </w:r>
           </w:p>
         </w:tc>
@@ -8022,7 +8022,7 @@
           <w:sz w:val="22"/>
           <w:szCs w:val="22"/>
         </w:rPr>
-        <w:t xml:space="preserve">[1] じゃらん / 10点 / 2026-03-18</w:t>
+        <w:t xml:space="preserve">[1] Booking.com / 10点 / 2026-03-19</w:t>
       </w:r>
     </w:p>
     <w:p>
@@ -8037,7 +8037,7 @@
           <w:sz w:val="21"/>
           <w:szCs w:val="21"/>
         </w:rPr>
-        <w:t xml:space="preserve">娘と2人で利用しました。  お部屋は天井が高くて広々。独立のお風呂も広く清潔で、手足を伸ばしてゆったり浸かることができ、旅の疲れを癒すことができました。  このご時世に、このクオリティで、比較的お安く宿泊する事ができて、とても満足しています。  ぜひまた利用したいです。</w:t>
+        <w:t xml:space="preserve">Everyone was very accommodating and our room was very clean!</w:t>
       </w:r>
     </w:p>
     <w:p>
@@ -8058,7 +8058,7 @@
           <w:sz w:val="22"/>
           <w:szCs w:val="22"/>
         </w:rPr>
-        <w:t xml:space="preserve">[2] Trip.com / 10点 / 2026-03-17</w:t>
+        <w:t xml:space="preserve">[2] Trip.com / 10点 / 2026-03-19</w:t>
       </w:r>
     </w:p>
     <w:p>
@@ -8073,7 +8073,7 @@
           <w:sz w:val="21"/>
           <w:szCs w:val="21"/>
         </w:rPr>
-        <w:t xml:space="preserve">ホテルは快適で、部屋も良く、設備も充実しています。JR山手線にも近く、立地も便利です。</w:t>
+        <w:t xml:space="preserve">立地も良く、ホテルも広々としていました。次の旅行でもまた利用したいです！</w:t>
       </w:r>
     </w:p>
     <w:p>
@@ -8094,7 +8094,79 @@
           <w:sz w:val="22"/>
           <w:szCs w:val="22"/>
         </w:rPr>
-        <w:t xml:space="preserve">[3] Booking.com / 10点 / 2026-03-17</w:t>
+        <w:t xml:space="preserve">[3] じゃらん / 10点 / 2026-03-18</w:t>
+      </w:r>
+    </w:p>
+    <w:p>
+      <w:pPr>
+        <w:spacing w:after="120" w:line="320"/>
+        <w:jc w:val="left"/>
+      </w:pPr>
+      <w:r>
+        <w:rPr>
+          <w:rFonts w:ascii="Arial" w:cs="Arial" w:eastAsia="Arial" w:hAnsi="Arial"/>
+          <w:color w:val="333333"/>
+          <w:sz w:val="21"/>
+          <w:szCs w:val="21"/>
+        </w:rPr>
+        <w:t xml:space="preserve">娘と2人で利用しました。  お部屋は天井が高くて広々。独立のお風呂も広く清潔で、手足を伸ばしてゆったり浸かることができ、旅の疲れを癒すことができました。  このご時世に、このクオリティで、比較的お安く宿泊する事ができて、とても満足しています。  ぜひまた利用したいです。</w:t>
+      </w:r>
+    </w:p>
+    <w:p>
+      <w:pPr>
+        <w:spacing w:after="60"/>
+      </w:pPr>
+    </w:p>
+    <w:p>
+      <w:pPr>
+        <w:spacing w:after="120" w:before="200"/>
+      </w:pPr>
+      <w:r>
+        <w:rPr>
+          <w:rFonts w:ascii="Arial" w:cs="Arial" w:eastAsia="Arial" w:hAnsi="Arial"/>
+          <w:b/>
+          <w:bCs/>
+          <w:color w:val="1B3A5C"/>
+          <w:sz w:val="22"/>
+          <w:szCs w:val="22"/>
+        </w:rPr>
+        <w:t xml:space="preserve">[4] Trip.com / 10点 / 2026-03-17</w:t>
+      </w:r>
+    </w:p>
+    <w:p>
+      <w:pPr>
+        <w:spacing w:after="120" w:line="320"/>
+        <w:jc w:val="left"/>
+      </w:pPr>
+      <w:r>
+        <w:rPr>
+          <w:rFonts w:ascii="Arial" w:cs="Arial" w:eastAsia="Arial" w:hAnsi="Arial"/>
+          <w:color w:val="333333"/>
+          <w:sz w:val="21"/>
+          <w:szCs w:val="21"/>
+        </w:rPr>
+        <w:t xml:space="preserve">ホテルは快適で、部屋も良く、設備も充実しています。JR山手線にも近く、立地も便利です。</w:t>
+      </w:r>
+    </w:p>
+    <w:p>
+      <w:pPr>
+        <w:spacing w:after="60"/>
+      </w:pPr>
+    </w:p>
+    <w:p>
+      <w:pPr>
+        <w:spacing w:after="120" w:before="200"/>
+      </w:pPr>
+      <w:r>
+        <w:rPr>
+          <w:rFonts w:ascii="Arial" w:cs="Arial" w:eastAsia="Arial" w:hAnsi="Arial"/>
+          <w:b/>
+          <w:bCs/>
+          <w:color w:val="1B3A5C"/>
+          <w:sz w:val="22"/>
+          <w:szCs w:val="22"/>
+        </w:rPr>
+        <w:t xml:space="preserve">[5] Booking.com / 10点 / 2026-03-17</w:t>
       </w:r>
     </w:p>
     <w:p>
@@ -8156,7 +8228,7 @@
           <w:sz w:val="22"/>
           <w:szCs w:val="22"/>
         </w:rPr>
-        <w:t xml:space="preserve">[4] じゃらん / 8点 / 2026-03-16</w:t>
+        <w:t xml:space="preserve">[6] 楽天トラベル / 6点 / 2026-03-19</w:t>
       </w:r>
     </w:p>
     <w:p>
@@ -8171,7 +8243,7 @@
           <w:sz w:val="21"/>
           <w:szCs w:val="21"/>
         </w:rPr>
-        <w:t xml:space="preserve">ゆっくり過ごせて満足しました、  一人で泊まるには十分良かった。また泊まりたいと思える良い部屋でした</w:t>
+        <w:t xml:space="preserve">以前宿泊した際、駅から近くお部屋も広々としていて綺麗でベッドも広くて是非また泊まりたいと思いリピートしました。 アメニティがたくさんあり、顔パックは嬉しかったです。 間違えてツインを予約してしまい、ベッドが狭く残念でしたが自分のミスなのでそれは仕方ないですね。 2泊しましたが、1日目にシャワーを使用したら水がどんどん浴槽に溜まり、排水されなくひたすら溜まり続けて気持ち悪かったです。 その日は...</w:t>
       </w:r>
     </w:p>
     <w:p>
@@ -8192,7 +8264,7 @@
           <w:sz w:val="22"/>
           <w:szCs w:val="22"/>
         </w:rPr>
-        <w:t xml:space="preserve">[5] 楽天トラベル / 8点 / 2026-03-15</w:t>
+        <w:t xml:space="preserve">[7] Google / 6点 / 2026-03-06</w:t>
       </w:r>
     </w:p>
     <w:p>
@@ -8207,7 +8279,7 @@
           <w:sz w:val="21"/>
           <w:szCs w:val="21"/>
         </w:rPr>
-        <w:t xml:space="preserve">立地はとても良いし、部屋も素敵ですが、窓が隣の建物の壁に遮られていて、壁が触れられるほど近いのが難点です。近くにコンビニやパン屋はありますが、周辺にはレストランが数軒しかありません。</w:t>
+        <w:t xml:space="preserve">この女性はどこでも写真を撮っていました。</w:t>
       </w:r>
     </w:p>
     <w:p>
@@ -8228,7 +8300,7 @@
           <w:sz w:val="22"/>
           <w:szCs w:val="22"/>
         </w:rPr>
-        <w:t xml:space="preserve">[6] Google / 6点 / 2026-03-06</w:t>
+        <w:t xml:space="preserve">[8] Google / 6点 / 2026-03-06</w:t>
       </w:r>
     </w:p>
     <w:p>
@@ -8243,7 +8315,7 @@
           <w:sz w:val="21"/>
           <w:szCs w:val="21"/>
         </w:rPr>
-        <w:t xml:space="preserve">この女性はどこでも写真を撮っていました。</w:t>
+        <w:t xml:space="preserve">この女性は行く先々で写真を撮っていた。</w:t>
       </w:r>
     </w:p>
     <w:p>
@@ -8264,7 +8336,7 @@
           <w:sz w:val="22"/>
           <w:szCs w:val="22"/>
         </w:rPr>
-        <w:t xml:space="preserve">[7] Google / 6点 / 2026-03-06</w:t>
+        <w:t xml:space="preserve">[9] 楽天トラベル / 6点 / 2026-02-24</w:t>
       </w:r>
     </w:p>
     <w:p>
@@ -8279,7 +8351,7 @@
           <w:sz w:val="21"/>
           <w:szCs w:val="21"/>
         </w:rPr>
-        <w:t xml:space="preserve">この女性は行く先々で写真を撮っていた。</w:t>
+        <w:t xml:space="preserve">駅から近くて便利でした。アメニティはとても助かります</w:t>
       </w:r>
     </w:p>
     <w:p>
@@ -8300,7 +8372,7 @@
           <w:sz w:val="22"/>
           <w:szCs w:val="22"/>
         </w:rPr>
-        <w:t xml:space="preserve">[8] 楽天トラベル / 6点 / 2026-02-24</w:t>
+        <w:t xml:space="preserve">[10] 楽天トラベル / 2点 / 2026-02-20</w:t>
       </w:r>
     </w:p>
     <w:p>
@@ -8315,90 +8387,7 @@
           <w:sz w:val="21"/>
           <w:szCs w:val="21"/>
         </w:rPr>
-        <w:t xml:space="preserve">駅から近くて便利でした。アメニティはとても助かります</w:t>
-      </w:r>
-    </w:p>
-    <w:p>
-      <w:pPr>
-        <w:spacing w:after="60"/>
-      </w:pPr>
-    </w:p>
-    <w:p>
-      <w:pPr>
-        <w:spacing w:after="120" w:before="200"/>
-      </w:pPr>
-      <w:r>
-        <w:rPr>
-          <w:rFonts w:ascii="Arial" w:cs="Arial" w:eastAsia="Arial" w:hAnsi="Arial"/>
-          <w:b/>
-          <w:bCs/>
-          <w:color w:val="1B3A5C"/>
-          <w:sz w:val="22"/>
-          <w:szCs w:val="22"/>
-        </w:rPr>
-        <w:t xml:space="preserve">[9] 楽天トラベル / 2点 / 2026-02-20</w:t>
-      </w:r>
-    </w:p>
-    <w:p>
-      <w:pPr>
-        <w:spacing w:after="120" w:line="320"/>
-        <w:jc w:val="left"/>
-      </w:pPr>
-      <w:r>
-        <w:rPr>
-          <w:rFonts w:ascii="Arial" w:cs="Arial" w:eastAsia="Arial" w:hAnsi="Arial"/>
-          <w:color w:val="333333"/>
-          <w:sz w:val="21"/>
-          <w:szCs w:val="21"/>
-        </w:rPr>
         <w:t xml:space="preserve">エキストラベッド不要と備考欄に書いたのに、エキストラベッドが入っていた。  何だか要望を読んでないのか、忘れていたのか、あえて無視したのか分かりませんが、とても残念な気持ちになりました。</w:t>
-      </w:r>
-    </w:p>
-    <w:p>
-      <w:pPr>
-        <w:spacing w:after="60"/>
-      </w:pPr>
-    </w:p>
-    <w:p>
-      <w:pPr>
-        <w:spacing w:after="120" w:before="200"/>
-      </w:pPr>
-      <w:r>
-        <w:rPr>
-          <w:rFonts w:ascii="Arial" w:cs="Arial" w:eastAsia="Arial" w:hAnsi="Arial"/>
-          <w:b/>
-          <w:bCs/>
-          <w:color w:val="1B3A5C"/>
-          <w:sz w:val="22"/>
-          <w:szCs w:val="22"/>
-        </w:rPr>
-        <w:t xml:space="preserve">[10] Booking.com / 5点 / 2026-02-19</w:t>
-      </w:r>
-    </w:p>
-    <w:p>
-      <w:pPr>
-        <w:spacing w:after="120" w:line="320"/>
-        <w:jc w:val="left"/>
-      </w:pPr>
-      <w:r>
-        <w:rPr>
-          <w:rFonts w:ascii="Arial" w:cs="Arial" w:eastAsia="Arial" w:hAnsi="Arial"/>
-          <w:b/>
-          <w:bCs/>
-          <w:color w:val="C0392B"/>
-          <w:sz w:val="21"/>
-          <w:szCs w:val="21"/>
-        </w:rPr>
-        <w:t xml:space="preserve">【改善点】</w:t>
-      </w:r>
-      <w:r>
-        <w:rPr>
-          <w:rFonts w:ascii="Arial" w:cs="Arial" w:eastAsia="Arial" w:hAnsi="Arial"/>
-          <w:color w:val="333333"/>
-          <w:sz w:val="21"/>
-          <w:szCs w:val="21"/>
-        </w:rPr>
-        <w:t xml:space="preserve">朝ごはんに期待してリッチモンドにしたのに、ガストなのは残念すぎました。</w:t>
       </w:r>
     </w:p>
     <w:p>
@@ -8463,7 +8452,7 @@
                 <w:sz w:val="21"/>
                 <w:szCs w:val="21"/>
               </w:rPr>
-              <w:t xml:space="preserve">リッチモンドホテル東京目白は、全体平均8.66点（10点換算）、高評価率86.1%という良好な顧客満足度を維持しているホテルです。特に「立地・アクセス」「快適さ・設備」が多くのゲストから高く評価されています。</w:t>
+              <w:t xml:space="preserve">リッチモンドホテル東京目白は、全体平均8.66点（10点換算）、高評価率85.6%という良好な顧客満足度を維持しているホテルです。特に「立地・アクセス」「快適さ・設備」が多くのゲストから高く評価されています。</w:t>
             </w:r>
           </w:p>
           <w:p>
@@ -8505,7 +8494,7 @@
                 <w:sz w:val="21"/>
                 <w:szCs w:val="21"/>
               </w:rPr>
-              <w:t xml:space="preserve">Booking.comでの低スコア（7.7点）は、口コミ返信の強化とサービス品質の一貫性確保で改善余地があります。全サイトでの口コミ返信率100%を目指すことで、ホテルの姿勢をゲストに伝え、リピート率の向上につなげることが重要です。</w:t>
+              <w:t xml:space="preserve">Booking.comでの低スコア（7.8点）は、口コミ返信の強化とサービス品質の一貫性確保で改善余地があります。全サイトでの口コミ返信率100%を目指すことで、ホテルの姿勢をゲストに伝え、リピート率の向上につなげることが重要です。</w:t>
             </w:r>
           </w:p>
           <w:p>

--- a/納品レポート/ホテル別レポート/richmond_mejiro_口コミ分析改善レポート.docx
+++ b/納品レポート/ホテル別レポート/richmond_mejiro_口コミ分析改善レポート.docx
@@ -96,7 +96,7 @@
           <w:sz w:val="22"/>
           <w:szCs w:val="22"/>
         </w:rPr>
-        <w:t xml:space="preserve">レビュー総数：125件（6サイト）</w:t>
+        <w:t xml:space="preserve">レビュー総数：127件（6サイト）</w:t>
       </w:r>
     </w:p>
     <w:p>
@@ -131,7 +131,7 @@
           <w:sz w:val="20"/>
           <w:szCs w:val="20"/>
         </w:rPr>
-        <w:t xml:space="preserve">作成日：2026年3月20日</w:t>
+        <w:t xml:space="preserve">作成日：2026年3月21日</w:t>
       </w:r>
     </w:p>
     <w:p>
@@ -189,7 +189,7 @@
           <w:sz w:val="21"/>
           <w:szCs w:val="21"/>
         </w:rPr>
-        <w:t xml:space="preserve">2026年2月〜3月に各OTAサイト・口コミサイトに投稿された125件のレビューを包括的に分析しました。以下が主要な発見事項です。</w:t>
+        <w:t xml:space="preserve">2026年2月〜3月に各OTAサイト・口コミサイトに投稿された127件のレビューを包括的に分析しました。以下が主要な発見事項です。</w:t>
       </w:r>
     </w:p>
     <w:p>
@@ -261,7 +261,7 @@
                 <w:sz w:val="36"/>
                 <w:szCs w:val="36"/>
               </w:rPr>
-              <w:t xml:space="preserve">8.66</w:t>
+              <w:t xml:space="preserve">8.69</w:t>
             </w:r>
           </w:p>
         </w:tc>
@@ -310,7 +310,7 @@
                 <w:sz w:val="36"/>
                 <w:szCs w:val="36"/>
               </w:rPr>
-              <w:t xml:space="preserve">85.6%</w:t>
+              <w:t xml:space="preserve">85.8%</w:t>
             </w:r>
           </w:p>
         </w:tc>
@@ -408,7 +408,7 @@
                 <w:sz w:val="36"/>
                 <w:szCs w:val="36"/>
               </w:rPr>
-              <w:t xml:space="preserve">125件</w:t>
+              <w:t xml:space="preserve">127件</w:t>
             </w:r>
           </w:p>
         </w:tc>
@@ -448,7 +448,7 @@
           <w:sz w:val="21"/>
           <w:szCs w:val="21"/>
         </w:rPr>
-        <w:t xml:space="preserve">全体平均スコア8.66点（10点換算）は良好な水準であり、85.6%が高評価（8-10点）に分類されます。低評価（1-4点）は3件（2.4%）で、ゲスト満足度は良好です。Trip.com（9.30点）で特に高い評価を獲得しています。</w:t>
+        <w:t xml:space="preserve">全体平均スコア8.69点（10点換算）は良好な水準であり、85.8%が高評価（8-10点）に分類されます。低評価（1-4点）は3件（2.4%）で、ゲスト満足度は良好です。Trip.com（9.30点）で特に高い評価を獲得しています。</w:t>
       </w:r>
     </w:p>
     <w:p>
@@ -542,7 +542,7 @@
                 <w:sz w:val="20"/>
                 <w:szCs w:val="20"/>
               </w:rPr>
-              <w:t xml:space="preserve">立地・アクセス（50件以上で言及）、快適さ・設備（20件以上で言及）、スタッフの対応（20件以上で言及）</w:t>
+              <w:t xml:space="preserve">立地・アクセス（50件以上で言及）、快適さ・設備（50件以上で言及）、スタッフの対応（20件以上で言及）</w:t>
             </w:r>
           </w:p>
           <w:p>
@@ -567,7 +567,7 @@
                 <w:sz w:val="20"/>
                 <w:szCs w:val="20"/>
               </w:rPr>
-              <w:t xml:space="preserve">浴室・水回り（20件）、エアコン・空調（17件）、設備の老朽化（11件）、窓・採光（7件）</w:t>
+              <w:t xml:space="preserve">浴室・水回り（21件）、エアコン・空調（17件）、設備の老朽化（11件）、窓・採光（7件）</w:t>
             </w:r>
           </w:p>
           <w:p>
@@ -1961,7 +1961,7 @@
                 <w:sz w:val="20"/>
                 <w:szCs w:val="20"/>
               </w:rPr>
-              <w:t xml:space="preserve">20</w:t>
+              <w:t xml:space="preserve">22</w:t>
             </w:r>
           </w:p>
         </w:tc>
@@ -1995,7 +1995,7 @@
                 <w:sz w:val="20"/>
                 <w:szCs w:val="20"/>
               </w:rPr>
-              <w:t xml:space="preserve">4.2</w:t>
+              <w:t xml:space="preserve">4.27</w:t>
             </w:r>
           </w:p>
         </w:tc>
@@ -2063,7 +2063,7 @@
                 <w:sz w:val="20"/>
                 <w:szCs w:val="20"/>
               </w:rPr>
-              <w:t xml:space="preserve">8.4</w:t>
+              <w:t xml:space="preserve">8.55</w:t>
             </w:r>
           </w:p>
         </w:tc>
@@ -2097,7 +2097,7 @@
                 <w:sz w:val="20"/>
                 <w:szCs w:val="20"/>
               </w:rPr>
-              <w:t xml:space="preserve">8</w:t>
+              <w:t xml:space="preserve">9</w:t>
             </w:r>
           </w:p>
         </w:tc>
@@ -2418,7 +2418,7 @@
           <w:sz w:val="21"/>
           <w:szCs w:val="21"/>
         </w:rPr>
-        <w:t xml:space="preserve">評価分布は10点（44.8%）に最も多く、8点以上の高評価が85.6%を占め、高い顧客満足度を示しています。低評価（1-4点）は計3件（2.4%）です。</w:t>
+        <w:t xml:space="preserve">評価分布は10点（45.7%）に最も多く、8点以上の高評価が85.8%を占め、高い顧客満足度を示しています。低評価（1-4点）は計3件（2.4%）です。</w:t>
       </w:r>
     </w:p>
     <w:p>
@@ -2653,7 +2653,7 @@
                 <w:sz w:val="20"/>
                 <w:szCs w:val="20"/>
               </w:rPr>
-              <w:t xml:space="preserve">56</w:t>
+              <w:t xml:space="preserve">58</w:t>
             </w:r>
           </w:p>
         </w:tc>
@@ -2688,7 +2688,7 @@
                 <w:sz w:val="20"/>
                 <w:szCs w:val="20"/>
               </w:rPr>
-              <w:t xml:space="preserve">44.8%</w:t>
+              <w:t xml:space="preserve">45.7%</w:t>
             </w:r>
           </w:p>
         </w:tc>
@@ -2726,7 +2726,7 @@
                 <w:sz w:val="18"/>
                 <w:szCs w:val="18"/>
               </w:rPr>
-              <w:t xml:space="preserve"> 56件</w:t>
+              <w:t xml:space="preserve"> 58件</w:t>
             </w:r>
           </w:p>
         </w:tc>
@@ -2833,7 +2833,7 @@
                 <w:sz w:val="20"/>
                 <w:szCs w:val="20"/>
               </w:rPr>
-              <w:t xml:space="preserve">9.6%</w:t>
+              <w:t xml:space="preserve">9.4%</w:t>
             </w:r>
           </w:p>
         </w:tc>
@@ -2977,7 +2977,7 @@
                 <w:sz w:val="20"/>
                 <w:szCs w:val="20"/>
               </w:rPr>
-              <w:t xml:space="preserve">31.2%</w:t>
+              <w:t xml:space="preserve">30.7%</w:t>
             </w:r>
           </w:p>
         </w:tc>
@@ -3006,7 +3006,7 @@
                 <w:sz w:val="20"/>
                 <w:szCs w:val="20"/>
               </w:rPr>
-              <w:t xml:space="preserve">██████████████</w:t>
+              <w:t xml:space="preserve">█████████████</w:t>
             </w:r>
             <w:r>
               <w:rPr>
@@ -3122,7 +3122,7 @@
                 <w:sz w:val="20"/>
                 <w:szCs w:val="20"/>
               </w:rPr>
-              <w:t xml:space="preserve">5.6%</w:t>
+              <w:t xml:space="preserve">5.5%</w:t>
             </w:r>
           </w:p>
         </w:tc>
@@ -3150,7 +3150,7 @@
                 <w:sz w:val="20"/>
                 <w:szCs w:val="20"/>
               </w:rPr>
-              <w:t xml:space="preserve">███</w:t>
+              <w:t xml:space="preserve">██</w:t>
             </w:r>
             <w:r>
               <w:rPr>
@@ -3266,7 +3266,7 @@
                 <w:sz w:val="20"/>
                 <w:szCs w:val="20"/>
               </w:rPr>
-              <w:t xml:space="preserve">4.0%</w:t>
+              <w:t xml:space="preserve">3.9%</w:t>
             </w:r>
           </w:p>
         </w:tc>
@@ -3958,7 +3958,7 @@
                 <w:sz w:val="24"/>
                 <w:szCs w:val="24"/>
               </w:rPr>
-              <w:t xml:space="preserve">107件（85.6%）</w:t>
+              <w:t xml:space="preserve">109件（85.8%）</w:t>
             </w:r>
           </w:p>
         </w:tc>
@@ -4009,7 +4009,7 @@
                 <w:sz w:val="24"/>
                 <w:szCs w:val="24"/>
               </w:rPr>
-              <w:t xml:space="preserve">15件（12.0%）</w:t>
+              <w:t xml:space="preserve">15件（11.8%）</w:t>
             </w:r>
           </w:p>
         </w:tc>
@@ -4404,7 +4404,7 @@
                 <w:sz w:val="20"/>
                 <w:szCs w:val="20"/>
               </w:rPr>
-              <w:t xml:space="preserve">20件以上</w:t>
+              <w:t xml:space="preserve">50件以上</w:t>
             </w:r>
           </w:p>
         </w:tc>
@@ -4438,7 +4438,7 @@
                 <w:sz w:val="20"/>
                 <w:szCs w:val="20"/>
               </w:rPr>
-              <w:t xml:space="preserve">「以前宿泊した際、駅から近くお部屋も広々としていて綺麗でベッドも広くて是非また泊まりたいと思いリピートしました」「รร ดี ห้องพักดี อุปกรณ์ครบ เดินทางสะดวกด้วย JR Yamanote l...」</w:t>
+              <w:t xml:space="preserve">「ガストでのウェルカムドリンクもお部屋に持って行けて、紅茶やフェイスマスクなどのアメニティも充実していて、嬉しいです」「滞在中は快適に過ごすことが出来ありがとうございました☺︎ アメニティが充実していて嬉しかったです」</w:t>
             </w:r>
           </w:p>
         </w:tc>
@@ -4545,7 +4545,7 @@
                 <w:sz w:val="20"/>
                 <w:szCs w:val="20"/>
               </w:rPr>
-              <w:t xml:space="preserve">「フロントの方はとても優しく丁寧で素敵な方でした」「のようなもので浄水器へ汲みにいかないとだめでした 氷も地下しかありません リネン庫の近くだったからか夜中洗濯機の音...」</w:t>
+              <w:t xml:space="preserve">「スタッフさんの対応も事務的でなく安心感がありました」「フロントの方はとても優しく丁寧で素敵な方でした」</w:t>
             </w:r>
           </w:p>
         </w:tc>
@@ -4649,7 +4649,7 @@
                 <w:sz w:val="20"/>
                 <w:szCs w:val="20"/>
               </w:rPr>
-              <w:t xml:space="preserve">「Everyone was very accommodating and our room was very clean」「やはり掃除と清潔感は大切だと思いました」</w:t>
+              <w:t xml:space="preserve">「壁、エレベーターの内装が綺麗、 お部屋も浴室もチェックアウト時間もゆったりしていて、気分よく過ごせました」「Everyone was very accommodating and our room was very clean」</w:t>
             </w:r>
           </w:p>
         </w:tc>
@@ -4994,7 +4994,7 @@
           <w:sz w:val="21"/>
           <w:szCs w:val="21"/>
         </w:rPr>
-        <w:t xml:space="preserve">快適さ・設備に関するポジティブな評価も多く寄せられています。「以前宿泊した際、駅から近くお部屋も広々としていて綺麗でベッドも広くて是非また泊まりたいと思いリピートしました」といったコメントが見られます。</w:t>
+        <w:t xml:space="preserve">快適さ・設備に関するポジティブな評価も多く寄せられています。「ガストでのウェルカムドリンクもお部屋に持って行けて、紅茶やフェイスマスクなどのアメニティも充実していて、嬉しいです」といったコメントが見られます。</w:t>
       </w:r>
     </w:p>
     <w:p>
@@ -5299,7 +5299,7 @@
                 <w:sz w:val="20"/>
                 <w:szCs w:val="20"/>
               </w:rPr>
-              <w:t xml:space="preserve">2泊しましたが、1日目にシャワーを使用したら水がどんどん浴槽に溜まり、排水されなくひたすら溜まり続けて気持ち悪かったです</w:t>
+              <w:t xml:space="preserve">壁、エレベーターの内装が綺麗、 お部屋も浴室もチェックアウト時間もゆったりしていて、気分よく過ごせました</w:t>
             </w:r>
           </w:p>
         </w:tc>
@@ -5333,7 +5333,7 @@
                 <w:sz w:val="20"/>
                 <w:szCs w:val="20"/>
               </w:rPr>
-              <w:t xml:space="preserve">重大・20件</w:t>
+              <w:t xml:space="preserve">重大・21件</w:t>
             </w:r>
           </w:p>
         </w:tc>
@@ -7191,7 +7191,7 @@
                 <w:sz w:val="20"/>
                 <w:szCs w:val="20"/>
               </w:rPr>
-              <w:t xml:space="preserve">8.66点</w:t>
+              <w:t xml:space="preserve">8.69点</w:t>
             </w:r>
           </w:p>
         </w:tc>
@@ -7331,7 +7331,7 @@
                 <w:sz w:val="20"/>
                 <w:szCs w:val="20"/>
               </w:rPr>
-              <w:t xml:space="preserve">85.6%</w:t>
+              <w:t xml:space="preserve">85.8%</w:t>
             </w:r>
           </w:p>
         </w:tc>
@@ -7891,7 +7891,7 @@
                 <w:sz w:val="20"/>
                 <w:szCs w:val="20"/>
               </w:rPr>
-              <w:t xml:space="preserve">約20件/期間</w:t>
+              <w:t xml:space="preserve">約21件/期間</w:t>
             </w:r>
           </w:p>
         </w:tc>
@@ -8022,7 +8022,7 @@
           <w:sz w:val="22"/>
           <w:szCs w:val="22"/>
         </w:rPr>
-        <w:t xml:space="preserve">[1] Booking.com / 10点 / 2026-03-19</w:t>
+        <w:t xml:space="preserve">[1] 楽天トラベル / 10点 / 2026-03-20</w:t>
       </w:r>
     </w:p>
     <w:p>
@@ -8037,7 +8037,7 @@
           <w:sz w:val="21"/>
           <w:szCs w:val="21"/>
         </w:rPr>
-        <w:t xml:space="preserve">Everyone was very accommodating and our room was very clean!</w:t>
+        <w:t xml:space="preserve">壁、エレベーターの内装が綺麗、 お部屋も浴室もチェックアウト時間もゆったりしていて、気分よく過ごせました。  ガストでのウェルカムドリンクもお部屋に持って行けて、紅茶やフェイスマスクなどのアメニティも充実していて、嬉しいです！</w:t>
       </w:r>
     </w:p>
     <w:p>
@@ -8058,7 +8058,7 @@
           <w:sz w:val="22"/>
           <w:szCs w:val="22"/>
         </w:rPr>
-        <w:t xml:space="preserve">[2] Trip.com / 10点 / 2026-03-19</w:t>
+        <w:t xml:space="preserve">[2] 楽天トラベル / 10点 / 2026-03-20</w:t>
       </w:r>
     </w:p>
     <w:p>
@@ -8073,7 +8073,7 @@
           <w:sz w:val="21"/>
           <w:szCs w:val="21"/>
         </w:rPr>
-        <w:t xml:space="preserve">立地も良く、ホテルも広々としていました。次の旅行でもまた利用したいです！</w:t>
+        <w:t xml:space="preserve">アメニティが充実していて嬉しかったです。また、事前予約ではありますがストレート•カールアイロンを無料貸出して頂けるのは有り難かったです。スタッフさんの対応も事務的でなく安心感がありました。 滞在中は快適に過ごすことが出来ありがとうございました☺︎</w:t>
       </w:r>
     </w:p>
     <w:p>
@@ -8094,7 +8094,7 @@
           <w:sz w:val="22"/>
           <w:szCs w:val="22"/>
         </w:rPr>
-        <w:t xml:space="preserve">[3] じゃらん / 10点 / 2026-03-18</w:t>
+        <w:t xml:space="preserve">[3] Booking.com / 10点 / 2026-03-19</w:t>
       </w:r>
     </w:p>
     <w:p>
@@ -8109,7 +8109,7 @@
           <w:sz w:val="21"/>
           <w:szCs w:val="21"/>
         </w:rPr>
-        <w:t xml:space="preserve">娘と2人で利用しました。  お部屋は天井が高くて広々。独立のお風呂も広く清潔で、手足を伸ばしてゆったり浸かることができ、旅の疲れを癒すことができました。  このご時世に、このクオリティで、比較的お安く宿泊する事ができて、とても満足しています。  ぜひまた利用したいです。</w:t>
+        <w:t xml:space="preserve">Everyone was very accommodating and our room was very clean!</w:t>
       </w:r>
     </w:p>
     <w:p>
@@ -8130,7 +8130,7 @@
           <w:sz w:val="22"/>
           <w:szCs w:val="22"/>
         </w:rPr>
-        <w:t xml:space="preserve">[4] Trip.com / 10点 / 2026-03-17</w:t>
+        <w:t xml:space="preserve">[4] Trip.com / 10点 / 2026-03-19</w:t>
       </w:r>
     </w:p>
     <w:p>
@@ -8145,7 +8145,7 @@
           <w:sz w:val="21"/>
           <w:szCs w:val="21"/>
         </w:rPr>
-        <w:t xml:space="preserve">ホテルは快適で、部屋も良く、設備も充実しています。JR山手線にも近く、立地も便利です。</w:t>
+        <w:t xml:space="preserve">立地も良く、ホテルも広々としていました。次の旅行でもまた利用したいです！</w:t>
       </w:r>
     </w:p>
     <w:p>
@@ -8166,7 +8166,7 @@
           <w:sz w:val="22"/>
           <w:szCs w:val="22"/>
         </w:rPr>
-        <w:t xml:space="preserve">[5] Booking.com / 10点 / 2026-03-17</w:t>
+        <w:t xml:space="preserve">[5] じゃらん / 10点 / 2026-03-18</w:t>
       </w:r>
     </w:p>
     <w:p>
@@ -8181,33 +8181,7 @@
           <w:sz w:val="21"/>
           <w:szCs w:val="21"/>
         </w:rPr>
-        <w:t xml:space="preserve">超多備品，沒去過備品那麼齊全的飯店，連面膜都有！窗台很大，如果扛得上去可以放單開行李，這點超滿意！最後是地理位置真的非常好，目白位於山手線上，去哪都方便。這也是我第一次住目白，整體感受是住宅區環境非常適居，人不多步調很清幽，一出車站就有非常漂亮的景色，很難想像位於池袋跟新宿兩個熱門商業區中間會有這麼舒適的環境。妹妹在池袋上課，這也是我飯店選目白的原因，每天早上出門10-15分鐘就能到池袋一起...</w:t>
-      </w:r>
-    </w:p>
-    <w:p>
-      <w:pPr>
-        <w:spacing w:after="120" w:line="320"/>
-        <w:jc w:val="left"/>
-      </w:pPr>
-      <w:r>
-        <w:rPr>
-          <w:rFonts w:ascii="Arial" w:cs="Arial" w:eastAsia="Arial" w:hAnsi="Arial"/>
-          <w:b/>
-          <w:bCs/>
-          <w:color w:val="C0392B"/>
-          <w:sz w:val="21"/>
-          <w:szCs w:val="21"/>
-        </w:rPr>
-        <w:t xml:space="preserve">【改善点】</w:t>
-      </w:r>
-      <w:r>
-        <w:rPr>
-          <w:rFonts w:ascii="Arial" w:cs="Arial" w:eastAsia="Arial" w:hAnsi="Arial"/>
-          <w:color w:val="333333"/>
-          <w:sz w:val="21"/>
-          <w:szCs w:val="21"/>
-        </w:rPr>
-        <w:t xml:space="preserve">まったくない</w:t>
+        <w:t xml:space="preserve">娘と2人で利用しました。  お部屋は天井が高くて広々。独立のお風呂も広く清潔で、手足を伸ばしてゆったり浸かることができ、旅の疲れを癒すことができました。  このご時世に、このクオリティで、比較的お安く宿泊する事ができて、とても満足しています。  ぜひまた利用したいです。</w:t>
       </w:r>
     </w:p>
     <w:p>
@@ -8452,7 +8426,7 @@
                 <w:sz w:val="21"/>
                 <w:szCs w:val="21"/>
               </w:rPr>
-              <w:t xml:space="preserve">リッチモンドホテル東京目白は、全体平均8.66点（10点換算）、高評価率85.6%という良好な顧客満足度を維持しているホテルです。特に「立地・アクセス」「快適さ・設備」が多くのゲストから高く評価されています。</w:t>
+              <w:t xml:space="preserve">リッチモンドホテル東京目白は、全体平均8.69点（10点換算）、高評価率85.8%という良好な顧客満足度を維持しているホテルです。特に「立地・アクセス」「快適さ・設備」が多くのゲストから高く評価されています。</w:t>
             </w:r>
           </w:p>
           <w:p>

--- a/納品レポート/ホテル別レポート/richmond_mejiro_口コミ分析改善レポート.docx
+++ b/納品レポート/ホテル別レポート/richmond_mejiro_口コミ分析改善レポート.docx
@@ -96,7 +96,7 @@
           <w:sz w:val="22"/>
           <w:szCs w:val="22"/>
         </w:rPr>
-        <w:t xml:space="preserve">レビュー総数：127件（6サイト）</w:t>
+        <w:t xml:space="preserve">レビュー総数：130件（6サイト）</w:t>
       </w:r>
     </w:p>
     <w:p>
@@ -131,7 +131,7 @@
           <w:sz w:val="20"/>
           <w:szCs w:val="20"/>
         </w:rPr>
-        <w:t xml:space="preserve">作成日：2026年3月21日</w:t>
+        <w:t xml:space="preserve">作成日：2026年3月23日</w:t>
       </w:r>
     </w:p>
     <w:p>
@@ -189,7 +189,7 @@
           <w:sz w:val="21"/>
           <w:szCs w:val="21"/>
         </w:rPr>
-        <w:t xml:space="preserve">2026年2月〜3月に各OTAサイト・口コミサイトに投稿された127件のレビューを包括的に分析しました。以下が主要な発見事項です。</w:t>
+        <w:t xml:space="preserve">2026年2月〜3月に各OTAサイト・口コミサイトに投稿された130件のレビューを包括的に分析しました。以下が主要な発見事項です。</w:t>
       </w:r>
     </w:p>
     <w:p>
@@ -261,7 +261,7 @@
                 <w:sz w:val="36"/>
                 <w:szCs w:val="36"/>
               </w:rPr>
-              <w:t xml:space="preserve">8.69</w:t>
+              <w:t xml:space="preserve">8.68</w:t>
             </w:r>
           </w:p>
         </w:tc>
@@ -310,7 +310,7 @@
                 <w:sz w:val="36"/>
                 <w:szCs w:val="36"/>
               </w:rPr>
-              <w:t xml:space="preserve">85.8%</w:t>
+              <w:t xml:space="preserve">86.2%</w:t>
             </w:r>
           </w:p>
         </w:tc>
@@ -359,7 +359,7 @@
                 <w:sz w:val="36"/>
                 <w:szCs w:val="36"/>
               </w:rPr>
-              <w:t xml:space="preserve">2.4%</w:t>
+              <w:t xml:space="preserve">2.3%</w:t>
             </w:r>
           </w:p>
         </w:tc>
@@ -408,7 +408,7 @@
                 <w:sz w:val="36"/>
                 <w:szCs w:val="36"/>
               </w:rPr>
-              <w:t xml:space="preserve">127件</w:t>
+              <w:t xml:space="preserve">130件</w:t>
             </w:r>
           </w:p>
         </w:tc>
@@ -448,7 +448,7 @@
           <w:sz w:val="21"/>
           <w:szCs w:val="21"/>
         </w:rPr>
-        <w:t xml:space="preserve">全体平均スコア8.69点（10点換算）は良好な水準であり、85.8%が高評価（8-10点）に分類されます。低評価（1-4点）は3件（2.4%）で、ゲスト満足度は良好です。Trip.com（9.30点）で特に高い評価を獲得しています。</w:t>
+        <w:t xml:space="preserve">全体平均スコア8.68点（10点換算）は良好な水準であり、86.2%が高評価（8-10点）に分類されます。低評価（1-4点）は3件（2.3%）で、ゲスト満足度は良好です。Trip.com（9.32点）で特に高い評価を獲得しています。</w:t>
       </w:r>
     </w:p>
     <w:p>
@@ -567,7 +567,7 @@
                 <w:sz w:val="20"/>
                 <w:szCs w:val="20"/>
               </w:rPr>
-              <w:t xml:space="preserve">浴室・水回り（21件）、エアコン・空調（17件）、設備の老朽化（11件）、窓・採光（7件）</w:t>
+              <w:t xml:space="preserve">浴室・水回り（21件）、エアコン・空調（18件）、設備の老朽化（11件）、対応・サービスの不満（9件）</w:t>
             </w:r>
           </w:p>
           <w:p>
@@ -987,7 +987,7 @@
                 <w:sz w:val="20"/>
                 <w:szCs w:val="20"/>
               </w:rPr>
-              <w:t xml:space="preserve">27</w:t>
+              <w:t xml:space="preserve">28</w:t>
             </w:r>
           </w:p>
         </w:tc>
@@ -1021,7 +1021,7 @@
                 <w:sz w:val="20"/>
                 <w:szCs w:val="20"/>
               </w:rPr>
-              <w:t xml:space="preserve">9.3</w:t>
+              <w:t xml:space="preserve">9.32</w:t>
             </w:r>
           </w:p>
         </w:tc>
@@ -1089,7 +1089,7 @@
                 <w:sz w:val="20"/>
                 <w:szCs w:val="20"/>
               </w:rPr>
-              <w:t xml:space="preserve">9.3</w:t>
+              <w:t xml:space="preserve">9.32</w:t>
             </w:r>
           </w:p>
         </w:tc>
@@ -1961,7 +1961,7 @@
                 <w:sz w:val="20"/>
                 <w:szCs w:val="20"/>
               </w:rPr>
-              <w:t xml:space="preserve">22</w:t>
+              <w:t xml:space="preserve">23</w:t>
             </w:r>
           </w:p>
         </w:tc>
@@ -1995,7 +1995,7 @@
                 <w:sz w:val="20"/>
                 <w:szCs w:val="20"/>
               </w:rPr>
-              <w:t xml:space="preserve">4.27</w:t>
+              <w:t xml:space="preserve">4.26</w:t>
             </w:r>
           </w:p>
         </w:tc>
@@ -2063,7 +2063,7 @@
                 <w:sz w:val="20"/>
                 <w:szCs w:val="20"/>
               </w:rPr>
-              <w:t xml:space="preserve">8.55</w:t>
+              <w:t xml:space="preserve">8.52</w:t>
             </w:r>
           </w:p>
         </w:tc>
@@ -2097,7 +2097,7 @@
                 <w:sz w:val="20"/>
                 <w:szCs w:val="20"/>
               </w:rPr>
-              <w:t xml:space="preserve">9</w:t>
+              <w:t xml:space="preserve">8</w:t>
             </w:r>
           </w:p>
         </w:tc>
@@ -2203,7 +2203,7 @@
                 <w:sz w:val="20"/>
                 <w:szCs w:val="20"/>
               </w:rPr>
-              <w:t xml:space="preserve">32</w:t>
+              <w:t xml:space="preserve">33</w:t>
             </w:r>
           </w:p>
         </w:tc>
@@ -2238,7 +2238,7 @@
                 <w:sz w:val="20"/>
                 <w:szCs w:val="20"/>
               </w:rPr>
-              <w:t xml:space="preserve">7.81</w:t>
+              <w:t xml:space="preserve">7.82</w:t>
             </w:r>
           </w:p>
         </w:tc>
@@ -2308,7 +2308,7 @@
                 <w:sz w:val="20"/>
                 <w:szCs w:val="20"/>
               </w:rPr>
-              <w:t xml:space="preserve">7.81</w:t>
+              <w:t xml:space="preserve">7.82</w:t>
             </w:r>
           </w:p>
         </w:tc>
@@ -2418,7 +2418,7 @@
           <w:sz w:val="21"/>
           <w:szCs w:val="21"/>
         </w:rPr>
-        <w:t xml:space="preserve">評価分布は10点（45.7%）に最も多く、8点以上の高評価が85.8%を占め、高い顧客満足度を示しています。低評価（1-4点）は計3件（2.4%）です。</w:t>
+        <w:t xml:space="preserve">評価分布は10点（45.4%）に最も多く、8点以上の高評価が86.2%を占め、高い顧客満足度を示しています。低評価（1-4点）は計3件（2.3%）です。</w:t>
       </w:r>
     </w:p>
     <w:p>
@@ -2653,7 +2653,7 @@
                 <w:sz w:val="20"/>
                 <w:szCs w:val="20"/>
               </w:rPr>
-              <w:t xml:space="preserve">58</w:t>
+              <w:t xml:space="preserve">59</w:t>
             </w:r>
           </w:p>
         </w:tc>
@@ -2688,7 +2688,7 @@
                 <w:sz w:val="20"/>
                 <w:szCs w:val="20"/>
               </w:rPr>
-              <w:t xml:space="preserve">45.7%</w:t>
+              <w:t xml:space="preserve">45.4%</w:t>
             </w:r>
           </w:p>
         </w:tc>
@@ -2726,7 +2726,7 @@
                 <w:sz w:val="18"/>
                 <w:szCs w:val="18"/>
               </w:rPr>
-              <w:t xml:space="preserve"> 58件</w:t>
+              <w:t xml:space="preserve"> 59件</w:t>
             </w:r>
           </w:p>
         </w:tc>
@@ -2833,7 +2833,7 @@
                 <w:sz w:val="20"/>
                 <w:szCs w:val="20"/>
               </w:rPr>
-              <w:t xml:space="preserve">9.4%</w:t>
+              <w:t xml:space="preserve">9.2%</w:t>
             </w:r>
           </w:p>
         </w:tc>
@@ -2942,7 +2942,7 @@
                 <w:sz w:val="20"/>
                 <w:szCs w:val="20"/>
               </w:rPr>
-              <w:t xml:space="preserve">39</w:t>
+              <w:t xml:space="preserve">41</w:t>
             </w:r>
           </w:p>
         </w:tc>
@@ -2977,7 +2977,7 @@
                 <w:sz w:val="20"/>
                 <w:szCs w:val="20"/>
               </w:rPr>
-              <w:t xml:space="preserve">30.7%</w:t>
+              <w:t xml:space="preserve">31.5%</w:t>
             </w:r>
           </w:p>
         </w:tc>
@@ -3006,7 +3006,7 @@
                 <w:sz w:val="20"/>
                 <w:szCs w:val="20"/>
               </w:rPr>
-              <w:t xml:space="preserve">█████████████</w:t>
+              <w:t xml:space="preserve">██████████████</w:t>
             </w:r>
             <w:r>
               <w:rPr>
@@ -3015,7 +3015,7 @@
                 <w:sz w:val="18"/>
                 <w:szCs w:val="18"/>
               </w:rPr>
-              <w:t xml:space="preserve"> 39件</w:t>
+              <w:t xml:space="preserve"> 41件</w:t>
             </w:r>
           </w:p>
         </w:tc>
@@ -3122,7 +3122,7 @@
                 <w:sz w:val="20"/>
                 <w:szCs w:val="20"/>
               </w:rPr>
-              <w:t xml:space="preserve">5.5%</w:t>
+              <w:t xml:space="preserve">5.4%</w:t>
             </w:r>
           </w:p>
         </w:tc>
@@ -3266,7 +3266,7 @@
                 <w:sz w:val="20"/>
                 <w:szCs w:val="20"/>
               </w:rPr>
-              <w:t xml:space="preserve">3.9%</w:t>
+              <w:t xml:space="preserve">3.8%</w:t>
             </w:r>
           </w:p>
         </w:tc>
@@ -3411,7 +3411,7 @@
                 <w:sz w:val="20"/>
                 <w:szCs w:val="20"/>
               </w:rPr>
-              <w:t xml:space="preserve">2.4%</w:t>
+              <w:t xml:space="preserve">2.3%</w:t>
             </w:r>
           </w:p>
         </w:tc>
@@ -3958,7 +3958,7 @@
                 <w:sz w:val="24"/>
                 <w:szCs w:val="24"/>
               </w:rPr>
-              <w:t xml:space="preserve">109件（85.8%）</w:t>
+              <w:t xml:space="preserve">112件（86.2%）</w:t>
             </w:r>
           </w:p>
         </w:tc>
@@ -4009,7 +4009,7 @@
                 <w:sz w:val="24"/>
                 <w:szCs w:val="24"/>
               </w:rPr>
-              <w:t xml:space="preserve">15件（11.8%）</w:t>
+              <w:t xml:space="preserve">15件（11.5%）</w:t>
             </w:r>
           </w:p>
         </w:tc>
@@ -4060,7 +4060,7 @@
                 <w:sz w:val="24"/>
                 <w:szCs w:val="24"/>
               </w:rPr>
-              <w:t xml:space="preserve">3件（2.4%）</w:t>
+              <w:t xml:space="preserve">3件（2.3%）</w:t>
             </w:r>
           </w:p>
         </w:tc>
@@ -4438,7 +4438,7 @@
                 <w:sz w:val="20"/>
                 <w:szCs w:val="20"/>
               </w:rPr>
-              <w:t xml:space="preserve">「ガストでのウェルカムドリンクもお部屋に持って行けて、紅茶やフェイスマスクなどのアメニティも充実していて、嬉しいです」「滞在中は快適に過ごすことが出来ありがとうございました☺︎ アメニティが充実していて嬉しかったです」</w:t>
+              <w:t xml:space="preserve">「Tout un panel d'équipements mis a disposition des clients...」「周辺環境も良く快適に過ごせました」</w:t>
             </w:r>
           </w:p>
         </w:tc>
@@ -4545,7 +4545,7 @@
                 <w:sz w:val="20"/>
                 <w:szCs w:val="20"/>
               </w:rPr>
-              <w:t xml:space="preserve">「スタッフさんの対応も事務的でなく安心感がありました」「フロントの方はとても優しく丁寧で素敵な方でした」</w:t>
+              <w:t xml:space="preserve">「ホテルのスタッフの皆様に心より感謝申し上げます」「スタッフさんの対応も事務的でなく安心感がありました」</w:t>
             </w:r>
           </w:p>
         </w:tc>
@@ -4649,7 +4649,7 @@
                 <w:sz w:val="20"/>
                 <w:szCs w:val="20"/>
               </w:rPr>
-              <w:t xml:space="preserve">「壁、エレベーターの内装が綺麗、 お部屋も浴室もチェックアウト時間もゆったりしていて、気分よく過ごせました」「Everyone was very accommodating and our room was very clean」</w:t>
+              <w:t xml:space="preserve">「Karagöz Ailesi ホテルのサービス、親切さ、清潔さ、そして価格は素晴らしかったです」「壁、エレベーターの内装が綺麗、 お部屋も浴室もチェックアウト時間もゆったりしていて、気分よく過ごせました」</w:t>
             </w:r>
           </w:p>
         </w:tc>
@@ -4860,7 +4860,7 @@
                 <w:sz w:val="20"/>
                 <w:szCs w:val="20"/>
               </w:rPr>
-              <w:t xml:space="preserve">「とても、美味しく、お得な気分でした」「宿泊者サービスがどこもウェルカムドリンクでチェックイン時には終わっていることがほどんどでしたが、こちらは朝食時にホ...」</w:t>
+              <w:t xml:space="preserve">「ただ、日本に滞在していたため、朝食はオリーブ、チーズ、3～​​5分ゆでた卵、キュウリの種類が限られていて、パンがな...」「とても、美味しく、お得な気分でした」</w:t>
             </w:r>
           </w:p>
         </w:tc>
@@ -4994,7 +4994,7 @@
           <w:sz w:val="21"/>
           <w:szCs w:val="21"/>
         </w:rPr>
-        <w:t xml:space="preserve">快適さ・設備に関するポジティブな評価も多く寄せられています。「ガストでのウェルカムドリンクもお部屋に持って行けて、紅茶やフェイスマスクなどのアメニティも充実していて、嬉しいです」といったコメントが見られます。</w:t>
+        <w:t xml:space="preserve">快適さ・設備に関するポジティブな評価も多く寄せられています。「Tout un panel d'équipements mis a disposition des clients...」といったコメントが見られます。</w:t>
       </w:r>
     </w:p>
     <w:p>
@@ -5299,7 +5299,7 @@
                 <w:sz w:val="20"/>
                 <w:szCs w:val="20"/>
               </w:rPr>
-              <w:t xml:space="preserve">壁、エレベーターの内装が綺麗、 お部屋も浴室もチェックアウト時間もゆったりしていて、気分よく過ごせました</w:t>
+              <w:t xml:space="preserve">La suite était très grande et la douche et les toilettes ...</w:t>
             </w:r>
           </w:p>
         </w:tc>
@@ -5438,7 +5438,7 @@
                 <w:sz w:val="20"/>
                 <w:szCs w:val="20"/>
               </w:rPr>
-              <w:t xml:space="preserve">Everyone was very accommodating and our room was very clean</w:t>
+              <w:t xml:space="preserve">L'emplacement nous a permis de rayonner dans Tokyo très f...</w:t>
             </w:r>
           </w:p>
         </w:tc>
@@ -5472,7 +5472,7 @@
                 <w:sz w:val="20"/>
                 <w:szCs w:val="20"/>
               </w:rPr>
-              <w:t xml:space="preserve">重大・17件</w:t>
+              <w:t xml:space="preserve">重大・18件</w:t>
             </w:r>
           </w:p>
         </w:tc>
@@ -5682,7 +5682,7 @@
                 <w:sz w:val="20"/>
                 <w:szCs w:val="20"/>
               </w:rPr>
-              <w:t xml:space="preserve">窓・採光</w:t>
+              <w:t xml:space="preserve">対応・サービスの不満</w:t>
             </w:r>
           </w:p>
         </w:tc>
@@ -5716,7 +5716,7 @@
                 <w:sz w:val="20"/>
                 <w:szCs w:val="20"/>
               </w:rPr>
-              <w:t xml:space="preserve">立地はとても良いし、部屋も素敵ですが、窓が隣の建物の壁に遮られていて、壁が触れられるほど近いのが難点です</w:t>
+              <w:t xml:space="preserve">ただドライヤーの吸い込み部分の汚れが酷く残念でした</w:t>
             </w:r>
           </w:p>
         </w:tc>
@@ -5750,7 +5750,7 @@
                 <w:sz w:val="20"/>
                 <w:szCs w:val="20"/>
               </w:rPr>
-              <w:t xml:space="preserve">重大・7件</w:t>
+              <w:t xml:space="preserve">重大・9件</w:t>
             </w:r>
           </w:p>
         </w:tc>
@@ -5821,7 +5821,7 @@
                 <w:sz w:val="20"/>
                 <w:szCs w:val="20"/>
               </w:rPr>
-              <w:t xml:space="preserve">対応・サービスの不満</w:t>
+              <w:t xml:space="preserve">窓・採光</w:t>
             </w:r>
           </w:p>
         </w:tc>
@@ -5855,7 +5855,7 @@
                 <w:sz w:val="20"/>
                 <w:szCs w:val="20"/>
               </w:rPr>
-              <w:t xml:space="preserve">間違えてツインを予約してしまい、ベッドが狭く残念でしたが自分のミスなのでそれは仕方ないですね</w:t>
+              <w:t xml:space="preserve">立地はとても良いし、部屋も素敵ですが、窓が隣の建物の壁に遮られていて、壁が触れられるほど近いのが難点です</w:t>
             </w:r>
           </w:p>
         </w:tc>
@@ -6028,7 +6028,7 @@
                 <w:sz w:val="20"/>
                 <w:szCs w:val="20"/>
               </w:rPr>
-              <w:t xml:space="preserve">重大・5件</w:t>
+              <w:t xml:space="preserve">中度・4件</w:t>
             </w:r>
           </w:p>
         </w:tc>
@@ -7191,7 +7191,7 @@
                 <w:sz w:val="20"/>
                 <w:szCs w:val="20"/>
               </w:rPr>
-              <w:t xml:space="preserve">8.69点</w:t>
+              <w:t xml:space="preserve">8.68点</w:t>
             </w:r>
           </w:p>
         </w:tc>
@@ -7331,7 +7331,7 @@
                 <w:sz w:val="20"/>
                 <w:szCs w:val="20"/>
               </w:rPr>
-              <w:t xml:space="preserve">85.8%</w:t>
+              <w:t xml:space="preserve">86.2%</w:t>
             </w:r>
           </w:p>
         </w:tc>
@@ -7471,7 +7471,7 @@
                 <w:sz w:val="20"/>
                 <w:szCs w:val="20"/>
               </w:rPr>
-              <w:t xml:space="preserve">2.4%</w:t>
+              <w:t xml:space="preserve">2.3%</w:t>
             </w:r>
           </w:p>
         </w:tc>
@@ -8022,7 +8022,7 @@
           <w:sz w:val="22"/>
           <w:szCs w:val="22"/>
         </w:rPr>
-        <w:t xml:space="preserve">[1] 楽天トラベル / 10点 / 2026-03-20</w:t>
+        <w:t xml:space="preserve">[1] Booking.com / 8点 / 2026-03-22</w:t>
       </w:r>
     </w:p>
     <w:p>
@@ -8037,7 +8037,33 @@
           <w:sz w:val="21"/>
           <w:szCs w:val="21"/>
         </w:rPr>
-        <w:t xml:space="preserve">壁、エレベーターの内装が綺麗、 お部屋も浴室もチェックアウト時間もゆったりしていて、気分よく過ごせました。  ガストでのウェルカムドリンクもお部屋に持って行けて、紅茶やフェイスマスクなどのアメニティも充実していて、嬉しいです！</w:t>
+        <w:t xml:space="preserve">L'emplacement nous a permis de rayonner dans Tokyo très facilement. La suite était très grande et la douche et les toilettes supers.  Tout un panel d'équipements mis a disposition des clients</w:t>
+      </w:r>
+    </w:p>
+    <w:p>
+      <w:pPr>
+        <w:spacing w:after="120" w:line="320"/>
+        <w:jc w:val="left"/>
+      </w:pPr>
+      <w:r>
+        <w:rPr>
+          <w:rFonts w:ascii="Arial" w:cs="Arial" w:eastAsia="Arial" w:hAnsi="Arial"/>
+          <w:b/>
+          <w:bCs/>
+          <w:color w:val="C0392B"/>
+          <w:sz w:val="21"/>
+          <w:szCs w:val="21"/>
+        </w:rPr>
+        <w:t xml:space="preserve">【改善点】</w:t>
+      </w:r>
+      <w:r>
+        <w:rPr>
+          <w:rFonts w:ascii="Arial" w:cs="Arial" w:eastAsia="Arial" w:hAnsi="Arial"/>
+          <w:color w:val="333333"/>
+          <w:sz w:val="21"/>
+          <w:szCs w:val="21"/>
+        </w:rPr>
+        <w:t xml:space="preserve">エレベーターは少し気まぐれで、ベッドは少し硬かった。</w:t>
       </w:r>
     </w:p>
     <w:p>
@@ -8058,7 +8084,7 @@
           <w:sz w:val="22"/>
           <w:szCs w:val="22"/>
         </w:rPr>
-        <w:t xml:space="preserve">[2] 楽天トラベル / 10点 / 2026-03-20</w:t>
+        <w:t xml:space="preserve">[2] 楽天トラベル / 8点 / 2026-03-22</w:t>
       </w:r>
     </w:p>
     <w:p>
@@ -8073,7 +8099,7 @@
           <w:sz w:val="21"/>
           <w:szCs w:val="21"/>
         </w:rPr>
-        <w:t xml:space="preserve">アメニティが充実していて嬉しかったです。また、事前予約ではありますがストレート•カールアイロンを無料貸出して頂けるのは有り難かったです。スタッフさんの対応も事務的でなく安心感がありました。 滞在中は快適に過ごすことが出来ありがとうございました☺︎</w:t>
+        <w:t xml:space="preserve">周辺環境も良く快適に過ごせました。ウォーターサーバーが設置されているのも良かったです。ただドライヤーの吸い込み部分の汚れが酷く残念でした。</w:t>
       </w:r>
     </w:p>
     <w:p>
@@ -8094,7 +8120,7 @@
           <w:sz w:val="22"/>
           <w:szCs w:val="22"/>
         </w:rPr>
-        <w:t xml:space="preserve">[3] Booking.com / 10点 / 2026-03-19</w:t>
+        <w:t xml:space="preserve">[3] Trip.com / 10点 / 2026-03-21</w:t>
       </w:r>
     </w:p>
     <w:p>
@@ -8109,7 +8135,7 @@
           <w:sz w:val="21"/>
           <w:szCs w:val="21"/>
         </w:rPr>
-        <w:t xml:space="preserve">Everyone was very accommodating and our room was very clean!</w:t>
+        <w:t xml:space="preserve">ホテルのサービス、親切さ、清潔さ、そして価格は素晴らしかったです。ただ、日本に滞在していたため、朝食はオリーブ、チーズ、3～​​5分ゆでた卵、キュウリの種類が限られていて、パンがなかったのは少し残念でした。それでも、素晴らしい休暇になりました。ホテルのスタッフの皆様に心より感謝申し上げます。カラギョズ一家より</w:t>
       </w:r>
     </w:p>
     <w:p>
@@ -8130,7 +8156,7 @@
           <w:sz w:val="22"/>
           <w:szCs w:val="22"/>
         </w:rPr>
-        <w:t xml:space="preserve">[4] Trip.com / 10点 / 2026-03-19</w:t>
+        <w:t xml:space="preserve">[4] 楽天トラベル / 10点 / 2026-03-20</w:t>
       </w:r>
     </w:p>
     <w:p>
@@ -8145,7 +8171,7 @@
           <w:sz w:val="21"/>
           <w:szCs w:val="21"/>
         </w:rPr>
-        <w:t xml:space="preserve">立地も良く、ホテルも広々としていました。次の旅行でもまた利用したいです！</w:t>
+        <w:t xml:space="preserve">壁、エレベーターの内装が綺麗、 お部屋も浴室もチェックアウト時間もゆったりしていて、気分よく過ごせました。  ガストでのウェルカムドリンクもお部屋に持って行けて、紅茶やフェイスマスクなどのアメニティも充実していて、嬉しいです！</w:t>
       </w:r>
     </w:p>
     <w:p>
@@ -8166,7 +8192,7 @@
           <w:sz w:val="22"/>
           <w:szCs w:val="22"/>
         </w:rPr>
-        <w:t xml:space="preserve">[5] じゃらん / 10点 / 2026-03-18</w:t>
+        <w:t xml:space="preserve">[5] 楽天トラベル / 10点 / 2026-03-20</w:t>
       </w:r>
     </w:p>
     <w:p>
@@ -8181,7 +8207,7 @@
           <w:sz w:val="21"/>
           <w:szCs w:val="21"/>
         </w:rPr>
-        <w:t xml:space="preserve">娘と2人で利用しました。  お部屋は天井が高くて広々。独立のお風呂も広く清潔で、手足を伸ばしてゆったり浸かることができ、旅の疲れを癒すことができました。  このご時世に、このクオリティで、比較的お安く宿泊する事ができて、とても満足しています。  ぜひまた利用したいです。</w:t>
+        <w:t xml:space="preserve">アメニティが充実していて嬉しかったです。また、事前予約ではありますがストレート•カールアイロンを無料貸出して頂けるのは有り難かったです。スタッフさんの対応も事務的でなく安心感がありました。 滞在中は快適に過ごすことが出来ありがとうございました☺︎</w:t>
       </w:r>
     </w:p>
     <w:p>
@@ -8426,7 +8452,7 @@
                 <w:sz w:val="21"/>
                 <w:szCs w:val="21"/>
               </w:rPr>
-              <w:t xml:space="preserve">リッチモンドホテル東京目白は、全体平均8.69点（10点換算）、高評価率85.8%という良好な顧客満足度を維持しているホテルです。特に「立地・アクセス」「快適さ・設備」が多くのゲストから高く評価されています。</w:t>
+              <w:t xml:space="preserve">リッチモンドホテル東京目白は、全体平均8.68点（10点換算）、高評価率86.2%という良好な顧客満足度を維持しているホテルです。特に「立地・アクセス」「快適さ・設備」が多くのゲストから高く評価されています。</w:t>
             </w:r>
           </w:p>
           <w:p>

--- a/納品レポート/ホテル別レポート/richmond_mejiro_口コミ分析改善レポート.docx
+++ b/納品レポート/ホテル別レポート/richmond_mejiro_口コミ分析改善レポート.docx
@@ -96,7 +96,7 @@
           <w:sz w:val="22"/>
           <w:szCs w:val="22"/>
         </w:rPr>
-        <w:t xml:space="preserve">レビュー総数：130件（6サイト）</w:t>
+        <w:t xml:space="preserve">レビュー総数：136件（6サイト）</w:t>
       </w:r>
     </w:p>
     <w:p>
@@ -131,7 +131,7 @@
           <w:sz w:val="20"/>
           <w:szCs w:val="20"/>
         </w:rPr>
-        <w:t xml:space="preserve">作成日：2026年3月23日</w:t>
+        <w:t xml:space="preserve">作成日：2026年3月24日</w:t>
       </w:r>
     </w:p>
     <w:p>
@@ -189,7 +189,7 @@
           <w:sz w:val="21"/>
           <w:szCs w:val="21"/>
         </w:rPr>
-        <w:t xml:space="preserve">2026年2月〜3月に各OTAサイト・口コミサイトに投稿された130件のレビューを包括的に分析しました。以下が主要な発見事項です。</w:t>
+        <w:t xml:space="preserve">2026年2月〜3月に各OTAサイト・口コミサイトに投稿された136件のレビューを包括的に分析しました。以下が主要な発見事項です。</w:t>
       </w:r>
     </w:p>
     <w:p>
@@ -261,7 +261,7 @@
                 <w:sz w:val="36"/>
                 <w:szCs w:val="36"/>
               </w:rPr>
-              <w:t xml:space="preserve">8.68</w:t>
+              <w:t xml:space="preserve">8.70</w:t>
             </w:r>
           </w:p>
         </w:tc>
@@ -310,7 +310,7 @@
                 <w:sz w:val="36"/>
                 <w:szCs w:val="36"/>
               </w:rPr>
-              <w:t xml:space="preserve">86.2%</w:t>
+              <w:t xml:space="preserve">86.0%</w:t>
             </w:r>
           </w:p>
         </w:tc>
@@ -359,7 +359,7 @@
                 <w:sz w:val="36"/>
                 <w:szCs w:val="36"/>
               </w:rPr>
-              <w:t xml:space="preserve">2.3%</w:t>
+              <w:t xml:space="preserve">2.2%</w:t>
             </w:r>
           </w:p>
         </w:tc>
@@ -408,7 +408,7 @@
                 <w:sz w:val="36"/>
                 <w:szCs w:val="36"/>
               </w:rPr>
-              <w:t xml:space="preserve">130件</w:t>
+              <w:t xml:space="preserve">136件</w:t>
             </w:r>
           </w:p>
         </w:tc>
@@ -448,7 +448,7 @@
           <w:sz w:val="21"/>
           <w:szCs w:val="21"/>
         </w:rPr>
-        <w:t xml:space="preserve">全体平均スコア8.68点（10点換算）は良好な水準であり、86.2%が高評価（8-10点）に分類されます。低評価（1-4点）は3件（2.3%）で、ゲスト満足度は良好です。Trip.com（9.32点）で特に高い評価を獲得しています。</w:t>
+        <w:t xml:space="preserve">全体平均スコア8.70点（10点換算）は良好な水準であり、86.0%が高評価（8-10点）に分類されます。低評価（1-4点）は3件（2.2%）で、ゲスト満足度は良好です。Trip.com（9.38点）で特に高い評価を獲得しています。</w:t>
       </w:r>
     </w:p>
     <w:p>
@@ -567,7 +567,7 @@
                 <w:sz w:val="20"/>
                 <w:szCs w:val="20"/>
               </w:rPr>
-              <w:t xml:space="preserve">浴室・水回り（21件）、エアコン・空調（18件）、設備の老朽化（11件）、対応・サービスの不満（9件）</w:t>
+              <w:t xml:space="preserve">浴室・水回り（21件）、エアコン・空調（19件）、設備の老朽化（11件）、窓・採光（9件）</w:t>
             </w:r>
           </w:p>
           <w:p>
@@ -987,7 +987,7 @@
                 <w:sz w:val="20"/>
                 <w:szCs w:val="20"/>
               </w:rPr>
-              <w:t xml:space="preserve">28</w:t>
+              <w:t xml:space="preserve">32</w:t>
             </w:r>
           </w:p>
         </w:tc>
@@ -1021,7 +1021,7 @@
                 <w:sz w:val="20"/>
                 <w:szCs w:val="20"/>
               </w:rPr>
-              <w:t xml:space="preserve">9.32</w:t>
+              <w:t xml:space="preserve">9.38</w:t>
             </w:r>
           </w:p>
         </w:tc>
@@ -1089,7 +1089,7 @@
                 <w:sz w:val="20"/>
                 <w:szCs w:val="20"/>
               </w:rPr>
-              <w:t xml:space="preserve">9.32</w:t>
+              <w:t xml:space="preserve">9.38</w:t>
             </w:r>
           </w:p>
         </w:tc>
@@ -1961,7 +1961,7 @@
                 <w:sz w:val="20"/>
                 <w:szCs w:val="20"/>
               </w:rPr>
-              <w:t xml:space="preserve">23</w:t>
+              <w:t xml:space="preserve">24</w:t>
             </w:r>
           </w:p>
         </w:tc>
@@ -1995,7 +1995,7 @@
                 <w:sz w:val="20"/>
                 <w:szCs w:val="20"/>
               </w:rPr>
-              <w:t xml:space="preserve">4.26</w:t>
+              <w:t xml:space="preserve">4.21</w:t>
             </w:r>
           </w:p>
         </w:tc>
@@ -2063,7 +2063,7 @@
                 <w:sz w:val="20"/>
                 <w:szCs w:val="20"/>
               </w:rPr>
-              <w:t xml:space="preserve">8.52</w:t>
+              <w:t xml:space="preserve">8.42</w:t>
             </w:r>
           </w:p>
         </w:tc>
@@ -2203,7 +2203,7 @@
                 <w:sz w:val="20"/>
                 <w:szCs w:val="20"/>
               </w:rPr>
-              <w:t xml:space="preserve">33</w:t>
+              <w:t xml:space="preserve">34</w:t>
             </w:r>
           </w:p>
         </w:tc>
@@ -2238,7 +2238,7 @@
                 <w:sz w:val="20"/>
                 <w:szCs w:val="20"/>
               </w:rPr>
-              <w:t xml:space="preserve">7.82</w:t>
+              <w:t xml:space="preserve">7.85</w:t>
             </w:r>
           </w:p>
         </w:tc>
@@ -2308,7 +2308,7 @@
                 <w:sz w:val="20"/>
                 <w:szCs w:val="20"/>
               </w:rPr>
-              <w:t xml:space="preserve">7.82</w:t>
+              <w:t xml:space="preserve">7.85</w:t>
             </w:r>
           </w:p>
         </w:tc>
@@ -2418,7 +2418,7 @@
           <w:sz w:val="21"/>
           <w:szCs w:val="21"/>
         </w:rPr>
-        <w:t xml:space="preserve">評価分布は10点（45.4%）に最も多く、8点以上の高評価が86.2%を占め、高い顧客満足度を示しています。低評価（1-4点）は計3件（2.3%）です。</w:t>
+        <w:t xml:space="preserve">評価分布は10点（45.6%）に最も多く、8点以上の高評価が86.0%を占め、高い顧客満足度を示しています。低評価（1-4点）は計3件（2.2%）です。</w:t>
       </w:r>
     </w:p>
     <w:p>
@@ -2653,7 +2653,7 @@
                 <w:sz w:val="20"/>
                 <w:szCs w:val="20"/>
               </w:rPr>
-              <w:t xml:space="preserve">59</w:t>
+              <w:t xml:space="preserve">62</w:t>
             </w:r>
           </w:p>
         </w:tc>
@@ -2688,7 +2688,7 @@
                 <w:sz w:val="20"/>
                 <w:szCs w:val="20"/>
               </w:rPr>
-              <w:t xml:space="preserve">45.4%</w:t>
+              <w:t xml:space="preserve">45.6%</w:t>
             </w:r>
           </w:p>
         </w:tc>
@@ -2726,7 +2726,7 @@
                 <w:sz w:val="18"/>
                 <w:szCs w:val="18"/>
               </w:rPr>
-              <w:t xml:space="preserve"> 59件</w:t>
+              <w:t xml:space="preserve"> 62件</w:t>
             </w:r>
           </w:p>
         </w:tc>
@@ -2798,7 +2798,7 @@
                 <w:sz w:val="20"/>
                 <w:szCs w:val="20"/>
               </w:rPr>
-              <w:t xml:space="preserve">12</w:t>
+              <w:t xml:space="preserve">14</w:t>
             </w:r>
           </w:p>
         </w:tc>
@@ -2833,7 +2833,7 @@
                 <w:sz w:val="20"/>
                 <w:szCs w:val="20"/>
               </w:rPr>
-              <w:t xml:space="preserve">9.2%</w:t>
+              <w:t xml:space="preserve">10.3%</w:t>
             </w:r>
           </w:p>
         </w:tc>
@@ -2861,7 +2861,7 @@
                 <w:sz w:val="20"/>
                 <w:szCs w:val="20"/>
               </w:rPr>
-              <w:t xml:space="preserve">████</w:t>
+              <w:t xml:space="preserve">█████</w:t>
             </w:r>
             <w:r>
               <w:rPr>
@@ -2870,7 +2870,7 @@
                 <w:sz w:val="18"/>
                 <w:szCs w:val="18"/>
               </w:rPr>
-              <w:t xml:space="preserve"> 12件</w:t>
+              <w:t xml:space="preserve"> 14件</w:t>
             </w:r>
           </w:p>
         </w:tc>
@@ -2977,7 +2977,7 @@
                 <w:sz w:val="20"/>
                 <w:szCs w:val="20"/>
               </w:rPr>
-              <w:t xml:space="preserve">31.5%</w:t>
+              <w:t xml:space="preserve">30.1%</w:t>
             </w:r>
           </w:p>
         </w:tc>
@@ -3006,7 +3006,7 @@
                 <w:sz w:val="20"/>
                 <w:szCs w:val="20"/>
               </w:rPr>
-              <w:t xml:space="preserve">██████████████</w:t>
+              <w:t xml:space="preserve">█████████████</w:t>
             </w:r>
             <w:r>
               <w:rPr>
@@ -3122,7 +3122,7 @@
                 <w:sz w:val="20"/>
                 <w:szCs w:val="20"/>
               </w:rPr>
-              <w:t xml:space="preserve">5.4%</w:t>
+              <w:t xml:space="preserve">5.1%</w:t>
             </w:r>
           </w:p>
         </w:tc>
@@ -3231,7 +3231,7 @@
                 <w:sz w:val="20"/>
                 <w:szCs w:val="20"/>
               </w:rPr>
-              <w:t xml:space="preserve">5</w:t>
+              <w:t xml:space="preserve">6</w:t>
             </w:r>
           </w:p>
         </w:tc>
@@ -3266,7 +3266,7 @@
                 <w:sz w:val="20"/>
                 <w:szCs w:val="20"/>
               </w:rPr>
-              <w:t xml:space="preserve">3.8%</w:t>
+              <w:t xml:space="preserve">4.4%</w:t>
             </w:r>
           </w:p>
         </w:tc>
@@ -3304,7 +3304,7 @@
                 <w:sz w:val="18"/>
                 <w:szCs w:val="18"/>
               </w:rPr>
-              <w:t xml:space="preserve"> 5件</w:t>
+              <w:t xml:space="preserve"> 6件</w:t>
             </w:r>
           </w:p>
         </w:tc>
@@ -3411,7 +3411,7 @@
                 <w:sz w:val="20"/>
                 <w:szCs w:val="20"/>
               </w:rPr>
-              <w:t xml:space="preserve">2.3%</w:t>
+              <w:t xml:space="preserve">2.2%</w:t>
             </w:r>
           </w:p>
         </w:tc>
@@ -3555,7 +3555,7 @@
                 <w:sz w:val="20"/>
                 <w:szCs w:val="20"/>
               </w:rPr>
-              <w:t xml:space="preserve">0.8%</w:t>
+              <w:t xml:space="preserve">0.7%</w:t>
             </w:r>
           </w:p>
         </w:tc>
@@ -3700,7 +3700,7 @@
                 <w:sz w:val="20"/>
                 <w:szCs w:val="20"/>
               </w:rPr>
-              <w:t xml:space="preserve">0.8%</w:t>
+              <w:t xml:space="preserve">0.7%</w:t>
             </w:r>
           </w:p>
         </w:tc>
@@ -3844,7 +3844,7 @@
                 <w:sz w:val="20"/>
                 <w:szCs w:val="20"/>
               </w:rPr>
-              <w:t xml:space="preserve">0.8%</w:t>
+              <w:t xml:space="preserve">0.7%</w:t>
             </w:r>
           </w:p>
         </w:tc>
@@ -3958,7 +3958,7 @@
                 <w:sz w:val="24"/>
                 <w:szCs w:val="24"/>
               </w:rPr>
-              <w:t xml:space="preserve">112件（86.2%）</w:t>
+              <w:t xml:space="preserve">117件（86.0%）</w:t>
             </w:r>
           </w:p>
         </w:tc>
@@ -4009,7 +4009,7 @@
                 <w:sz w:val="24"/>
                 <w:szCs w:val="24"/>
               </w:rPr>
-              <w:t xml:space="preserve">15件（11.5%）</w:t>
+              <w:t xml:space="preserve">16件（11.8%）</w:t>
             </w:r>
           </w:p>
         </w:tc>
@@ -4060,7 +4060,7 @@
                 <w:sz w:val="24"/>
                 <w:szCs w:val="24"/>
               </w:rPr>
-              <w:t xml:space="preserve">3件（2.3%）</w:t>
+              <w:t xml:space="preserve">3件（2.2%）</w:t>
             </w:r>
           </w:p>
         </w:tc>
@@ -4334,7 +4334,7 @@
                 <w:sz w:val="20"/>
                 <w:szCs w:val="20"/>
               </w:rPr>
-              <w:t xml:space="preserve">「立地も良く、ホテルも広々としていました」「以前宿泊した際、駅から近くお部屋も広々としていて綺麗でベッドも広くて是非また泊まりたいと思いリピートしました」</w:t>
+              <w:t xml:space="preserve">「目白駅から徒歩わずか3分と大変便利です」「Good location 立地が良い」</w:t>
             </w:r>
           </w:p>
         </w:tc>
@@ -4438,7 +4438,7 @@
                 <w:sz w:val="20"/>
                 <w:szCs w:val="20"/>
               </w:rPr>
-              <w:t xml:space="preserve">「Tout un panel d'équipements mis a disposition des clients...」「周辺環境も良く快適に過ごせました」</w:t>
+              <w:t xml:space="preserve">「目白站出來走3分鐘就到了，非常方便 設備：必要なアメニティはすべて揃っており、各階段の下には温水が出る給水器が設置...」「Tout un panel d'équipements mis a disposition des clients...」</w:t>
             </w:r>
           </w:p>
         </w:tc>
@@ -4545,7 +4545,7 @@
                 <w:sz w:val="20"/>
                 <w:szCs w:val="20"/>
               </w:rPr>
-              <w:t xml:space="preserve">「ホテルのスタッフの皆様に心より感謝申し上げます」「スタッフさんの対応も事務的でなく安心感がありました」</w:t>
+              <w:t xml:space="preserve">「綺麗なのとアニメティが充実していて、スタッフの対応ロケーションも最高でした」「ホテルのスタッフの皆様に心より感謝申し上げます」</w:t>
             </w:r>
           </w:p>
         </w:tc>
@@ -4649,7 +4649,7 @@
                 <w:sz w:val="20"/>
                 <w:szCs w:val="20"/>
               </w:rPr>
-              <w:t xml:space="preserve">「Karagöz Ailesi ホテルのサービス、親切さ、清潔さ、そして価格は素晴らしかったです」「壁、エレベーターの内装が綺麗、 お部屋も浴室もチェックアウト時間もゆったりしていて、気分よく過ごせました」</w:t>
+              <w:t xml:space="preserve">「衛生状態：良好」「綺麗なのとアニメティが充実していて、スタッフの対応ロケーションも最高でした」</w:t>
             </w:r>
           </w:p>
         </w:tc>
@@ -4756,7 +4756,7 @@
                 <w:sz w:val="20"/>
                 <w:szCs w:val="20"/>
               </w:rPr>
-              <w:t xml:space="preserve">「近くにコンビニやパン屋はありますが、周辺にはレストランが数軒しかありません」「駅からのアクセスはよかったです  池袋の隣なのに夜は落ち着いてて治安は良さそうでした ホテルに行くまでにコンビニも...」</w:t>
+              <w:t xml:space="preserve">「近隣には松本清、ココナ、赤いローソンコンビニエンスストアがあります」「近くにコンビニやパン屋はありますが、周辺にはレストランが数軒しかありません」</w:t>
             </w:r>
           </w:p>
         </w:tc>
@@ -4860,7 +4860,7 @@
                 <w:sz w:val="20"/>
                 <w:szCs w:val="20"/>
               </w:rPr>
-              <w:t xml:space="preserve">「ただ、日本に滞在していたため、朝食はオリーブ、チーズ、3～​​5分ゆでた卵、キュウリの種類が限られていて、パンがな...」「とても、美味しく、お得な気分でした」</w:t>
+              <w:t xml:space="preserve">「Washing machine is at the B1 level 素敵なシンプルな朝食で、部屋もグループには十...」「そのガストの朝食は代金に見合っていてなかなか良かった」</w:t>
             </w:r>
           </w:p>
         </w:tc>
@@ -4900,7 +4900,7 @@
           <w:sz w:val="21"/>
           <w:szCs w:val="21"/>
         </w:rPr>
-        <w:t xml:space="preserve">口コミの多数で「立地・アクセス」に関するポジティブな言及が見られ、リッチモンドホテル東京目白の最大の差別化要因となっています。立地も良く、ホテルも広々としていましたといった声が多数寄せられています。</w:t>
+        <w:t xml:space="preserve">口コミの多数で「立地・アクセス」に関するポジティブな言及が見られ、リッチモンドホテル東京目白の最大の差別化要因となっています。目白駅から徒歩わずか3分と大変便利ですといった声が多数寄せられています。</w:t>
       </w:r>
     </w:p>
     <w:p>
@@ -4919,7 +4919,7 @@
           <w:sz w:val="21"/>
           <w:szCs w:val="21"/>
         </w:rPr>
-        <w:t xml:space="preserve">立地も良く、ホテルも広々としていました</w:t>
+        <w:t xml:space="preserve">目白駅から徒歩わずか3分と大変便利です</w:t>
       </w:r>
     </w:p>
     <w:p>
@@ -4938,7 +4938,7 @@
           <w:sz w:val="21"/>
           <w:szCs w:val="21"/>
         </w:rPr>
-        <w:t xml:space="preserve">以前宿泊した際、駅から近くお部屋も広々としていて綺麗でベッドも広くて是非また泊まりたいと思いリピートしました</w:t>
+        <w:t xml:space="preserve">Good location 立地が良い</w:t>
       </w:r>
     </w:p>
     <w:p>
@@ -4957,7 +4957,7 @@
           <w:sz w:val="21"/>
           <w:szCs w:val="21"/>
         </w:rPr>
-        <w:t xml:space="preserve">JR山手線にも近く、立地も便利です</w:t>
+        <w:t xml:space="preserve">立地も良く、ホテルも広々としていました</w:t>
       </w:r>
     </w:p>
     <w:p>
@@ -4994,7 +4994,7 @@
           <w:sz w:val="21"/>
           <w:szCs w:val="21"/>
         </w:rPr>
-        <w:t xml:space="preserve">快適さ・設備に関するポジティブな評価も多く寄せられています。「Tout un panel d'équipements mis a disposition des clients...」といったコメントが見られます。</w:t>
+        <w:t xml:space="preserve">快適さ・設備に関するポジティブな評価も多く寄せられています。「目白站出來走3分鐘就到了，非常方便 設備：必要なアメニティはすべて揃っており、各階段の下には温水が出る給水器が設置...」といったコメントが見られます。</w:t>
       </w:r>
     </w:p>
     <w:p>
@@ -5438,7 +5438,7 @@
                 <w:sz w:val="20"/>
                 <w:szCs w:val="20"/>
               </w:rPr>
-              <w:t xml:space="preserve">L'emplacement nous a permis de rayonner dans Tokyo très f...</w:t>
+              <w:t xml:space="preserve">Lovely simple breakfast and room space is good enough for...</w:t>
             </w:r>
           </w:p>
         </w:tc>
@@ -5472,7 +5472,7 @@
                 <w:sz w:val="20"/>
                 <w:szCs w:val="20"/>
               </w:rPr>
-              <w:t xml:space="preserve">重大・18件</w:t>
+              <w:t xml:space="preserve">重大・19件</w:t>
             </w:r>
           </w:p>
         </w:tc>
@@ -5682,7 +5682,7 @@
                 <w:sz w:val="20"/>
                 <w:szCs w:val="20"/>
               </w:rPr>
-              <w:t xml:space="preserve">対応・サービスの不満</w:t>
+              <w:t xml:space="preserve">窓・採光</w:t>
             </w:r>
           </w:p>
         </w:tc>
@@ -5716,7 +5716,7 @@
                 <w:sz w:val="20"/>
                 <w:szCs w:val="20"/>
               </w:rPr>
-              <w:t xml:space="preserve">ただドライヤーの吸い込み部分の汚れが酷く残念でした</w:t>
+              <w:t xml:space="preserve">窓がない部屋だったので寝泊まりだけでは充分ですがホテル滞在メインだと部屋有りのとこがいいかもです</w:t>
             </w:r>
           </w:p>
         </w:tc>
@@ -5821,7 +5821,7 @@
                 <w:sz w:val="20"/>
                 <w:szCs w:val="20"/>
               </w:rPr>
-              <w:t xml:space="preserve">窓・採光</w:t>
+              <w:t xml:space="preserve">対応・サービスの不満</w:t>
             </w:r>
           </w:p>
         </w:tc>
@@ -5855,7 +5855,7 @@
                 <w:sz w:val="20"/>
                 <w:szCs w:val="20"/>
               </w:rPr>
-              <w:t xml:space="preserve">立地はとても良いし、部屋も素敵ですが、窓が隣の建物の壁に遮られていて、壁が触れられるほど近いのが難点です</w:t>
+              <w:t xml:space="preserve">ただドライヤーの吸い込み部分の汚れが酷く残念でした</w:t>
             </w:r>
           </w:p>
         </w:tc>
@@ -5889,7 +5889,7 @@
                 <w:sz w:val="20"/>
                 <w:szCs w:val="20"/>
               </w:rPr>
-              <w:t xml:space="preserve">重大・7件</w:t>
+              <w:t xml:space="preserve">重大・9件</w:t>
             </w:r>
           </w:p>
         </w:tc>
@@ -7191,7 +7191,7 @@
                 <w:sz w:val="20"/>
                 <w:szCs w:val="20"/>
               </w:rPr>
-              <w:t xml:space="preserve">8.68点</w:t>
+              <w:t xml:space="preserve">8.70点</w:t>
             </w:r>
           </w:p>
         </w:tc>
@@ -7331,7 +7331,7 @@
                 <w:sz w:val="20"/>
                 <w:szCs w:val="20"/>
               </w:rPr>
-              <w:t xml:space="preserve">86.2%</w:t>
+              <w:t xml:space="preserve">86.0%</w:t>
             </w:r>
           </w:p>
         </w:tc>
@@ -7471,7 +7471,7 @@
                 <w:sz w:val="20"/>
                 <w:szCs w:val="20"/>
               </w:rPr>
-              <w:t xml:space="preserve">2.3%</w:t>
+              <w:t xml:space="preserve">2.2%</w:t>
             </w:r>
           </w:p>
         </w:tc>
@@ -8022,7 +8022,151 @@
           <w:sz w:val="22"/>
           <w:szCs w:val="22"/>
         </w:rPr>
-        <w:t xml:space="preserve">[1] Booking.com / 8点 / 2026-03-22</w:t>
+        <w:t xml:space="preserve">[1] Trip.com / 10点 / 2026-03-24</w:t>
+      </w:r>
+    </w:p>
+    <w:p>
+      <w:pPr>
+        <w:spacing w:after="120" w:line="320"/>
+        <w:jc w:val="left"/>
+      </w:pPr>
+      <w:r>
+        <w:rPr>
+          <w:rFonts w:ascii="Arial" w:cs="Arial" w:eastAsia="Arial" w:hAnsi="Arial"/>
+          <w:color w:val="333333"/>
+          <w:sz w:val="21"/>
+          <w:szCs w:val="21"/>
+        </w:rPr>
+        <w:t xml:space="preserve">素敵なシンプルな朝食で、部屋もグループには十分な広さです。洗濯機は地下1階にあります。</w:t>
+      </w:r>
+    </w:p>
+    <w:p>
+      <w:pPr>
+        <w:spacing w:after="60"/>
+      </w:pPr>
+    </w:p>
+    <w:p>
+      <w:pPr>
+        <w:spacing w:after="120" w:before="200"/>
+      </w:pPr>
+      <w:r>
+        <w:rPr>
+          <w:rFonts w:ascii="Arial" w:cs="Arial" w:eastAsia="Arial" w:hAnsi="Arial"/>
+          <w:b/>
+          <w:bCs/>
+          <w:color w:val="1B3A5C"/>
+          <w:sz w:val="22"/>
+          <w:szCs w:val="22"/>
+        </w:rPr>
+        <w:t xml:space="preserve">[2] Trip.com / 10点 / 2026-03-23</w:t>
+      </w:r>
+    </w:p>
+    <w:p>
+      <w:pPr>
+        <w:spacing w:after="120" w:line="320"/>
+        <w:jc w:val="left"/>
+      </w:pPr>
+      <w:r>
+        <w:rPr>
+          <w:rFonts w:ascii="Arial" w:cs="Arial" w:eastAsia="Arial" w:hAnsi="Arial"/>
+          <w:color w:val="333333"/>
+          <w:sz w:val="21"/>
+          <w:szCs w:val="21"/>
+        </w:rPr>
+        <w:t xml:space="preserve">設備：必要なアメニティはすべて揃っており、各階段の下には温水が出る給水器が設置されています。衛生状態：良好。環境：素晴らしい。近隣には松本清、ココナ、赤いローソンコンビニエンスストアがあります。その他にもカフェ、ファストフード店、和菓子店、コーヒーショップ、フランス菓子店、自家製ウイスキー店などがあります。目白駅から徒歩わずか3分と大変便利です。</w:t>
+      </w:r>
+    </w:p>
+    <w:p>
+      <w:pPr>
+        <w:spacing w:after="60"/>
+      </w:pPr>
+    </w:p>
+    <w:p>
+      <w:pPr>
+        <w:spacing w:after="120" w:before="200"/>
+      </w:pPr>
+      <w:r>
+        <w:rPr>
+          <w:rFonts w:ascii="Arial" w:cs="Arial" w:eastAsia="Arial" w:hAnsi="Arial"/>
+          <w:b/>
+          <w:bCs/>
+          <w:color w:val="1B3A5C"/>
+          <w:sz w:val="22"/>
+          <w:szCs w:val="22"/>
+        </w:rPr>
+        <w:t xml:space="preserve">[3] Trip.com / 10点 / 2026-03-23</w:t>
+      </w:r>
+    </w:p>
+    <w:p>
+      <w:pPr>
+        <w:spacing w:after="120" w:line="320"/>
+        <w:jc w:val="left"/>
+      </w:pPr>
+      <w:r>
+        <w:rPr>
+          <w:rFonts w:ascii="Arial" w:cs="Arial" w:eastAsia="Arial" w:hAnsi="Arial"/>
+          <w:color w:val="333333"/>
+          <w:sz w:val="21"/>
+          <w:szCs w:val="21"/>
+        </w:rPr>
+        <w:t xml:space="preserve">綺麗なのとアニメティが充実していて、スタッフの対応ロケーションも最高でした！後値段もお手頃でした！ 窓がない部屋だったので寝泊まりだけでは充分ですがホテル滞在メインだと部屋有りのとこがいいかもです！</w:t>
+      </w:r>
+    </w:p>
+    <w:p>
+      <w:pPr>
+        <w:spacing w:after="60"/>
+      </w:pPr>
+    </w:p>
+    <w:p>
+      <w:pPr>
+        <w:spacing w:after="120" w:before="200"/>
+      </w:pPr>
+      <w:r>
+        <w:rPr>
+          <w:rFonts w:ascii="Arial" w:cs="Arial" w:eastAsia="Arial" w:hAnsi="Arial"/>
+          <w:b/>
+          <w:bCs/>
+          <w:color w:val="1B3A5C"/>
+          <w:sz w:val="22"/>
+          <w:szCs w:val="22"/>
+        </w:rPr>
+        <w:t xml:space="preserve">[4] Trip.com / 9点 / 2026-03-23</w:t>
+      </w:r>
+    </w:p>
+    <w:p>
+      <w:pPr>
+        <w:spacing w:after="120" w:line="320"/>
+        <w:jc w:val="left"/>
+      </w:pPr>
+      <w:r>
+        <w:rPr>
+          <w:rFonts w:ascii="Arial" w:cs="Arial" w:eastAsia="Arial" w:hAnsi="Arial"/>
+          <w:color w:val="333333"/>
+          <w:sz w:val="21"/>
+          <w:szCs w:val="21"/>
+        </w:rPr>
+        <w:t xml:space="preserve">立地が良い</w:t>
+      </w:r>
+    </w:p>
+    <w:p>
+      <w:pPr>
+        <w:spacing w:after="60"/>
+      </w:pPr>
+    </w:p>
+    <w:p>
+      <w:pPr>
+        <w:spacing w:after="120" w:before="200"/>
+      </w:pPr>
+      <w:r>
+        <w:rPr>
+          <w:rFonts w:ascii="Arial" w:cs="Arial" w:eastAsia="Arial" w:hAnsi="Arial"/>
+          <w:b/>
+          <w:bCs/>
+          <w:color w:val="1B3A5C"/>
+          <w:sz w:val="22"/>
+          <w:szCs w:val="22"/>
+        </w:rPr>
+        <w:t xml:space="preserve">[5] Booking.com / 8点 / 2026-03-22</w:t>
       </w:r>
     </w:p>
     <w:p>
@@ -8084,7 +8228,7 @@
           <w:sz w:val="22"/>
           <w:szCs w:val="22"/>
         </w:rPr>
-        <w:t xml:space="preserve">[2] 楽天トラベル / 8点 / 2026-03-22</w:t>
+        <w:t xml:space="preserve">[6] 楽天トラベル / 6点 / 2026-03-23</w:t>
       </w:r>
     </w:p>
     <w:p>
@@ -8099,7 +8243,7 @@
           <w:sz w:val="21"/>
           <w:szCs w:val="21"/>
         </w:rPr>
-        <w:t xml:space="preserve">周辺環境も良く快適に過ごせました。ウォーターサーバーが設置されているのも良かったです。ただドライヤーの吸い込み部分の汚れが酷く残念でした。</w:t>
+        <w:t xml:space="preserve">部屋の大窓が隣接ビルの兼ね合いで完全目隠しされており、圧迫感閉そく感がどうにもならなかった。部屋に居たくない時間帯は近隣のカフェ等で控えているしかなく、ガストのお茶券はいただいていたが、イザ入店となると使いづらく、食事にかこつける必要を感じた。そのガストの朝食は代金に見合っていてなかなか良かった。</w:t>
       </w:r>
     </w:p>
     <w:p>
@@ -8120,7 +8264,7 @@
           <w:sz w:val="22"/>
           <w:szCs w:val="22"/>
         </w:rPr>
-        <w:t xml:space="preserve">[3] Trip.com / 10点 / 2026-03-21</w:t>
+        <w:t xml:space="preserve">[7] 楽天トラベル / 6点 / 2026-03-19</w:t>
       </w:r>
     </w:p>
     <w:p>
@@ -8135,7 +8279,7 @@
           <w:sz w:val="21"/>
           <w:szCs w:val="21"/>
         </w:rPr>
-        <w:t xml:space="preserve">ホテルのサービス、親切さ、清潔さ、そして価格は素晴らしかったです。ただ、日本に滞在していたため、朝食はオリーブ、チーズ、3～​​5分ゆでた卵、キュウリの種類が限られていて、パンがなかったのは少し残念でした。それでも、素晴らしい休暇になりました。ホテルのスタッフの皆様に心より感謝申し上げます。カラギョズ一家より</w:t>
+        <w:t xml:space="preserve">以前宿泊した際、駅から近くお部屋も広々としていて綺麗でベッドも広くて是非また泊まりたいと思いリピートしました。 アメニティがたくさんあり、顔パックは嬉しかったです。 間違えてツインを予約してしまい、ベッドが狭く残念でしたが自分のミスなのでそれは仕方ないですね。 2泊しましたが、1日目にシャワーを使用したら水がどんどん浴槽に溜まり、排水されなくひたすら溜まり続けて気持ち悪かったです。 その日は...</w:t>
       </w:r>
     </w:p>
     <w:p>
@@ -8156,7 +8300,7 @@
           <w:sz w:val="22"/>
           <w:szCs w:val="22"/>
         </w:rPr>
-        <w:t xml:space="preserve">[4] 楽天トラベル / 10点 / 2026-03-20</w:t>
+        <w:t xml:space="preserve">[8] Google / 6点 / 2026-03-06</w:t>
       </w:r>
     </w:p>
     <w:p>
@@ -8171,7 +8315,7 @@
           <w:sz w:val="21"/>
           <w:szCs w:val="21"/>
         </w:rPr>
-        <w:t xml:space="preserve">壁、エレベーターの内装が綺麗、 お部屋も浴室もチェックアウト時間もゆったりしていて、気分よく過ごせました。  ガストでのウェルカムドリンクもお部屋に持って行けて、紅茶やフェイスマスクなどのアメニティも充実していて、嬉しいです！</w:t>
+        <w:t xml:space="preserve">この女性はどこでも写真を撮っていました。</w:t>
       </w:r>
     </w:p>
     <w:p>
@@ -8192,7 +8336,7 @@
           <w:sz w:val="22"/>
           <w:szCs w:val="22"/>
         </w:rPr>
-        <w:t xml:space="preserve">[5] 楽天トラベル / 10点 / 2026-03-20</w:t>
+        <w:t xml:space="preserve">[9] Google / 6点 / 2026-03-06</w:t>
       </w:r>
     </w:p>
     <w:p>
@@ -8207,7 +8351,7 @@
           <w:sz w:val="21"/>
           <w:szCs w:val="21"/>
         </w:rPr>
-        <w:t xml:space="preserve">アメニティが充実していて嬉しかったです。また、事前予約ではありますがストレート•カールアイロンを無料貸出して頂けるのは有り難かったです。スタッフさんの対応も事務的でなく安心感がありました。 滞在中は快適に過ごすことが出来ありがとうございました☺︎</w:t>
+        <w:t xml:space="preserve">この女性は行く先々で写真を撮っていた。</w:t>
       </w:r>
     </w:p>
     <w:p>
@@ -8228,7 +8372,7 @@
           <w:sz w:val="22"/>
           <w:szCs w:val="22"/>
         </w:rPr>
-        <w:t xml:space="preserve">[6] 楽天トラベル / 6点 / 2026-03-19</w:t>
+        <w:t xml:space="preserve">[10] 楽天トラベル / 6点 / 2026-02-24</w:t>
       </w:r>
     </w:p>
     <w:p>
@@ -8243,151 +8387,7 @@
           <w:sz w:val="21"/>
           <w:szCs w:val="21"/>
         </w:rPr>
-        <w:t xml:space="preserve">以前宿泊した際、駅から近くお部屋も広々としていて綺麗でベッドも広くて是非また泊まりたいと思いリピートしました。 アメニティがたくさんあり、顔パックは嬉しかったです。 間違えてツインを予約してしまい、ベッドが狭く残念でしたが自分のミスなのでそれは仕方ないですね。 2泊しましたが、1日目にシャワーを使用したら水がどんどん浴槽に溜まり、排水されなくひたすら溜まり続けて気持ち悪かったです。 その日は...</w:t>
-      </w:r>
-    </w:p>
-    <w:p>
-      <w:pPr>
-        <w:spacing w:after="60"/>
-      </w:pPr>
-    </w:p>
-    <w:p>
-      <w:pPr>
-        <w:spacing w:after="120" w:before="200"/>
-      </w:pPr>
-      <w:r>
-        <w:rPr>
-          <w:rFonts w:ascii="Arial" w:cs="Arial" w:eastAsia="Arial" w:hAnsi="Arial"/>
-          <w:b/>
-          <w:bCs/>
-          <w:color w:val="1B3A5C"/>
-          <w:sz w:val="22"/>
-          <w:szCs w:val="22"/>
-        </w:rPr>
-        <w:t xml:space="preserve">[7] Google / 6点 / 2026-03-06</w:t>
-      </w:r>
-    </w:p>
-    <w:p>
-      <w:pPr>
-        <w:spacing w:after="120" w:line="320"/>
-        <w:jc w:val="left"/>
-      </w:pPr>
-      <w:r>
-        <w:rPr>
-          <w:rFonts w:ascii="Arial" w:cs="Arial" w:eastAsia="Arial" w:hAnsi="Arial"/>
-          <w:color w:val="333333"/>
-          <w:sz w:val="21"/>
-          <w:szCs w:val="21"/>
-        </w:rPr>
-        <w:t xml:space="preserve">この女性はどこでも写真を撮っていました。</w:t>
-      </w:r>
-    </w:p>
-    <w:p>
-      <w:pPr>
-        <w:spacing w:after="60"/>
-      </w:pPr>
-    </w:p>
-    <w:p>
-      <w:pPr>
-        <w:spacing w:after="120" w:before="200"/>
-      </w:pPr>
-      <w:r>
-        <w:rPr>
-          <w:rFonts w:ascii="Arial" w:cs="Arial" w:eastAsia="Arial" w:hAnsi="Arial"/>
-          <w:b/>
-          <w:bCs/>
-          <w:color w:val="1B3A5C"/>
-          <w:sz w:val="22"/>
-          <w:szCs w:val="22"/>
-        </w:rPr>
-        <w:t xml:space="preserve">[8] Google / 6点 / 2026-03-06</w:t>
-      </w:r>
-    </w:p>
-    <w:p>
-      <w:pPr>
-        <w:spacing w:after="120" w:line="320"/>
-        <w:jc w:val="left"/>
-      </w:pPr>
-      <w:r>
-        <w:rPr>
-          <w:rFonts w:ascii="Arial" w:cs="Arial" w:eastAsia="Arial" w:hAnsi="Arial"/>
-          <w:color w:val="333333"/>
-          <w:sz w:val="21"/>
-          <w:szCs w:val="21"/>
-        </w:rPr>
-        <w:t xml:space="preserve">この女性は行く先々で写真を撮っていた。</w:t>
-      </w:r>
-    </w:p>
-    <w:p>
-      <w:pPr>
-        <w:spacing w:after="60"/>
-      </w:pPr>
-    </w:p>
-    <w:p>
-      <w:pPr>
-        <w:spacing w:after="120" w:before="200"/>
-      </w:pPr>
-      <w:r>
-        <w:rPr>
-          <w:rFonts w:ascii="Arial" w:cs="Arial" w:eastAsia="Arial" w:hAnsi="Arial"/>
-          <w:b/>
-          <w:bCs/>
-          <w:color w:val="1B3A5C"/>
-          <w:sz w:val="22"/>
-          <w:szCs w:val="22"/>
-        </w:rPr>
-        <w:t xml:space="preserve">[9] 楽天トラベル / 6点 / 2026-02-24</w:t>
-      </w:r>
-    </w:p>
-    <w:p>
-      <w:pPr>
-        <w:spacing w:after="120" w:line="320"/>
-        <w:jc w:val="left"/>
-      </w:pPr>
-      <w:r>
-        <w:rPr>
-          <w:rFonts w:ascii="Arial" w:cs="Arial" w:eastAsia="Arial" w:hAnsi="Arial"/>
-          <w:color w:val="333333"/>
-          <w:sz w:val="21"/>
-          <w:szCs w:val="21"/>
-        </w:rPr>
         <w:t xml:space="preserve">駅から近くて便利でした。アメニティはとても助かります</w:t>
-      </w:r>
-    </w:p>
-    <w:p>
-      <w:pPr>
-        <w:spacing w:after="60"/>
-      </w:pPr>
-    </w:p>
-    <w:p>
-      <w:pPr>
-        <w:spacing w:after="120" w:before="200"/>
-      </w:pPr>
-      <w:r>
-        <w:rPr>
-          <w:rFonts w:ascii="Arial" w:cs="Arial" w:eastAsia="Arial" w:hAnsi="Arial"/>
-          <w:b/>
-          <w:bCs/>
-          <w:color w:val="1B3A5C"/>
-          <w:sz w:val="22"/>
-          <w:szCs w:val="22"/>
-        </w:rPr>
-        <w:t xml:space="preserve">[10] 楽天トラベル / 2点 / 2026-02-20</w:t>
-      </w:r>
-    </w:p>
-    <w:p>
-      <w:pPr>
-        <w:spacing w:after="120" w:line="320"/>
-        <w:jc w:val="left"/>
-      </w:pPr>
-      <w:r>
-        <w:rPr>
-          <w:rFonts w:ascii="Arial" w:cs="Arial" w:eastAsia="Arial" w:hAnsi="Arial"/>
-          <w:color w:val="333333"/>
-          <w:sz w:val="21"/>
-          <w:szCs w:val="21"/>
-        </w:rPr>
-        <w:t xml:space="preserve">エキストラベッド不要と備考欄に書いたのに、エキストラベッドが入っていた。  何だか要望を読んでないのか、忘れていたのか、あえて無視したのか分かりませんが、とても残念な気持ちになりました。</w:t>
       </w:r>
     </w:p>
     <w:p>
@@ -8452,7 +8452,7 @@
                 <w:sz w:val="21"/>
                 <w:szCs w:val="21"/>
               </w:rPr>
-              <w:t xml:space="preserve">リッチモンドホテル東京目白は、全体平均8.68点（10点換算）、高評価率86.2%という良好な顧客満足度を維持しているホテルです。特に「立地・アクセス」「快適さ・設備」が多くのゲストから高く評価されています。</w:t>
+              <w:t xml:space="preserve">リッチモンドホテル東京目白は、全体平均8.70点（10点換算）、高評価率86.0%という良好な顧客満足度を維持しているホテルです。特に「立地・アクセス」「快適さ・設備」が多くのゲストから高く評価されています。</w:t>
             </w:r>
           </w:p>
           <w:p>

--- a/納品レポート/ホテル別レポート/richmond_mejiro_口コミ分析改善レポート.docx
+++ b/納品レポート/ホテル別レポート/richmond_mejiro_口コミ分析改善レポート.docx
@@ -96,7 +96,7 @@
           <w:sz w:val="22"/>
           <w:szCs w:val="22"/>
         </w:rPr>
-        <w:t xml:space="preserve">レビュー総数：136件（6サイト）</w:t>
+        <w:t xml:space="preserve">レビュー総数：139件（6サイト）</w:t>
       </w:r>
     </w:p>
     <w:p>
@@ -131,7 +131,7 @@
           <w:sz w:val="20"/>
           <w:szCs w:val="20"/>
         </w:rPr>
-        <w:t xml:space="preserve">作成日：2026年3月24日</w:t>
+        <w:t xml:space="preserve">作成日：2026年3月25日</w:t>
       </w:r>
     </w:p>
     <w:p>
@@ -189,7 +189,7 @@
           <w:sz w:val="21"/>
           <w:szCs w:val="21"/>
         </w:rPr>
-        <w:t xml:space="preserve">2026年2月〜3月に各OTAサイト・口コミサイトに投稿された136件のレビューを包括的に分析しました。以下が主要な発見事項です。</w:t>
+        <w:t xml:space="preserve">2026年2月〜3月に各OTAサイト・口コミサイトに投稿された139件のレビューを包括的に分析しました。以下が主要な発見事項です。</w:t>
       </w:r>
     </w:p>
     <w:p>
@@ -261,7 +261,7 @@
                 <w:sz w:val="36"/>
                 <w:szCs w:val="36"/>
               </w:rPr>
-              <w:t xml:space="preserve">8.70</w:t>
+              <w:t xml:space="preserve">8.71</w:t>
             </w:r>
           </w:p>
         </w:tc>
@@ -310,7 +310,7 @@
                 <w:sz w:val="36"/>
                 <w:szCs w:val="36"/>
               </w:rPr>
-              <w:t xml:space="preserve">86.0%</w:t>
+              <w:t xml:space="preserve">86.3%</w:t>
             </w:r>
           </w:p>
         </w:tc>
@@ -408,7 +408,7 @@
                 <w:sz w:val="36"/>
                 <w:szCs w:val="36"/>
               </w:rPr>
-              <w:t xml:space="preserve">136件</w:t>
+              <w:t xml:space="preserve">139件</w:t>
             </w:r>
           </w:p>
         </w:tc>
@@ -448,7 +448,7 @@
           <w:sz w:val="21"/>
           <w:szCs w:val="21"/>
         </w:rPr>
-        <w:t xml:space="preserve">全体平均スコア8.70点（10点換算）は良好な水準であり、86.0%が高評価（8-10点）に分類されます。低評価（1-4点）は3件（2.2%）で、ゲスト満足度は良好です。Trip.com（9.38点）で特に高い評価を獲得しています。</w:t>
+        <w:t xml:space="preserve">全体平均スコア8.71点（10点換算）は良好な水準であり、86.3%が高評価（8-10点）に分類されます。低評価（1-4点）は3件（2.2%）で、ゲスト満足度は良好です。Trip.com（9.36点）で特に高い評価を獲得しています。</w:t>
       </w:r>
     </w:p>
     <w:p>
@@ -542,7 +542,7 @@
                 <w:sz w:val="20"/>
                 <w:szCs w:val="20"/>
               </w:rPr>
-              <w:t xml:space="preserve">立地・アクセス（50件以上で言及）、快適さ・設備（50件以上で言及）、スタッフの対応（20件以上で言及）</w:t>
+              <w:t xml:space="preserve">立地・アクセス（50件以上で言及）、快適さ・設備（50件以上で言及）、スタッフの対応（50件以上で言及）</w:t>
             </w:r>
           </w:p>
           <w:p>
@@ -567,7 +567,7 @@
                 <w:sz w:val="20"/>
                 <w:szCs w:val="20"/>
               </w:rPr>
-              <w:t xml:space="preserve">浴室・水回り（21件）、エアコン・空調（19件）、設備の老朽化（11件）、窓・採光（9件）</w:t>
+              <w:t xml:space="preserve">浴室・水回り（23件）、エアコン・空調（20件）、設備の老朽化（11件）、窓・採光（9件）</w:t>
             </w:r>
           </w:p>
           <w:p>
@@ -987,7 +987,7 @@
                 <w:sz w:val="20"/>
                 <w:szCs w:val="20"/>
               </w:rPr>
-              <w:t xml:space="preserve">32</w:t>
+              <w:t xml:space="preserve">33</w:t>
             </w:r>
           </w:p>
         </w:tc>
@@ -1021,7 +1021,7 @@
                 <w:sz w:val="20"/>
                 <w:szCs w:val="20"/>
               </w:rPr>
-              <w:t xml:space="preserve">9.38</w:t>
+              <w:t xml:space="preserve">9.36</w:t>
             </w:r>
           </w:p>
         </w:tc>
@@ -1089,7 +1089,7 @@
                 <w:sz w:val="20"/>
                 <w:szCs w:val="20"/>
               </w:rPr>
-              <w:t xml:space="preserve">9.38</w:t>
+              <w:t xml:space="preserve">9.36</w:t>
             </w:r>
           </w:p>
         </w:tc>
@@ -1229,7 +1229,7 @@
                 <w:sz w:val="20"/>
                 <w:szCs w:val="20"/>
               </w:rPr>
-              <w:t xml:space="preserve">5</w:t>
+              <w:t xml:space="preserve">6</w:t>
             </w:r>
           </w:p>
         </w:tc>
@@ -1264,7 +1264,7 @@
                 <w:sz w:val="20"/>
                 <w:szCs w:val="20"/>
               </w:rPr>
-              <w:t xml:space="preserve">9.2</w:t>
+              <w:t xml:space="preserve">9.33</w:t>
             </w:r>
           </w:p>
         </w:tc>
@@ -1334,7 +1334,7 @@
                 <w:sz w:val="20"/>
                 <w:szCs w:val="20"/>
               </w:rPr>
-              <w:t xml:space="preserve">9.2</w:t>
+              <w:t xml:space="preserve">9.33</w:t>
             </w:r>
           </w:p>
         </w:tc>
@@ -1474,7 +1474,7 @@
                 <w:sz w:val="20"/>
                 <w:szCs w:val="20"/>
               </w:rPr>
-              <w:t xml:space="preserve">26</w:t>
+              <w:t xml:space="preserve">27</w:t>
             </w:r>
           </w:p>
         </w:tc>
@@ -1508,7 +1508,7 @@
                 <w:sz w:val="20"/>
                 <w:szCs w:val="20"/>
               </w:rPr>
-              <w:t xml:space="preserve">4.58</w:t>
+              <w:t xml:space="preserve">4.56</w:t>
             </w:r>
           </w:p>
         </w:tc>
@@ -1576,7 +1576,7 @@
                 <w:sz w:val="20"/>
                 <w:szCs w:val="20"/>
               </w:rPr>
-              <w:t xml:space="preserve">9.15</w:t>
+              <w:t xml:space="preserve">9.11</w:t>
             </w:r>
           </w:p>
         </w:tc>
@@ -2238,7 +2238,7 @@
                 <w:sz w:val="20"/>
                 <w:szCs w:val="20"/>
               </w:rPr>
-              <w:t xml:space="preserve">7.85</w:t>
+              <w:t xml:space="preserve">7.88</w:t>
             </w:r>
           </w:p>
         </w:tc>
@@ -2308,7 +2308,7 @@
                 <w:sz w:val="20"/>
                 <w:szCs w:val="20"/>
               </w:rPr>
-              <w:t xml:space="preserve">7.85</w:t>
+              <w:t xml:space="preserve">7.88</w:t>
             </w:r>
           </w:p>
         </w:tc>
@@ -2418,7 +2418,7 @@
           <w:sz w:val="21"/>
           <w:szCs w:val="21"/>
         </w:rPr>
-        <w:t xml:space="preserve">評価分布は10点（45.6%）に最も多く、8点以上の高評価が86.0%を占め、高い顧客満足度を示しています。低評価（1-4点）は計3件（2.2%）です。</w:t>
+        <w:t xml:space="preserve">評価分布は10点（45.3%）に最も多く、8点以上の高評価が86.3%を占め、高い顧客満足度を示しています。低評価（1-4点）は計3件（2.2%）です。</w:t>
       </w:r>
     </w:p>
     <w:p>
@@ -2653,7 +2653,7 @@
                 <w:sz w:val="20"/>
                 <w:szCs w:val="20"/>
               </w:rPr>
-              <w:t xml:space="preserve">62</w:t>
+              <w:t xml:space="preserve">63</w:t>
             </w:r>
           </w:p>
         </w:tc>
@@ -2688,7 +2688,7 @@
                 <w:sz w:val="20"/>
                 <w:szCs w:val="20"/>
               </w:rPr>
-              <w:t xml:space="preserve">45.6%</w:t>
+              <w:t xml:space="preserve">45.3%</w:t>
             </w:r>
           </w:p>
         </w:tc>
@@ -2726,7 +2726,7 @@
                 <w:sz w:val="18"/>
                 <w:szCs w:val="18"/>
               </w:rPr>
-              <w:t xml:space="preserve"> 62件</w:t>
+              <w:t xml:space="preserve"> 63件</w:t>
             </w:r>
           </w:p>
         </w:tc>
@@ -2798,7 +2798,7 @@
                 <w:sz w:val="20"/>
                 <w:szCs w:val="20"/>
               </w:rPr>
-              <w:t xml:space="preserve">14</w:t>
+              <w:t xml:space="preserve">16</w:t>
             </w:r>
           </w:p>
         </w:tc>
@@ -2833,7 +2833,7 @@
                 <w:sz w:val="20"/>
                 <w:szCs w:val="20"/>
               </w:rPr>
-              <w:t xml:space="preserve">10.3%</w:t>
+              <w:t xml:space="preserve">11.5%</w:t>
             </w:r>
           </w:p>
         </w:tc>
@@ -2870,7 +2870,7 @@
                 <w:sz w:val="18"/>
                 <w:szCs w:val="18"/>
               </w:rPr>
-              <w:t xml:space="preserve"> 14件</w:t>
+              <w:t xml:space="preserve"> 16件</w:t>
             </w:r>
           </w:p>
         </w:tc>
@@ -2977,7 +2977,7 @@
                 <w:sz w:val="20"/>
                 <w:szCs w:val="20"/>
               </w:rPr>
-              <w:t xml:space="preserve">30.1%</w:t>
+              <w:t xml:space="preserve">29.5%</w:t>
             </w:r>
           </w:p>
         </w:tc>
@@ -3122,7 +3122,7 @@
                 <w:sz w:val="20"/>
                 <w:szCs w:val="20"/>
               </w:rPr>
-              <w:t xml:space="preserve">5.1%</w:t>
+              <w:t xml:space="preserve">5.0%</w:t>
             </w:r>
           </w:p>
         </w:tc>
@@ -3266,7 +3266,7 @@
                 <w:sz w:val="20"/>
                 <w:szCs w:val="20"/>
               </w:rPr>
-              <w:t xml:space="preserve">4.4%</w:t>
+              <w:t xml:space="preserve">4.3%</w:t>
             </w:r>
           </w:p>
         </w:tc>
@@ -3958,7 +3958,7 @@
                 <w:sz w:val="24"/>
                 <w:szCs w:val="24"/>
               </w:rPr>
-              <w:t xml:space="preserve">117件（86.0%）</w:t>
+              <w:t xml:space="preserve">120件（86.3%）</w:t>
             </w:r>
           </w:p>
         </w:tc>
@@ -4009,7 +4009,7 @@
                 <w:sz w:val="24"/>
                 <w:szCs w:val="24"/>
               </w:rPr>
-              <w:t xml:space="preserve">16件（11.8%）</w:t>
+              <w:t xml:space="preserve">16件（11.5%）</w:t>
             </w:r>
           </w:p>
         </w:tc>
@@ -4334,7 +4334,7 @@
                 <w:sz w:val="20"/>
                 <w:szCs w:val="20"/>
               </w:rPr>
-              <w:t xml:space="preserve">「目白駅から徒歩わずか3分と大変便利です」「Good location 立地が良い」</w:t>
+              <w:t xml:space="preserve">「二泊しましたが駅近で便利」「目白駅から徒歩わずか3分と大変便利です」</w:t>
             </w:r>
           </w:p>
         </w:tc>
@@ -4510,7 +4510,7 @@
                 <w:sz w:val="20"/>
                 <w:szCs w:val="20"/>
               </w:rPr>
-              <w:t xml:space="preserve">20件以上</w:t>
+              <w:t xml:space="preserve">50件以上</w:t>
             </w:r>
           </w:p>
         </w:tc>
@@ -4545,7 +4545,7 @@
                 <w:sz w:val="20"/>
                 <w:szCs w:val="20"/>
               </w:rPr>
-              <w:t xml:space="preserve">「綺麗なのとアニメティが充実していて、スタッフの対応ロケーションも最高でした」「ホテルのスタッフの皆様に心より感謝申し上げます」</w:t>
+              <w:t xml:space="preserve">「部屋は清潔で25㎡とやや広め、 浴槽とシャワーが別々、 スタッフ対応も良く非常に満足しました」「綺麗なのとアニメティが充実していて、スタッフの対応ロケーションも最高でした」</w:t>
             </w:r>
           </w:p>
         </w:tc>
@@ -4649,7 +4649,7 @@
                 <w:sz w:val="20"/>
                 <w:szCs w:val="20"/>
               </w:rPr>
-              <w:t xml:space="preserve">「衛生状態：良好」「綺麗なのとアニメティが充実していて、スタッフの対応ロケーションも最高でした」</w:t>
+              <w:t xml:space="preserve">「利用した部屋は清潔で満足できました」「部屋は清潔で25㎡とやや広め、 浴槽とシャワーが別々、 スタッフ対応も良く非常に満足しました」</w:t>
             </w:r>
           </w:p>
         </w:tc>
@@ -4900,7 +4900,7 @@
           <w:sz w:val="21"/>
           <w:szCs w:val="21"/>
         </w:rPr>
-        <w:t xml:space="preserve">口コミの多数で「立地・アクセス」に関するポジティブな言及が見られ、リッチモンドホテル東京目白の最大の差別化要因となっています。目白駅から徒歩わずか3分と大変便利ですといった声が多数寄せられています。</w:t>
+        <w:t xml:space="preserve">口コミの多数で「立地・アクセス」に関するポジティブな言及が見られ、リッチモンドホテル東京目白の最大の差別化要因となっています。二泊しましたが駅近で便利といった声が多数寄せられています。</w:t>
       </w:r>
     </w:p>
     <w:p>
@@ -4919,7 +4919,7 @@
           <w:sz w:val="21"/>
           <w:szCs w:val="21"/>
         </w:rPr>
-        <w:t xml:space="preserve">目白駅から徒歩わずか3分と大変便利です</w:t>
+        <w:t xml:space="preserve">二泊しましたが駅近で便利</w:t>
       </w:r>
     </w:p>
     <w:p>
@@ -4938,7 +4938,7 @@
           <w:sz w:val="21"/>
           <w:szCs w:val="21"/>
         </w:rPr>
-        <w:t xml:space="preserve">Good location 立地が良い</w:t>
+        <w:t xml:space="preserve">目白駅から徒歩わずか3分と大変便利です</w:t>
       </w:r>
     </w:p>
     <w:p>
@@ -4957,7 +4957,7 @@
           <w:sz w:val="21"/>
           <w:szCs w:val="21"/>
         </w:rPr>
-        <w:t xml:space="preserve">立地も良く、ホテルも広々としていました</w:t>
+        <w:t xml:space="preserve">Good location 立地が良い</w:t>
       </w:r>
     </w:p>
     <w:p>
@@ -5299,7 +5299,7 @@
                 <w:sz w:val="20"/>
                 <w:szCs w:val="20"/>
               </w:rPr>
-              <w:t xml:space="preserve">La suite était très grande et la douche et les toilettes ...</w:t>
+              <w:t xml:space="preserve">部屋は清潔で25㎡とやや広め、 浴槽とシャワーが別々、 スタッフ対応も良く非常に満足しました</w:t>
             </w:r>
           </w:p>
         </w:tc>
@@ -5333,7 +5333,7 @@
                 <w:sz w:val="20"/>
                 <w:szCs w:val="20"/>
               </w:rPr>
-              <w:t xml:space="preserve">重大・21件</w:t>
+              <w:t xml:space="preserve">重大・23件</w:t>
             </w:r>
           </w:p>
         </w:tc>
@@ -5472,7 +5472,7 @@
                 <w:sz w:val="20"/>
                 <w:szCs w:val="20"/>
               </w:rPr>
-              <w:t xml:space="preserve">重大・19件</w:t>
+              <w:t xml:space="preserve">重大・20件</w:t>
             </w:r>
           </w:p>
         </w:tc>
@@ -6028,7 +6028,7 @@
                 <w:sz w:val="20"/>
                 <w:szCs w:val="20"/>
               </w:rPr>
-              <w:t xml:space="preserve">中度・4件</w:t>
+              <w:t xml:space="preserve">重大・5件</w:t>
             </w:r>
           </w:p>
         </w:tc>
@@ -7191,7 +7191,7 @@
                 <w:sz w:val="20"/>
                 <w:szCs w:val="20"/>
               </w:rPr>
-              <w:t xml:space="preserve">8.70点</w:t>
+              <w:t xml:space="preserve">8.71点</w:t>
             </w:r>
           </w:p>
         </w:tc>
@@ -7331,7 +7331,7 @@
                 <w:sz w:val="20"/>
                 <w:szCs w:val="20"/>
               </w:rPr>
-              <w:t xml:space="preserve">86.0%</w:t>
+              <w:t xml:space="preserve">86.3%</w:t>
             </w:r>
           </w:p>
         </w:tc>
@@ -7611,7 +7611,7 @@
                 <w:sz w:val="20"/>
                 <w:szCs w:val="20"/>
               </w:rPr>
-              <w:t xml:space="preserve">7.8点</w:t>
+              <w:t xml:space="preserve">7.9点</w:t>
             </w:r>
           </w:p>
         </w:tc>
@@ -7646,7 +7646,7 @@
                 <w:sz w:val="20"/>
                 <w:szCs w:val="20"/>
               </w:rPr>
-              <w:t xml:space="preserve">8.8点以上</w:t>
+              <w:t xml:space="preserve">8.9点以上</w:t>
             </w:r>
           </w:p>
         </w:tc>
@@ -7891,7 +7891,7 @@
                 <w:sz w:val="20"/>
                 <w:szCs w:val="20"/>
               </w:rPr>
-              <w:t xml:space="preserve">約21件/期間</w:t>
+              <w:t xml:space="preserve">約23件/期間</w:t>
             </w:r>
           </w:p>
         </w:tc>
@@ -7926,7 +7926,7 @@
                 <w:sz w:val="20"/>
                 <w:szCs w:val="20"/>
               </w:rPr>
-              <w:t xml:space="preserve">10件以下</w:t>
+              <w:t xml:space="preserve">11件以下</w:t>
             </w:r>
           </w:p>
         </w:tc>
@@ -8022,7 +8022,7 @@
           <w:sz w:val="22"/>
           <w:szCs w:val="22"/>
         </w:rPr>
-        <w:t xml:space="preserve">[1] Trip.com / 10点 / 2026-03-24</w:t>
+        <w:t xml:space="preserve">[1] Trip.com / 9点 / 2026-03-25</w:t>
       </w:r>
     </w:p>
     <w:p>
@@ -8037,7 +8037,7 @@
           <w:sz w:val="21"/>
           <w:szCs w:val="21"/>
         </w:rPr>
-        <w:t xml:space="preserve">素敵なシンプルな朝食で、部屋もグループには十分な広さです。洗濯機は地下1階にあります。</w:t>
+        <w:t xml:space="preserve">利用した部屋は清潔で満足できました。何か書き残す事を絞り出すとすれば、宿泊代金は先に決済を済ませていたので、身一つで伺えば済むと思っていたところ、チェックイン時に宿泊税とやらを徴収された事。領収書は出ますが、先に決算した宿泊料の領収書と当日払った宿泊税の領収書が分かれる事が無く、先に纏めて徴収する事はできないものでしょうか？</w:t>
       </w:r>
     </w:p>
     <w:p>
@@ -8058,7 +8058,7 @@
           <w:sz w:val="22"/>
           <w:szCs w:val="22"/>
         </w:rPr>
-        <w:t xml:space="preserve">[2] Trip.com / 10点 / 2026-03-23</w:t>
+        <w:t xml:space="preserve">[2] Agoda / 10点 / 2026-03-25</w:t>
       </w:r>
     </w:p>
     <w:p>
@@ -8073,7 +8073,7 @@
           <w:sz w:val="21"/>
           <w:szCs w:val="21"/>
         </w:rPr>
-        <w:t xml:space="preserve">設備：必要なアメニティはすべて揃っており、各階段の下には温水が出る給水器が設置されています。衛生状態：良好。環境：素晴らしい。近隣には松本清、ココナ、赤いローソンコンビニエンスストアがあります。その他にもカフェ、ファストフード店、和菓子店、コーヒーショップ、フランス菓子店、自家製ウイスキー店などがあります。目白駅から徒歩わずか3分と大変便利です。</w:t>
+        <w:t xml:space="preserve">二泊しましたが駅近で便利。 部屋は清潔で25㎡とやや広め、 浴槽とシャワーが別々、 スタッフ対応も良く非常に満足しました。</w:t>
       </w:r>
     </w:p>
     <w:p>
@@ -8094,7 +8094,7 @@
           <w:sz w:val="22"/>
           <w:szCs w:val="22"/>
         </w:rPr>
-        <w:t xml:space="preserve">[3] Trip.com / 10点 / 2026-03-23</w:t>
+        <w:t xml:space="preserve">[3] Trip.com / 10点 / 2026-03-24</w:t>
       </w:r>
     </w:p>
     <w:p>
@@ -8109,7 +8109,7 @@
           <w:sz w:val="21"/>
           <w:szCs w:val="21"/>
         </w:rPr>
-        <w:t xml:space="preserve">綺麗なのとアニメティが充実していて、スタッフの対応ロケーションも最高でした！後値段もお手頃でした！ 窓がない部屋だったので寝泊まりだけでは充分ですがホテル滞在メインだと部屋有りのとこがいいかもです！</w:t>
+        <w:t xml:space="preserve">素敵なシンプルな朝食で、部屋もグループには十分な広さです。洗濯機は地下1階にあります。</w:t>
       </w:r>
     </w:p>
     <w:p>
@@ -8130,7 +8130,7 @@
           <w:sz w:val="22"/>
           <w:szCs w:val="22"/>
         </w:rPr>
-        <w:t xml:space="preserve">[4] Trip.com / 9点 / 2026-03-23</w:t>
+        <w:t xml:space="preserve">[4] Booking.com / 9点 / 2026-03-24</w:t>
       </w:r>
     </w:p>
     <w:p>
@@ -8145,7 +8145,7 @@
           <w:sz w:val="21"/>
           <w:szCs w:val="21"/>
         </w:rPr>
-        <w:t xml:space="preserve">立地が良い</w:t>
+        <w:t xml:space="preserve">Cama muy cómoda y personal muy agradable. El desayuno estaba muy bien para el precio que tenía. Está cerca de una estación muy bien comunicada.</w:t>
       </w:r>
     </w:p>
     <w:p>
@@ -8166,7 +8166,7 @@
           <w:sz w:val="22"/>
           <w:szCs w:val="22"/>
         </w:rPr>
-        <w:t xml:space="preserve">[5] Booking.com / 8点 / 2026-03-22</w:t>
+        <w:t xml:space="preserve">[5] Trip.com / 10点 / 2026-03-23</w:t>
       </w:r>
     </w:p>
     <w:p>
@@ -8181,33 +8181,7 @@
           <w:sz w:val="21"/>
           <w:szCs w:val="21"/>
         </w:rPr>
-        <w:t xml:space="preserve">L'emplacement nous a permis de rayonner dans Tokyo très facilement. La suite était très grande et la douche et les toilettes supers.  Tout un panel d'équipements mis a disposition des clients</w:t>
-      </w:r>
-    </w:p>
-    <w:p>
-      <w:pPr>
-        <w:spacing w:after="120" w:line="320"/>
-        <w:jc w:val="left"/>
-      </w:pPr>
-      <w:r>
-        <w:rPr>
-          <w:rFonts w:ascii="Arial" w:cs="Arial" w:eastAsia="Arial" w:hAnsi="Arial"/>
-          <w:b/>
-          <w:bCs/>
-          <w:color w:val="C0392B"/>
-          <w:sz w:val="21"/>
-          <w:szCs w:val="21"/>
-        </w:rPr>
-        <w:t xml:space="preserve">【改善点】</w:t>
-      </w:r>
-      <w:r>
-        <w:rPr>
-          <w:rFonts w:ascii="Arial" w:cs="Arial" w:eastAsia="Arial" w:hAnsi="Arial"/>
-          <w:color w:val="333333"/>
-          <w:sz w:val="21"/>
-          <w:szCs w:val="21"/>
-        </w:rPr>
-        <w:t xml:space="preserve">エレベーターは少し気まぐれで、ベッドは少し硬かった。</w:t>
+        <w:t xml:space="preserve">設備：必要なアメニティはすべて揃っており、各階段の下には温水が出る給水器が設置されています。衛生状態：良好。環境：素晴らしい。近隣には松本清、ココナ、赤いローソンコンビニエンスストアがあります。その他にもカフェ、ファストフード店、和菓子店、コーヒーショップ、フランス菓子店、自家製ウイスキー店などがあります。目白駅から徒歩わずか3分と大変便利です。</w:t>
       </w:r>
     </w:p>
     <w:p>
@@ -8452,7 +8426,7 @@
                 <w:sz w:val="21"/>
                 <w:szCs w:val="21"/>
               </w:rPr>
-              <w:t xml:space="preserve">リッチモンドホテル東京目白は、全体平均8.70点（10点換算）、高評価率86.0%という良好な顧客満足度を維持しているホテルです。特に「立地・アクセス」「快適さ・設備」が多くのゲストから高く評価されています。</w:t>
+              <w:t xml:space="preserve">リッチモンドホテル東京目白は、全体平均8.71点（10点換算）、高評価率86.3%という良好な顧客満足度を維持しているホテルです。特に「立地・アクセス」「快適さ・設備」が多くのゲストから高く評価されています。</w:t>
             </w:r>
           </w:p>
           <w:p>
@@ -8494,7 +8468,7 @@
                 <w:sz w:val="21"/>
                 <w:szCs w:val="21"/>
               </w:rPr>
-              <w:t xml:space="preserve">Booking.comでの低スコア（7.8点）は、口コミ返信の強化とサービス品質の一貫性確保で改善余地があります。全サイトでの口コミ返信率100%を目指すことで、ホテルの姿勢をゲストに伝え、リピート率の向上につなげることが重要です。</w:t>
+              <w:t xml:space="preserve">Booking.comでの低スコア（7.9点）は、口コミ返信の強化とサービス品質の一貫性確保で改善余地があります。全サイトでの口コミ返信率100%を目指すことで、ホテルの姿勢をゲストに伝え、リピート率の向上につなげることが重要です。</w:t>
             </w:r>
           </w:p>
           <w:p>

--- a/納品レポート/ホテル別レポート/richmond_mejiro_口コミ分析改善レポート.docx
+++ b/納品レポート/ホテル別レポート/richmond_mejiro_口コミ分析改善レポート.docx
@@ -131,7 +131,7 @@
           <w:sz w:val="20"/>
           <w:szCs w:val="20"/>
         </w:rPr>
-        <w:t xml:space="preserve">作成日：2026年3月25日</w:t>
+        <w:t xml:space="preserve">作成日：2026年3月26日</w:t>
       </w:r>
     </w:p>
     <w:p>
@@ -261,7 +261,7 @@
                 <w:sz w:val="36"/>
                 <w:szCs w:val="36"/>
               </w:rPr>
-              <w:t xml:space="preserve">8.71</w:t>
+              <w:t xml:space="preserve">8.72</w:t>
             </w:r>
           </w:p>
         </w:tc>
@@ -310,7 +310,7 @@
                 <w:sz w:val="36"/>
                 <w:szCs w:val="36"/>
               </w:rPr>
-              <w:t xml:space="preserve">86.3%</w:t>
+              <w:t xml:space="preserve">87.1%</w:t>
             </w:r>
           </w:p>
         </w:tc>
@@ -448,7 +448,7 @@
           <w:sz w:val="21"/>
           <w:szCs w:val="21"/>
         </w:rPr>
-        <w:t xml:space="preserve">全体平均スコア8.71点（10点換算）は良好な水準であり、86.3%が高評価（8-10点）に分類されます。低評価（1-4点）は3件（2.2%）で、ゲスト満足度は良好です。Trip.com（9.36点）で特に高い評価を獲得しています。</w:t>
+        <w:t xml:space="preserve">全体平均スコア8.72点（10点換算）は良好な水準であり、87.1%が高評価（8-10点）に分類されます。低評価（1-4点）は3件（2.2%）で、ゲスト満足度は良好です。Trip.com（9.36点）で特に高い評価を獲得しています。</w:t>
       </w:r>
     </w:p>
     <w:p>
@@ -542,7 +542,7 @@
                 <w:sz w:val="20"/>
                 <w:szCs w:val="20"/>
               </w:rPr>
-              <w:t xml:space="preserve">立地・アクセス（50件以上で言及）、快適さ・設備（50件以上で言及）、スタッフの対応（50件以上で言及）</w:t>
+              <w:t xml:space="preserve">立地・アクセス（50件以上で言及）、快適さ・設備（50件以上で言及）、スタッフの対応（20件以上で言及）</w:t>
             </w:r>
           </w:p>
           <w:p>
@@ -567,7 +567,7 @@
                 <w:sz w:val="20"/>
                 <w:szCs w:val="20"/>
               </w:rPr>
-              <w:t xml:space="preserve">浴室・水回り（23件）、エアコン・空調（20件）、設備の老朽化（11件）、窓・採光（9件）</w:t>
+              <w:t xml:space="preserve">浴室・水回り（22件）、エアコン・空調（20件）、設備の老朽化（11件）、窓・採光（9件）</w:t>
             </w:r>
           </w:p>
           <w:p>
@@ -1961,7 +1961,7 @@
                 <w:sz w:val="20"/>
                 <w:szCs w:val="20"/>
               </w:rPr>
-              <w:t xml:space="preserve">24</w:t>
+              <w:t xml:space="preserve">25</w:t>
             </w:r>
           </w:p>
         </w:tc>
@@ -1995,7 +1995,7 @@
                 <w:sz w:val="20"/>
                 <w:szCs w:val="20"/>
               </w:rPr>
-              <w:t xml:space="preserve">4.21</w:t>
+              <w:t xml:space="preserve">4.2</w:t>
             </w:r>
           </w:p>
         </w:tc>
@@ -2063,7 +2063,7 @@
                 <w:sz w:val="20"/>
                 <w:szCs w:val="20"/>
               </w:rPr>
-              <w:t xml:space="preserve">8.42</w:t>
+              <w:t xml:space="preserve">8.4</w:t>
             </w:r>
           </w:p>
         </w:tc>
@@ -2203,7 +2203,7 @@
                 <w:sz w:val="20"/>
                 <w:szCs w:val="20"/>
               </w:rPr>
-              <w:t xml:space="preserve">34</w:t>
+              <w:t xml:space="preserve">33</w:t>
             </w:r>
           </w:p>
         </w:tc>
@@ -2238,7 +2238,7 @@
                 <w:sz w:val="20"/>
                 <w:szCs w:val="20"/>
               </w:rPr>
-              <w:t xml:space="preserve">7.88</w:t>
+              <w:t xml:space="preserve">7.91</w:t>
             </w:r>
           </w:p>
         </w:tc>
@@ -2308,7 +2308,7 @@
                 <w:sz w:val="20"/>
                 <w:szCs w:val="20"/>
               </w:rPr>
-              <w:t xml:space="preserve">7.88</w:t>
+              <w:t xml:space="preserve">7.91</w:t>
             </w:r>
           </w:p>
         </w:tc>
@@ -2418,7 +2418,7 @@
           <w:sz w:val="21"/>
           <w:szCs w:val="21"/>
         </w:rPr>
-        <w:t xml:space="preserve">評価分布は10点（45.3%）に最も多く、8点以上の高評価が86.3%を占め、高い顧客満足度を示しています。低評価（1-4点）は計3件（2.2%）です。</w:t>
+        <w:t xml:space="preserve">評価分布は10点（45.3%）に最も多く、8点以上の高評価が87.1%を占め、高い顧客満足度を示しています。低評価（1-4点）は計3件（2.2%）です。</w:t>
       </w:r>
     </w:p>
     <w:p>
@@ -2942,7 +2942,7 @@
                 <w:sz w:val="20"/>
                 <w:szCs w:val="20"/>
               </w:rPr>
-              <w:t xml:space="preserve">41</w:t>
+              <w:t xml:space="preserve">42</w:t>
             </w:r>
           </w:p>
         </w:tc>
@@ -2977,7 +2977,7 @@
                 <w:sz w:val="20"/>
                 <w:szCs w:val="20"/>
               </w:rPr>
-              <w:t xml:space="preserve">29.5%</w:t>
+              <w:t xml:space="preserve">30.2%</w:t>
             </w:r>
           </w:p>
         </w:tc>
@@ -3015,7 +3015,7 @@
                 <w:sz w:val="18"/>
                 <w:szCs w:val="18"/>
               </w:rPr>
-              <w:t xml:space="preserve"> 41件</w:t>
+              <w:t xml:space="preserve"> 42件</w:t>
             </w:r>
           </w:p>
         </w:tc>
@@ -3087,7 +3087,7 @@
                 <w:sz w:val="20"/>
                 <w:szCs w:val="20"/>
               </w:rPr>
-              <w:t xml:space="preserve">7</w:t>
+              <w:t xml:space="preserve">6</w:t>
             </w:r>
           </w:p>
         </w:tc>
@@ -3122,7 +3122,7 @@
                 <w:sz w:val="20"/>
                 <w:szCs w:val="20"/>
               </w:rPr>
-              <w:t xml:space="preserve">5.0%</w:t>
+              <w:t xml:space="preserve">4.3%</w:t>
             </w:r>
           </w:p>
         </w:tc>
@@ -3159,7 +3159,7 @@
                 <w:sz w:val="18"/>
                 <w:szCs w:val="18"/>
               </w:rPr>
-              <w:t xml:space="preserve"> 7件</w:t>
+              <w:t xml:space="preserve"> 6件</w:t>
             </w:r>
           </w:p>
         </w:tc>
@@ -3958,7 +3958,7 @@
                 <w:sz w:val="24"/>
                 <w:szCs w:val="24"/>
               </w:rPr>
-              <w:t xml:space="preserve">120件（86.3%）</w:t>
+              <w:t xml:space="preserve">121件（87.1%）</w:t>
             </w:r>
           </w:p>
         </w:tc>
@@ -4009,7 +4009,7 @@
                 <w:sz w:val="24"/>
                 <w:szCs w:val="24"/>
               </w:rPr>
-              <w:t xml:space="preserve">16件（11.5%）</w:t>
+              <w:t xml:space="preserve">15件（10.8%）</w:t>
             </w:r>
           </w:p>
         </w:tc>
@@ -4438,7 +4438,7 @@
                 <w:sz w:val="20"/>
                 <w:szCs w:val="20"/>
               </w:rPr>
-              <w:t xml:space="preserve">「目白站出來走3分鐘就到了，非常方便 設備：必要なアメニティはすべて揃っており、各階段の下には温水が出る給水器が設置...」「Tout un panel d'équipements mis a disposition des clients...」</w:t>
+              <w:t xml:space="preserve">「目白站出來走3分鐘就到了，非常方便 設備：必要なアメニティはすべて揃っており、各階段の下には温水が出る給水器も設置...」「Tout un panel d'équipements mis a disposition des clients...」</w:t>
             </w:r>
           </w:p>
         </w:tc>
@@ -4510,7 +4510,7 @@
                 <w:sz w:val="20"/>
                 <w:szCs w:val="20"/>
               </w:rPr>
-              <w:t xml:space="preserve">50件以上</w:t>
+              <w:t xml:space="preserve">20件以上</w:t>
             </w:r>
           </w:p>
         </w:tc>
@@ -4994,7 +4994,7 @@
           <w:sz w:val="21"/>
           <w:szCs w:val="21"/>
         </w:rPr>
-        <w:t xml:space="preserve">快適さ・設備に関するポジティブな評価も多く寄せられています。「目白站出來走3分鐘就到了，非常方便 設備：必要なアメニティはすべて揃っており、各階段の下には温水が出る給水器が設置...」といったコメントが見られます。</w:t>
+        <w:t xml:space="preserve">快適さ・設備に関するポジティブな評価も多く寄せられています。「目白站出來走3分鐘就到了，非常方便 設備：必要なアメニティはすべて揃っており、各階段の下には温水が出る給水器も設置...」といったコメントが見られます。</w:t>
       </w:r>
     </w:p>
     <w:p>
@@ -5333,7 +5333,7 @@
                 <w:sz w:val="20"/>
                 <w:szCs w:val="20"/>
               </w:rPr>
-              <w:t xml:space="preserve">重大・23件</w:t>
+              <w:t xml:space="preserve">重大・22件</w:t>
             </w:r>
           </w:p>
         </w:tc>
@@ -6028,7 +6028,7 @@
                 <w:sz w:val="20"/>
                 <w:szCs w:val="20"/>
               </w:rPr>
-              <w:t xml:space="preserve">重大・5件</w:t>
+              <w:t xml:space="preserve">中度・4件</w:t>
             </w:r>
           </w:p>
         </w:tc>
@@ -7191,7 +7191,7 @@
                 <w:sz w:val="20"/>
                 <w:szCs w:val="20"/>
               </w:rPr>
-              <w:t xml:space="preserve">8.71点</w:t>
+              <w:t xml:space="preserve">8.72点</w:t>
             </w:r>
           </w:p>
         </w:tc>
@@ -7331,7 +7331,7 @@
                 <w:sz w:val="20"/>
                 <w:szCs w:val="20"/>
               </w:rPr>
-              <w:t xml:space="preserve">86.3%</w:t>
+              <w:t xml:space="preserve">87.1%</w:t>
             </w:r>
           </w:p>
         </w:tc>
@@ -7366,7 +7366,7 @@
                 <w:sz w:val="20"/>
                 <w:szCs w:val="20"/>
               </w:rPr>
-              <w:t xml:space="preserve">91%以上</w:t>
+              <w:t xml:space="preserve">92%以上</w:t>
             </w:r>
           </w:p>
         </w:tc>
@@ -7891,7 +7891,7 @@
                 <w:sz w:val="20"/>
                 <w:szCs w:val="20"/>
               </w:rPr>
-              <w:t xml:space="preserve">約23件/期間</w:t>
+              <w:t xml:space="preserve">約22件/期間</w:t>
             </w:r>
           </w:p>
         </w:tc>
@@ -8094,7 +8094,7 @@
           <w:sz w:val="22"/>
           <w:szCs w:val="22"/>
         </w:rPr>
-        <w:t xml:space="preserve">[3] Trip.com / 10点 / 2026-03-24</w:t>
+        <w:t xml:space="preserve">[3] 楽天トラベル / 8点 / 2026-03-25</w:t>
       </w:r>
     </w:p>
     <w:p>
@@ -8109,7 +8109,7 @@
           <w:sz w:val="21"/>
           <w:szCs w:val="21"/>
         </w:rPr>
-        <w:t xml:space="preserve">素敵なシンプルな朝食で、部屋もグループには十分な広さです。洗濯機は地下1階にあります。</w:t>
+        <w:t xml:space="preserve">2回目の利用。  前回よりも広い部屋だったので、更にのんびり過ごせてよかった。 また機会があれば利用したいと思います。</w:t>
       </w:r>
     </w:p>
     <w:p>
@@ -8130,7 +8130,7 @@
           <w:sz w:val="22"/>
           <w:szCs w:val="22"/>
         </w:rPr>
-        <w:t xml:space="preserve">[4] Booking.com / 9点 / 2026-03-24</w:t>
+        <w:t xml:space="preserve">[4] Trip.com / 10点 / 2026-03-24</w:t>
       </w:r>
     </w:p>
     <w:p>
@@ -8145,7 +8145,7 @@
           <w:sz w:val="21"/>
           <w:szCs w:val="21"/>
         </w:rPr>
-        <w:t xml:space="preserve">Cama muy cómoda y personal muy agradable. El desayuno estaba muy bien para el precio que tenía. Está cerca de una estación muy bien comunicada.</w:t>
+        <w:t xml:space="preserve">素敵なシンプルな朝食で、部屋もグループには十分な広さです。洗濯機は地下1階にあります。</w:t>
       </w:r>
     </w:p>
     <w:p>
@@ -8166,7 +8166,7 @@
           <w:sz w:val="22"/>
           <w:szCs w:val="22"/>
         </w:rPr>
-        <w:t xml:space="preserve">[5] Trip.com / 10点 / 2026-03-23</w:t>
+        <w:t xml:space="preserve">[5] Booking.com / 9点 / 2026-03-24</w:t>
       </w:r>
     </w:p>
     <w:p>
@@ -8181,7 +8181,7 @@
           <w:sz w:val="21"/>
           <w:szCs w:val="21"/>
         </w:rPr>
-        <w:t xml:space="preserve">設備：必要なアメニティはすべて揃っており、各階段の下には温水が出る給水器が設置されています。衛生状態：良好。環境：素晴らしい。近隣には松本清、ココナ、赤いローソンコンビニエンスストアがあります。その他にもカフェ、ファストフード店、和菓子店、コーヒーショップ、フランス菓子店、自家製ウイスキー店などがあります。目白駅から徒歩わずか3分と大変便利です。</w:t>
+        <w:t xml:space="preserve">Cama muy cómoda y personal muy agradable. El desayuno estaba muy bien para el precio que tenía. Está cerca de una estación muy bien comunicada.</w:t>
       </w:r>
     </w:p>
     <w:p>
@@ -8426,7 +8426,7 @@
                 <w:sz w:val="21"/>
                 <w:szCs w:val="21"/>
               </w:rPr>
-              <w:t xml:space="preserve">リッチモンドホテル東京目白は、全体平均8.71点（10点換算）、高評価率86.3%という良好な顧客満足度を維持しているホテルです。特に「立地・アクセス」「快適さ・設備」が多くのゲストから高く評価されています。</w:t>
+              <w:t xml:space="preserve">リッチモンドホテル東京目白は、全体平均8.72点（10点換算）、高評価率87.1%という良好な顧客満足度を維持しているホテルです。特に「立地・アクセス」「快適さ・設備」が多くのゲストから高く評価されています。</w:t>
             </w:r>
           </w:p>
           <w:p>

--- a/納品レポート/ホテル別レポート/richmond_mejiro_口コミ分析改善レポート.docx
+++ b/納品レポート/ホテル別レポート/richmond_mejiro_口コミ分析改善レポート.docx
@@ -96,7 +96,7 @@
           <w:sz w:val="22"/>
           <w:szCs w:val="22"/>
         </w:rPr>
-        <w:t xml:space="preserve">レビュー総数：139件（6サイト）</w:t>
+        <w:t xml:space="preserve">レビュー総数：140件（6サイト）</w:t>
       </w:r>
     </w:p>
     <w:p>
@@ -131,7 +131,7 @@
           <w:sz w:val="20"/>
           <w:szCs w:val="20"/>
         </w:rPr>
-        <w:t xml:space="preserve">作成日：2026年3月26日</w:t>
+        <w:t xml:space="preserve">作成日：2026年3月27日</w:t>
       </w:r>
     </w:p>
     <w:p>
@@ -189,7 +189,7 @@
           <w:sz w:val="21"/>
           <w:szCs w:val="21"/>
         </w:rPr>
-        <w:t xml:space="preserve">2026年2月〜3月に各OTAサイト・口コミサイトに投稿された139件のレビューを包括的に分析しました。以下が主要な発見事項です。</w:t>
+        <w:t xml:space="preserve">2026年2月〜3月に各OTAサイト・口コミサイトに投稿された140件のレビューを包括的に分析しました。以下が主要な発見事項です。</w:t>
       </w:r>
     </w:p>
     <w:p>
@@ -310,7 +310,7 @@
                 <w:sz w:val="36"/>
                 <w:szCs w:val="36"/>
               </w:rPr>
-              <w:t xml:space="preserve">87.1%</w:t>
+              <w:t xml:space="preserve">86.4%</w:t>
             </w:r>
           </w:p>
         </w:tc>
@@ -359,7 +359,7 @@
                 <w:sz w:val="36"/>
                 <w:szCs w:val="36"/>
               </w:rPr>
-              <w:t xml:space="preserve">2.2%</w:t>
+              <w:t xml:space="preserve">2.1%</w:t>
             </w:r>
           </w:p>
         </w:tc>
@@ -408,7 +408,7 @@
                 <w:sz w:val="36"/>
                 <w:szCs w:val="36"/>
               </w:rPr>
-              <w:t xml:space="preserve">139件</w:t>
+              <w:t xml:space="preserve">140件</w:t>
             </w:r>
           </w:p>
         </w:tc>
@@ -448,7 +448,7 @@
           <w:sz w:val="21"/>
           <w:szCs w:val="21"/>
         </w:rPr>
-        <w:t xml:space="preserve">全体平均スコア8.72点（10点換算）は良好な水準であり、87.1%が高評価（8-10点）に分類されます。低評価（1-4点）は3件（2.2%）で、ゲスト満足度は良好です。Trip.com（9.36点）で特に高い評価を獲得しています。</w:t>
+        <w:t xml:space="preserve">全体平均スコア8.72点（10点換算）は良好な水準であり、86.4%が高評価（8-10点）に分類されます。低評価（1-4点）は3件（2.1%）で、ゲスト満足度は良好です。Trip.com（9.44点）で特に高い評価を獲得しています。</w:t>
       </w:r>
     </w:p>
     <w:p>
@@ -542,7 +542,7 @@
                 <w:sz w:val="20"/>
                 <w:szCs w:val="20"/>
               </w:rPr>
-              <w:t xml:space="preserve">立地・アクセス（50件以上で言及）、快適さ・設備（50件以上で言及）、スタッフの対応（20件以上で言及）</w:t>
+              <w:t xml:space="preserve">立地・アクセス（50件以上で言及）、快適さ・設備（50件以上で言及）、スタッフの対応（50件以上で言及）</w:t>
             </w:r>
           </w:p>
           <w:p>
@@ -567,7 +567,7 @@
                 <w:sz w:val="20"/>
                 <w:szCs w:val="20"/>
               </w:rPr>
-              <w:t xml:space="preserve">浴室・水回り（22件）、エアコン・空調（20件）、設備の老朽化（11件）、窓・採光（9件）</w:t>
+              <w:t xml:space="preserve">浴室・水回り（24件）、エアコン・空調（22件）、設備の老朽化（11件）、窓・採光（9件）</w:t>
             </w:r>
           </w:p>
           <w:p>
@@ -987,7 +987,7 @@
                 <w:sz w:val="20"/>
                 <w:szCs w:val="20"/>
               </w:rPr>
-              <w:t xml:space="preserve">33</w:t>
+              <w:t xml:space="preserve">34</w:t>
             </w:r>
           </w:p>
         </w:tc>
@@ -1021,7 +1021,7 @@
                 <w:sz w:val="20"/>
                 <w:szCs w:val="20"/>
               </w:rPr>
-              <w:t xml:space="preserve">9.36</w:t>
+              <w:t xml:space="preserve">9.44</w:t>
             </w:r>
           </w:p>
         </w:tc>
@@ -1089,7 +1089,7 @@
                 <w:sz w:val="20"/>
                 <w:szCs w:val="20"/>
               </w:rPr>
-              <w:t xml:space="preserve">9.36</w:t>
+              <w:t xml:space="preserve">9.44</w:t>
             </w:r>
           </w:p>
         </w:tc>
@@ -1474,7 +1474,7 @@
                 <w:sz w:val="20"/>
                 <w:szCs w:val="20"/>
               </w:rPr>
-              <w:t xml:space="preserve">27</w:t>
+              <w:t xml:space="preserve">26</w:t>
             </w:r>
           </w:p>
         </w:tc>
@@ -1508,7 +1508,7 @@
                 <w:sz w:val="20"/>
                 <w:szCs w:val="20"/>
               </w:rPr>
-              <w:t xml:space="preserve">4.56</w:t>
+              <w:t xml:space="preserve">4.54</w:t>
             </w:r>
           </w:p>
         </w:tc>
@@ -1576,7 +1576,7 @@
                 <w:sz w:val="20"/>
                 <w:szCs w:val="20"/>
               </w:rPr>
-              <w:t xml:space="preserve">9.11</w:t>
+              <w:t xml:space="preserve">9.08</w:t>
             </w:r>
           </w:p>
         </w:tc>
@@ -2203,7 +2203,7 @@
                 <w:sz w:val="20"/>
                 <w:szCs w:val="20"/>
               </w:rPr>
-              <w:t xml:space="preserve">33</w:t>
+              <w:t xml:space="preserve">34</w:t>
             </w:r>
           </w:p>
         </w:tc>
@@ -2238,7 +2238,7 @@
                 <w:sz w:val="20"/>
                 <w:szCs w:val="20"/>
               </w:rPr>
-              <w:t xml:space="preserve">7.91</w:t>
+              <w:t xml:space="preserve">7.88</w:t>
             </w:r>
           </w:p>
         </w:tc>
@@ -2308,7 +2308,7 @@
                 <w:sz w:val="20"/>
                 <w:szCs w:val="20"/>
               </w:rPr>
-              <w:t xml:space="preserve">7.91</w:t>
+              <w:t xml:space="preserve">7.88</w:t>
             </w:r>
           </w:p>
         </w:tc>
@@ -2418,7 +2418,7 @@
           <w:sz w:val="21"/>
           <w:szCs w:val="21"/>
         </w:rPr>
-        <w:t xml:space="preserve">評価分布は10点（45.3%）に最も多く、8点以上の高評価が87.1%を占め、高い顧客満足度を示しています。低評価（1-4点）は計3件（2.2%）です。</w:t>
+        <w:t xml:space="preserve">評価分布は10点（45.7%）に最も多く、8点以上の高評価が86.4%を占め、高い顧客満足度を示しています。低評価（1-4点）は計3件（2.1%）です。</w:t>
       </w:r>
     </w:p>
     <w:p>
@@ -2653,7 +2653,7 @@
                 <w:sz w:val="20"/>
                 <w:szCs w:val="20"/>
               </w:rPr>
-              <w:t xml:space="preserve">63</w:t>
+              <w:t xml:space="preserve">64</w:t>
             </w:r>
           </w:p>
         </w:tc>
@@ -2688,7 +2688,7 @@
                 <w:sz w:val="20"/>
                 <w:szCs w:val="20"/>
               </w:rPr>
-              <w:t xml:space="preserve">45.3%</w:t>
+              <w:t xml:space="preserve">45.7%</w:t>
             </w:r>
           </w:p>
         </w:tc>
@@ -2726,7 +2726,7 @@
                 <w:sz w:val="18"/>
                 <w:szCs w:val="18"/>
               </w:rPr>
-              <w:t xml:space="preserve"> 63件</w:t>
+              <w:t xml:space="preserve"> 64件</w:t>
             </w:r>
           </w:p>
         </w:tc>
@@ -2833,7 +2833,7 @@
                 <w:sz w:val="20"/>
                 <w:szCs w:val="20"/>
               </w:rPr>
-              <w:t xml:space="preserve">11.5%</w:t>
+              <w:t xml:space="preserve">11.4%</w:t>
             </w:r>
           </w:p>
         </w:tc>
@@ -2942,7 +2942,7 @@
                 <w:sz w:val="20"/>
                 <w:szCs w:val="20"/>
               </w:rPr>
-              <w:t xml:space="preserve">42</w:t>
+              <w:t xml:space="preserve">41</w:t>
             </w:r>
           </w:p>
         </w:tc>
@@ -2977,7 +2977,7 @@
                 <w:sz w:val="20"/>
                 <w:szCs w:val="20"/>
               </w:rPr>
-              <w:t xml:space="preserve">30.2%</w:t>
+              <w:t xml:space="preserve">29.3%</w:t>
             </w:r>
           </w:p>
         </w:tc>
@@ -3015,7 +3015,7 @@
                 <w:sz w:val="18"/>
                 <w:szCs w:val="18"/>
               </w:rPr>
-              <w:t xml:space="preserve"> 42件</w:t>
+              <w:t xml:space="preserve"> 41件</w:t>
             </w:r>
           </w:p>
         </w:tc>
@@ -3087,7 +3087,7 @@
                 <w:sz w:val="20"/>
                 <w:szCs w:val="20"/>
               </w:rPr>
-              <w:t xml:space="preserve">6</w:t>
+              <w:t xml:space="preserve">7</w:t>
             </w:r>
           </w:p>
         </w:tc>
@@ -3122,7 +3122,7 @@
                 <w:sz w:val="20"/>
                 <w:szCs w:val="20"/>
               </w:rPr>
-              <w:t xml:space="preserve">4.3%</w:t>
+              <w:t xml:space="preserve">5.0%</w:t>
             </w:r>
           </w:p>
         </w:tc>
@@ -3159,7 +3159,7 @@
                 <w:sz w:val="18"/>
                 <w:szCs w:val="18"/>
               </w:rPr>
-              <w:t xml:space="preserve"> 6件</w:t>
+              <w:t xml:space="preserve"> 7件</w:t>
             </w:r>
           </w:p>
         </w:tc>
@@ -3411,7 +3411,7 @@
                 <w:sz w:val="20"/>
                 <w:szCs w:val="20"/>
               </w:rPr>
-              <w:t xml:space="preserve">2.2%</w:t>
+              <w:t xml:space="preserve">2.1%</w:t>
             </w:r>
           </w:p>
         </w:tc>
@@ -3958,7 +3958,7 @@
                 <w:sz w:val="24"/>
                 <w:szCs w:val="24"/>
               </w:rPr>
-              <w:t xml:space="preserve">121件（87.1%）</w:t>
+              <w:t xml:space="preserve">121件（86.4%）</w:t>
             </w:r>
           </w:p>
         </w:tc>
@@ -4009,7 +4009,7 @@
                 <w:sz w:val="24"/>
                 <w:szCs w:val="24"/>
               </w:rPr>
-              <w:t xml:space="preserve">15件（10.8%）</w:t>
+              <w:t xml:space="preserve">16件（11.4%）</w:t>
             </w:r>
           </w:p>
         </w:tc>
@@ -4060,7 +4060,7 @@
                 <w:sz w:val="24"/>
                 <w:szCs w:val="24"/>
               </w:rPr>
-              <w:t xml:space="preserve">3件（2.2%）</w:t>
+              <w:t xml:space="preserve">3件（2.1%）</w:t>
             </w:r>
           </w:p>
         </w:tc>
@@ -4334,7 +4334,7 @@
                 <w:sz w:val="20"/>
                 <w:szCs w:val="20"/>
               </w:rPr>
-              <w:t xml:space="preserve">「二泊しましたが駅近で便利」「目白駅から徒歩わずか3分と大変便利です」</w:t>
+              <w:t xml:space="preserve">「ホテルは立地が良く、サービスも素晴らしく、部屋も清潔です」「そして何より、明治路駅に近いという立地の良さが魅力です」</w:t>
             </w:r>
           </w:p>
         </w:tc>
@@ -4438,7 +4438,7 @@
                 <w:sz w:val="20"/>
                 <w:szCs w:val="20"/>
               </w:rPr>
-              <w:t xml:space="preserve">「目白站出來走3分鐘就到了，非常方便 設備：必要なアメニティはすべて揃っており、各階段の下には温水が出る給水器も設置...」「Tout un panel d'équipements mis a disposition des clients...」</w:t>
+              <w:t xml:space="preserve">「快適なベッド、エアコン、清潔なバスルーム、大型テレビなど、設備が整った素敵なお部屋です」「目白站出來走3分鐘就到了，非常方便 設備：必要なアメニティはすべて揃っており、各階段の下には温水が出る給水器が設置...」</w:t>
             </w:r>
           </w:p>
         </w:tc>
@@ -4510,7 +4510,7 @@
                 <w:sz w:val="20"/>
                 <w:szCs w:val="20"/>
               </w:rPr>
-              <w:t xml:space="preserve">20件以上</w:t>
+              <w:t xml:space="preserve">50件以上</w:t>
             </w:r>
           </w:p>
         </w:tc>
@@ -4545,7 +4545,7 @@
                 <w:sz w:val="20"/>
                 <w:szCs w:val="20"/>
               </w:rPr>
-              <w:t xml:space="preserve">「部屋は清潔で25㎡とやや広め、 浴槽とシャワーが別々、 スタッフ対応も良く非常に満足しました」「綺麗なのとアニメティが充実していて、スタッフの対応ロケーションも最高でした」</w:t>
+              <w:t xml:space="preserve">「ホテルは立地が良く、サービスも素晴らしく、部屋も清潔です」「スタッフの方々もとても親切で親身になって対応してくれます」</w:t>
             </w:r>
           </w:p>
         </w:tc>
@@ -4649,7 +4649,7 @@
                 <w:sz w:val="20"/>
                 <w:szCs w:val="20"/>
               </w:rPr>
-              <w:t xml:space="preserve">「利用した部屋は清潔で満足できました」「部屋は清潔で25㎡とやや広め、 浴槽とシャワーが別々、 スタッフ対応も良く非常に満足しました」</w:t>
+              <w:t xml:space="preserve">「ホテルは立地が良く、サービスも素晴らしく、部屋も清潔です」「快適なベッド、エアコン、清潔なバスルーム、大型テレビなど、設備が整った素敵なお部屋です」</w:t>
             </w:r>
           </w:p>
         </w:tc>
@@ -4860,7 +4860,7 @@
                 <w:sz w:val="20"/>
                 <w:szCs w:val="20"/>
               </w:rPr>
-              <w:t xml:space="preserve">「Washing machine is at the B1 level 素敵なシンプルな朝食で、部屋もグループには十...」「そのガストの朝食は代金に見合っていてなかなか良かった」</w:t>
+              <w:t xml:space="preserve">「滞在中は毎日無料の朝食が付いてきます」「Washing machine is at the B1 level 素敵なシンプルな朝食で、部屋もグループには十...」</w:t>
             </w:r>
           </w:p>
         </w:tc>
@@ -4900,7 +4900,7 @@
           <w:sz w:val="21"/>
           <w:szCs w:val="21"/>
         </w:rPr>
-        <w:t xml:space="preserve">口コミの多数で「立地・アクセス」に関するポジティブな言及が見られ、リッチモンドホテル東京目白の最大の差別化要因となっています。二泊しましたが駅近で便利といった声が多数寄せられています。</w:t>
+        <w:t xml:space="preserve">口コミの多数で「立地・アクセス」に関するポジティブな言及が見られ、リッチモンドホテル東京目白の最大の差別化要因となっています。ホテルは立地が良く、サービスも素晴らしく、部屋も清潔ですといった声が多数寄せられています。</w:t>
       </w:r>
     </w:p>
     <w:p>
@@ -4919,7 +4919,7 @@
           <w:sz w:val="21"/>
           <w:szCs w:val="21"/>
         </w:rPr>
-        <w:t xml:space="preserve">二泊しましたが駅近で便利</w:t>
+        <w:t xml:space="preserve">ホテルは立地が良く、サービスも素晴らしく、部屋も清潔です</w:t>
       </w:r>
     </w:p>
     <w:p>
@@ -4938,7 +4938,7 @@
           <w:sz w:val="21"/>
           <w:szCs w:val="21"/>
         </w:rPr>
-        <w:t xml:space="preserve">目白駅から徒歩わずか3分と大変便利です</w:t>
+        <w:t xml:space="preserve">そして何より、明治路駅に近いという立地の良さが魅力です</w:t>
       </w:r>
     </w:p>
     <w:p>
@@ -4957,7 +4957,7 @@
           <w:sz w:val="21"/>
           <w:szCs w:val="21"/>
         </w:rPr>
-        <w:t xml:space="preserve">Good location 立地が良い</w:t>
+        <w:t xml:space="preserve">二泊しましたが駅近で便利</w:t>
       </w:r>
     </w:p>
     <w:p>
@@ -4994,7 +4994,7 @@
           <w:sz w:val="21"/>
           <w:szCs w:val="21"/>
         </w:rPr>
-        <w:t xml:space="preserve">快適さ・設備に関するポジティブな評価も多く寄せられています。「目白站出來走3分鐘就到了，非常方便 設備：必要なアメニティはすべて揃っており、各階段の下には温水が出る給水器も設置...」といったコメントが見られます。</w:t>
+        <w:t xml:space="preserve">快適さ・設備に関するポジティブな評価も多く寄せられています。「快適なベッド、エアコン、清潔なバスルーム、大型テレビなど、設備が整った素敵なお部屋です」といったコメントが見られます。</w:t>
       </w:r>
     </w:p>
     <w:p>
@@ -5299,7 +5299,7 @@
                 <w:sz w:val="20"/>
                 <w:szCs w:val="20"/>
               </w:rPr>
-              <w:t xml:space="preserve">部屋は清潔で25㎡とやや広め、 浴槽とシャワーが別々、 スタッフ対応も良く非常に満足しました</w:t>
+              <w:t xml:space="preserve">快適なベッド、エアコン、清潔なバスルーム、大型テレビなど、設備が整った素敵なお部屋です</w:t>
             </w:r>
           </w:p>
         </w:tc>
@@ -5333,7 +5333,7 @@
                 <w:sz w:val="20"/>
                 <w:szCs w:val="20"/>
               </w:rPr>
-              <w:t xml:space="preserve">重大・22件</w:t>
+              <w:t xml:space="preserve">重大・24件</w:t>
             </w:r>
           </w:p>
         </w:tc>
@@ -5438,7 +5438,7 @@
                 <w:sz w:val="20"/>
                 <w:szCs w:val="20"/>
               </w:rPr>
-              <w:t xml:space="preserve">Lovely simple breakfast and room space is good enough for...</w:t>
+              <w:t xml:space="preserve">Hotel be ubicato</w:t>
             </w:r>
           </w:p>
         </w:tc>
@@ -5472,7 +5472,7 @@
                 <w:sz w:val="20"/>
                 <w:szCs w:val="20"/>
               </w:rPr>
-              <w:t xml:space="preserve">重大・20件</w:t>
+              <w:t xml:space="preserve">重大・22件</w:t>
             </w:r>
           </w:p>
         </w:tc>
@@ -5994,7 +5994,7 @@
                 <w:sz w:val="20"/>
                 <w:szCs w:val="20"/>
               </w:rPr>
-              <w:t xml:space="preserve">因為不想在住鳥籠房型，這次特別找大間的訂，三晚在WBC期間的房間搭配信用卡優惠不到一萬，房間真的很大，浴室也超大，...</w:t>
+              <w:t xml:space="preserve">唯一の難点は、部屋が少し狭いことです</w:t>
             </w:r>
           </w:p>
         </w:tc>
@@ -6028,7 +6028,7 @@
                 <w:sz w:val="20"/>
                 <w:szCs w:val="20"/>
               </w:rPr>
-              <w:t xml:space="preserve">中度・4件</w:t>
+              <w:t xml:space="preserve">重大・6件</w:t>
             </w:r>
           </w:p>
         </w:tc>
@@ -7331,7 +7331,7 @@
                 <w:sz w:val="20"/>
                 <w:szCs w:val="20"/>
               </w:rPr>
-              <w:t xml:space="preserve">87.1%</w:t>
+              <w:t xml:space="preserve">86.4%</w:t>
             </w:r>
           </w:p>
         </w:tc>
@@ -7366,7 +7366,7 @@
                 <w:sz w:val="20"/>
                 <w:szCs w:val="20"/>
               </w:rPr>
-              <w:t xml:space="preserve">92%以上</w:t>
+              <w:t xml:space="preserve">91%以上</w:t>
             </w:r>
           </w:p>
         </w:tc>
@@ -7471,7 +7471,7 @@
                 <w:sz w:val="20"/>
                 <w:szCs w:val="20"/>
               </w:rPr>
-              <w:t xml:space="preserve">2.2%</w:t>
+              <w:t xml:space="preserve">2.1%</w:t>
             </w:r>
           </w:p>
         </w:tc>
@@ -7891,7 +7891,7 @@
                 <w:sz w:val="20"/>
                 <w:szCs w:val="20"/>
               </w:rPr>
-              <w:t xml:space="preserve">約22件/期間</w:t>
+              <w:t xml:space="preserve">約24件/期間</w:t>
             </w:r>
           </w:p>
         </w:tc>
@@ -7926,7 +7926,7 @@
                 <w:sz w:val="20"/>
                 <w:szCs w:val="20"/>
               </w:rPr>
-              <w:t xml:space="preserve">11件以下</w:t>
+              <w:t xml:space="preserve">12件以下</w:t>
             </w:r>
           </w:p>
         </w:tc>
@@ -8022,7 +8022,7 @@
           <w:sz w:val="22"/>
           <w:szCs w:val="22"/>
         </w:rPr>
-        <w:t xml:space="preserve">[1] Trip.com / 9点 / 2026-03-25</w:t>
+        <w:t xml:space="preserve">[1] Trip.com / 10点 / 2026-03-27</w:t>
       </w:r>
     </w:p>
     <w:p>
@@ -8037,7 +8037,7 @@
           <w:sz w:val="21"/>
           <w:szCs w:val="21"/>
         </w:rPr>
-        <w:t xml:space="preserve">利用した部屋は清潔で満足できました。何か書き残す事を絞り出すとすれば、宿泊代金は先に決済を済ませていたので、身一つで伺えば済むと思っていたところ、チェックイン時に宿泊税とやらを徴収された事。領収書は出ますが、先に決算した宿泊料の領収書と当日払った宿泊税の領収書が分かれる事が無く、先に纏めて徴収する事はできないものでしょうか？</w:t>
+        <w:t xml:space="preserve">ホテルは立地が良く、サービスも素晴らしく、部屋も清潔です。必ずまた利用します！唯一の難点は、部屋が少し狭いことです。</w:t>
       </w:r>
     </w:p>
     <w:p>
@@ -8058,7 +8058,7 @@
           <w:sz w:val="22"/>
           <w:szCs w:val="22"/>
         </w:rPr>
-        <w:t xml:space="preserve">[2] Agoda / 10点 / 2026-03-25</w:t>
+        <w:t xml:space="preserve">[2] Trip.com / 10点 / 2026-03-26</w:t>
       </w:r>
     </w:p>
     <w:p>
@@ -8073,7 +8073,7 @@
           <w:sz w:val="21"/>
           <w:szCs w:val="21"/>
         </w:rPr>
-        <w:t xml:space="preserve">二泊しましたが駅近で便利。 部屋は清潔で25㎡とやや広め、 浴槽とシャワーが別々、 スタッフ対応も良く非常に満足しました。</w:t>
+        <w:t xml:space="preserve">東京に短期滞在される方には、このホテルを強くお勧めします。快適なベッド、エアコン、清潔なバスルーム、大型テレビなど、設備が整った素敵なお部屋です。スタッフの方々もとても親切で親身になって対応してくれます。滞在中は毎日無料の朝食が付いてきます。朝食は種類も豊富でとても美味しいです。洗濯が必要な場合は、ランドリールームも利用できます。そして何より、明治路駅に近いという立地の良さが魅力です。</w:t>
       </w:r>
     </w:p>
     <w:p>
@@ -8094,7 +8094,7 @@
           <w:sz w:val="22"/>
           <w:szCs w:val="22"/>
         </w:rPr>
-        <w:t xml:space="preserve">[3] 楽天トラベル / 8点 / 2026-03-25</w:t>
+        <w:t xml:space="preserve">[3] Trip.com / 9点 / 2026-03-25</w:t>
       </w:r>
     </w:p>
     <w:p>
@@ -8109,7 +8109,7 @@
           <w:sz w:val="21"/>
           <w:szCs w:val="21"/>
         </w:rPr>
-        <w:t xml:space="preserve">2回目の利用。  前回よりも広い部屋だったので、更にのんびり過ごせてよかった。 また機会があれば利用したいと思います。</w:t>
+        <w:t xml:space="preserve">利用した部屋は清潔で満足できました。何か書き残す事を絞り出すとすれば、宿泊代金は先に決済を済ませていたので、身一つで伺えば済むと思っていたところ、チェックイン時に宿泊税とやらを徴収された事。領収書は出ますが、先に決算した宿泊料の領収書と当日払った宿泊税の領収書が分かれる事が無く、先に纏めて徴収する事はできないものでしょうか？</w:t>
       </w:r>
     </w:p>
     <w:p>
@@ -8130,7 +8130,7 @@
           <w:sz w:val="22"/>
           <w:szCs w:val="22"/>
         </w:rPr>
-        <w:t xml:space="preserve">[4] Trip.com / 10点 / 2026-03-24</w:t>
+        <w:t xml:space="preserve">[4] Agoda / 10点 / 2026-03-25</w:t>
       </w:r>
     </w:p>
     <w:p>
@@ -8145,7 +8145,7 @@
           <w:sz w:val="21"/>
           <w:szCs w:val="21"/>
         </w:rPr>
-        <w:t xml:space="preserve">素敵なシンプルな朝食で、部屋もグループには十分な広さです。洗濯機は地下1階にあります。</w:t>
+        <w:t xml:space="preserve">二泊しましたが駅近で便利。 部屋は清潔で25㎡とやや広め、 浴槽とシャワーが別々、 スタッフ対応も良く非常に満足しました。</w:t>
       </w:r>
     </w:p>
     <w:p>
@@ -8166,7 +8166,7 @@
           <w:sz w:val="22"/>
           <w:szCs w:val="22"/>
         </w:rPr>
-        <w:t xml:space="preserve">[5] Booking.com / 9点 / 2026-03-24</w:t>
+        <w:t xml:space="preserve">[5] 楽天トラベル / 8点 / 2026-03-25</w:t>
       </w:r>
     </w:p>
     <w:p>
@@ -8181,7 +8181,7 @@
           <w:sz w:val="21"/>
           <w:szCs w:val="21"/>
         </w:rPr>
-        <w:t xml:space="preserve">Cama muy cómoda y personal muy agradable. El desayuno estaba muy bien para el precio que tenía. Está cerca de una estación muy bien comunicada.</w:t>
+        <w:t xml:space="preserve">2回目の利用。  前回よりも広い部屋だったので、更にのんびり過ごせてよかった。 また機会があれば利用したいと思います。</w:t>
       </w:r>
     </w:p>
     <w:p>
@@ -8426,7 +8426,7 @@
                 <w:sz w:val="21"/>
                 <w:szCs w:val="21"/>
               </w:rPr>
-              <w:t xml:space="preserve">リッチモンドホテル東京目白は、全体平均8.72点（10点換算）、高評価率87.1%という良好な顧客満足度を維持しているホテルです。特に「立地・アクセス」「快適さ・設備」が多くのゲストから高く評価されています。</w:t>
+              <w:t xml:space="preserve">リッチモンドホテル東京目白は、全体平均8.72点（10点換算）、高評価率86.4%という良好な顧客満足度を維持しているホテルです。特に「立地・アクセス」「快適さ・設備」が多くのゲストから高く評価されています。</w:t>
             </w:r>
           </w:p>
           <w:p>

--- a/納品レポート/ホテル別レポート/richmond_mejiro_口コミ分析改善レポート.docx
+++ b/納品レポート/ホテル別レポート/richmond_mejiro_口コミ分析改善レポート.docx
@@ -96,7 +96,7 @@
           <w:sz w:val="22"/>
           <w:szCs w:val="22"/>
         </w:rPr>
-        <w:t xml:space="preserve">レビュー総数：140件（6サイト）</w:t>
+        <w:t xml:space="preserve">レビュー総数：145件（6サイト）</w:t>
       </w:r>
     </w:p>
     <w:p>
@@ -131,7 +131,7 @@
           <w:sz w:val="20"/>
           <w:szCs w:val="20"/>
         </w:rPr>
-        <w:t xml:space="preserve">作成日：2026年3月27日</w:t>
+        <w:t xml:space="preserve">作成日：2026年3月28日</w:t>
       </w:r>
     </w:p>
     <w:p>
@@ -189,7 +189,7 @@
           <w:sz w:val="21"/>
           <w:szCs w:val="21"/>
         </w:rPr>
-        <w:t xml:space="preserve">2026年2月〜3月に各OTAサイト・口コミサイトに投稿された140件のレビューを包括的に分析しました。以下が主要な発見事項です。</w:t>
+        <w:t xml:space="preserve">2026年2月〜3月に各OTAサイト・口コミサイトに投稿された145件のレビューを包括的に分析しました。以下が主要な発見事項です。</w:t>
       </w:r>
     </w:p>
     <w:p>
@@ -261,7 +261,7 @@
                 <w:sz w:val="36"/>
                 <w:szCs w:val="36"/>
               </w:rPr>
-              <w:t xml:space="preserve">8.72</w:t>
+              <w:t xml:space="preserve">8.73</w:t>
             </w:r>
           </w:p>
         </w:tc>
@@ -310,7 +310,7 @@
                 <w:sz w:val="36"/>
                 <w:szCs w:val="36"/>
               </w:rPr>
-              <w:t xml:space="preserve">86.4%</w:t>
+              <w:t xml:space="preserve">86.2%</w:t>
             </w:r>
           </w:p>
         </w:tc>
@@ -408,7 +408,7 @@
                 <w:sz w:val="36"/>
                 <w:szCs w:val="36"/>
               </w:rPr>
-              <w:t xml:space="preserve">140件</w:t>
+              <w:t xml:space="preserve">145件</w:t>
             </w:r>
           </w:p>
         </w:tc>
@@ -448,7 +448,7 @@
           <w:sz w:val="21"/>
           <w:szCs w:val="21"/>
         </w:rPr>
-        <w:t xml:space="preserve">全体平均スコア8.72点（10点換算）は良好な水準であり、86.4%が高評価（8-10点）に分類されます。低評価（1-4点）は3件（2.1%）で、ゲスト満足度は良好です。Trip.com（9.44点）で特に高い評価を獲得しています。</w:t>
+        <w:t xml:space="preserve">全体平均スコア8.73点（10点換算）は良好な水準であり、86.2%が高評価（8-10点）に分類されます。低評価（1-4点）は3件（2.1%）で、ゲスト満足度は良好です。Trip.com（9.47点）で特に高い評価を獲得しています。</w:t>
       </w:r>
     </w:p>
     <w:p>
@@ -567,7 +567,7 @@
                 <w:sz w:val="20"/>
                 <w:szCs w:val="20"/>
               </w:rPr>
-              <w:t xml:space="preserve">浴室・水回り（24件）、エアコン・空調（22件）、設備の老朽化（11件）、窓・採光（9件）</w:t>
+              <w:t xml:space="preserve">浴室・水回り（25件）、エアコン・空調（21件）、設備の老朽化（12件）、対応・サービスの不満（10件）</w:t>
             </w:r>
           </w:p>
           <w:p>
@@ -987,7 +987,7 @@
                 <w:sz w:val="20"/>
                 <w:szCs w:val="20"/>
               </w:rPr>
-              <w:t xml:space="preserve">34</w:t>
+              <w:t xml:space="preserve">36</w:t>
             </w:r>
           </w:p>
         </w:tc>
@@ -1021,7 +1021,7 @@
                 <w:sz w:val="20"/>
                 <w:szCs w:val="20"/>
               </w:rPr>
-              <w:t xml:space="preserve">9.44</w:t>
+              <w:t xml:space="preserve">9.47</w:t>
             </w:r>
           </w:p>
         </w:tc>
@@ -1089,7 +1089,7 @@
                 <w:sz w:val="20"/>
                 <w:szCs w:val="20"/>
               </w:rPr>
-              <w:t xml:space="preserve">9.44</w:t>
+              <w:t xml:space="preserve">9.47</w:t>
             </w:r>
           </w:p>
         </w:tc>
@@ -1508,7 +1508,7 @@
                 <w:sz w:val="20"/>
                 <w:szCs w:val="20"/>
               </w:rPr>
-              <w:t xml:space="preserve">4.54</w:t>
+              <w:t xml:space="preserve">4.5</w:t>
             </w:r>
           </w:p>
         </w:tc>
@@ -1576,7 +1576,7 @@
                 <w:sz w:val="20"/>
                 <w:szCs w:val="20"/>
               </w:rPr>
-              <w:t xml:space="preserve">9.08</w:t>
+              <w:t xml:space="preserve">9</w:t>
             </w:r>
           </w:p>
         </w:tc>
@@ -1716,7 +1716,7 @@
                 <w:sz w:val="20"/>
                 <w:szCs w:val="20"/>
               </w:rPr>
-              <w:t xml:space="preserve">15</w:t>
+              <w:t xml:space="preserve">17</w:t>
             </w:r>
           </w:p>
         </w:tc>
@@ -1751,7 +1751,7 @@
                 <w:sz w:val="20"/>
                 <w:szCs w:val="20"/>
               </w:rPr>
-              <w:t xml:space="preserve">4.33</w:t>
+              <w:t xml:space="preserve">4.41</w:t>
             </w:r>
           </w:p>
         </w:tc>
@@ -1821,7 +1821,7 @@
                 <w:sz w:val="20"/>
                 <w:szCs w:val="20"/>
               </w:rPr>
-              <w:t xml:space="preserve">8.67</w:t>
+              <w:t xml:space="preserve">8.82</w:t>
             </w:r>
           </w:p>
         </w:tc>
@@ -1961,7 +1961,7 @@
                 <w:sz w:val="20"/>
                 <w:szCs w:val="20"/>
               </w:rPr>
-              <w:t xml:space="preserve">25</w:t>
+              <w:t xml:space="preserve">26</w:t>
             </w:r>
           </w:p>
         </w:tc>
@@ -1995,7 +1995,7 @@
                 <w:sz w:val="20"/>
                 <w:szCs w:val="20"/>
               </w:rPr>
-              <w:t xml:space="preserve">4.2</w:t>
+              <w:t xml:space="preserve">4.19</w:t>
             </w:r>
           </w:p>
         </w:tc>
@@ -2063,7 +2063,7 @@
                 <w:sz w:val="20"/>
                 <w:szCs w:val="20"/>
               </w:rPr>
-              <w:t xml:space="preserve">8.4</w:t>
+              <w:t xml:space="preserve">8.38</w:t>
             </w:r>
           </w:p>
         </w:tc>
@@ -2238,7 +2238,7 @@
                 <w:sz w:val="20"/>
                 <w:szCs w:val="20"/>
               </w:rPr>
-              <w:t xml:space="preserve">7.88</w:t>
+              <w:t xml:space="preserve">7.85</w:t>
             </w:r>
           </w:p>
         </w:tc>
@@ -2308,7 +2308,7 @@
                 <w:sz w:val="20"/>
                 <w:szCs w:val="20"/>
               </w:rPr>
-              <w:t xml:space="preserve">7.88</w:t>
+              <w:t xml:space="preserve">7.85</w:t>
             </w:r>
           </w:p>
         </w:tc>
@@ -2418,7 +2418,7 @@
           <w:sz w:val="21"/>
           <w:szCs w:val="21"/>
         </w:rPr>
-        <w:t xml:space="preserve">評価分布は10点（45.7%）に最も多く、8点以上の高評価が86.4%を占め、高い顧客満足度を示しています。低評価（1-4点）は計3件（2.1%）です。</w:t>
+        <w:t xml:space="preserve">評価分布は10点（46.9%）に最も多く、8点以上の高評価が86.2%を占め、高い顧客満足度を示しています。低評価（1-4点）は計3件（2.1%）です。</w:t>
       </w:r>
     </w:p>
     <w:p>
@@ -2653,7 +2653,7 @@
                 <w:sz w:val="20"/>
                 <w:szCs w:val="20"/>
               </w:rPr>
-              <w:t xml:space="preserve">64</w:t>
+              <w:t xml:space="preserve">68</w:t>
             </w:r>
           </w:p>
         </w:tc>
@@ -2688,7 +2688,7 @@
                 <w:sz w:val="20"/>
                 <w:szCs w:val="20"/>
               </w:rPr>
-              <w:t xml:space="preserve">45.7%</w:t>
+              <w:t xml:space="preserve">46.9%</w:t>
             </w:r>
           </w:p>
         </w:tc>
@@ -2726,7 +2726,7 @@
                 <w:sz w:val="18"/>
                 <w:szCs w:val="18"/>
               </w:rPr>
-              <w:t xml:space="preserve"> 64件</w:t>
+              <w:t xml:space="preserve"> 68件</w:t>
             </w:r>
           </w:p>
         </w:tc>
@@ -2798,7 +2798,7 @@
                 <w:sz w:val="20"/>
                 <w:szCs w:val="20"/>
               </w:rPr>
-              <w:t xml:space="preserve">16</w:t>
+              <w:t xml:space="preserve">15</w:t>
             </w:r>
           </w:p>
         </w:tc>
@@ -2833,7 +2833,7 @@
                 <w:sz w:val="20"/>
                 <w:szCs w:val="20"/>
               </w:rPr>
-              <w:t xml:space="preserve">11.4%</w:t>
+              <w:t xml:space="preserve">10.3%</w:t>
             </w:r>
           </w:p>
         </w:tc>
@@ -2861,7 +2861,7 @@
                 <w:sz w:val="20"/>
                 <w:szCs w:val="20"/>
               </w:rPr>
-              <w:t xml:space="preserve">█████</w:t>
+              <w:t xml:space="preserve">████</w:t>
             </w:r>
             <w:r>
               <w:rPr>
@@ -2870,7 +2870,7 @@
                 <w:sz w:val="18"/>
                 <w:szCs w:val="18"/>
               </w:rPr>
-              <w:t xml:space="preserve"> 16件</w:t>
+              <w:t xml:space="preserve"> 15件</w:t>
             </w:r>
           </w:p>
         </w:tc>
@@ -2942,7 +2942,7 @@
                 <w:sz w:val="20"/>
                 <w:szCs w:val="20"/>
               </w:rPr>
-              <w:t xml:space="preserve">41</w:t>
+              <w:t xml:space="preserve">42</w:t>
             </w:r>
           </w:p>
         </w:tc>
@@ -2977,7 +2977,7 @@
                 <w:sz w:val="20"/>
                 <w:szCs w:val="20"/>
               </w:rPr>
-              <w:t xml:space="preserve">29.3%</w:t>
+              <w:t xml:space="preserve">29.0%</w:t>
             </w:r>
           </w:p>
         </w:tc>
@@ -3006,7 +3006,7 @@
                 <w:sz w:val="20"/>
                 <w:szCs w:val="20"/>
               </w:rPr>
-              <w:t xml:space="preserve">█████████████</w:t>
+              <w:t xml:space="preserve">████████████</w:t>
             </w:r>
             <w:r>
               <w:rPr>
@@ -3015,7 +3015,7 @@
                 <w:sz w:val="18"/>
                 <w:szCs w:val="18"/>
               </w:rPr>
-              <w:t xml:space="preserve"> 41件</w:t>
+              <w:t xml:space="preserve"> 42件</w:t>
             </w:r>
           </w:p>
         </w:tc>
@@ -3122,7 +3122,7 @@
                 <w:sz w:val="20"/>
                 <w:szCs w:val="20"/>
               </w:rPr>
-              <w:t xml:space="preserve">5.0%</w:t>
+              <w:t xml:space="preserve">4.8%</w:t>
             </w:r>
           </w:p>
         </w:tc>
@@ -3231,7 +3231,7 @@
                 <w:sz w:val="20"/>
                 <w:szCs w:val="20"/>
               </w:rPr>
-              <w:t xml:space="preserve">6</w:t>
+              <w:t xml:space="preserve">7</w:t>
             </w:r>
           </w:p>
         </w:tc>
@@ -3266,7 +3266,7 @@
                 <w:sz w:val="20"/>
                 <w:szCs w:val="20"/>
               </w:rPr>
-              <w:t xml:space="preserve">4.3%</w:t>
+              <w:t xml:space="preserve">4.8%</w:t>
             </w:r>
           </w:p>
         </w:tc>
@@ -3304,7 +3304,7 @@
                 <w:sz w:val="18"/>
                 <w:szCs w:val="18"/>
               </w:rPr>
-              <w:t xml:space="preserve"> 6件</w:t>
+              <w:t xml:space="preserve"> 7件</w:t>
             </w:r>
           </w:p>
         </w:tc>
@@ -3958,7 +3958,7 @@
                 <w:sz w:val="24"/>
                 <w:szCs w:val="24"/>
               </w:rPr>
-              <w:t xml:space="preserve">121件（86.4%）</w:t>
+              <w:t xml:space="preserve">125件（86.2%）</w:t>
             </w:r>
           </w:p>
         </w:tc>
@@ -4009,7 +4009,7 @@
                 <w:sz w:val="24"/>
                 <w:szCs w:val="24"/>
               </w:rPr>
-              <w:t xml:space="preserve">16件（11.4%）</w:t>
+              <w:t xml:space="preserve">17件（11.7%）</w:t>
             </w:r>
           </w:p>
         </w:tc>
@@ -4334,7 +4334,7 @@
                 <w:sz w:val="20"/>
                 <w:szCs w:val="20"/>
               </w:rPr>
-              <w:t xml:space="preserve">「ホテルは立地が良く、サービスも素晴らしく、部屋も清潔です」「そして何より、明治路駅に近いという立地の良さが魅力です」</w:t>
+              <w:t xml:space="preserve">「目白駅からすぐ近く、駅を出て左へ徒歩3～5分なので、簡単に見つけることができます」「ホテルは立地が良く、サービスも素晴らしく、部屋も清潔です」</w:t>
             </w:r>
           </w:p>
         </w:tc>
@@ -4438,7 +4438,7 @@
                 <w:sz w:val="20"/>
                 <w:szCs w:val="20"/>
               </w:rPr>
-              <w:t xml:space="preserve">「快適なベッド、エアコン、清潔なバスルーム、大型テレビなど、設備が整った素敵なお部屋です」「目白站出來走3分鐘就到了，非常方便 設備：必要なアメニティはすべて揃っており、各階段の下には温水が出る給水器が設置...」</w:t>
+              <w:t xml:space="preserve">「部屋は小さいですが、基本的なアメニティはすべて揃っているので、コストパフォーマンスに優れています」「静かで駅にも近く、快適な環境で、朝食も充実していて、とてもコストパフォーマンスの良いホテルです」</w:t>
             </w:r>
           </w:p>
         </w:tc>
@@ -4545,7 +4545,7 @@
                 <w:sz w:val="20"/>
                 <w:szCs w:val="20"/>
               </w:rPr>
-              <w:t xml:space="preserve">「ホテルは立地が良く、サービスも素晴らしく、部屋も清潔です」「スタッフの方々もとても親切で親身になって対応してくれます」</w:t>
+              <w:t xml:space="preserve">「コーヒーは引き出しに入っているので、必要な場合はスタッフにお申し付けください」「ホテルは立地が良く、サービスも素晴らしく、部屋も清潔です」</w:t>
             </w:r>
           </w:p>
         </w:tc>
@@ -4649,7 +4649,7 @@
                 <w:sz w:val="20"/>
                 <w:szCs w:val="20"/>
               </w:rPr>
-              <w:t xml:space="preserve">「ホテルは立地が良く、サービスも素晴らしく、部屋も清潔です」「快適なベッド、エアコン、清潔なバスルーム、大型テレビなど、設備が整った素敵なお部屋です」</w:t>
+              <w:t xml:space="preserve">「ホテルは立地が良く、サービスも素晴らしく、部屋も清潔です」「部屋はやや年季が入っていますが、きれいに掃除されておりました」</w:t>
             </w:r>
           </w:p>
         </w:tc>
@@ -4756,7 +4756,7 @@
                 <w:sz w:val="20"/>
                 <w:szCs w:val="20"/>
               </w:rPr>
-              <w:t xml:space="preserve">「近隣には松本清、ココナ、赤いローソンコンビニエンスストアがあります」「近くにコンビニやパン屋はありますが、周辺にはレストランが数軒しかありません」</w:t>
+              <w:t xml:space="preserve">「途中にローソンがあり、池袋から1駅、新宿から3駅と非常に便利な立地です」「近隣には松本清、ココナ、赤いローソンコンビニエンスストアがあります」</w:t>
             </w:r>
           </w:p>
         </w:tc>
@@ -4860,7 +4860,7 @@
                 <w:sz w:val="20"/>
                 <w:szCs w:val="20"/>
               </w:rPr>
-              <w:t xml:space="preserve">「滞在中は毎日無料の朝食が付いてきます」「Washing machine is at the B1 level 素敵なシンプルな朝食で、部屋もグループには十...」</w:t>
+              <w:t xml:space="preserve">「静かで駅にも近く、快適な環境で、朝食も充実していて、とてもコストパフォーマンスの良いホテルです」「朝食は非常に混む時間帯がありますが、それをうまく避けられれば、落ち着いて食べることができます」</w:t>
             </w:r>
           </w:p>
         </w:tc>
@@ -4900,7 +4900,7 @@
           <w:sz w:val="21"/>
           <w:szCs w:val="21"/>
         </w:rPr>
-        <w:t xml:space="preserve">口コミの多数で「立地・アクセス」に関するポジティブな言及が見られ、リッチモンドホテル東京目白の最大の差別化要因となっています。ホテルは立地が良く、サービスも素晴らしく、部屋も清潔ですといった声が多数寄せられています。</w:t>
+        <w:t xml:space="preserve">口コミの多数で「立地・アクセス」に関するポジティブな言及が見られ、リッチモンドホテル東京目白の最大の差別化要因となっています。目白駅からすぐ近く、駅を出て左へ徒歩3～5分なので、簡単に見つけることができますといった声が多数寄せられています。</w:t>
       </w:r>
     </w:p>
     <w:p>
@@ -4919,7 +4919,7 @@
           <w:sz w:val="21"/>
           <w:szCs w:val="21"/>
         </w:rPr>
-        <w:t xml:space="preserve">ホテルは立地が良く、サービスも素晴らしく、部屋も清潔です</w:t>
+        <w:t xml:space="preserve">目白駅からすぐ近く、駅を出て左へ徒歩3～5分なので、簡単に見つけることができます</w:t>
       </w:r>
     </w:p>
     <w:p>
@@ -4938,7 +4938,7 @@
           <w:sz w:val="21"/>
           <w:szCs w:val="21"/>
         </w:rPr>
-        <w:t xml:space="preserve">そして何より、明治路駅に近いという立地の良さが魅力です</w:t>
+        <w:t xml:space="preserve">ホテルは立地が良く、サービスも素晴らしく、部屋も清潔です</w:t>
       </w:r>
     </w:p>
     <w:p>
@@ -4957,7 +4957,7 @@
           <w:sz w:val="21"/>
           <w:szCs w:val="21"/>
         </w:rPr>
-        <w:t xml:space="preserve">二泊しましたが駅近で便利</w:t>
+        <w:t xml:space="preserve">駅から遠いと思っていましたが、実際は徒歩2～3分ほどでした</w:t>
       </w:r>
     </w:p>
     <w:p>
@@ -4994,7 +4994,7 @@
           <w:sz w:val="21"/>
           <w:szCs w:val="21"/>
         </w:rPr>
-        <w:t xml:space="preserve">快適さ・設備に関するポジティブな評価も多く寄せられています。「快適なベッド、エアコン、清潔なバスルーム、大型テレビなど、設備が整った素敵なお部屋です」といったコメントが見られます。</w:t>
+        <w:t xml:space="preserve">快適さ・設備に関するポジティブな評価も多く寄せられています。「部屋は小さいですが、基本的なアメニティはすべて揃っているので、コストパフォーマンスに優れています」といったコメントが見られます。</w:t>
       </w:r>
     </w:p>
     <w:p>
@@ -5299,7 +5299,7 @@
                 <w:sz w:val="20"/>
                 <w:szCs w:val="20"/>
               </w:rPr>
-              <w:t xml:space="preserve">快適なベッド、エアコン、清潔なバスルーム、大型テレビなど、設備が整った素敵なお部屋です</w:t>
+              <w:t xml:space="preserve">理由はわかりませんが、廊下とバスルームの室温が高く、ときに暑く感じるほどでした</w:t>
             </w:r>
           </w:p>
         </w:tc>
@@ -5333,7 +5333,7 @@
                 <w:sz w:val="20"/>
                 <w:szCs w:val="20"/>
               </w:rPr>
-              <w:t xml:space="preserve">重大・24件</w:t>
+              <w:t xml:space="preserve">重大・25件</w:t>
             </w:r>
           </w:p>
         </w:tc>
@@ -5472,7 +5472,7 @@
                 <w:sz w:val="20"/>
                 <w:szCs w:val="20"/>
               </w:rPr>
-              <w:t xml:space="preserve">重大・22件</w:t>
+              <w:t xml:space="preserve">重大・21件</w:t>
             </w:r>
           </w:p>
         </w:tc>
@@ -5577,7 +5577,7 @@
                 <w:sz w:val="20"/>
                 <w:szCs w:val="20"/>
               </w:rPr>
-              <w:t xml:space="preserve">古さのためか清掃にも限界があるように感じた</w:t>
+              <w:t xml:space="preserve">部屋はやや年季が入っていますが、きれいに掃除されておりました</w:t>
             </w:r>
           </w:p>
         </w:tc>
@@ -5611,7 +5611,7 @@
                 <w:sz w:val="20"/>
                 <w:szCs w:val="20"/>
               </w:rPr>
-              <w:t xml:space="preserve">重大・11件</w:t>
+              <w:t xml:space="preserve">重大・12件</w:t>
             </w:r>
           </w:p>
         </w:tc>
@@ -5682,7 +5682,7 @@
                 <w:sz w:val="20"/>
                 <w:szCs w:val="20"/>
               </w:rPr>
-              <w:t xml:space="preserve">窓・採光</w:t>
+              <w:t xml:space="preserve">対応・サービスの不満</w:t>
             </w:r>
           </w:p>
         </w:tc>
@@ -5716,7 +5716,7 @@
                 <w:sz w:val="20"/>
                 <w:szCs w:val="20"/>
               </w:rPr>
-              <w:t xml:space="preserve">窓がない部屋だったので寝泊まりだけでは充分ですがホテル滞在メインだと部屋有りのとこがいいかもです</w:t>
+              <w:t xml:space="preserve">房間很不錯 酒店負一層有投幣的洗衣機 500日圓就可以把衣服洗凈烘乾 非常方便 前台服務職員非常溫馨 服務態度很好...</w:t>
             </w:r>
           </w:p>
         </w:tc>
@@ -5750,7 +5750,7 @@
                 <w:sz w:val="20"/>
                 <w:szCs w:val="20"/>
               </w:rPr>
-              <w:t xml:space="preserve">重大・9件</w:t>
+              <w:t xml:space="preserve">重大・10件</w:t>
             </w:r>
           </w:p>
         </w:tc>
@@ -5821,7 +5821,7 @@
                 <w:sz w:val="20"/>
                 <w:szCs w:val="20"/>
               </w:rPr>
-              <w:t xml:space="preserve">対応・サービスの不満</w:t>
+              <w:t xml:space="preserve">部屋の狭さ</w:t>
             </w:r>
           </w:p>
         </w:tc>
@@ -5855,7 +5855,7 @@
                 <w:sz w:val="20"/>
                 <w:szCs w:val="20"/>
               </w:rPr>
-              <w:t xml:space="preserve">ただドライヤーの吸い込み部分の汚れが酷く残念でした</w:t>
+              <w:t xml:space="preserve">部屋は小さいですが、基本的なアメニティはすべて揃っているので、コストパフォーマンスに優れています</w:t>
             </w:r>
           </w:p>
         </w:tc>
@@ -5889,7 +5889,7 @@
                 <w:sz w:val="20"/>
                 <w:szCs w:val="20"/>
               </w:rPr>
-              <w:t xml:space="preserve">重大・9件</w:t>
+              <w:t xml:space="preserve">重大・7件</w:t>
             </w:r>
           </w:p>
         </w:tc>
@@ -5960,7 +5960,7 @@
                 <w:sz w:val="20"/>
                 <w:szCs w:val="20"/>
               </w:rPr>
-              <w:t xml:space="preserve">部屋の狭さ</w:t>
+              <w:t xml:space="preserve">窓・採光</w:t>
             </w:r>
           </w:p>
         </w:tc>
@@ -5994,7 +5994,7 @@
                 <w:sz w:val="20"/>
                 <w:szCs w:val="20"/>
               </w:rPr>
-              <w:t xml:space="preserve">唯一の難点は、部屋が少し狭いことです</w:t>
+              <w:t xml:space="preserve">窓がない部屋だったので寝泊まりだけでは充分ですがホテル滞在メインだと部屋有りのとこがいいかもです</w:t>
             </w:r>
           </w:p>
         </w:tc>
@@ -6028,7 +6028,7 @@
                 <w:sz w:val="20"/>
                 <w:szCs w:val="20"/>
               </w:rPr>
-              <w:t xml:space="preserve">重大・6件</w:t>
+              <w:t xml:space="preserve">重大・7件</w:t>
             </w:r>
           </w:p>
         </w:tc>
@@ -7191,7 +7191,7 @@
                 <w:sz w:val="20"/>
                 <w:szCs w:val="20"/>
               </w:rPr>
-              <w:t xml:space="preserve">8.72点</w:t>
+              <w:t xml:space="preserve">8.73点</w:t>
             </w:r>
           </w:p>
         </w:tc>
@@ -7331,7 +7331,7 @@
                 <w:sz w:val="20"/>
                 <w:szCs w:val="20"/>
               </w:rPr>
-              <w:t xml:space="preserve">86.4%</w:t>
+              <w:t xml:space="preserve">86.2%</w:t>
             </w:r>
           </w:p>
         </w:tc>
@@ -7611,7 +7611,7 @@
                 <w:sz w:val="20"/>
                 <w:szCs w:val="20"/>
               </w:rPr>
-              <w:t xml:space="preserve">7.9点</w:t>
+              <w:t xml:space="preserve">7.8点</w:t>
             </w:r>
           </w:p>
         </w:tc>
@@ -7646,7 +7646,7 @@
                 <w:sz w:val="20"/>
                 <w:szCs w:val="20"/>
               </w:rPr>
-              <w:t xml:space="preserve">8.9点以上</w:t>
+              <w:t xml:space="preserve">8.8点以上</w:t>
             </w:r>
           </w:p>
         </w:tc>
@@ -7891,7 +7891,7 @@
                 <w:sz w:val="20"/>
                 <w:szCs w:val="20"/>
               </w:rPr>
-              <w:t xml:space="preserve">約24件/期間</w:t>
+              <w:t xml:space="preserve">約25件/期間</w:t>
             </w:r>
           </w:p>
         </w:tc>
@@ -8022,7 +8022,7 @@
           <w:sz w:val="22"/>
           <w:szCs w:val="22"/>
         </w:rPr>
-        <w:t xml:space="preserve">[1] Trip.com / 10点 / 2026-03-27</w:t>
+        <w:t xml:space="preserve">[1] Trip.com / 8点 / 2026-03-28</w:t>
       </w:r>
     </w:p>
     <w:p>
@@ -8037,7 +8037,7 @@
           <w:sz w:val="21"/>
           <w:szCs w:val="21"/>
         </w:rPr>
-        <w:t xml:space="preserve">ホテルは立地が良く、サービスも素晴らしく、部屋も清潔です。必ずまた利用します！唯一の難点は、部屋が少し狭いことです。</w:t>
+        <w:t xml:space="preserve">目白駅からすぐ近く、駅を出て左へ徒歩3～5分なので、簡単に見つけることができます。部屋は小さいですが、基本的なアメニティはすべて揃っているので、コストパフォーマンスに優れています。池袋へのアクセスも非常に便利です。洗面用具、化粧水、洗顔料の小袋が備え付けられています。コーヒーは引き出しに入っているので、必要な場合はスタッフにお申し付けください。</w:t>
       </w:r>
     </w:p>
     <w:p>
@@ -8058,7 +8058,7 @@
           <w:sz w:val="22"/>
           <w:szCs w:val="22"/>
         </w:rPr>
-        <w:t xml:space="preserve">[2] Trip.com / 10点 / 2026-03-26</w:t>
+        <w:t xml:space="preserve">[2] Trip.com / 10点 / 2026-03-27</w:t>
       </w:r>
     </w:p>
     <w:p>
@@ -8073,7 +8073,7 @@
           <w:sz w:val="21"/>
           <w:szCs w:val="21"/>
         </w:rPr>
-        <w:t xml:space="preserve">東京に短期滞在される方には、このホテルを強くお勧めします。快適なベッド、エアコン、清潔なバスルーム、大型テレビなど、設備が整った素敵なお部屋です。スタッフの方々もとても親切で親身になって対応してくれます。滞在中は毎日無料の朝食が付いてきます。朝食は種類も豊富でとても美味しいです。洗濯が必要な場合は、ランドリールームも利用できます。そして何より、明治路駅に近いという立地の良さが魅力です。</w:t>
+        <w:t xml:space="preserve">ホテルは立地が良く、サービスも素晴らしく、部屋も清潔です。必ずまた利用します！唯一の難点は、部屋が少し狭いことです。</w:t>
       </w:r>
     </w:p>
     <w:p>
@@ -8094,7 +8094,7 @@
           <w:sz w:val="22"/>
           <w:szCs w:val="22"/>
         </w:rPr>
-        <w:t xml:space="preserve">[3] Trip.com / 9点 / 2026-03-25</w:t>
+        <w:t xml:space="preserve">[3] Google / 10点 / 2026-03-27</w:t>
       </w:r>
     </w:p>
     <w:p>
@@ -8109,7 +8109,7 @@
           <w:sz w:val="21"/>
           <w:szCs w:val="21"/>
         </w:rPr>
-        <w:t xml:space="preserve">利用した部屋は清潔で満足できました。何か書き残す事を絞り出すとすれば、宿泊代金は先に決済を済ませていたので、身一つで伺えば済むと思っていたところ、チェックイン時に宿泊税とやらを徴収された事。領収書は出ますが、先に決算した宿泊料の領収書と当日払った宿泊税の領収書が分かれる事が無く、先に纏めて徴収する事はできないものでしょうか？</w:t>
+        <w:t xml:space="preserve">素敵でお手頃価格</w:t>
       </w:r>
     </w:p>
     <w:p>
@@ -8130,7 +8130,7 @@
           <w:sz w:val="22"/>
           <w:szCs w:val="22"/>
         </w:rPr>
-        <w:t xml:space="preserve">[4] Agoda / 10点 / 2026-03-25</w:t>
+        <w:t xml:space="preserve">[4] Trip.com / 9点 / 2026-03-27</w:t>
       </w:r>
     </w:p>
     <w:p>
@@ -8145,7 +8145,7 @@
           <w:sz w:val="21"/>
           <w:szCs w:val="21"/>
         </w:rPr>
-        <w:t xml:space="preserve">二泊しましたが駅近で便利。 部屋は清潔で25㎡とやや広め、 浴槽とシャワーが別々、 スタッフ対応も良く非常に満足しました。</w:t>
+        <w:t xml:space="preserve">今回は6日間5泊しました。駅から遠いと思っていましたが、実際は徒歩2～3分ほどでした。静かで駅にも近く、快適な環境で、朝食も充実していて、とてもコストパフォーマンスの良いホテルです。次回もまた利用したいと思います。</w:t>
       </w:r>
     </w:p>
     <w:p>
@@ -8166,7 +8166,7 @@
           <w:sz w:val="22"/>
           <w:szCs w:val="22"/>
         </w:rPr>
-        <w:t xml:space="preserve">[5] 楽天トラベル / 8点 / 2026-03-25</w:t>
+        <w:t xml:space="preserve">[5] Trip.com / 10点 / 2026-03-27</w:t>
       </w:r>
     </w:p>
     <w:p>
@@ -8181,7 +8181,7 @@
           <w:sz w:val="21"/>
           <w:szCs w:val="21"/>
         </w:rPr>
-        <w:t xml:space="preserve">2回目の利用。  前回よりも広い部屋だったので、更にのんびり過ごせてよかった。 また機会があれば利用したいと思います。</w:t>
+        <w:t xml:space="preserve">部屋はとても快適でした。地下にはコインランドリーがあり、洗濯乾燥がたったの500円で済んだので大変便利でした。フロントのスタッフもとても親切で、素晴らしいサービスを提供してくれました。</w:t>
       </w:r>
     </w:p>
     <w:p>
@@ -8202,7 +8202,7 @@
           <w:sz w:val="22"/>
           <w:szCs w:val="22"/>
         </w:rPr>
-        <w:t xml:space="preserve">[6] 楽天トラベル / 6点 / 2026-03-23</w:t>
+        <w:t xml:space="preserve">[6] じゃらん / 6点 / 2026-03-26</w:t>
       </w:r>
     </w:p>
     <w:p>
@@ -8217,7 +8217,7 @@
           <w:sz w:val="21"/>
           <w:szCs w:val="21"/>
         </w:rPr>
-        <w:t xml:space="preserve">部屋の大窓が隣接ビルの兼ね合いで完全目隠しされており、圧迫感閉そく感がどうにもならなかった。部屋に居たくない時間帯は近隣のカフェ等で控えているしかなく、ガストのお茶券はいただいていたが、イザ入店となると使いづらく、食事にかこつける必要を感じた。そのガストの朝食は代金に見合っていてなかなか良かった。</w:t>
+        <w:t xml:space="preserve">親子三世代で利用しました  トルプル部屋の為少し狭く感じましたが使いやすくて良かったです。  フロントの対応も感じ良かったです。  朝食付き(二階のガスト)も良かったです</w:t>
       </w:r>
     </w:p>
     <w:p>
@@ -8238,7 +8238,7 @@
           <w:sz w:val="22"/>
           <w:szCs w:val="22"/>
         </w:rPr>
-        <w:t xml:space="preserve">[7] 楽天トラベル / 6点 / 2026-03-19</w:t>
+        <w:t xml:space="preserve">[7] 楽天トラベル / 6点 / 2026-03-23</w:t>
       </w:r>
     </w:p>
     <w:p>
@@ -8253,7 +8253,7 @@
           <w:sz w:val="21"/>
           <w:szCs w:val="21"/>
         </w:rPr>
-        <w:t xml:space="preserve">以前宿泊した際、駅から近くお部屋も広々としていて綺麗でベッドも広くて是非また泊まりたいと思いリピートしました。 アメニティがたくさんあり、顔パックは嬉しかったです。 間違えてツインを予約してしまい、ベッドが狭く残念でしたが自分のミスなのでそれは仕方ないですね。 2泊しましたが、1日目にシャワーを使用したら水がどんどん浴槽に溜まり、排水されなくひたすら溜まり続けて気持ち悪かったです。 その日は...</w:t>
+        <w:t xml:space="preserve">部屋の大窓が隣接ビルの兼ね合いで完全目隠しされており、圧迫感閉そく感がどうにもならなかった。部屋に居たくない時間帯は近隣のカフェ等で控えているしかなく、ガストのお茶券はいただいていたが、イザ入店となると使いづらく、食事にかこつける必要を感じた。そのガストの朝食は代金に見合っていてなかなか良かった。</w:t>
       </w:r>
     </w:p>
     <w:p>
@@ -8274,7 +8274,7 @@
           <w:sz w:val="22"/>
           <w:szCs w:val="22"/>
         </w:rPr>
-        <w:t xml:space="preserve">[8] Google / 6点 / 2026-03-06</w:t>
+        <w:t xml:space="preserve">[8] 楽天トラベル / 6点 / 2026-03-19</w:t>
       </w:r>
     </w:p>
     <w:p>
@@ -8289,7 +8289,7 @@
           <w:sz w:val="21"/>
           <w:szCs w:val="21"/>
         </w:rPr>
-        <w:t xml:space="preserve">この女性はどこでも写真を撮っていました。</w:t>
+        <w:t xml:space="preserve">以前宿泊した際、駅から近くお部屋も広々としていて綺麗でベッドも広くて是非また泊まりたいと思いリピートしました。 アメニティがたくさんあり、顔パックは嬉しかったです。 間違えてツインを予約してしまい、ベッドが狭く残念でしたが自分のミスなのでそれは仕方ないですね。 2泊しましたが、1日目にシャワーを使用したら水がどんどん浴槽に溜まり、排水されなくひたすら溜まり続けて気持ち悪かったです。 その日は...</w:t>
       </w:r>
     </w:p>
     <w:p>
@@ -8325,7 +8325,7 @@
           <w:sz w:val="21"/>
           <w:szCs w:val="21"/>
         </w:rPr>
-        <w:t xml:space="preserve">この女性は行く先々で写真を撮っていた。</w:t>
+        <w:t xml:space="preserve">この女性はどこでも写真を撮っていました。</w:t>
       </w:r>
     </w:p>
     <w:p>
@@ -8346,7 +8346,7 @@
           <w:sz w:val="22"/>
           <w:szCs w:val="22"/>
         </w:rPr>
-        <w:t xml:space="preserve">[10] 楽天トラベル / 6点 / 2026-02-24</w:t>
+        <w:t xml:space="preserve">[10] Google / 6点 / 2026-03-06</w:t>
       </w:r>
     </w:p>
     <w:p>
@@ -8361,7 +8361,7 @@
           <w:sz w:val="21"/>
           <w:szCs w:val="21"/>
         </w:rPr>
-        <w:t xml:space="preserve">駅から近くて便利でした。アメニティはとても助かります</w:t>
+        <w:t xml:space="preserve">この女性は行く先々で写真を撮っていた。</w:t>
       </w:r>
     </w:p>
     <w:p>
@@ -8426,7 +8426,7 @@
                 <w:sz w:val="21"/>
                 <w:szCs w:val="21"/>
               </w:rPr>
-              <w:t xml:space="preserve">リッチモンドホテル東京目白は、全体平均8.72点（10点換算）、高評価率86.4%という良好な顧客満足度を維持しているホテルです。特に「立地・アクセス」「快適さ・設備」が多くのゲストから高く評価されています。</w:t>
+              <w:t xml:space="preserve">リッチモンドホテル東京目白は、全体平均8.73点（10点換算）、高評価率86.2%という良好な顧客満足度を維持しているホテルです。特に「立地・アクセス」「快適さ・設備」が多くのゲストから高く評価されています。</w:t>
             </w:r>
           </w:p>
           <w:p>
@@ -8468,7 +8468,7 @@
                 <w:sz w:val="21"/>
                 <w:szCs w:val="21"/>
               </w:rPr>
-              <w:t xml:space="preserve">Booking.comでの低スコア（7.9点）は、口コミ返信の強化とサービス品質の一貫性確保で改善余地があります。全サイトでの口コミ返信率100%を目指すことで、ホテルの姿勢をゲストに伝え、リピート率の向上につなげることが重要です。</w:t>
+              <w:t xml:space="preserve">Booking.comでの低スコア（7.8点）は、口コミ返信の強化とサービス品質の一貫性確保で改善余地があります。全サイトでの口コミ返信率100%を目指すことで、ホテルの姿勢をゲストに伝え、リピート率の向上につなげることが重要です。</w:t>
             </w:r>
           </w:p>
           <w:p>

--- a/納品レポート/ホテル別レポート/richmond_mejiro_口コミ分析改善レポート.docx
+++ b/納品レポート/ホテル別レポート/richmond_mejiro_口コミ分析改善レポート.docx
@@ -142,7 +142,7 @@
                 <w:szCs w:val="20"/>
               </w:rPr>
               <w:t xml:space="preserve">全体平均
-8.73点</w:t>
+8.63点</w:t>
             </w:r>
           </w:p>
         </w:tc>
@@ -177,7 +177,7 @@
                 <w:szCs w:val="20"/>
               </w:rPr>
               <w:t xml:space="preserve">高評価率
-86.2%</w:t>
+84.8%</w:t>
             </w:r>
           </w:p>
         </w:tc>
@@ -212,7 +212,7 @@
                 <w:szCs w:val="20"/>
               </w:rPr>
               <w:t xml:space="preserve">低評価率
-2.1%</w:t>
+2.8%</w:t>
             </w:r>
           </w:p>
         </w:tc>
@@ -555,7 +555,7 @@
                 <w:sz w:val="20"/>
                 <w:szCs w:val="20"/>
               </w:rPr>
-              <w:t xml:space="preserve">36</w:t>
+              <w:t xml:space="preserve">38</w:t>
             </w:r>
           </w:p>
         </w:tc>
@@ -590,7 +590,7 @@
                 <w:sz w:val="20"/>
                 <w:szCs w:val="20"/>
               </w:rPr>
-              <w:t xml:space="preserve">9.47/10</w:t>
+              <w:t xml:space="preserve">9.50/10</w:t>
             </w:r>
           </w:p>
         </w:tc>
@@ -625,7 +625,7 @@
                 <w:sz w:val="20"/>
                 <w:szCs w:val="20"/>
               </w:rPr>
-              <w:t xml:space="preserve">9.47</w:t>
+              <w:t xml:space="preserve">9.50</w:t>
             </w:r>
           </w:p>
         </w:tc>
@@ -909,7 +909,7 @@
                 <w:sz w:val="20"/>
                 <w:szCs w:val="20"/>
               </w:rPr>
-              <w:t xml:space="preserve">26</w:t>
+              <w:t xml:space="preserve">27</w:t>
             </w:r>
           </w:p>
         </w:tc>
@@ -944,7 +944,7 @@
                 <w:sz w:val="20"/>
                 <w:szCs w:val="20"/>
               </w:rPr>
-              <w:t xml:space="preserve">4.50/5</w:t>
+              <w:t xml:space="preserve">4.48/5</w:t>
             </w:r>
           </w:p>
         </w:tc>
@@ -979,7 +979,7 @@
                 <w:sz w:val="20"/>
                 <w:szCs w:val="20"/>
               </w:rPr>
-              <w:t xml:space="preserve">9.00</w:t>
+              <w:t xml:space="preserve">8.96</w:t>
             </w:r>
           </w:p>
         </w:tc>
@@ -1014,7 +1014,7 @@
                 <w:sz w:val="20"/>
                 <w:szCs w:val="20"/>
               </w:rPr>
-              <w:t xml:space="preserve">優秀</w:t>
+              <w:t xml:space="preserve">良好</w:t>
             </w:r>
           </w:p>
         </w:tc>
@@ -1051,7 +1051,7 @@
                 <w:sz w:val="20"/>
                 <w:szCs w:val="20"/>
               </w:rPr>
-              <w:t xml:space="preserve">Google</w:t>
+              <w:t xml:space="preserve">楽天トラベル</w:t>
             </w:r>
           </w:p>
         </w:tc>
@@ -1086,7 +1086,7 @@
                 <w:sz w:val="20"/>
                 <w:szCs w:val="20"/>
               </w:rPr>
-              <w:t xml:space="preserve">17</w:t>
+              <w:t xml:space="preserve">25</w:t>
             </w:r>
           </w:p>
         </w:tc>
@@ -1121,7 +1121,7 @@
                 <w:sz w:val="20"/>
                 <w:szCs w:val="20"/>
               </w:rPr>
-              <w:t xml:space="preserve">4.41/5</w:t>
+              <w:t xml:space="preserve">4.16/5</w:t>
             </w:r>
           </w:p>
         </w:tc>
@@ -1156,7 +1156,7 @@
                 <w:sz w:val="20"/>
                 <w:szCs w:val="20"/>
               </w:rPr>
-              <w:t xml:space="preserve">8.82</w:t>
+              <w:t xml:space="preserve">8.32</w:t>
             </w:r>
           </w:p>
         </w:tc>
@@ -1228,7 +1228,7 @@
                 <w:sz w:val="20"/>
                 <w:szCs w:val="20"/>
               </w:rPr>
-              <w:t xml:space="preserve">楽天トラベル</w:t>
+              <w:t xml:space="preserve">Google</w:t>
             </w:r>
           </w:p>
         </w:tc>
@@ -1263,7 +1263,7 @@
                 <w:sz w:val="20"/>
                 <w:szCs w:val="20"/>
               </w:rPr>
-              <w:t xml:space="preserve">26</w:t>
+              <w:t xml:space="preserve">14</w:t>
             </w:r>
           </w:p>
         </w:tc>
@@ -1298,7 +1298,7 @@
                 <w:sz w:val="20"/>
                 <w:szCs w:val="20"/>
               </w:rPr>
-              <w:t xml:space="preserve">4.19/5</w:t>
+              <w:t xml:space="preserve">4.07/5</w:t>
             </w:r>
           </w:p>
         </w:tc>
@@ -1333,7 +1333,7 @@
                 <w:sz w:val="20"/>
                 <w:szCs w:val="20"/>
               </w:rPr>
-              <w:t xml:space="preserve">8.38</w:t>
+              <w:t xml:space="preserve">8.14</w:t>
             </w:r>
           </w:p>
         </w:tc>
@@ -1440,7 +1440,7 @@
                 <w:sz w:val="20"/>
                 <w:szCs w:val="20"/>
               </w:rPr>
-              <w:t xml:space="preserve">34</w:t>
+              <w:t xml:space="preserve">35</w:t>
             </w:r>
           </w:p>
         </w:tc>
@@ -1475,7 +1475,7 @@
                 <w:sz w:val="20"/>
                 <w:szCs w:val="20"/>
               </w:rPr>
-              <w:t xml:space="preserve">7.85/10</w:t>
+              <w:t xml:space="preserve">7.71/10</w:t>
             </w:r>
           </w:p>
         </w:tc>
@@ -1510,7 +1510,7 @@
                 <w:sz w:val="20"/>
                 <w:szCs w:val="20"/>
               </w:rPr>
-              <w:t xml:space="preserve">7.85</w:t>
+              <w:t xml:space="preserve">7.71</w:t>
             </w:r>
           </w:p>
         </w:tc>
@@ -1764,7 +1764,7 @@
                 <w:sz w:val="20"/>
                 <w:szCs w:val="20"/>
               </w:rPr>
-              <w:t xml:space="preserve">68</w:t>
+              <w:t xml:space="preserve">65</w:t>
             </w:r>
           </w:p>
         </w:tc>
@@ -1799,7 +1799,7 @@
                 <w:sz w:val="20"/>
                 <w:szCs w:val="20"/>
               </w:rPr>
-              <w:t xml:space="preserve">46.9%</w:t>
+              <w:t xml:space="preserve">44.8%</w:t>
             </w:r>
           </w:p>
         </w:tc>
@@ -1978,7 +1978,7 @@
                 <w:sz w:val="20"/>
                 <w:szCs w:val="20"/>
               </w:rPr>
-              <w:t xml:space="preserve">42</w:t>
+              <w:t xml:space="preserve">43</w:t>
             </w:r>
           </w:p>
         </w:tc>
@@ -2013,7 +2013,7 @@
                 <w:sz w:val="20"/>
                 <w:szCs w:val="20"/>
               </w:rPr>
-              <w:t xml:space="preserve">29.0%</w:t>
+              <w:t xml:space="preserve">29.7%</w:t>
             </w:r>
           </w:p>
         </w:tc>
@@ -2299,7 +2299,7 @@
                 <w:sz w:val="20"/>
                 <w:szCs w:val="20"/>
               </w:rPr>
-              <w:t xml:space="preserve">3</w:t>
+              <w:t xml:space="preserve">4</w:t>
             </w:r>
           </w:p>
         </w:tc>
@@ -2334,7 +2334,7 @@
                 <w:sz w:val="20"/>
                 <w:szCs w:val="20"/>
               </w:rPr>
-              <w:t xml:space="preserve">2.1%</w:t>
+              <w:t xml:space="preserve">2.8%</w:t>
             </w:r>
           </w:p>
         </w:tc>
@@ -2620,7 +2620,7 @@
                 <w:sz w:val="20"/>
                 <w:szCs w:val="20"/>
               </w:rPr>
-              <w:t xml:space="preserve">1</w:t>
+              <w:t xml:space="preserve">2</w:t>
             </w:r>
           </w:p>
         </w:tc>
@@ -2655,7 +2655,7 @@
                 <w:sz w:val="20"/>
                 <w:szCs w:val="20"/>
               </w:rPr>
-              <w:t xml:space="preserve">0.7%</w:t>
+              <w:t xml:space="preserve">1.4%</w:t>
             </w:r>
           </w:p>
         </w:tc>
@@ -2891,7 +2891,7 @@
                 <w:sz w:val="20"/>
                 <w:szCs w:val="20"/>
               </w:rPr>
-              <w:t xml:space="preserve">125</w:t>
+              <w:t xml:space="preserve">123</w:t>
             </w:r>
           </w:p>
         </w:tc>
@@ -2925,7 +2925,7 @@
                 <w:sz w:val="20"/>
                 <w:szCs w:val="20"/>
               </w:rPr>
-              <w:t xml:space="preserve">86.2%</w:t>
+              <w:t xml:space="preserve">84.8%</w:t>
             </w:r>
           </w:p>
         </w:tc>
@@ -3031,7 +3031,7 @@
                 <w:sz w:val="20"/>
                 <w:szCs w:val="20"/>
               </w:rPr>
-              <w:t xml:space="preserve">17</w:t>
+              <w:t xml:space="preserve">18</w:t>
             </w:r>
           </w:p>
         </w:tc>
@@ -3066,7 +3066,7 @@
                 <w:sz w:val="20"/>
                 <w:szCs w:val="20"/>
               </w:rPr>
-              <w:t xml:space="preserve">11.7%</w:t>
+              <w:t xml:space="preserve">12.4%</w:t>
             </w:r>
           </w:p>
         </w:tc>
@@ -3171,7 +3171,7 @@
                 <w:sz w:val="20"/>
                 <w:szCs w:val="20"/>
               </w:rPr>
-              <w:t xml:space="preserve">3</w:t>
+              <w:t xml:space="preserve">4</w:t>
             </w:r>
           </w:p>
         </w:tc>
@@ -3205,7 +3205,7 @@
                 <w:sz w:val="20"/>
                 <w:szCs w:val="20"/>
               </w:rPr>
-              <w:t xml:space="preserve">2.1%</w:t>
+              <w:t xml:space="preserve">2.8%</w:t>
             </w:r>
           </w:p>
         </w:tc>
@@ -3679,7 +3679,7 @@
                 <w:sz w:val="20"/>
                 <w:szCs w:val="20"/>
               </w:rPr>
-              <w:t xml:space="preserve">8.73点</w:t>
+              <w:t xml:space="preserve">8.63点</w:t>
             </w:r>
           </w:p>
         </w:tc>
@@ -3713,7 +3713,7 @@
                 <w:sz w:val="20"/>
                 <w:szCs w:val="20"/>
               </w:rPr>
-              <w:t xml:space="preserve">9.23点</w:t>
+              <w:t xml:space="preserve">9.13点</w:t>
             </w:r>
           </w:p>
         </w:tc>
@@ -3819,7 +3819,7 @@
                 <w:sz w:val="20"/>
                 <w:szCs w:val="20"/>
               </w:rPr>
-              <w:t xml:space="preserve">86.2%</w:t>
+              <w:t xml:space="preserve">84.8%</w:t>
             </w:r>
           </w:p>
         </w:tc>
@@ -3854,7 +3854,7 @@
                 <w:sz w:val="20"/>
                 <w:szCs w:val="20"/>
               </w:rPr>
-              <w:t xml:space="preserve">91.2%</w:t>
+              <w:t xml:space="preserve">89.8%</w:t>
             </w:r>
           </w:p>
         </w:tc>
@@ -3959,7 +3959,7 @@
                 <w:sz w:val="20"/>
                 <w:szCs w:val="20"/>
               </w:rPr>
-              <w:t xml:space="preserve">2.1%</w:t>
+              <w:t xml:space="preserve">2.8%</w:t>
             </w:r>
           </w:p>
         </w:tc>
@@ -3993,7 +3993,7 @@
                 <w:sz w:val="20"/>
                 <w:szCs w:val="20"/>
               </w:rPr>
-              <w:t xml:space="preserve">0.1%</w:t>
+              <w:t xml:space="preserve">0.8%</w:t>
             </w:r>
           </w:p>
         </w:tc>
@@ -4070,7 +4070,7 @@
           <w:sz w:val="21"/>
           <w:szCs w:val="21"/>
         </w:rPr>
-        <w:t xml:space="preserve">リッチモンドホテル東京目白は全体平均8.73点（10pt換算）、高評価率86.2%を記録しています。引き続き強みを活かしつつ、低評価レビューに示された課題への対応を継続することで、さらなる顧客満足度向上が期待できます。</w:t>
+        <w:t xml:space="preserve">リッチモンドホテル東京目白は全体平均8.63点（10pt換算）、高評価率84.8%を記録しています。引き続き強みを活かしつつ、低評価レビューに示された課題への対応を継続することで、さらなる顧客満足度向上が期待できます。</w:t>
       </w:r>
     </w:p>
     <w:p>

--- a/納品レポート/ホテル別レポート/richmond_mejiro_口コミ分析改善レポート.docx
+++ b/納品レポート/ホテル別レポート/richmond_mejiro_口コミ分析改善レポート.docx
@@ -53,7 +53,7 @@
           <w:sz w:val="24"/>
           <w:szCs w:val="24"/>
         </w:rPr>
-        <w:t xml:space="preserve">2024年1月〜2026年3月　|　総件数 145件　|　2026年3月29日</w:t>
+        <w:t xml:space="preserve">2024年1月〜2026年3月　|　総件数 146件　|　2026年3月29日</w:t>
       </w:r>
     </w:p>
     <w:p>
@@ -84,7 +84,7 @@
           <w:sz w:val="21"/>
           <w:szCs w:val="21"/>
         </w:rPr>
-        <w:t xml:space="preserve">2024年1月〜2026年3月に各OTAサイトに投稿された145件のレビューを分析しました。</w:t>
+        <w:t xml:space="preserve">2024年1月〜2026年3月に各OTAサイトに投稿された146件のレビューを分析しました。</w:t>
       </w:r>
     </w:p>
     <w:p>
@@ -142,7 +142,7 @@
                 <w:szCs w:val="20"/>
               </w:rPr>
               <w:t xml:space="preserve">全体平均
-8.63点</w:t>
+8.61点</w:t>
             </w:r>
           </w:p>
         </w:tc>
@@ -177,7 +177,7 @@
                 <w:szCs w:val="20"/>
               </w:rPr>
               <w:t xml:space="preserve">高評価率
-84.8%</w:t>
+84.9%</w:t>
             </w:r>
           </w:p>
         </w:tc>
@@ -212,7 +212,7 @@
                 <w:szCs w:val="20"/>
               </w:rPr>
               <w:t xml:space="preserve">低評価率
-2.8%</w:t>
+2.7%</w:t>
             </w:r>
           </w:p>
         </w:tc>
@@ -247,7 +247,7 @@
                 <w:szCs w:val="20"/>
               </w:rPr>
               <w:t xml:space="preserve">レビュー総数
-145件</w:t>
+146件</w:t>
             </w:r>
           </w:p>
         </w:tc>
@@ -555,7 +555,7 @@
                 <w:sz w:val="20"/>
                 <w:szCs w:val="20"/>
               </w:rPr>
-              <w:t xml:space="preserve">38</w:t>
+              <w:t xml:space="preserve">37</w:t>
             </w:r>
           </w:p>
         </w:tc>
@@ -590,7 +590,7 @@
                 <w:sz w:val="20"/>
                 <w:szCs w:val="20"/>
               </w:rPr>
-              <w:t xml:space="preserve">9.50/10</w:t>
+              <w:t xml:space="preserve">9.49/10</w:t>
             </w:r>
           </w:p>
         </w:tc>
@@ -625,7 +625,7 @@
                 <w:sz w:val="20"/>
                 <w:szCs w:val="20"/>
               </w:rPr>
-              <w:t xml:space="preserve">9.50</w:t>
+              <w:t xml:space="preserve">9.49</w:t>
             </w:r>
           </w:p>
         </w:tc>
@@ -909,7 +909,7 @@
                 <w:sz w:val="20"/>
                 <w:szCs w:val="20"/>
               </w:rPr>
-              <w:t xml:space="preserve">27</w:t>
+              <w:t xml:space="preserve">28</w:t>
             </w:r>
           </w:p>
         </w:tc>
@@ -944,7 +944,7 @@
                 <w:sz w:val="20"/>
                 <w:szCs w:val="20"/>
               </w:rPr>
-              <w:t xml:space="preserve">4.48/5</w:t>
+              <w:t xml:space="preserve">4.46/5</w:t>
             </w:r>
           </w:p>
         </w:tc>
@@ -979,7 +979,7 @@
                 <w:sz w:val="20"/>
                 <w:szCs w:val="20"/>
               </w:rPr>
-              <w:t xml:space="preserve">8.96</w:t>
+              <w:t xml:space="preserve">8.93</w:t>
             </w:r>
           </w:p>
         </w:tc>
@@ -1440,7 +1440,7 @@
                 <w:sz w:val="20"/>
                 <w:szCs w:val="20"/>
               </w:rPr>
-              <w:t xml:space="preserve">35</w:t>
+              <w:t xml:space="preserve">36</w:t>
             </w:r>
           </w:p>
         </w:tc>
@@ -1475,7 +1475,7 @@
                 <w:sz w:val="20"/>
                 <w:szCs w:val="20"/>
               </w:rPr>
-              <w:t xml:space="preserve">7.71/10</w:t>
+              <w:t xml:space="preserve">7.72/10</w:t>
             </w:r>
           </w:p>
         </w:tc>
@@ -1510,7 +1510,7 @@
                 <w:sz w:val="20"/>
                 <w:szCs w:val="20"/>
               </w:rPr>
-              <w:t xml:space="preserve">7.71</w:t>
+              <w:t xml:space="preserve">7.72</w:t>
             </w:r>
           </w:p>
         </w:tc>
@@ -1764,7 +1764,7 @@
                 <w:sz w:val="20"/>
                 <w:szCs w:val="20"/>
               </w:rPr>
-              <w:t xml:space="preserve">65</w:t>
+              <w:t xml:space="preserve">64</w:t>
             </w:r>
           </w:p>
         </w:tc>
@@ -1799,7 +1799,7 @@
                 <w:sz w:val="20"/>
                 <w:szCs w:val="20"/>
               </w:rPr>
-              <w:t xml:space="preserve">44.8%</w:t>
+              <w:t xml:space="preserve">43.8%</w:t>
             </w:r>
           </w:p>
         </w:tc>
@@ -1978,7 +1978,7 @@
                 <w:sz w:val="20"/>
                 <w:szCs w:val="20"/>
               </w:rPr>
-              <w:t xml:space="preserve">43</w:t>
+              <w:t xml:space="preserve">45</w:t>
             </w:r>
           </w:p>
         </w:tc>
@@ -2013,7 +2013,7 @@
                 <w:sz w:val="20"/>
                 <w:szCs w:val="20"/>
               </w:rPr>
-              <w:t xml:space="preserve">29.7%</w:t>
+              <w:t xml:space="preserve">30.8%</w:t>
             </w:r>
           </w:p>
         </w:tc>
@@ -2334,7 +2334,7 @@
                 <w:sz w:val="20"/>
                 <w:szCs w:val="20"/>
               </w:rPr>
-              <w:t xml:space="preserve">2.8%</w:t>
+              <w:t xml:space="preserve">2.7%</w:t>
             </w:r>
           </w:p>
         </w:tc>
@@ -2891,7 +2891,7 @@
                 <w:sz w:val="20"/>
                 <w:szCs w:val="20"/>
               </w:rPr>
-              <w:t xml:space="preserve">123</w:t>
+              <w:t xml:space="preserve">124</w:t>
             </w:r>
           </w:p>
         </w:tc>
@@ -2925,7 +2925,7 @@
                 <w:sz w:val="20"/>
                 <w:szCs w:val="20"/>
               </w:rPr>
-              <w:t xml:space="preserve">84.8%</w:t>
+              <w:t xml:space="preserve">84.9%</w:t>
             </w:r>
           </w:p>
         </w:tc>
@@ -3066,7 +3066,7 @@
                 <w:sz w:val="20"/>
                 <w:szCs w:val="20"/>
               </w:rPr>
-              <w:t xml:space="preserve">12.4%</w:t>
+              <w:t xml:space="preserve">12.3%</w:t>
             </w:r>
           </w:p>
         </w:tc>
@@ -3205,7 +3205,7 @@
                 <w:sz w:val="20"/>
                 <w:szCs w:val="20"/>
               </w:rPr>
-              <w:t xml:space="preserve">2.8%</w:t>
+              <w:t xml:space="preserve">2.7%</w:t>
             </w:r>
           </w:p>
         </w:tc>
@@ -3679,7 +3679,7 @@
                 <w:sz w:val="20"/>
                 <w:szCs w:val="20"/>
               </w:rPr>
-              <w:t xml:space="preserve">8.63点</w:t>
+              <w:t xml:space="preserve">8.61点</w:t>
             </w:r>
           </w:p>
         </w:tc>
@@ -3713,7 +3713,7 @@
                 <w:sz w:val="20"/>
                 <w:szCs w:val="20"/>
               </w:rPr>
-              <w:t xml:space="preserve">9.13点</w:t>
+              <w:t xml:space="preserve">9.11点</w:t>
             </w:r>
           </w:p>
         </w:tc>
@@ -3819,7 +3819,7 @@
                 <w:sz w:val="20"/>
                 <w:szCs w:val="20"/>
               </w:rPr>
-              <w:t xml:space="preserve">84.8%</w:t>
+              <w:t xml:space="preserve">84.9%</w:t>
             </w:r>
           </w:p>
         </w:tc>
@@ -3854,7 +3854,7 @@
                 <w:sz w:val="20"/>
                 <w:szCs w:val="20"/>
               </w:rPr>
-              <w:t xml:space="preserve">89.8%</w:t>
+              <w:t xml:space="preserve">89.9%</w:t>
             </w:r>
           </w:p>
         </w:tc>
@@ -3959,7 +3959,7 @@
                 <w:sz w:val="20"/>
                 <w:szCs w:val="20"/>
               </w:rPr>
-              <w:t xml:space="preserve">2.8%</w:t>
+              <w:t xml:space="preserve">2.7%</w:t>
             </w:r>
           </w:p>
         </w:tc>
@@ -3993,7 +3993,7 @@
                 <w:sz w:val="20"/>
                 <w:szCs w:val="20"/>
               </w:rPr>
-              <w:t xml:space="preserve">0.8%</w:t>
+              <w:t xml:space="preserve">0.7%</w:t>
             </w:r>
           </w:p>
         </w:tc>
@@ -4070,7 +4070,7 @@
           <w:sz w:val="21"/>
           <w:szCs w:val="21"/>
         </w:rPr>
-        <w:t xml:space="preserve">リッチモンドホテル東京目白は全体平均8.63点（10pt換算）、高評価率84.8%を記録しています。引き続き強みを活かしつつ、低評価レビューに示された課題への対応を継続することで、さらなる顧客満足度向上が期待できます。</w:t>
+        <w:t xml:space="preserve">リッチモンドホテル東京目白は全体平均8.61点（10pt換算）、高評価率84.9%を記録しています。引き続き強みを活かしつつ、低評価レビューに示された課題への対応を継続することで、さらなる顧客満足度向上が期待できます。</w:t>
       </w:r>
     </w:p>
     <w:p>

--- a/納品レポート/ホテル別レポート/richmond_mejiro_口コミ分析改善レポート.docx
+++ b/納品レポート/ホテル別レポート/richmond_mejiro_口コミ分析改善レポート.docx
@@ -177,7 +177,7 @@
                 <w:szCs w:val="20"/>
               </w:rPr>
               <w:t xml:space="preserve">高評価率
-84.9%</w:t>
+85.6%</w:t>
             </w:r>
           </w:p>
         </w:tc>
@@ -212,7 +212,7 @@
                 <w:szCs w:val="20"/>
               </w:rPr>
               <w:t xml:space="preserve">低評価率
-2.7%</w:t>
+3.4%</w:t>
             </w:r>
           </w:p>
         </w:tc>
@@ -555,7 +555,7 @@
                 <w:sz w:val="20"/>
                 <w:szCs w:val="20"/>
               </w:rPr>
-              <w:t xml:space="preserve">37</w:t>
+              <w:t xml:space="preserve">40</w:t>
             </w:r>
           </w:p>
         </w:tc>
@@ -590,7 +590,7 @@
                 <w:sz w:val="20"/>
                 <w:szCs w:val="20"/>
               </w:rPr>
-              <w:t xml:space="preserve">9.49/10</w:t>
+              <w:t xml:space="preserve">9.45/10</w:t>
             </w:r>
           </w:p>
         </w:tc>
@@ -625,7 +625,7 @@
                 <w:sz w:val="20"/>
                 <w:szCs w:val="20"/>
               </w:rPr>
-              <w:t xml:space="preserve">9.49</w:t>
+              <w:t xml:space="preserve">9.45</w:t>
             </w:r>
           </w:p>
         </w:tc>
@@ -944,7 +944,7 @@
                 <w:sz w:val="20"/>
                 <w:szCs w:val="20"/>
               </w:rPr>
-              <w:t xml:space="preserve">4.46/5</w:t>
+              <w:t xml:space="preserve">4.32/5</w:t>
             </w:r>
           </w:p>
         </w:tc>
@@ -979,7 +979,7 @@
                 <w:sz w:val="20"/>
                 <w:szCs w:val="20"/>
               </w:rPr>
-              <w:t xml:space="preserve">8.93</w:t>
+              <w:t xml:space="preserve">8.64</w:t>
             </w:r>
           </w:p>
         </w:tc>
@@ -1051,7 +1051,7 @@
                 <w:sz w:val="20"/>
                 <w:szCs w:val="20"/>
               </w:rPr>
-              <w:t xml:space="preserve">楽天トラベル</w:t>
+              <w:t xml:space="preserve">Google</w:t>
             </w:r>
           </w:p>
         </w:tc>
@@ -1086,7 +1086,7 @@
                 <w:sz w:val="20"/>
                 <w:szCs w:val="20"/>
               </w:rPr>
-              <w:t xml:space="preserve">25</w:t>
+              <w:t xml:space="preserve">12</w:t>
             </w:r>
           </w:p>
         </w:tc>
@@ -1121,7 +1121,7 @@
                 <w:sz w:val="20"/>
                 <w:szCs w:val="20"/>
               </w:rPr>
-              <w:t xml:space="preserve">4.16/5</w:t>
+              <w:t xml:space="preserve">4.25/5</w:t>
             </w:r>
           </w:p>
         </w:tc>
@@ -1156,7 +1156,7 @@
                 <w:sz w:val="20"/>
                 <w:szCs w:val="20"/>
               </w:rPr>
-              <w:t xml:space="preserve">8.32</w:t>
+              <w:t xml:space="preserve">8.50</w:t>
             </w:r>
           </w:p>
         </w:tc>
@@ -1228,7 +1228,7 @@
                 <w:sz w:val="20"/>
                 <w:szCs w:val="20"/>
               </w:rPr>
-              <w:t xml:space="preserve">Google</w:t>
+              <w:t xml:space="preserve">楽天トラベル</w:t>
             </w:r>
           </w:p>
         </w:tc>
@@ -1263,7 +1263,7 @@
                 <w:sz w:val="20"/>
                 <w:szCs w:val="20"/>
               </w:rPr>
-              <w:t xml:space="preserve">14</w:t>
+              <w:t xml:space="preserve">25</w:t>
             </w:r>
           </w:p>
         </w:tc>
@@ -1298,7 +1298,7 @@
                 <w:sz w:val="20"/>
                 <w:szCs w:val="20"/>
               </w:rPr>
-              <w:t xml:space="preserve">4.07/5</w:t>
+              <w:t xml:space="preserve">4.16/5</w:t>
             </w:r>
           </w:p>
         </w:tc>
@@ -1333,7 +1333,7 @@
                 <w:sz w:val="20"/>
                 <w:szCs w:val="20"/>
               </w:rPr>
-              <w:t xml:space="preserve">8.14</w:t>
+              <w:t xml:space="preserve">8.32</w:t>
             </w:r>
           </w:p>
         </w:tc>
@@ -1440,7 +1440,7 @@
                 <w:sz w:val="20"/>
                 <w:szCs w:val="20"/>
               </w:rPr>
-              <w:t xml:space="preserve">36</w:t>
+              <w:t xml:space="preserve">35</w:t>
             </w:r>
           </w:p>
         </w:tc>
@@ -1475,7 +1475,7 @@
                 <w:sz w:val="20"/>
                 <w:szCs w:val="20"/>
               </w:rPr>
-              <w:t xml:space="preserve">7.72/10</w:t>
+              <w:t xml:space="preserve">7.74/10</w:t>
             </w:r>
           </w:p>
         </w:tc>
@@ -1510,7 +1510,7 @@
                 <w:sz w:val="20"/>
                 <w:szCs w:val="20"/>
               </w:rPr>
-              <w:t xml:space="preserve">7.72</w:t>
+              <w:t xml:space="preserve">7.74</w:t>
             </w:r>
           </w:p>
         </w:tc>
@@ -1764,7 +1764,7 @@
                 <w:sz w:val="20"/>
                 <w:szCs w:val="20"/>
               </w:rPr>
-              <w:t xml:space="preserve">64</w:t>
+              <w:t xml:space="preserve">65</w:t>
             </w:r>
           </w:p>
         </w:tc>
@@ -1799,7 +1799,7 @@
                 <w:sz w:val="20"/>
                 <w:szCs w:val="20"/>
               </w:rPr>
-              <w:t xml:space="preserve">43.8%</w:t>
+              <w:t xml:space="preserve">44.5%</w:t>
             </w:r>
           </w:p>
         </w:tc>
@@ -2192,7 +2192,7 @@
                 <w:sz w:val="20"/>
                 <w:szCs w:val="20"/>
               </w:rPr>
-              <w:t xml:space="preserve">7</w:t>
+              <w:t xml:space="preserve">5</w:t>
             </w:r>
           </w:p>
         </w:tc>
@@ -2227,7 +2227,7 @@
                 <w:sz w:val="20"/>
                 <w:szCs w:val="20"/>
               </w:rPr>
-              <w:t xml:space="preserve">4.8%</w:t>
+              <w:t xml:space="preserve">3.4%</w:t>
             </w:r>
           </w:p>
         </w:tc>
@@ -2620,7 +2620,7 @@
                 <w:sz w:val="20"/>
                 <w:szCs w:val="20"/>
               </w:rPr>
-              <w:t xml:space="preserve">2</w:t>
+              <w:t xml:space="preserve">3</w:t>
             </w:r>
           </w:p>
         </w:tc>
@@ -2655,7 +2655,7 @@
                 <w:sz w:val="20"/>
                 <w:szCs w:val="20"/>
               </w:rPr>
-              <w:t xml:space="preserve">1.4%</w:t>
+              <w:t xml:space="preserve">2.1%</w:t>
             </w:r>
           </w:p>
         </w:tc>
@@ -2891,7 +2891,7 @@
                 <w:sz w:val="20"/>
                 <w:szCs w:val="20"/>
               </w:rPr>
-              <w:t xml:space="preserve">124</w:t>
+              <w:t xml:space="preserve">125</w:t>
             </w:r>
           </w:p>
         </w:tc>
@@ -2925,7 +2925,7 @@
                 <w:sz w:val="20"/>
                 <w:szCs w:val="20"/>
               </w:rPr>
-              <w:t xml:space="preserve">84.9%</w:t>
+              <w:t xml:space="preserve">85.6%</w:t>
             </w:r>
           </w:p>
         </w:tc>
@@ -3031,7 +3031,7 @@
                 <w:sz w:val="20"/>
                 <w:szCs w:val="20"/>
               </w:rPr>
-              <w:t xml:space="preserve">18</w:t>
+              <w:t xml:space="preserve">16</w:t>
             </w:r>
           </w:p>
         </w:tc>
@@ -3066,7 +3066,7 @@
                 <w:sz w:val="20"/>
                 <w:szCs w:val="20"/>
               </w:rPr>
-              <w:t xml:space="preserve">12.3%</w:t>
+              <w:t xml:space="preserve">11.0%</w:t>
             </w:r>
           </w:p>
         </w:tc>
@@ -3171,7 +3171,7 @@
                 <w:sz w:val="20"/>
                 <w:szCs w:val="20"/>
               </w:rPr>
-              <w:t xml:space="preserve">4</w:t>
+              <w:t xml:space="preserve">5</w:t>
             </w:r>
           </w:p>
         </w:tc>
@@ -3205,7 +3205,7 @@
                 <w:sz w:val="20"/>
                 <w:szCs w:val="20"/>
               </w:rPr>
-              <w:t xml:space="preserve">2.7%</w:t>
+              <w:t xml:space="preserve">3.4%</w:t>
             </w:r>
           </w:p>
         </w:tc>
@@ -3819,7 +3819,7 @@
                 <w:sz w:val="20"/>
                 <w:szCs w:val="20"/>
               </w:rPr>
-              <w:t xml:space="preserve">84.9%</w:t>
+              <w:t xml:space="preserve">85.6%</w:t>
             </w:r>
           </w:p>
         </w:tc>
@@ -3854,7 +3854,7 @@
                 <w:sz w:val="20"/>
                 <w:szCs w:val="20"/>
               </w:rPr>
-              <w:t xml:space="preserve">89.9%</w:t>
+              <w:t xml:space="preserve">90.6%</w:t>
             </w:r>
           </w:p>
         </w:tc>
@@ -3959,7 +3959,7 @@
                 <w:sz w:val="20"/>
                 <w:szCs w:val="20"/>
               </w:rPr>
-              <w:t xml:space="preserve">2.7%</w:t>
+              <w:t xml:space="preserve">3.4%</w:t>
             </w:r>
           </w:p>
         </w:tc>
@@ -3993,7 +3993,7 @@
                 <w:sz w:val="20"/>
                 <w:szCs w:val="20"/>
               </w:rPr>
-              <w:t xml:space="preserve">0.7%</w:t>
+              <w:t xml:space="preserve">1.4%</w:t>
             </w:r>
           </w:p>
         </w:tc>
@@ -4070,7 +4070,7 @@
           <w:sz w:val="21"/>
           <w:szCs w:val="21"/>
         </w:rPr>
-        <w:t xml:space="preserve">リッチモンドホテル東京目白は全体平均8.61点（10pt換算）、高評価率84.9%を記録しています。引き続き強みを活かしつつ、低評価レビューに示された課題への対応を継続することで、さらなる顧客満足度向上が期待できます。</w:t>
+        <w:t xml:space="preserve">リッチモンドホテル東京目白は全体平均8.61点（10pt換算）、高評価率85.6%を記録しています。引き続き強みを活かしつつ、低評価レビューに示された課題への対応を継続することで、さらなる顧客満足度向上が期待できます。</w:t>
       </w:r>
     </w:p>
     <w:p>

--- a/納品レポート/ホテル別レポート/richmond_mejiro_口コミ分析改善レポート.docx
+++ b/納品レポート/ホテル別レポート/richmond_mejiro_口コミ分析改善レポート.docx
@@ -131,7 +131,7 @@
           <w:sz w:val="20"/>
           <w:szCs w:val="20"/>
         </w:rPr>
-        <w:t xml:space="preserve">作成日：2026年4月2日</w:t>
+        <w:t xml:space="preserve">作成日：2026年4月5日</w:t>
       </w:r>
     </w:p>
     <w:p>

--- a/納品レポート/ホテル別レポート/richmond_mejiro_口コミ分析改善レポート.docx
+++ b/納品レポート/ホテル別レポート/richmond_mejiro_口コミ分析改善レポート.docx
@@ -81,7 +81,7 @@
           <w:sz w:val="22"/>
           <w:szCs w:val="22"/>
         </w:rPr>
-        <w:t xml:space="preserve">分析対象期間：2026年2月〜3月</w:t>
+        <w:t xml:space="preserve">分析対象期間：2026年3月</w:t>
       </w:r>
     </w:p>
     <w:p>
@@ -96,7 +96,7 @@
           <w:sz w:val="22"/>
           <w:szCs w:val="22"/>
         </w:rPr>
-        <w:t xml:space="preserve">レビュー総数：146件（6サイト）</w:t>
+        <w:t xml:space="preserve">レビュー総数：73件（6サイト）</w:t>
       </w:r>
     </w:p>
     <w:p>
@@ -111,7 +111,7 @@
           <w:sz w:val="20"/>
           <w:szCs w:val="20"/>
         </w:rPr>
-        <w:t xml:space="preserve">対象サイト：Trip.com / Agoda / じゃらん / Google / 楽天トラベル / Booking.com</w:t>
+        <w:t xml:space="preserve">対象サイト：Agoda / Trip.com / Google / 楽天トラベル / Booking.com / じゃらん</w:t>
       </w:r>
     </w:p>
     <w:p>
@@ -189,7 +189,7 @@
           <w:sz w:val="21"/>
           <w:szCs w:val="21"/>
         </w:rPr>
-        <w:t xml:space="preserve">2026年2月〜3月に各OTAサイト・口コミサイトに投稿された146件のレビューを包括的に分析しました。以下が主要な発見事項です。</w:t>
+        <w:t xml:space="preserve">2026年3月に各OTAサイト・口コミサイトに投稿された73件のレビューを包括的に分析しました。以下が主要な発見事項です。</w:t>
       </w:r>
     </w:p>
     <w:p>
@@ -261,7 +261,7 @@
                 <w:sz w:val="36"/>
                 <w:szCs w:val="36"/>
               </w:rPr>
-              <w:t xml:space="preserve">8.60</w:t>
+              <w:t xml:space="preserve">8.49</w:t>
             </w:r>
           </w:p>
         </w:tc>
@@ -310,7 +310,7 @@
                 <w:sz w:val="36"/>
                 <w:szCs w:val="36"/>
               </w:rPr>
-              <w:t xml:space="preserve">85.6%</w:t>
+              <w:t xml:space="preserve">83.6%</w:t>
             </w:r>
           </w:p>
         </w:tc>
@@ -359,7 +359,7 @@
                 <w:sz w:val="36"/>
                 <w:szCs w:val="36"/>
               </w:rPr>
-              <w:t xml:space="preserve">3.4%</w:t>
+              <w:t xml:space="preserve">4.1%</w:t>
             </w:r>
           </w:p>
         </w:tc>
@@ -408,7 +408,7 @@
                 <w:sz w:val="36"/>
                 <w:szCs w:val="36"/>
               </w:rPr>
-              <w:t xml:space="preserve">146件</w:t>
+              <w:t xml:space="preserve">73件</w:t>
             </w:r>
           </w:p>
         </w:tc>
@@ -448,7 +448,7 @@
           <w:sz w:val="21"/>
           <w:szCs w:val="21"/>
         </w:rPr>
-        <w:t xml:space="preserve">全体平均スコア8.60点（10点換算）は良好な水準であり、85.6%が高評価（8-10点）に分類されます。低評価（1-4点）は5件（3.4%）で、ゲスト満足度は良好です。Trip.com（9.45点）で特に高い評価を獲得しています。</w:t>
+        <w:t xml:space="preserve">全体平均スコア8.49点（10点換算）は良好な水準であり、83.6%が高評価（8-10点）に分類されます。低評価（1-4点）は3件（4.1%）で、ゲスト満足度は良好です。Agoda（10.00点）で特に高い評価を獲得しています。</w:t>
       </w:r>
     </w:p>
     <w:p>
@@ -463,7 +463,7 @@
           <w:sz w:val="21"/>
           <w:szCs w:val="21"/>
         </w:rPr>
-        <w:t xml:space="preserve">全体としては「立地・アクセス」と「快適さ・設備」がホテルの主な強みとして際立っています。</w:t>
+        <w:t xml:space="preserve">全体としては「立地・アクセス」と「スタッフの対応」がホテルの主な強みとして際立っています。</w:t>
       </w:r>
     </w:p>
     <w:p>
@@ -542,7 +542,7 @@
                 <w:sz w:val="20"/>
                 <w:szCs w:val="20"/>
               </w:rPr>
-              <w:t xml:space="preserve">立地・アクセス（50件以上で言及）、快適さ・設備（50件以上で言及）、スタッフの対応（50件以上で言及）</w:t>
+              <w:t xml:space="preserve">立地・アクセス（20件以上で言及）、スタッフの対応（20件以上で言及）、快適さ・設備（20件以上で言及）</w:t>
             </w:r>
           </w:p>
           <w:p>
@@ -567,7 +567,7 @@
                 <w:sz w:val="20"/>
                 <w:szCs w:val="20"/>
               </w:rPr>
-              <w:t xml:space="preserve">エアコン・空調（22件）、浴室・水回り（19件）、設備の老朽化（10件）、対応・サービスの不満（9件）</w:t>
+              <w:t xml:space="preserve">エアコン・空調（16件）、浴室・水回り（9件）、防音性能（4件）、対応・サービスの不満（4件）</w:t>
             </w:r>
           </w:p>
           <w:p>
@@ -589,7 +589,7 @@
                 <w:sz w:val="20"/>
                 <w:szCs w:val="20"/>
               </w:rPr>
-              <w:t xml:space="preserve">全体的に高評価を維持しており、設備面の小改善で高評価率をさらに安定させるポテンシャルが大きい</w:t>
+              <w:t xml:space="preserve">基本的なサービス品質は確保されており、弱み項目の改善により高評価率の向上が期待できる</w:t>
             </w:r>
           </w:p>
         </w:tc>
@@ -953,7 +953,7 @@
                 <w:sz w:val="20"/>
                 <w:szCs w:val="20"/>
               </w:rPr>
-              <w:t xml:space="preserve">Trip.com</w:t>
+              <w:t xml:space="preserve">Agoda</w:t>
             </w:r>
           </w:p>
         </w:tc>
@@ -987,7 +987,7 @@
                 <w:sz w:val="20"/>
                 <w:szCs w:val="20"/>
               </w:rPr>
-              <w:t xml:space="preserve">40</w:t>
+              <w:t xml:space="preserve">1</w:t>
             </w:r>
           </w:p>
         </w:tc>
@@ -1021,7 +1021,7 @@
                 <w:sz w:val="20"/>
                 <w:szCs w:val="20"/>
               </w:rPr>
-              <w:t xml:space="preserve">9.45</w:t>
+              <w:t xml:space="preserve">10</w:t>
             </w:r>
           </w:p>
         </w:tc>
@@ -1089,7 +1089,7 @@
                 <w:sz w:val="20"/>
                 <w:szCs w:val="20"/>
               </w:rPr>
-              <w:t xml:space="preserve">9.45</w:t>
+              <w:t xml:space="preserve">10</w:t>
             </w:r>
           </w:p>
         </w:tc>
@@ -1194,7 +1194,7 @@
                 <w:sz w:val="20"/>
                 <w:szCs w:val="20"/>
               </w:rPr>
-              <w:t xml:space="preserve">Agoda</w:t>
+              <w:t xml:space="preserve">Trip.com</w:t>
             </w:r>
           </w:p>
         </w:tc>
@@ -1229,7 +1229,7 @@
                 <w:sz w:val="20"/>
                 <w:szCs w:val="20"/>
               </w:rPr>
-              <w:t xml:space="preserve">6</w:t>
+              <w:t xml:space="preserve">25</w:t>
             </w:r>
           </w:p>
         </w:tc>
@@ -1264,7 +1264,7 @@
                 <w:sz w:val="20"/>
                 <w:szCs w:val="20"/>
               </w:rPr>
-              <w:t xml:space="preserve">9.33</w:t>
+              <w:t xml:space="preserve">9.48</w:t>
             </w:r>
           </w:p>
         </w:tc>
@@ -1334,7 +1334,7 @@
                 <w:sz w:val="20"/>
                 <w:szCs w:val="20"/>
               </w:rPr>
-              <w:t xml:space="preserve">9.33</w:t>
+              <w:t xml:space="preserve">9.48</w:t>
             </w:r>
           </w:p>
         </w:tc>
@@ -1440,7 +1440,7 @@
                 <w:sz w:val="20"/>
                 <w:szCs w:val="20"/>
               </w:rPr>
-              <w:t xml:space="preserve">じゃらん</w:t>
+              <w:t xml:space="preserve">Google</w:t>
             </w:r>
           </w:p>
         </w:tc>
@@ -1474,7 +1474,7 @@
                 <w:sz w:val="20"/>
                 <w:szCs w:val="20"/>
               </w:rPr>
-              <w:t xml:space="preserve">29</w:t>
+              <w:t xml:space="preserve">5</w:t>
             </w:r>
           </w:p>
         </w:tc>
@@ -1508,7 +1508,7 @@
                 <w:sz w:val="20"/>
                 <w:szCs w:val="20"/>
               </w:rPr>
-              <w:t xml:space="preserve">4.31</w:t>
+              <w:t xml:space="preserve">4.2</w:t>
             </w:r>
           </w:p>
         </w:tc>
@@ -1576,7 +1576,7 @@
                 <w:sz w:val="20"/>
                 <w:szCs w:val="20"/>
               </w:rPr>
-              <w:t xml:space="preserve">8.62</w:t>
+              <w:t xml:space="preserve">8.4</w:t>
             </w:r>
           </w:p>
         </w:tc>
@@ -1610,7 +1610,7 @@
                 <w:sz w:val="20"/>
                 <w:szCs w:val="20"/>
               </w:rPr>
-              <w:t xml:space="preserve">8</w:t>
+              <w:t xml:space="preserve">10</w:t>
             </w:r>
           </w:p>
         </w:tc>
@@ -1681,7 +1681,7 @@
                 <w:sz w:val="20"/>
                 <w:szCs w:val="20"/>
               </w:rPr>
-              <w:t xml:space="preserve">Google</w:t>
+              <w:t xml:space="preserve">楽天トラベル</w:t>
             </w:r>
           </w:p>
         </w:tc>
@@ -1716,7 +1716,7 @@
                 <w:sz w:val="20"/>
                 <w:szCs w:val="20"/>
               </w:rPr>
-              <w:t xml:space="preserve">12</w:t>
+              <w:t xml:space="preserve">9</w:t>
             </w:r>
           </w:p>
         </w:tc>
@@ -1751,7 +1751,7 @@
                 <w:sz w:val="20"/>
                 <w:szCs w:val="20"/>
               </w:rPr>
-              <w:t xml:space="preserve">4.25</w:t>
+              <w:t xml:space="preserve">4</w:t>
             </w:r>
           </w:p>
         </w:tc>
@@ -1821,7 +1821,7 @@
                 <w:sz w:val="20"/>
                 <w:szCs w:val="20"/>
               </w:rPr>
-              <w:t xml:space="preserve">8.5</w:t>
+              <w:t xml:space="preserve">8</w:t>
             </w:r>
           </w:p>
         </w:tc>
@@ -1856,7 +1856,7 @@
                 <w:sz w:val="20"/>
                 <w:szCs w:val="20"/>
               </w:rPr>
-              <w:t xml:space="preserve">10</w:t>
+              <w:t xml:space="preserve">8</w:t>
             </w:r>
           </w:p>
         </w:tc>
@@ -1927,7 +1927,7 @@
                 <w:sz w:val="20"/>
                 <w:szCs w:val="20"/>
               </w:rPr>
-              <w:t xml:space="preserve">楽天トラベル</w:t>
+              <w:t xml:space="preserve">Booking.com</w:t>
             </w:r>
           </w:p>
         </w:tc>
@@ -1961,7 +1961,7 @@
                 <w:sz w:val="20"/>
                 <w:szCs w:val="20"/>
               </w:rPr>
-              <w:t xml:space="preserve">24</w:t>
+              <w:t xml:space="preserve">21</w:t>
             </w:r>
           </w:p>
         </w:tc>
@@ -1995,7 +1995,7 @@
                 <w:sz w:val="20"/>
                 <w:szCs w:val="20"/>
               </w:rPr>
-              <w:t xml:space="preserve">4.12</w:t>
+              <w:t xml:space="preserve">7.86</w:t>
             </w:r>
           </w:p>
         </w:tc>
@@ -2029,7 +2029,7 @@
                 <w:sz w:val="20"/>
                 <w:szCs w:val="20"/>
               </w:rPr>
-              <w:t xml:space="preserve">/5 (×2)</w:t>
+              <w:t xml:space="preserve">/10</w:t>
             </w:r>
           </w:p>
         </w:tc>
@@ -2059,11 +2059,11 @@
                 <w:rFonts w:ascii="Arial" w:cs="Arial" w:eastAsia="Arial" w:hAnsi="Arial"/>
                 <w:b/>
                 <w:bCs/>
-                <w:color w:val="27AE60"/>
-                <w:sz w:val="20"/>
-                <w:szCs w:val="20"/>
-              </w:rPr>
-              <w:t xml:space="preserve">8.25</w:t>
+                <w:color w:val="E67E22"/>
+                <w:sz w:val="20"/>
+                <w:szCs w:val="20"/>
+              </w:rPr>
+              <w:t xml:space="preserve">7.86</w:t>
             </w:r>
           </w:p>
         </w:tc>
@@ -2127,11 +2127,11 @@
                 <w:rFonts w:ascii="Arial" w:cs="Arial" w:eastAsia="Arial" w:hAnsi="Arial"/>
                 <w:b/>
                 <w:bCs/>
-                <w:color w:val="27AE60"/>
-                <w:sz w:val="20"/>
-                <w:szCs w:val="20"/>
-              </w:rPr>
-              <w:t xml:space="preserve">良好</w:t>
+                <w:color w:val="E67E22"/>
+                <w:sz w:val="20"/>
+                <w:szCs w:val="20"/>
+              </w:rPr>
+              <w:t xml:space="preserve">概ね良好</w:t>
             </w:r>
           </w:p>
         </w:tc>
@@ -2168,7 +2168,7 @@
                 <w:sz w:val="20"/>
                 <w:szCs w:val="20"/>
               </w:rPr>
-              <w:t xml:space="preserve">Booking.com</w:t>
+              <w:t xml:space="preserve">じゃらん</w:t>
             </w:r>
           </w:p>
         </w:tc>
@@ -2203,7 +2203,7 @@
                 <w:sz w:val="20"/>
                 <w:szCs w:val="20"/>
               </w:rPr>
-              <w:t xml:space="preserve">35</w:t>
+              <w:t xml:space="preserve">12</w:t>
             </w:r>
           </w:p>
         </w:tc>
@@ -2238,7 +2238,7 @@
                 <w:sz w:val="20"/>
                 <w:szCs w:val="20"/>
               </w:rPr>
-              <w:t xml:space="preserve">7.74</w:t>
+              <w:t xml:space="preserve">3.92</w:t>
             </w:r>
           </w:p>
         </w:tc>
@@ -2273,7 +2273,7 @@
                 <w:sz w:val="20"/>
                 <w:szCs w:val="20"/>
               </w:rPr>
-              <w:t xml:space="preserve">/10</w:t>
+              <w:t xml:space="preserve">/5 (×2)</w:t>
             </w:r>
           </w:p>
         </w:tc>
@@ -2308,7 +2308,7 @@
                 <w:sz w:val="20"/>
                 <w:szCs w:val="20"/>
               </w:rPr>
-              <w:t xml:space="preserve">7.74</w:t>
+              <w:t xml:space="preserve">7.83</w:t>
             </w:r>
           </w:p>
         </w:tc>
@@ -2418,7 +2418,7 @@
           <w:sz w:val="21"/>
           <w:szCs w:val="21"/>
         </w:rPr>
-        <w:t xml:space="preserve">評価分布は10点（43.8%）に最も多く、8点以上の高評価が85.6%を占め、高い顧客満足度を示しています。低評価（1-4点）は計5件（3.4%）です。</w:t>
+        <w:t xml:space="preserve">評価分布は10点（41.1%）に最も多く、8点以上の高評価が83.6%を占め、高い顧客満足度を示しています。低評価（1-4点）は計3件（4.1%）です。</w:t>
       </w:r>
     </w:p>
     <w:p>
@@ -2653,7 +2653,7 @@
                 <w:sz w:val="20"/>
                 <w:szCs w:val="20"/>
               </w:rPr>
-              <w:t xml:space="preserve">64</w:t>
+              <w:t xml:space="preserve">30</w:t>
             </w:r>
           </w:p>
         </w:tc>
@@ -2688,7 +2688,7 @@
                 <w:sz w:val="20"/>
                 <w:szCs w:val="20"/>
               </w:rPr>
-              <w:t xml:space="preserve">43.8%</w:t>
+              <w:t xml:space="preserve">41.1%</w:t>
             </w:r>
           </w:p>
         </w:tc>
@@ -2726,7 +2726,7 @@
                 <w:sz w:val="18"/>
                 <w:szCs w:val="18"/>
               </w:rPr>
-              <w:t xml:space="preserve"> 64件</w:t>
+              <w:t xml:space="preserve"> 30件</w:t>
             </w:r>
           </w:p>
         </w:tc>
@@ -2798,7 +2798,7 @@
                 <w:sz w:val="20"/>
                 <w:szCs w:val="20"/>
               </w:rPr>
-              <w:t xml:space="preserve">15</w:t>
+              <w:t xml:space="preserve">9</w:t>
             </w:r>
           </w:p>
         </w:tc>
@@ -2833,7 +2833,7 @@
                 <w:sz w:val="20"/>
                 <w:szCs w:val="20"/>
               </w:rPr>
-              <w:t xml:space="preserve">10.3%</w:t>
+              <w:t xml:space="preserve">12.3%</w:t>
             </w:r>
           </w:p>
         </w:tc>
@@ -2861,7 +2861,7 @@
                 <w:sz w:val="20"/>
                 <w:szCs w:val="20"/>
               </w:rPr>
-              <w:t xml:space="preserve">█████</w:t>
+              <w:t xml:space="preserve">██████</w:t>
             </w:r>
             <w:r>
               <w:rPr>
@@ -2870,7 +2870,7 @@
                 <w:sz w:val="18"/>
                 <w:szCs w:val="18"/>
               </w:rPr>
-              <w:t xml:space="preserve"> 15件</w:t>
+              <w:t xml:space="preserve"> 9件</w:t>
             </w:r>
           </w:p>
         </w:tc>
@@ -2942,7 +2942,7 @@
                 <w:sz w:val="20"/>
                 <w:szCs w:val="20"/>
               </w:rPr>
-              <w:t xml:space="preserve">46</w:t>
+              <w:t xml:space="preserve">22</w:t>
             </w:r>
           </w:p>
         </w:tc>
@@ -2977,7 +2977,7 @@
                 <w:sz w:val="20"/>
                 <w:szCs w:val="20"/>
               </w:rPr>
-              <w:t xml:space="preserve">31.5%</w:t>
+              <w:t xml:space="preserve">30.1%</w:t>
             </w:r>
           </w:p>
         </w:tc>
@@ -3006,7 +3006,7 @@
                 <w:sz w:val="20"/>
                 <w:szCs w:val="20"/>
               </w:rPr>
-              <w:t xml:space="preserve">██████████████</w:t>
+              <w:t xml:space="preserve">███████████████</w:t>
             </w:r>
             <w:r>
               <w:rPr>
@@ -3015,7 +3015,7 @@
                 <w:sz w:val="18"/>
                 <w:szCs w:val="18"/>
               </w:rPr>
-              <w:t xml:space="preserve"> 46件</w:t>
+              <w:t xml:space="preserve"> 22件</w:t>
             </w:r>
           </w:p>
         </w:tc>
@@ -3087,7 +3087,7 @@
                 <w:sz w:val="20"/>
                 <w:szCs w:val="20"/>
               </w:rPr>
-              <w:t xml:space="preserve">7</w:t>
+              <w:t xml:space="preserve">4</w:t>
             </w:r>
           </w:p>
         </w:tc>
@@ -3122,7 +3122,7 @@
                 <w:sz w:val="20"/>
                 <w:szCs w:val="20"/>
               </w:rPr>
-              <w:t xml:space="preserve">4.8%</w:t>
+              <w:t xml:space="preserve">5.5%</w:t>
             </w:r>
           </w:p>
         </w:tc>
@@ -3150,7 +3150,7 @@
                 <w:sz w:val="20"/>
                 <w:szCs w:val="20"/>
               </w:rPr>
-              <w:t xml:space="preserve">██</w:t>
+              <w:t xml:space="preserve">███</w:t>
             </w:r>
             <w:r>
               <w:rPr>
@@ -3159,7 +3159,7 @@
                 <w:sz w:val="18"/>
                 <w:szCs w:val="18"/>
               </w:rPr>
-              <w:t xml:space="preserve"> 7件</w:t>
+              <w:t xml:space="preserve"> 4件</w:t>
             </w:r>
           </w:p>
         </w:tc>
@@ -3231,7 +3231,7 @@
                 <w:sz w:val="20"/>
                 <w:szCs w:val="20"/>
               </w:rPr>
-              <w:t xml:space="preserve">5</w:t>
+              <w:t xml:space="preserve">3</w:t>
             </w:r>
           </w:p>
         </w:tc>
@@ -3266,7 +3266,7 @@
                 <w:sz w:val="20"/>
                 <w:szCs w:val="20"/>
               </w:rPr>
-              <w:t xml:space="preserve">3.4%</w:t>
+              <w:t xml:space="preserve">4.1%</w:t>
             </w:r>
           </w:p>
         </w:tc>
@@ -3304,7 +3304,7 @@
                 <w:sz w:val="18"/>
                 <w:szCs w:val="18"/>
               </w:rPr>
-              <w:t xml:space="preserve"> 5件</w:t>
+              <w:t xml:space="preserve"> 3件</w:t>
             </w:r>
           </w:p>
         </w:tc>
@@ -3376,7 +3376,7 @@
                 <w:sz w:val="20"/>
                 <w:szCs w:val="20"/>
               </w:rPr>
-              <w:t xml:space="preserve">4</w:t>
+              <w:t xml:space="preserve">2</w:t>
             </w:r>
           </w:p>
         </w:tc>
@@ -3448,7 +3448,7 @@
                 <w:sz w:val="18"/>
                 <w:szCs w:val="18"/>
               </w:rPr>
-              <w:t xml:space="preserve"> 4件</w:t>
+              <w:t xml:space="preserve"> 2件</w:t>
             </w:r>
           </w:p>
         </w:tc>
@@ -3463,29 +3463,29 @@
               <w:bottom w:val="single" w:color="CCCCCC" w:sz="1"/>
               <w:right w:val="single" w:color="CCCCCC" w:sz="1"/>
             </w:tcBorders>
-            <w:shd w:fill="F2F2F2" w:val="clear"/>
-            <w:tcMar>
-              <w:top w:type="dxa" w:w="80"/>
-              <w:left w:type="dxa" w:w="120"/>
-              <w:bottom w:type="dxa" w:w="80"/>
-              <w:right w:type="dxa" w:w="120"/>
-            </w:tcMar>
-            <w:vAlign w:val="center"/>
-          </w:tcPr>
-          <w:p>
-            <w:pPr>
-              <w:jc w:val="center"/>
-            </w:pPr>
-            <w:r>
-              <w:rPr>
-                <w:rFonts w:ascii="Arial" w:cs="Arial" w:eastAsia="Arial" w:hAnsi="Arial"/>
-                <w:b/>
-                <w:bCs/>
-                <w:color w:val="333333"/>
-                <w:sz w:val="20"/>
-                <w:szCs w:val="20"/>
-              </w:rPr>
-              <w:t xml:space="preserve">4</w:t>
+            <w:shd w:fill="FFFFFF" w:val="clear"/>
+            <w:tcMar>
+              <w:top w:type="dxa" w:w="80"/>
+              <w:left w:type="dxa" w:w="120"/>
+              <w:bottom w:type="dxa" w:w="80"/>
+              <w:right w:type="dxa" w:w="120"/>
+            </w:tcMar>
+            <w:vAlign w:val="center"/>
+          </w:tcPr>
+          <w:p>
+            <w:pPr>
+              <w:jc w:val="center"/>
+            </w:pPr>
+            <w:r>
+              <w:rPr>
+                <w:rFonts w:ascii="Arial" w:cs="Arial" w:eastAsia="Arial" w:hAnsi="Arial"/>
+                <w:b/>
+                <w:bCs/>
+                <w:color w:val="333333"/>
+                <w:sz w:val="20"/>
+                <w:szCs w:val="20"/>
+              </w:rPr>
+              <w:t xml:space="preserve">3</w:t>
             </w:r>
           </w:p>
         </w:tc>
@@ -3498,7 +3498,7 @@
               <w:bottom w:val="single" w:color="CCCCCC" w:sz="1"/>
               <w:right w:val="single" w:color="CCCCCC" w:sz="1"/>
             </w:tcBorders>
-            <w:shd w:fill="F2F2F2" w:val="clear"/>
+            <w:shd w:fill="FFFFFF" w:val="clear"/>
             <w:tcMar>
               <w:top w:type="dxa" w:w="80"/>
               <w:left w:type="dxa" w:w="120"/>
@@ -3533,7 +3533,7 @@
               <w:bottom w:val="single" w:color="CCCCCC" w:sz="1"/>
               <w:right w:val="single" w:color="CCCCCC" w:sz="1"/>
             </w:tcBorders>
-            <w:shd w:fill="F2F2F2" w:val="clear"/>
+            <w:shd w:fill="FFFFFF" w:val="clear"/>
             <w:tcMar>
               <w:top w:type="dxa" w:w="80"/>
               <w:left w:type="dxa" w:w="120"/>
@@ -3555,7 +3555,7 @@
                 <w:sz w:val="20"/>
                 <w:szCs w:val="20"/>
               </w:rPr>
-              <w:t xml:space="preserve">0.7%</w:t>
+              <w:t xml:space="preserve">1.4%</w:t>
             </w:r>
           </w:p>
         </w:tc>
@@ -3568,7 +3568,6 @@
               <w:bottom w:val="single" w:color="CCCCCC" w:sz="1"/>
               <w:right w:val="single" w:color="CCCCCC" w:sz="1"/>
             </w:tcBorders>
-            <w:shd w:fill="F2F2F2" w:val="clear"/>
             <w:tcMar>
               <w:top w:type="dxa" w:w="80"/>
               <w:left w:type="dxa" w:w="120"/>
@@ -3608,29 +3607,29 @@
               <w:bottom w:val="single" w:color="CCCCCC" w:sz="1"/>
               <w:right w:val="single" w:color="CCCCCC" w:sz="1"/>
             </w:tcBorders>
-            <w:shd w:fill="FFFFFF" w:val="clear"/>
-            <w:tcMar>
-              <w:top w:type="dxa" w:w="80"/>
-              <w:left w:type="dxa" w:w="120"/>
-              <w:bottom w:type="dxa" w:w="80"/>
-              <w:right w:type="dxa" w:w="120"/>
-            </w:tcMar>
-            <w:vAlign w:val="center"/>
-          </w:tcPr>
-          <w:p>
-            <w:pPr>
-              <w:jc w:val="center"/>
-            </w:pPr>
-            <w:r>
-              <w:rPr>
-                <w:rFonts w:ascii="Arial" w:cs="Arial" w:eastAsia="Arial" w:hAnsi="Arial"/>
-                <w:b/>
-                <w:bCs/>
-                <w:color w:val="333333"/>
-                <w:sz w:val="20"/>
-                <w:szCs w:val="20"/>
-              </w:rPr>
-              <w:t xml:space="preserve">3</w:t>
+            <w:shd w:fill="F2F2F2" w:val="clear"/>
+            <w:tcMar>
+              <w:top w:type="dxa" w:w="80"/>
+              <w:left w:type="dxa" w:w="120"/>
+              <w:bottom w:type="dxa" w:w="80"/>
+              <w:right w:type="dxa" w:w="120"/>
+            </w:tcMar>
+            <w:vAlign w:val="center"/>
+          </w:tcPr>
+          <w:p>
+            <w:pPr>
+              <w:jc w:val="center"/>
+            </w:pPr>
+            <w:r>
+              <w:rPr>
+                <w:rFonts w:ascii="Arial" w:cs="Arial" w:eastAsia="Arial" w:hAnsi="Arial"/>
+                <w:b/>
+                <w:bCs/>
+                <w:color w:val="333333"/>
+                <w:sz w:val="20"/>
+                <w:szCs w:val="20"/>
+              </w:rPr>
+              <w:t xml:space="preserve">2</w:t>
             </w:r>
           </w:p>
         </w:tc>
@@ -3643,7 +3642,7 @@
               <w:bottom w:val="single" w:color="CCCCCC" w:sz="1"/>
               <w:right w:val="single" w:color="CCCCCC" w:sz="1"/>
             </w:tcBorders>
-            <w:shd w:fill="FFFFFF" w:val="clear"/>
+            <w:shd w:fill="F2F2F2" w:val="clear"/>
             <w:tcMar>
               <w:top w:type="dxa" w:w="80"/>
               <w:left w:type="dxa" w:w="120"/>
@@ -3665,7 +3664,7 @@
                 <w:sz w:val="20"/>
                 <w:szCs w:val="20"/>
               </w:rPr>
-              <w:t xml:space="preserve">1</w:t>
+              <w:t xml:space="preserve">2</w:t>
             </w:r>
           </w:p>
         </w:tc>
@@ -3678,7 +3677,7 @@
               <w:bottom w:val="single" w:color="CCCCCC" w:sz="1"/>
               <w:right w:val="single" w:color="CCCCCC" w:sz="1"/>
             </w:tcBorders>
-            <w:shd w:fill="FFFFFF" w:val="clear"/>
+            <w:shd w:fill="F2F2F2" w:val="clear"/>
             <w:tcMar>
               <w:top w:type="dxa" w:w="80"/>
               <w:left w:type="dxa" w:w="120"/>
@@ -3700,7 +3699,7 @@
                 <w:sz w:val="20"/>
                 <w:szCs w:val="20"/>
               </w:rPr>
-              <w:t xml:space="preserve">0.7%</w:t>
+              <w:t xml:space="preserve">2.7%</w:t>
             </w:r>
           </w:p>
         </w:tc>
@@ -3713,6 +3712,7 @@
               <w:bottom w:val="single" w:color="CCCCCC" w:sz="1"/>
               <w:right w:val="single" w:color="CCCCCC" w:sz="1"/>
             </w:tcBorders>
+            <w:shd w:fill="F2F2F2" w:val="clear"/>
             <w:tcMar>
               <w:top w:type="dxa" w:w="80"/>
               <w:left w:type="dxa" w:w="120"/>
@@ -3737,152 +3737,7 @@
                 <w:sz w:val="18"/>
                 <w:szCs w:val="18"/>
               </w:rPr>
-              <w:t xml:space="preserve"> 1件</w:t>
-            </w:r>
-          </w:p>
-        </w:tc>
-      </w:tr>
-      <w:tr>
-        <w:tc>
-          <w:tcPr>
-            <w:tcW w:type="dxa" w:w="1200"/>
-            <w:tcBorders>
-              <w:top w:val="single" w:color="CCCCCC" w:sz="1"/>
-              <w:left w:val="single" w:color="CCCCCC" w:sz="1"/>
-              <w:bottom w:val="single" w:color="CCCCCC" w:sz="1"/>
-              <w:right w:val="single" w:color="CCCCCC" w:sz="1"/>
-            </w:tcBorders>
-            <w:shd w:fill="F2F2F2" w:val="clear"/>
-            <w:tcMar>
-              <w:top w:type="dxa" w:w="80"/>
-              <w:left w:type="dxa" w:w="120"/>
-              <w:bottom w:type="dxa" w:w="80"/>
-              <w:right w:type="dxa" w:w="120"/>
-            </w:tcMar>
-            <w:vAlign w:val="center"/>
-          </w:tcPr>
-          <w:p>
-            <w:pPr>
-              <w:jc w:val="center"/>
-            </w:pPr>
-            <w:r>
-              <w:rPr>
-                <w:rFonts w:ascii="Arial" w:cs="Arial" w:eastAsia="Arial" w:hAnsi="Arial"/>
-                <w:b/>
-                <w:bCs/>
-                <w:color w:val="333333"/>
-                <w:sz w:val="20"/>
-                <w:szCs w:val="20"/>
-              </w:rPr>
-              <w:t xml:space="preserve">2</w:t>
-            </w:r>
-          </w:p>
-        </w:tc>
-        <w:tc>
-          <w:tcPr>
-            <w:tcW w:type="dxa" w:w="1200"/>
-            <w:tcBorders>
-              <w:top w:val="single" w:color="CCCCCC" w:sz="1"/>
-              <w:left w:val="single" w:color="CCCCCC" w:sz="1"/>
-              <w:bottom w:val="single" w:color="CCCCCC" w:sz="1"/>
-              <w:right w:val="single" w:color="CCCCCC" w:sz="1"/>
-            </w:tcBorders>
-            <w:shd w:fill="F2F2F2" w:val="clear"/>
-            <w:tcMar>
-              <w:top w:type="dxa" w:w="80"/>
-              <w:left w:type="dxa" w:w="120"/>
-              <w:bottom w:type="dxa" w:w="80"/>
-              <w:right w:type="dxa" w:w="120"/>
-            </w:tcMar>
-            <w:vAlign w:val="center"/>
-          </w:tcPr>
-          <w:p>
-            <w:pPr>
-              <w:jc w:val="center"/>
-            </w:pPr>
-            <w:r>
-              <w:rPr>
-                <w:rFonts w:ascii="Arial" w:cs="Arial" w:eastAsia="Arial" w:hAnsi="Arial"/>
-                <w:b w:val="false"/>
-                <w:bCs w:val="false"/>
-                <w:color w:val="333333"/>
-                <w:sz w:val="20"/>
-                <w:szCs w:val="20"/>
-              </w:rPr>
-              <w:t xml:space="preserve">3</w:t>
-            </w:r>
-          </w:p>
-        </w:tc>
-        <w:tc>
-          <w:tcPr>
-            <w:tcW w:type="dxa" w:w="1500"/>
-            <w:tcBorders>
-              <w:top w:val="single" w:color="CCCCCC" w:sz="1"/>
-              <w:left w:val="single" w:color="CCCCCC" w:sz="1"/>
-              <w:bottom w:val="single" w:color="CCCCCC" w:sz="1"/>
-              <w:right w:val="single" w:color="CCCCCC" w:sz="1"/>
-            </w:tcBorders>
-            <w:shd w:fill="F2F2F2" w:val="clear"/>
-            <w:tcMar>
-              <w:top w:type="dxa" w:w="80"/>
-              <w:left w:type="dxa" w:w="120"/>
-              <w:bottom w:type="dxa" w:w="80"/>
-              <w:right w:type="dxa" w:w="120"/>
-            </w:tcMar>
-            <w:vAlign w:val="center"/>
-          </w:tcPr>
-          <w:p>
-            <w:pPr>
-              <w:jc w:val="center"/>
-            </w:pPr>
-            <w:r>
-              <w:rPr>
-                <w:rFonts w:ascii="Arial" w:cs="Arial" w:eastAsia="Arial" w:hAnsi="Arial"/>
-                <w:b w:val="false"/>
-                <w:bCs w:val="false"/>
-                <w:color w:val="333333"/>
-                <w:sz w:val="20"/>
-                <w:szCs w:val="20"/>
-              </w:rPr>
-              <w:t xml:space="preserve">2.1%</w:t>
-            </w:r>
-          </w:p>
-        </w:tc>
-        <w:tc>
-          <w:tcPr>
-            <w:tcW w:type="dxa" w:w="5126"/>
-            <w:tcBorders>
-              <w:top w:val="single" w:color="CCCCCC" w:sz="1"/>
-              <w:left w:val="single" w:color="CCCCCC" w:sz="1"/>
-              <w:bottom w:val="single" w:color="CCCCCC" w:sz="1"/>
-              <w:right w:val="single" w:color="CCCCCC" w:sz="1"/>
-            </w:tcBorders>
-            <w:shd w:fill="F2F2F2" w:val="clear"/>
-            <w:tcMar>
-              <w:top w:type="dxa" w:w="80"/>
-              <w:left w:type="dxa" w:w="120"/>
-              <w:bottom w:type="dxa" w:w="80"/>
-              <w:right w:type="dxa" w:w="120"/>
-            </w:tcMar>
-          </w:tcPr>
-          <w:p>
-            <w:r>
-              <w:rPr>
-                <w:rFonts w:ascii="Arial" w:cs="Arial" w:eastAsia="Arial" w:hAnsi="Arial"/>
-                <w:color w:val="C0392B"/>
-                <w:sz w:val="20"/>
-                <w:szCs w:val="20"/>
-              </w:rPr>
-              <w:t xml:space="preserve">█</w:t>
-            </w:r>
-            <w:r>
-              <w:rPr>
-                <w:rFonts w:ascii="Arial" w:cs="Arial" w:eastAsia="Arial" w:hAnsi="Arial"/>
-                <w:color w:val="666666"/>
-                <w:sz w:val="18"/>
-                <w:szCs w:val="18"/>
-              </w:rPr>
-              <w:t xml:space="preserve"> 3件</w:t>
+              <w:t xml:space="preserve"> 2件</w:t>
             </w:r>
           </w:p>
         </w:tc>
@@ -3958,7 +3813,7 @@
                 <w:sz w:val="24"/>
                 <w:szCs w:val="24"/>
               </w:rPr>
-              <w:t xml:space="preserve">125件（85.6%）</w:t>
+              <w:t xml:space="preserve">61件（83.6%）</w:t>
             </w:r>
           </w:p>
         </w:tc>
@@ -4009,7 +3864,7 @@
                 <w:sz w:val="24"/>
                 <w:szCs w:val="24"/>
               </w:rPr>
-              <w:t xml:space="preserve">16件（11.0%）</w:t>
+              <w:t xml:space="preserve">9件（12.3%）</w:t>
             </w:r>
           </w:p>
         </w:tc>
@@ -4060,7 +3915,7 @@
                 <w:sz w:val="24"/>
                 <w:szCs w:val="24"/>
               </w:rPr>
-              <w:t xml:space="preserve">5件（3.4%）</w:t>
+              <w:t xml:space="preserve">3件（4.1%）</w:t>
             </w:r>
           </w:p>
         </w:tc>
@@ -4299,7 +4154,7 @@
                 <w:sz w:val="20"/>
                 <w:szCs w:val="20"/>
               </w:rPr>
-              <w:t xml:space="preserve">50件以上</w:t>
+              <w:t xml:space="preserve">20件以上</w:t>
             </w:r>
           </w:p>
         </w:tc>
@@ -4370,7 +4225,7 @@
                 <w:sz w:val="20"/>
                 <w:szCs w:val="20"/>
               </w:rPr>
-              <w:t xml:space="preserve">快適さ・設備</w:t>
+              <w:t xml:space="preserve">スタッフの対応</w:t>
             </w:r>
           </w:p>
         </w:tc>
@@ -4404,7 +4259,7 @@
                 <w:sz w:val="20"/>
                 <w:szCs w:val="20"/>
               </w:rPr>
-              <w:t xml:space="preserve">50件以上</w:t>
+              <w:t xml:space="preserve">20件以上</w:t>
             </w:r>
           </w:p>
         </w:tc>
@@ -4438,7 +4293,7 @@
                 <w:sz w:val="20"/>
                 <w:szCs w:val="20"/>
               </w:rPr>
-              <w:t xml:space="preserve">「ベッドが少し堅かった」「Really disturbed us」</w:t>
+              <w:t xml:space="preserve">「とにかくスタッフに電話したら、とても親切に対応してくれて、対応してくれたのはありがたかったのですが、エアコンの音は...」「チェックイン後、アメニティを選んでいたらスタッフの方が子供用の可愛いアメニティを持ってきてくださり、その他にも塗り...」</w:t>
             </w:r>
           </w:p>
         </w:tc>
@@ -4475,7 +4330,7 @@
                 <w:sz w:val="20"/>
                 <w:szCs w:val="20"/>
               </w:rPr>
-              <w:t xml:space="preserve">スタッフの対応</w:t>
+              <w:t xml:space="preserve">快適さ・設備</w:t>
             </w:r>
           </w:p>
         </w:tc>
@@ -4510,7 +4365,7 @@
                 <w:sz w:val="20"/>
                 <w:szCs w:val="20"/>
               </w:rPr>
-              <w:t xml:space="preserve">50件以上</w:t>
+              <w:t xml:space="preserve">20件以上</w:t>
             </w:r>
           </w:p>
         </w:tc>
@@ -4545,7 +4400,7 @@
                 <w:sz w:val="20"/>
                 <w:szCs w:val="20"/>
               </w:rPr>
-              <w:t xml:space="preserve">「とにかくスタッフに電話したら、とても親切に対応してくれて、対応してくれたのはありがたかったのですが、エアコンの音は...」「チェックイン後、アメニティを選んでいたらスタッフの方が子供用の可愛いアメニティを持ってきてくださり、その他にも塗り...」</w:t>
+              <w:t xml:space="preserve">「ベッドが少し堅かった」「Really disturbed us」</w:t>
             </w:r>
           </w:p>
         </w:tc>
@@ -4615,7 +4470,7 @@
                 <w:sz w:val="20"/>
                 <w:szCs w:val="20"/>
               </w:rPr>
-              <w:t xml:space="preserve">20件以上</w:t>
+              <w:t xml:space="preserve">10件以上</w:t>
             </w:r>
           </w:p>
         </w:tc>
@@ -4721,7 +4576,7 @@
                 <w:sz w:val="20"/>
                 <w:szCs w:val="20"/>
               </w:rPr>
-              <w:t xml:space="preserve">20件以上</w:t>
+              <w:t xml:space="preserve">10件以上</w:t>
             </w:r>
           </w:p>
         </w:tc>
@@ -4792,7 +4647,7 @@
                 <w:sz w:val="20"/>
                 <w:szCs w:val="20"/>
               </w:rPr>
-              <w:t xml:space="preserve">コンビニ・周辺施設</w:t>
+              <w:t xml:space="preserve">コストパフォーマンス</w:t>
             </w:r>
           </w:p>
         </w:tc>
@@ -4826,7 +4681,7 @@
                 <w:sz w:val="20"/>
                 <w:szCs w:val="20"/>
               </w:rPr>
-              <w:t xml:space="preserve">20件以上</w:t>
+              <w:t xml:space="preserve">10件以上</w:t>
             </w:r>
           </w:p>
         </w:tc>
@@ -4860,7 +4715,7 @@
                 <w:sz w:val="20"/>
                 <w:szCs w:val="20"/>
               </w:rPr>
-              <w:t xml:space="preserve">「途中にローソンがあり、池袋から1駅、新宿から3駅と非常に便利な立地です」「近隣には松本清、ココナ、赤いローソンコンビニエンスストアがあります」</w:t>
+              <w:t xml:space="preserve">「部屋は小さいですが、基本的なアメニティはすべて揃っているので、コストパフォーマンスに優れています」「素敵でお手頃価格 素敵でお手頃価格」</w:t>
             </w:r>
           </w:p>
         </w:tc>
@@ -4979,7 +4834,7 @@
           <w:sz w:val="26"/>
           <w:szCs w:val="26"/>
         </w:rPr>
-        <w:t xml:space="preserve">3.2 快適さ・設備</w:t>
+        <w:t xml:space="preserve">3.2 スタッフの対応</w:t>
       </w:r>
     </w:p>
     <w:p>
@@ -4994,7 +4849,7 @@
           <w:sz w:val="21"/>
           <w:szCs w:val="21"/>
         </w:rPr>
-        <w:t xml:space="preserve">快適さ・設備に関するポジティブな評価も多く寄せられています。「ベッドが少し堅かった」といったコメントが見られます。</w:t>
+        <w:t xml:space="preserve">スタッフの対応に関するポジティブな評価も多く寄せられています。「とにかくスタッフに電話したら、とても親切に対応してくれて、対応してくれたのはありがたかったのですが、エアコンの音は...」といったコメントが見られます。</w:t>
       </w:r>
     </w:p>
     <w:p>
@@ -5333,7 +5188,7 @@
                 <w:sz w:val="20"/>
                 <w:szCs w:val="20"/>
               </w:rPr>
-              <w:t xml:space="preserve">重大・22件</w:t>
+              <w:t xml:space="preserve">重大・16件</w:t>
             </w:r>
           </w:p>
         </w:tc>
@@ -5472,7 +5327,7 @@
                 <w:sz w:val="20"/>
                 <w:szCs w:val="20"/>
               </w:rPr>
-              <w:t xml:space="preserve">重大・19件</w:t>
+              <w:t xml:space="preserve">重大・9件</w:t>
             </w:r>
           </w:p>
         </w:tc>
@@ -5543,7 +5398,7 @@
                 <w:sz w:val="20"/>
                 <w:szCs w:val="20"/>
               </w:rPr>
-              <w:t xml:space="preserve">設備の老朽化</w:t>
+              <w:t xml:space="preserve">防音性能</w:t>
             </w:r>
           </w:p>
         </w:tc>
@@ -5577,7 +5432,7 @@
                 <w:sz w:val="20"/>
                 <w:szCs w:val="20"/>
               </w:rPr>
-              <w:t xml:space="preserve">部屋はやや年季が入っていますが、きれいに掃除されておりました</w:t>
+              <w:t xml:space="preserve">ああ、エアコンの音がうるさくてよく眠れません</w:t>
             </w:r>
           </w:p>
         </w:tc>
@@ -5611,7 +5466,7 @@
                 <w:sz w:val="20"/>
                 <w:szCs w:val="20"/>
               </w:rPr>
-              <w:t xml:space="preserve">重大・10件</w:t>
+              <w:t xml:space="preserve">中度・4件</w:t>
             </w:r>
           </w:p>
         </w:tc>
@@ -5750,7 +5605,7 @@
                 <w:sz w:val="20"/>
                 <w:szCs w:val="20"/>
               </w:rPr>
-              <w:t xml:space="preserve">重大・9件</w:t>
+              <w:t xml:space="preserve">中度・4件</w:t>
             </w:r>
           </w:p>
         </w:tc>
@@ -5821,7 +5676,7 @@
                 <w:sz w:val="20"/>
                 <w:szCs w:val="20"/>
               </w:rPr>
-              <w:t xml:space="preserve">防音性能</w:t>
+              <w:t xml:space="preserve">部屋の狭さ</w:t>
             </w:r>
           </w:p>
         </w:tc>
@@ -5855,7 +5710,7 @@
                 <w:sz w:val="20"/>
                 <w:szCs w:val="20"/>
               </w:rPr>
-              <w:t xml:space="preserve">ああ、エアコンの音がうるさくてよく眠れません</w:t>
+              <w:t xml:space="preserve">部屋は小さいですが、基本的なアメニティはすべて揃っているので、コストパフォーマンスに優れています</w:t>
             </w:r>
           </w:p>
         </w:tc>
@@ -5889,7 +5744,7 @@
                 <w:sz w:val="20"/>
                 <w:szCs w:val="20"/>
               </w:rPr>
-              <w:t xml:space="preserve">重大・6件</w:t>
+              <w:t xml:space="preserve">中度・3件</w:t>
             </w:r>
           </w:p>
         </w:tc>
@@ -5960,7 +5815,7 @@
                 <w:sz w:val="20"/>
                 <w:szCs w:val="20"/>
               </w:rPr>
-              <w:t xml:space="preserve">部屋の狭さ</w:t>
+              <w:t xml:space="preserve">窓・採光</w:t>
             </w:r>
           </w:p>
         </w:tc>
@@ -5994,7 +5849,7 @@
                 <w:sz w:val="20"/>
                 <w:szCs w:val="20"/>
               </w:rPr>
-              <w:t xml:space="preserve">部屋は小さいですが、基本的なアメニティはすべて揃っているので、コストパフォーマンスに優れています</w:t>
+              <w:t xml:space="preserve">窓がない部屋だったので寝泊まりだけでは充分ですがホテル滞在メインだと部屋有りのとこがいいかもです</w:t>
             </w:r>
           </w:p>
         </w:tc>
@@ -6028,7 +5883,7 @@
                 <w:sz w:val="20"/>
                 <w:szCs w:val="20"/>
               </w:rPr>
-              <w:t xml:space="preserve">重大・5件</w:t>
+              <w:t xml:space="preserve">中度・3件</w:t>
             </w:r>
           </w:p>
         </w:tc>
@@ -7191,7 +7046,7 @@
                 <w:sz w:val="20"/>
                 <w:szCs w:val="20"/>
               </w:rPr>
-              <w:t xml:space="preserve">8.60点</w:t>
+              <w:t xml:space="preserve">8.49点</w:t>
             </w:r>
           </w:p>
         </w:tc>
@@ -7225,7 +7080,7 @@
                 <w:sz w:val="20"/>
                 <w:szCs w:val="20"/>
               </w:rPr>
-              <w:t xml:space="preserve">8.9点以上</w:t>
+              <w:t xml:space="preserve">8.8点以上</w:t>
             </w:r>
           </w:p>
         </w:tc>
@@ -7331,7 +7186,7 @@
                 <w:sz w:val="20"/>
                 <w:szCs w:val="20"/>
               </w:rPr>
-              <w:t xml:space="preserve">85.6%</w:t>
+              <w:t xml:space="preserve">83.6%</w:t>
             </w:r>
           </w:p>
         </w:tc>
@@ -7366,7 +7221,7 @@
                 <w:sz w:val="20"/>
                 <w:szCs w:val="20"/>
               </w:rPr>
-              <w:t xml:space="preserve">91%以上</w:t>
+              <w:t xml:space="preserve">89%以上</w:t>
             </w:r>
           </w:p>
         </w:tc>
@@ -7471,7 +7326,7 @@
                 <w:sz w:val="20"/>
                 <w:szCs w:val="20"/>
               </w:rPr>
-              <w:t xml:space="preserve">3.4%</w:t>
+              <w:t xml:space="preserve">4.1%</w:t>
             </w:r>
           </w:p>
         </w:tc>
@@ -7505,7 +7360,7 @@
                 <w:sz w:val="20"/>
                 <w:szCs w:val="20"/>
               </w:rPr>
-              <w:t xml:space="preserve">0%以下</w:t>
+              <w:t xml:space="preserve">1%以下</w:t>
             </w:r>
           </w:p>
         </w:tc>
@@ -7576,7 +7431,7 @@
                 <w:sz w:val="20"/>
                 <w:szCs w:val="20"/>
               </w:rPr>
-              <w:t xml:space="preserve">Booking.com平均評価</w:t>
+              <w:t xml:space="preserve">じゃらん平均評価</w:t>
             </w:r>
           </w:p>
         </w:tc>
@@ -7611,7 +7466,7 @@
                 <w:sz w:val="20"/>
                 <w:szCs w:val="20"/>
               </w:rPr>
-              <w:t xml:space="preserve">7.7点</w:t>
+              <w:t xml:space="preserve">7.8点</w:t>
             </w:r>
           </w:p>
         </w:tc>
@@ -7646,7 +7501,7 @@
                 <w:sz w:val="20"/>
                 <w:szCs w:val="20"/>
               </w:rPr>
-              <w:t xml:space="preserve">8.7点以上</w:t>
+              <w:t xml:space="preserve">8.8点以上</w:t>
             </w:r>
           </w:p>
         </w:tc>
@@ -7891,7 +7746,7 @@
                 <w:sz w:val="20"/>
                 <w:szCs w:val="20"/>
               </w:rPr>
-              <w:t xml:space="preserve">約22件/期間</w:t>
+              <w:t xml:space="preserve">約16件/期間</w:t>
             </w:r>
           </w:p>
         </w:tc>
@@ -7926,7 +7781,7 @@
                 <w:sz w:val="20"/>
                 <w:szCs w:val="20"/>
               </w:rPr>
-              <w:t xml:space="preserve">11件以下</w:t>
+              <w:t xml:space="preserve">8件以下</w:t>
             </w:r>
           </w:p>
         </w:tc>
@@ -8478,7 +8333,7 @@
                 <w:sz w:val="21"/>
                 <w:szCs w:val="21"/>
               </w:rPr>
-              <w:t xml:space="preserve">リッチモンドホテル東京目白は、全体平均8.60点（10点換算）、高評価率85.6%という良好な顧客満足度を維持しているホテルです。特に「立地・アクセス」「快適さ・設備」が多くのゲストから高く評価されています。</w:t>
+              <w:t xml:space="preserve">リッチモンドホテル東京目白は、全体平均8.49点（10点換算）、高評価率83.6%という良好な顧客満足度を維持しているホテルです。特に「立地・アクセス」「スタッフの対応」が多くのゲストから高く評価されています。</w:t>
             </w:r>
           </w:p>
           <w:p>
@@ -8492,7 +8347,7 @@
                 <w:sz w:val="21"/>
                 <w:szCs w:val="21"/>
               </w:rPr>
-              <w:t xml:space="preserve">改善課題としては、エアコン・空調、浴室・水回り、設備の老朽化が主要なテーマとして浮上しています。ただし、これらの課題を指摘するゲストの多くも他の面では高い評価を付けており、ネガティブ要素が全体評価を大きく押し下げているわけではありません。</w:t>
+              <w:t xml:space="preserve">改善課題としては、エアコン・空調、浴室・水回り、防音性能が主要なテーマとして浮上しています。ただし、これらの課題を指摘するゲストの多くも他の面では高い評価を付けており、ネガティブ要素が全体評価を大きく押し下げているわけではありません。</w:t>
             </w:r>
           </w:p>
           <w:p>
@@ -8520,7 +8375,7 @@
                 <w:sz w:val="21"/>
                 <w:szCs w:val="21"/>
               </w:rPr>
-              <w:t xml:space="preserve">Booking.comでの低スコア（7.7点）は、口コミ返信の強化とサービス品質の一貫性確保で改善余地があります。全サイトでの口コミ返信率100%を目指すことで、ホテルの姿勢をゲストに伝え、リピート率の向上につなげることが重要です。</w:t>
+              <w:t xml:space="preserve">じゃらんでの低スコア（7.8点）は、口コミ返信の強化とサービス品質の一貫性確保で改善余地があります。全サイトでの口コミ返信率100%を目指すことで、ホテルの姿勢をゲストに伝え、リピート率の向上につなげることが重要です。</w:t>
             </w:r>
           </w:p>
           <w:p>

--- a/納品レポート/ホテル別レポート/richmond_mejiro_口コミ分析改善レポート.docx
+++ b/納品レポート/ホテル別レポート/richmond_mejiro_口コミ分析改善レポート.docx
@@ -81,7 +81,7 @@
           <w:sz w:val="22"/>
           <w:szCs w:val="22"/>
         </w:rPr>
-        <w:t xml:space="preserve">分析対象期間：2026年3月</w:t>
+        <w:t xml:space="preserve">分析対象期間：2026年2月〜3月</w:t>
       </w:r>
     </w:p>
     <w:p>
@@ -96,7 +96,7 @@
           <w:sz w:val="22"/>
           <w:szCs w:val="22"/>
         </w:rPr>
-        <w:t xml:space="preserve">レビュー総数：73件（6サイト）</w:t>
+        <w:t xml:space="preserve">レビュー総数：146件（6サイト）</w:t>
       </w:r>
     </w:p>
     <w:p>
@@ -111,7 +111,7 @@
           <w:sz w:val="20"/>
           <w:szCs w:val="20"/>
         </w:rPr>
-        <w:t xml:space="preserve">対象サイト：Agoda / Trip.com / Google / 楽天トラベル / Booking.com / じゃらん</w:t>
+        <w:t xml:space="preserve">対象サイト：Trip.com / Agoda / じゃらん / Google / 楽天トラベル / Booking.com</w:t>
       </w:r>
     </w:p>
     <w:p>
@@ -189,7 +189,7 @@
           <w:sz w:val="21"/>
           <w:szCs w:val="21"/>
         </w:rPr>
-        <w:t xml:space="preserve">2026年3月に各OTAサイト・口コミサイトに投稿された73件のレビューを包括的に分析しました。以下が主要な発見事項です。</w:t>
+        <w:t xml:space="preserve">2026年2月〜3月に各OTAサイト・口コミサイトに投稿された146件のレビューを包括的に分析しました。以下が主要な発見事項です。</w:t>
       </w:r>
     </w:p>
     <w:p>
@@ -261,7 +261,7 @@
                 <w:sz w:val="36"/>
                 <w:szCs w:val="36"/>
               </w:rPr>
-              <w:t xml:space="preserve">8.49</w:t>
+              <w:t xml:space="preserve">8.60</w:t>
             </w:r>
           </w:p>
         </w:tc>
@@ -310,7 +310,7 @@
                 <w:sz w:val="36"/>
                 <w:szCs w:val="36"/>
               </w:rPr>
-              <w:t xml:space="preserve">83.6%</w:t>
+              <w:t xml:space="preserve">85.6%</w:t>
             </w:r>
           </w:p>
         </w:tc>
@@ -359,7 +359,7 @@
                 <w:sz w:val="36"/>
                 <w:szCs w:val="36"/>
               </w:rPr>
-              <w:t xml:space="preserve">4.1%</w:t>
+              <w:t xml:space="preserve">3.4%</w:t>
             </w:r>
           </w:p>
         </w:tc>
@@ -408,7 +408,7 @@
                 <w:sz w:val="36"/>
                 <w:szCs w:val="36"/>
               </w:rPr>
-              <w:t xml:space="preserve">73件</w:t>
+              <w:t xml:space="preserve">146件</w:t>
             </w:r>
           </w:p>
         </w:tc>
@@ -448,7 +448,7 @@
           <w:sz w:val="21"/>
           <w:szCs w:val="21"/>
         </w:rPr>
-        <w:t xml:space="preserve">全体平均スコア8.49点（10点換算）は良好な水準であり、83.6%が高評価（8-10点）に分類されます。低評価（1-4点）は3件（4.1%）で、ゲスト満足度は良好です。Agoda（10.00点）で特に高い評価を獲得しています。</w:t>
+        <w:t xml:space="preserve">全体平均スコア8.60点（10点換算）は良好な水準であり、85.6%が高評価（8-10点）に分類されます。低評価（1-4点）は5件（3.4%）で、ゲスト満足度は良好です。Trip.com（9.45点）で特に高い評価を獲得しています。</w:t>
       </w:r>
     </w:p>
     <w:p>
@@ -463,7 +463,7 @@
           <w:sz w:val="21"/>
           <w:szCs w:val="21"/>
         </w:rPr>
-        <w:t xml:space="preserve">全体としては「立地・アクセス」と「スタッフの対応」がホテルの主な強みとして際立っています。</w:t>
+        <w:t xml:space="preserve">全体としては「立地・アクセス」と「快適さ・設備」がホテルの主な強みとして際立っています。</w:t>
       </w:r>
     </w:p>
     <w:p>
@@ -542,7 +542,7 @@
                 <w:sz w:val="20"/>
                 <w:szCs w:val="20"/>
               </w:rPr>
-              <w:t xml:space="preserve">立地・アクセス（20件以上で言及）、スタッフの対応（20件以上で言及）、快適さ・設備（20件以上で言及）</w:t>
+              <w:t xml:space="preserve">立地・アクセス（50件以上で言及）、快適さ・設備（50件以上で言及）、スタッフの対応（50件以上で言及）</w:t>
             </w:r>
           </w:p>
           <w:p>
@@ -567,7 +567,7 @@
                 <w:sz w:val="20"/>
                 <w:szCs w:val="20"/>
               </w:rPr>
-              <w:t xml:space="preserve">エアコン・空調（16件）、浴室・水回り（9件）、防音性能（4件）、対応・サービスの不満（4件）</w:t>
+              <w:t xml:space="preserve">エアコン・空調（22件）、浴室・水回り（19件）、設備の老朽化（10件）、対応・サービスの不満（9件）</w:t>
             </w:r>
           </w:p>
           <w:p>
@@ -589,7 +589,7 @@
                 <w:sz w:val="20"/>
                 <w:szCs w:val="20"/>
               </w:rPr>
-              <w:t xml:space="preserve">基本的なサービス品質は確保されており、弱み項目の改善により高評価率の向上が期待できる</w:t>
+              <w:t xml:space="preserve">全体的に高評価を維持しており、設備面の小改善で高評価率をさらに安定させるポテンシャルが大きい</w:t>
             </w:r>
           </w:p>
         </w:tc>
@@ -953,7 +953,7 @@
                 <w:sz w:val="20"/>
                 <w:szCs w:val="20"/>
               </w:rPr>
-              <w:t xml:space="preserve">Agoda</w:t>
+              <w:t xml:space="preserve">Trip.com</w:t>
             </w:r>
           </w:p>
         </w:tc>
@@ -987,7 +987,7 @@
                 <w:sz w:val="20"/>
                 <w:szCs w:val="20"/>
               </w:rPr>
-              <w:t xml:space="preserve">1</w:t>
+              <w:t xml:space="preserve">40</w:t>
             </w:r>
           </w:p>
         </w:tc>
@@ -1021,7 +1021,7 @@
                 <w:sz w:val="20"/>
                 <w:szCs w:val="20"/>
               </w:rPr>
-              <w:t xml:space="preserve">10</w:t>
+              <w:t xml:space="preserve">9.45</w:t>
             </w:r>
           </w:p>
         </w:tc>
@@ -1089,7 +1089,7 @@
                 <w:sz w:val="20"/>
                 <w:szCs w:val="20"/>
               </w:rPr>
-              <w:t xml:space="preserve">10</w:t>
+              <w:t xml:space="preserve">9.45</w:t>
             </w:r>
           </w:p>
         </w:tc>
@@ -1194,7 +1194,7 @@
                 <w:sz w:val="20"/>
                 <w:szCs w:val="20"/>
               </w:rPr>
-              <w:t xml:space="preserve">Trip.com</w:t>
+              <w:t xml:space="preserve">Agoda</w:t>
             </w:r>
           </w:p>
         </w:tc>
@@ -1229,7 +1229,7 @@
                 <w:sz w:val="20"/>
                 <w:szCs w:val="20"/>
               </w:rPr>
-              <w:t xml:space="preserve">25</w:t>
+              <w:t xml:space="preserve">6</w:t>
             </w:r>
           </w:p>
         </w:tc>
@@ -1264,7 +1264,7 @@
                 <w:sz w:val="20"/>
                 <w:szCs w:val="20"/>
               </w:rPr>
-              <w:t xml:space="preserve">9.48</w:t>
+              <w:t xml:space="preserve">9.33</w:t>
             </w:r>
           </w:p>
         </w:tc>
@@ -1334,7 +1334,7 @@
                 <w:sz w:val="20"/>
                 <w:szCs w:val="20"/>
               </w:rPr>
-              <w:t xml:space="preserve">9.48</w:t>
+              <w:t xml:space="preserve">9.33</w:t>
             </w:r>
           </w:p>
         </w:tc>
@@ -1440,7 +1440,7 @@
                 <w:sz w:val="20"/>
                 <w:szCs w:val="20"/>
               </w:rPr>
-              <w:t xml:space="preserve">Google</w:t>
+              <w:t xml:space="preserve">じゃらん</w:t>
             </w:r>
           </w:p>
         </w:tc>
@@ -1474,7 +1474,7 @@
                 <w:sz w:val="20"/>
                 <w:szCs w:val="20"/>
               </w:rPr>
-              <w:t xml:space="preserve">5</w:t>
+              <w:t xml:space="preserve">29</w:t>
             </w:r>
           </w:p>
         </w:tc>
@@ -1508,7 +1508,7 @@
                 <w:sz w:val="20"/>
                 <w:szCs w:val="20"/>
               </w:rPr>
-              <w:t xml:space="preserve">4.2</w:t>
+              <w:t xml:space="preserve">4.31</w:t>
             </w:r>
           </w:p>
         </w:tc>
@@ -1576,7 +1576,7 @@
                 <w:sz w:val="20"/>
                 <w:szCs w:val="20"/>
               </w:rPr>
-              <w:t xml:space="preserve">8.4</w:t>
+              <w:t xml:space="preserve">8.62</w:t>
             </w:r>
           </w:p>
         </w:tc>
@@ -1610,7 +1610,7 @@
                 <w:sz w:val="20"/>
                 <w:szCs w:val="20"/>
               </w:rPr>
-              <w:t xml:space="preserve">10</w:t>
+              <w:t xml:space="preserve">8</w:t>
             </w:r>
           </w:p>
         </w:tc>
@@ -1681,7 +1681,7 @@
                 <w:sz w:val="20"/>
                 <w:szCs w:val="20"/>
               </w:rPr>
-              <w:t xml:space="preserve">楽天トラベル</w:t>
+              <w:t xml:space="preserve">Google</w:t>
             </w:r>
           </w:p>
         </w:tc>
@@ -1716,7 +1716,7 @@
                 <w:sz w:val="20"/>
                 <w:szCs w:val="20"/>
               </w:rPr>
-              <w:t xml:space="preserve">9</w:t>
+              <w:t xml:space="preserve">12</w:t>
             </w:r>
           </w:p>
         </w:tc>
@@ -1751,7 +1751,7 @@
                 <w:sz w:val="20"/>
                 <w:szCs w:val="20"/>
               </w:rPr>
-              <w:t xml:space="preserve">4</w:t>
+              <w:t xml:space="preserve">4.25</w:t>
             </w:r>
           </w:p>
         </w:tc>
@@ -1821,7 +1821,7 @@
                 <w:sz w:val="20"/>
                 <w:szCs w:val="20"/>
               </w:rPr>
-              <w:t xml:space="preserve">8</w:t>
+              <w:t xml:space="preserve">8.5</w:t>
             </w:r>
           </w:p>
         </w:tc>
@@ -1856,7 +1856,7 @@
                 <w:sz w:val="20"/>
                 <w:szCs w:val="20"/>
               </w:rPr>
-              <w:t xml:space="preserve">8</w:t>
+              <w:t xml:space="preserve">10</w:t>
             </w:r>
           </w:p>
         </w:tc>
@@ -1927,7 +1927,7 @@
                 <w:sz w:val="20"/>
                 <w:szCs w:val="20"/>
               </w:rPr>
-              <w:t xml:space="preserve">Booking.com</w:t>
+              <w:t xml:space="preserve">楽天トラベル</w:t>
             </w:r>
           </w:p>
         </w:tc>
@@ -1961,7 +1961,7 @@
                 <w:sz w:val="20"/>
                 <w:szCs w:val="20"/>
               </w:rPr>
-              <w:t xml:space="preserve">21</w:t>
+              <w:t xml:space="preserve">24</w:t>
             </w:r>
           </w:p>
         </w:tc>
@@ -1995,7 +1995,7 @@
                 <w:sz w:val="20"/>
                 <w:szCs w:val="20"/>
               </w:rPr>
-              <w:t xml:space="preserve">7.86</w:t>
+              <w:t xml:space="preserve">4.12</w:t>
             </w:r>
           </w:p>
         </w:tc>
@@ -2029,7 +2029,7 @@
                 <w:sz w:val="20"/>
                 <w:szCs w:val="20"/>
               </w:rPr>
-              <w:t xml:space="preserve">/10</w:t>
+              <w:t xml:space="preserve">/5 (×2)</w:t>
             </w:r>
           </w:p>
         </w:tc>
@@ -2059,11 +2059,11 @@
                 <w:rFonts w:ascii="Arial" w:cs="Arial" w:eastAsia="Arial" w:hAnsi="Arial"/>
                 <w:b/>
                 <w:bCs/>
-                <w:color w:val="E67E22"/>
-                <w:sz w:val="20"/>
-                <w:szCs w:val="20"/>
-              </w:rPr>
-              <w:t xml:space="preserve">7.86</w:t>
+                <w:color w:val="27AE60"/>
+                <w:sz w:val="20"/>
+                <w:szCs w:val="20"/>
+              </w:rPr>
+              <w:t xml:space="preserve">8.25</w:t>
             </w:r>
           </w:p>
         </w:tc>
@@ -2127,11 +2127,11 @@
                 <w:rFonts w:ascii="Arial" w:cs="Arial" w:eastAsia="Arial" w:hAnsi="Arial"/>
                 <w:b/>
                 <w:bCs/>
-                <w:color w:val="E67E22"/>
-                <w:sz w:val="20"/>
-                <w:szCs w:val="20"/>
-              </w:rPr>
-              <w:t xml:space="preserve">概ね良好</w:t>
+                <w:color w:val="27AE60"/>
+                <w:sz w:val="20"/>
+                <w:szCs w:val="20"/>
+              </w:rPr>
+              <w:t xml:space="preserve">良好</w:t>
             </w:r>
           </w:p>
         </w:tc>
@@ -2168,7 +2168,7 @@
                 <w:sz w:val="20"/>
                 <w:szCs w:val="20"/>
               </w:rPr>
-              <w:t xml:space="preserve">じゃらん</w:t>
+              <w:t xml:space="preserve">Booking.com</w:t>
             </w:r>
           </w:p>
         </w:tc>
@@ -2203,7 +2203,7 @@
                 <w:sz w:val="20"/>
                 <w:szCs w:val="20"/>
               </w:rPr>
-              <w:t xml:space="preserve">12</w:t>
+              <w:t xml:space="preserve">35</w:t>
             </w:r>
           </w:p>
         </w:tc>
@@ -2238,7 +2238,7 @@
                 <w:sz w:val="20"/>
                 <w:szCs w:val="20"/>
               </w:rPr>
-              <w:t xml:space="preserve">3.92</w:t>
+              <w:t xml:space="preserve">7.74</w:t>
             </w:r>
           </w:p>
         </w:tc>
@@ -2273,7 +2273,7 @@
                 <w:sz w:val="20"/>
                 <w:szCs w:val="20"/>
               </w:rPr>
-              <w:t xml:space="preserve">/5 (×2)</w:t>
+              <w:t xml:space="preserve">/10</w:t>
             </w:r>
           </w:p>
         </w:tc>
@@ -2308,7 +2308,7 @@
                 <w:sz w:val="20"/>
                 <w:szCs w:val="20"/>
               </w:rPr>
-              <w:t xml:space="preserve">7.83</w:t>
+              <w:t xml:space="preserve">7.74</w:t>
             </w:r>
           </w:p>
         </w:tc>
@@ -2418,7 +2418,7 @@
           <w:sz w:val="21"/>
           <w:szCs w:val="21"/>
         </w:rPr>
-        <w:t xml:space="preserve">評価分布は10点（41.1%）に最も多く、8点以上の高評価が83.6%を占め、高い顧客満足度を示しています。低評価（1-4点）は計3件（4.1%）です。</w:t>
+        <w:t xml:space="preserve">評価分布は10点（43.8%）に最も多く、8点以上の高評価が85.6%を占め、高い顧客満足度を示しています。低評価（1-4点）は計5件（3.4%）です。</w:t>
       </w:r>
     </w:p>
     <w:p>
@@ -2653,7 +2653,7 @@
                 <w:sz w:val="20"/>
                 <w:szCs w:val="20"/>
               </w:rPr>
-              <w:t xml:space="preserve">30</w:t>
+              <w:t xml:space="preserve">64</w:t>
             </w:r>
           </w:p>
         </w:tc>
@@ -2688,7 +2688,7 @@
                 <w:sz w:val="20"/>
                 <w:szCs w:val="20"/>
               </w:rPr>
-              <w:t xml:space="preserve">41.1%</w:t>
+              <w:t xml:space="preserve">43.8%</w:t>
             </w:r>
           </w:p>
         </w:tc>
@@ -2726,7 +2726,7 @@
                 <w:sz w:val="18"/>
                 <w:szCs w:val="18"/>
               </w:rPr>
-              <w:t xml:space="preserve"> 30件</w:t>
+              <w:t xml:space="preserve"> 64件</w:t>
             </w:r>
           </w:p>
         </w:tc>
@@ -2798,7 +2798,7 @@
                 <w:sz w:val="20"/>
                 <w:szCs w:val="20"/>
               </w:rPr>
-              <w:t xml:space="preserve">9</w:t>
+              <w:t xml:space="preserve">15</w:t>
             </w:r>
           </w:p>
         </w:tc>
@@ -2833,7 +2833,7 @@
                 <w:sz w:val="20"/>
                 <w:szCs w:val="20"/>
               </w:rPr>
-              <w:t xml:space="preserve">12.3%</w:t>
+              <w:t xml:space="preserve">10.3%</w:t>
             </w:r>
           </w:p>
         </w:tc>
@@ -2861,7 +2861,7 @@
                 <w:sz w:val="20"/>
                 <w:szCs w:val="20"/>
               </w:rPr>
-              <w:t xml:space="preserve">██████</w:t>
+              <w:t xml:space="preserve">█████</w:t>
             </w:r>
             <w:r>
               <w:rPr>
@@ -2870,7 +2870,7 @@
                 <w:sz w:val="18"/>
                 <w:szCs w:val="18"/>
               </w:rPr>
-              <w:t xml:space="preserve"> 9件</w:t>
+              <w:t xml:space="preserve"> 15件</w:t>
             </w:r>
           </w:p>
         </w:tc>
@@ -2942,7 +2942,7 @@
                 <w:sz w:val="20"/>
                 <w:szCs w:val="20"/>
               </w:rPr>
-              <w:t xml:space="preserve">22</w:t>
+              <w:t xml:space="preserve">46</w:t>
             </w:r>
           </w:p>
         </w:tc>
@@ -2977,7 +2977,7 @@
                 <w:sz w:val="20"/>
                 <w:szCs w:val="20"/>
               </w:rPr>
-              <w:t xml:space="preserve">30.1%</w:t>
+              <w:t xml:space="preserve">31.5%</w:t>
             </w:r>
           </w:p>
         </w:tc>
@@ -3006,7 +3006,7 @@
                 <w:sz w:val="20"/>
                 <w:szCs w:val="20"/>
               </w:rPr>
-              <w:t xml:space="preserve">███████████████</w:t>
+              <w:t xml:space="preserve">██████████████</w:t>
             </w:r>
             <w:r>
               <w:rPr>
@@ -3015,7 +3015,7 @@
                 <w:sz w:val="18"/>
                 <w:szCs w:val="18"/>
               </w:rPr>
-              <w:t xml:space="preserve"> 22件</w:t>
+              <w:t xml:space="preserve"> 46件</w:t>
             </w:r>
           </w:p>
         </w:tc>
@@ -3087,7 +3087,7 @@
                 <w:sz w:val="20"/>
                 <w:szCs w:val="20"/>
               </w:rPr>
-              <w:t xml:space="preserve">4</w:t>
+              <w:t xml:space="preserve">7</w:t>
             </w:r>
           </w:p>
         </w:tc>
@@ -3122,7 +3122,7 @@
                 <w:sz w:val="20"/>
                 <w:szCs w:val="20"/>
               </w:rPr>
-              <w:t xml:space="preserve">5.5%</w:t>
+              <w:t xml:space="preserve">4.8%</w:t>
             </w:r>
           </w:p>
         </w:tc>
@@ -3150,7 +3150,7 @@
                 <w:sz w:val="20"/>
                 <w:szCs w:val="20"/>
               </w:rPr>
-              <w:t xml:space="preserve">███</w:t>
+              <w:t xml:space="preserve">██</w:t>
             </w:r>
             <w:r>
               <w:rPr>
@@ -3159,7 +3159,7 @@
                 <w:sz w:val="18"/>
                 <w:szCs w:val="18"/>
               </w:rPr>
-              <w:t xml:space="preserve"> 4件</w:t>
+              <w:t xml:space="preserve"> 7件</w:t>
             </w:r>
           </w:p>
         </w:tc>
@@ -3231,7 +3231,7 @@
                 <w:sz w:val="20"/>
                 <w:szCs w:val="20"/>
               </w:rPr>
-              <w:t xml:space="preserve">3</w:t>
+              <w:t xml:space="preserve">5</w:t>
             </w:r>
           </w:p>
         </w:tc>
@@ -3266,7 +3266,7 @@
                 <w:sz w:val="20"/>
                 <w:szCs w:val="20"/>
               </w:rPr>
-              <w:t xml:space="preserve">4.1%</w:t>
+              <w:t xml:space="preserve">3.4%</w:t>
             </w:r>
           </w:p>
         </w:tc>
@@ -3304,7 +3304,7 @@
                 <w:sz w:val="18"/>
                 <w:szCs w:val="18"/>
               </w:rPr>
-              <w:t xml:space="preserve"> 3件</w:t>
+              <w:t xml:space="preserve"> 5件</w:t>
             </w:r>
           </w:p>
         </w:tc>
@@ -3376,7 +3376,7 @@
                 <w:sz w:val="20"/>
                 <w:szCs w:val="20"/>
               </w:rPr>
-              <w:t xml:space="preserve">2</w:t>
+              <w:t xml:space="preserve">4</w:t>
             </w:r>
           </w:p>
         </w:tc>
@@ -3448,7 +3448,7 @@
                 <w:sz w:val="18"/>
                 <w:szCs w:val="18"/>
               </w:rPr>
-              <w:t xml:space="preserve"> 2件</w:t>
+              <w:t xml:space="preserve"> 4件</w:t>
             </w:r>
           </w:p>
         </w:tc>
@@ -3463,29 +3463,29 @@
               <w:bottom w:val="single" w:color="CCCCCC" w:sz="1"/>
               <w:right w:val="single" w:color="CCCCCC" w:sz="1"/>
             </w:tcBorders>
-            <w:shd w:fill="FFFFFF" w:val="clear"/>
-            <w:tcMar>
-              <w:top w:type="dxa" w:w="80"/>
-              <w:left w:type="dxa" w:w="120"/>
-              <w:bottom w:type="dxa" w:w="80"/>
-              <w:right w:type="dxa" w:w="120"/>
-            </w:tcMar>
-            <w:vAlign w:val="center"/>
-          </w:tcPr>
-          <w:p>
-            <w:pPr>
-              <w:jc w:val="center"/>
-            </w:pPr>
-            <w:r>
-              <w:rPr>
-                <w:rFonts w:ascii="Arial" w:cs="Arial" w:eastAsia="Arial" w:hAnsi="Arial"/>
-                <w:b/>
-                <w:bCs/>
-                <w:color w:val="333333"/>
-                <w:sz w:val="20"/>
-                <w:szCs w:val="20"/>
-              </w:rPr>
-              <w:t xml:space="preserve">3</w:t>
+            <w:shd w:fill="F2F2F2" w:val="clear"/>
+            <w:tcMar>
+              <w:top w:type="dxa" w:w="80"/>
+              <w:left w:type="dxa" w:w="120"/>
+              <w:bottom w:type="dxa" w:w="80"/>
+              <w:right w:type="dxa" w:w="120"/>
+            </w:tcMar>
+            <w:vAlign w:val="center"/>
+          </w:tcPr>
+          <w:p>
+            <w:pPr>
+              <w:jc w:val="center"/>
+            </w:pPr>
+            <w:r>
+              <w:rPr>
+                <w:rFonts w:ascii="Arial" w:cs="Arial" w:eastAsia="Arial" w:hAnsi="Arial"/>
+                <w:b/>
+                <w:bCs/>
+                <w:color w:val="333333"/>
+                <w:sz w:val="20"/>
+                <w:szCs w:val="20"/>
+              </w:rPr>
+              <w:t xml:space="preserve">4</w:t>
             </w:r>
           </w:p>
         </w:tc>
@@ -3498,7 +3498,7 @@
               <w:bottom w:val="single" w:color="CCCCCC" w:sz="1"/>
               <w:right w:val="single" w:color="CCCCCC" w:sz="1"/>
             </w:tcBorders>
-            <w:shd w:fill="FFFFFF" w:val="clear"/>
+            <w:shd w:fill="F2F2F2" w:val="clear"/>
             <w:tcMar>
               <w:top w:type="dxa" w:w="80"/>
               <w:left w:type="dxa" w:w="120"/>
@@ -3533,7 +3533,7 @@
               <w:bottom w:val="single" w:color="CCCCCC" w:sz="1"/>
               <w:right w:val="single" w:color="CCCCCC" w:sz="1"/>
             </w:tcBorders>
-            <w:shd w:fill="FFFFFF" w:val="clear"/>
+            <w:shd w:fill="F2F2F2" w:val="clear"/>
             <w:tcMar>
               <w:top w:type="dxa" w:w="80"/>
               <w:left w:type="dxa" w:w="120"/>
@@ -3555,7 +3555,7 @@
                 <w:sz w:val="20"/>
                 <w:szCs w:val="20"/>
               </w:rPr>
-              <w:t xml:space="preserve">1.4%</w:t>
+              <w:t xml:space="preserve">0.7%</w:t>
             </w:r>
           </w:p>
         </w:tc>
@@ -3568,6 +3568,7 @@
               <w:bottom w:val="single" w:color="CCCCCC" w:sz="1"/>
               <w:right w:val="single" w:color="CCCCCC" w:sz="1"/>
             </w:tcBorders>
+            <w:shd w:fill="F2F2F2" w:val="clear"/>
             <w:tcMar>
               <w:top w:type="dxa" w:w="80"/>
               <w:left w:type="dxa" w:w="120"/>
@@ -3607,29 +3608,29 @@
               <w:bottom w:val="single" w:color="CCCCCC" w:sz="1"/>
               <w:right w:val="single" w:color="CCCCCC" w:sz="1"/>
             </w:tcBorders>
-            <w:shd w:fill="F2F2F2" w:val="clear"/>
-            <w:tcMar>
-              <w:top w:type="dxa" w:w="80"/>
-              <w:left w:type="dxa" w:w="120"/>
-              <w:bottom w:type="dxa" w:w="80"/>
-              <w:right w:type="dxa" w:w="120"/>
-            </w:tcMar>
-            <w:vAlign w:val="center"/>
-          </w:tcPr>
-          <w:p>
-            <w:pPr>
-              <w:jc w:val="center"/>
-            </w:pPr>
-            <w:r>
-              <w:rPr>
-                <w:rFonts w:ascii="Arial" w:cs="Arial" w:eastAsia="Arial" w:hAnsi="Arial"/>
-                <w:b/>
-                <w:bCs/>
-                <w:color w:val="333333"/>
-                <w:sz w:val="20"/>
-                <w:szCs w:val="20"/>
-              </w:rPr>
-              <w:t xml:space="preserve">2</w:t>
+            <w:shd w:fill="FFFFFF" w:val="clear"/>
+            <w:tcMar>
+              <w:top w:type="dxa" w:w="80"/>
+              <w:left w:type="dxa" w:w="120"/>
+              <w:bottom w:type="dxa" w:w="80"/>
+              <w:right w:type="dxa" w:w="120"/>
+            </w:tcMar>
+            <w:vAlign w:val="center"/>
+          </w:tcPr>
+          <w:p>
+            <w:pPr>
+              <w:jc w:val="center"/>
+            </w:pPr>
+            <w:r>
+              <w:rPr>
+                <w:rFonts w:ascii="Arial" w:cs="Arial" w:eastAsia="Arial" w:hAnsi="Arial"/>
+                <w:b/>
+                <w:bCs/>
+                <w:color w:val="333333"/>
+                <w:sz w:val="20"/>
+                <w:szCs w:val="20"/>
+              </w:rPr>
+              <w:t xml:space="preserve">3</w:t>
             </w:r>
           </w:p>
         </w:tc>
@@ -3642,7 +3643,7 @@
               <w:bottom w:val="single" w:color="CCCCCC" w:sz="1"/>
               <w:right w:val="single" w:color="CCCCCC" w:sz="1"/>
             </w:tcBorders>
-            <w:shd w:fill="F2F2F2" w:val="clear"/>
+            <w:shd w:fill="FFFFFF" w:val="clear"/>
             <w:tcMar>
               <w:top w:type="dxa" w:w="80"/>
               <w:left w:type="dxa" w:w="120"/>
@@ -3664,7 +3665,7 @@
                 <w:sz w:val="20"/>
                 <w:szCs w:val="20"/>
               </w:rPr>
-              <w:t xml:space="preserve">2</w:t>
+              <w:t xml:space="preserve">1</w:t>
             </w:r>
           </w:p>
         </w:tc>
@@ -3677,7 +3678,7 @@
               <w:bottom w:val="single" w:color="CCCCCC" w:sz="1"/>
               <w:right w:val="single" w:color="CCCCCC" w:sz="1"/>
             </w:tcBorders>
-            <w:shd w:fill="F2F2F2" w:val="clear"/>
+            <w:shd w:fill="FFFFFF" w:val="clear"/>
             <w:tcMar>
               <w:top w:type="dxa" w:w="80"/>
               <w:left w:type="dxa" w:w="120"/>
@@ -3699,7 +3700,7 @@
                 <w:sz w:val="20"/>
                 <w:szCs w:val="20"/>
               </w:rPr>
-              <w:t xml:space="preserve">2.7%</w:t>
+              <w:t xml:space="preserve">0.7%</w:t>
             </w:r>
           </w:p>
         </w:tc>
@@ -3712,7 +3713,6 @@
               <w:bottom w:val="single" w:color="CCCCCC" w:sz="1"/>
               <w:right w:val="single" w:color="CCCCCC" w:sz="1"/>
             </w:tcBorders>
-            <w:shd w:fill="F2F2F2" w:val="clear"/>
             <w:tcMar>
               <w:top w:type="dxa" w:w="80"/>
               <w:left w:type="dxa" w:w="120"/>
@@ -3737,7 +3737,152 @@
                 <w:sz w:val="18"/>
                 <w:szCs w:val="18"/>
               </w:rPr>
-              <w:t xml:space="preserve"> 2件</w:t>
+              <w:t xml:space="preserve"> 1件</w:t>
+            </w:r>
+          </w:p>
+        </w:tc>
+      </w:tr>
+      <w:tr>
+        <w:tc>
+          <w:tcPr>
+            <w:tcW w:type="dxa" w:w="1200"/>
+            <w:tcBorders>
+              <w:top w:val="single" w:color="CCCCCC" w:sz="1"/>
+              <w:left w:val="single" w:color="CCCCCC" w:sz="1"/>
+              <w:bottom w:val="single" w:color="CCCCCC" w:sz="1"/>
+              <w:right w:val="single" w:color="CCCCCC" w:sz="1"/>
+            </w:tcBorders>
+            <w:shd w:fill="F2F2F2" w:val="clear"/>
+            <w:tcMar>
+              <w:top w:type="dxa" w:w="80"/>
+              <w:left w:type="dxa" w:w="120"/>
+              <w:bottom w:type="dxa" w:w="80"/>
+              <w:right w:type="dxa" w:w="120"/>
+            </w:tcMar>
+            <w:vAlign w:val="center"/>
+          </w:tcPr>
+          <w:p>
+            <w:pPr>
+              <w:jc w:val="center"/>
+            </w:pPr>
+            <w:r>
+              <w:rPr>
+                <w:rFonts w:ascii="Arial" w:cs="Arial" w:eastAsia="Arial" w:hAnsi="Arial"/>
+                <w:b/>
+                <w:bCs/>
+                <w:color w:val="333333"/>
+                <w:sz w:val="20"/>
+                <w:szCs w:val="20"/>
+              </w:rPr>
+              <w:t xml:space="preserve">2</w:t>
+            </w:r>
+          </w:p>
+        </w:tc>
+        <w:tc>
+          <w:tcPr>
+            <w:tcW w:type="dxa" w:w="1200"/>
+            <w:tcBorders>
+              <w:top w:val="single" w:color="CCCCCC" w:sz="1"/>
+              <w:left w:val="single" w:color="CCCCCC" w:sz="1"/>
+              <w:bottom w:val="single" w:color="CCCCCC" w:sz="1"/>
+              <w:right w:val="single" w:color="CCCCCC" w:sz="1"/>
+            </w:tcBorders>
+            <w:shd w:fill="F2F2F2" w:val="clear"/>
+            <w:tcMar>
+              <w:top w:type="dxa" w:w="80"/>
+              <w:left w:type="dxa" w:w="120"/>
+              <w:bottom w:type="dxa" w:w="80"/>
+              <w:right w:type="dxa" w:w="120"/>
+            </w:tcMar>
+            <w:vAlign w:val="center"/>
+          </w:tcPr>
+          <w:p>
+            <w:pPr>
+              <w:jc w:val="center"/>
+            </w:pPr>
+            <w:r>
+              <w:rPr>
+                <w:rFonts w:ascii="Arial" w:cs="Arial" w:eastAsia="Arial" w:hAnsi="Arial"/>
+                <w:b w:val="false"/>
+                <w:bCs w:val="false"/>
+                <w:color w:val="333333"/>
+                <w:sz w:val="20"/>
+                <w:szCs w:val="20"/>
+              </w:rPr>
+              <w:t xml:space="preserve">3</w:t>
+            </w:r>
+          </w:p>
+        </w:tc>
+        <w:tc>
+          <w:tcPr>
+            <w:tcW w:type="dxa" w:w="1500"/>
+            <w:tcBorders>
+              <w:top w:val="single" w:color="CCCCCC" w:sz="1"/>
+              <w:left w:val="single" w:color="CCCCCC" w:sz="1"/>
+              <w:bottom w:val="single" w:color="CCCCCC" w:sz="1"/>
+              <w:right w:val="single" w:color="CCCCCC" w:sz="1"/>
+            </w:tcBorders>
+            <w:shd w:fill="F2F2F2" w:val="clear"/>
+            <w:tcMar>
+              <w:top w:type="dxa" w:w="80"/>
+              <w:left w:type="dxa" w:w="120"/>
+              <w:bottom w:type="dxa" w:w="80"/>
+              <w:right w:type="dxa" w:w="120"/>
+            </w:tcMar>
+            <w:vAlign w:val="center"/>
+          </w:tcPr>
+          <w:p>
+            <w:pPr>
+              <w:jc w:val="center"/>
+            </w:pPr>
+            <w:r>
+              <w:rPr>
+                <w:rFonts w:ascii="Arial" w:cs="Arial" w:eastAsia="Arial" w:hAnsi="Arial"/>
+                <w:b w:val="false"/>
+                <w:bCs w:val="false"/>
+                <w:color w:val="333333"/>
+                <w:sz w:val="20"/>
+                <w:szCs w:val="20"/>
+              </w:rPr>
+              <w:t xml:space="preserve">2.1%</w:t>
+            </w:r>
+          </w:p>
+        </w:tc>
+        <w:tc>
+          <w:tcPr>
+            <w:tcW w:type="dxa" w:w="5126"/>
+            <w:tcBorders>
+              <w:top w:val="single" w:color="CCCCCC" w:sz="1"/>
+              <w:left w:val="single" w:color="CCCCCC" w:sz="1"/>
+              <w:bottom w:val="single" w:color="CCCCCC" w:sz="1"/>
+              <w:right w:val="single" w:color="CCCCCC" w:sz="1"/>
+            </w:tcBorders>
+            <w:shd w:fill="F2F2F2" w:val="clear"/>
+            <w:tcMar>
+              <w:top w:type="dxa" w:w="80"/>
+              <w:left w:type="dxa" w:w="120"/>
+              <w:bottom w:type="dxa" w:w="80"/>
+              <w:right w:type="dxa" w:w="120"/>
+            </w:tcMar>
+          </w:tcPr>
+          <w:p>
+            <w:r>
+              <w:rPr>
+                <w:rFonts w:ascii="Arial" w:cs="Arial" w:eastAsia="Arial" w:hAnsi="Arial"/>
+                <w:color w:val="C0392B"/>
+                <w:sz w:val="20"/>
+                <w:szCs w:val="20"/>
+              </w:rPr>
+              <w:t xml:space="preserve">█</w:t>
+            </w:r>
+            <w:r>
+              <w:rPr>
+                <w:rFonts w:ascii="Arial" w:cs="Arial" w:eastAsia="Arial" w:hAnsi="Arial"/>
+                <w:color w:val="666666"/>
+                <w:sz w:val="18"/>
+                <w:szCs w:val="18"/>
+              </w:rPr>
+              <w:t xml:space="preserve"> 3件</w:t>
             </w:r>
           </w:p>
         </w:tc>
@@ -3813,7 +3958,7 @@
                 <w:sz w:val="24"/>
                 <w:szCs w:val="24"/>
               </w:rPr>
-              <w:t xml:space="preserve">61件（83.6%）</w:t>
+              <w:t xml:space="preserve">125件（85.6%）</w:t>
             </w:r>
           </w:p>
         </w:tc>
@@ -3864,7 +4009,7 @@
                 <w:sz w:val="24"/>
                 <w:szCs w:val="24"/>
               </w:rPr>
-              <w:t xml:space="preserve">9件（12.3%）</w:t>
+              <w:t xml:space="preserve">16件（11.0%）</w:t>
             </w:r>
           </w:p>
         </w:tc>
@@ -3915,7 +4060,7 @@
                 <w:sz w:val="24"/>
                 <w:szCs w:val="24"/>
               </w:rPr>
-              <w:t xml:space="preserve">3件（4.1%）</w:t>
+              <w:t xml:space="preserve">5件（3.4%）</w:t>
             </w:r>
           </w:p>
         </w:tc>
@@ -4154,7 +4299,7 @@
                 <w:sz w:val="20"/>
                 <w:szCs w:val="20"/>
               </w:rPr>
-              <w:t xml:space="preserve">20件以上</w:t>
+              <w:t xml:space="preserve">50件以上</w:t>
             </w:r>
           </w:p>
         </w:tc>
@@ -4225,7 +4370,7 @@
                 <w:sz w:val="20"/>
                 <w:szCs w:val="20"/>
               </w:rPr>
-              <w:t xml:space="preserve">スタッフの対応</w:t>
+              <w:t xml:space="preserve">快適さ・設備</w:t>
             </w:r>
           </w:p>
         </w:tc>
@@ -4259,7 +4404,7 @@
                 <w:sz w:val="20"/>
                 <w:szCs w:val="20"/>
               </w:rPr>
-              <w:t xml:space="preserve">20件以上</w:t>
+              <w:t xml:space="preserve">50件以上</w:t>
             </w:r>
           </w:p>
         </w:tc>
@@ -4293,7 +4438,7 @@
                 <w:sz w:val="20"/>
                 <w:szCs w:val="20"/>
               </w:rPr>
-              <w:t xml:space="preserve">「とにかくスタッフに電話したら、とても親切に対応してくれて、対応してくれたのはありがたかったのですが、エアコンの音は...」「チェックイン後、アメニティを選んでいたらスタッフの方が子供用の可愛いアメニティを持ってきてくださり、その他にも塗り...」</w:t>
+              <w:t xml:space="preserve">「ベッドが少し堅かった」「Really disturbed us」</w:t>
             </w:r>
           </w:p>
         </w:tc>
@@ -4330,7 +4475,7 @@
                 <w:sz w:val="20"/>
                 <w:szCs w:val="20"/>
               </w:rPr>
-              <w:t xml:space="preserve">快適さ・設備</w:t>
+              <w:t xml:space="preserve">スタッフの対応</w:t>
             </w:r>
           </w:p>
         </w:tc>
@@ -4365,7 +4510,7 @@
                 <w:sz w:val="20"/>
                 <w:szCs w:val="20"/>
               </w:rPr>
-              <w:t xml:space="preserve">20件以上</w:t>
+              <w:t xml:space="preserve">50件以上</w:t>
             </w:r>
           </w:p>
         </w:tc>
@@ -4400,7 +4545,7 @@
                 <w:sz w:val="20"/>
                 <w:szCs w:val="20"/>
               </w:rPr>
-              <w:t xml:space="preserve">「ベッドが少し堅かった」「Really disturbed us」</w:t>
+              <w:t xml:space="preserve">「とにかくスタッフに電話したら、とても親切に対応してくれて、対応してくれたのはありがたかったのですが、エアコンの音は...」「チェックイン後、アメニティを選んでいたらスタッフの方が子供用の可愛いアメニティを持ってきてくださり、その他にも塗り...」</w:t>
             </w:r>
           </w:p>
         </w:tc>
@@ -4470,7 +4615,7 @@
                 <w:sz w:val="20"/>
                 <w:szCs w:val="20"/>
               </w:rPr>
-              <w:t xml:space="preserve">10件以上</w:t>
+              <w:t xml:space="preserve">20件以上</w:t>
             </w:r>
           </w:p>
         </w:tc>
@@ -4576,7 +4721,7 @@
                 <w:sz w:val="20"/>
                 <w:szCs w:val="20"/>
               </w:rPr>
-              <w:t xml:space="preserve">10件以上</w:t>
+              <w:t xml:space="preserve">20件以上</w:t>
             </w:r>
           </w:p>
         </w:tc>
@@ -4647,7 +4792,7 @@
                 <w:sz w:val="20"/>
                 <w:szCs w:val="20"/>
               </w:rPr>
-              <w:t xml:space="preserve">コストパフォーマンス</w:t>
+              <w:t xml:space="preserve">コンビニ・周辺施設</w:t>
             </w:r>
           </w:p>
         </w:tc>
@@ -4681,7 +4826,7 @@
                 <w:sz w:val="20"/>
                 <w:szCs w:val="20"/>
               </w:rPr>
-              <w:t xml:space="preserve">10件以上</w:t>
+              <w:t xml:space="preserve">20件以上</w:t>
             </w:r>
           </w:p>
         </w:tc>
@@ -4715,7 +4860,7 @@
                 <w:sz w:val="20"/>
                 <w:szCs w:val="20"/>
               </w:rPr>
-              <w:t xml:space="preserve">「部屋は小さいですが、基本的なアメニティはすべて揃っているので、コストパフォーマンスに優れています」「素敵でお手頃価格 素敵でお手頃価格」</w:t>
+              <w:t xml:space="preserve">「途中にローソンがあり、池袋から1駅、新宿から3駅と非常に便利な立地です」「近隣には松本清、ココナ、赤いローソンコンビニエンスストアがあります」</w:t>
             </w:r>
           </w:p>
         </w:tc>
@@ -4834,7 +4979,7 @@
           <w:sz w:val="26"/>
           <w:szCs w:val="26"/>
         </w:rPr>
-        <w:t xml:space="preserve">3.2 スタッフの対応</w:t>
+        <w:t xml:space="preserve">3.2 快適さ・設備</w:t>
       </w:r>
     </w:p>
     <w:p>
@@ -4849,7 +4994,7 @@
           <w:sz w:val="21"/>
           <w:szCs w:val="21"/>
         </w:rPr>
-        <w:t xml:space="preserve">スタッフの対応に関するポジティブな評価も多く寄せられています。「とにかくスタッフに電話したら、とても親切に対応してくれて、対応してくれたのはありがたかったのですが、エアコンの音は...」といったコメントが見られます。</w:t>
+        <w:t xml:space="preserve">快適さ・設備に関するポジティブな評価も多く寄せられています。「ベッドが少し堅かった」といったコメントが見られます。</w:t>
       </w:r>
     </w:p>
     <w:p>
@@ -5188,7 +5333,7 @@
                 <w:sz w:val="20"/>
                 <w:szCs w:val="20"/>
               </w:rPr>
-              <w:t xml:space="preserve">重大・16件</w:t>
+              <w:t xml:space="preserve">重大・22件</w:t>
             </w:r>
           </w:p>
         </w:tc>
@@ -5327,7 +5472,7 @@
                 <w:sz w:val="20"/>
                 <w:szCs w:val="20"/>
               </w:rPr>
-              <w:t xml:space="preserve">重大・9件</w:t>
+              <w:t xml:space="preserve">重大・19件</w:t>
             </w:r>
           </w:p>
         </w:tc>
@@ -5398,7 +5543,7 @@
                 <w:sz w:val="20"/>
                 <w:szCs w:val="20"/>
               </w:rPr>
-              <w:t xml:space="preserve">防音性能</w:t>
+              <w:t xml:space="preserve">設備の老朽化</w:t>
             </w:r>
           </w:p>
         </w:tc>
@@ -5432,7 +5577,7 @@
                 <w:sz w:val="20"/>
                 <w:szCs w:val="20"/>
               </w:rPr>
-              <w:t xml:space="preserve">ああ、エアコンの音がうるさくてよく眠れません</w:t>
+              <w:t xml:space="preserve">部屋はやや年季が入っていますが、きれいに掃除されておりました</w:t>
             </w:r>
           </w:p>
         </w:tc>
@@ -5466,7 +5611,7 @@
                 <w:sz w:val="20"/>
                 <w:szCs w:val="20"/>
               </w:rPr>
-              <w:t xml:space="preserve">中度・4件</w:t>
+              <w:t xml:space="preserve">重大・10件</w:t>
             </w:r>
           </w:p>
         </w:tc>
@@ -5605,7 +5750,7 @@
                 <w:sz w:val="20"/>
                 <w:szCs w:val="20"/>
               </w:rPr>
-              <w:t xml:space="preserve">中度・4件</w:t>
+              <w:t xml:space="preserve">重大・9件</w:t>
             </w:r>
           </w:p>
         </w:tc>
@@ -5676,7 +5821,7 @@
                 <w:sz w:val="20"/>
                 <w:szCs w:val="20"/>
               </w:rPr>
-              <w:t xml:space="preserve">部屋の狭さ</w:t>
+              <w:t xml:space="preserve">防音性能</w:t>
             </w:r>
           </w:p>
         </w:tc>
@@ -5710,7 +5855,7 @@
                 <w:sz w:val="20"/>
                 <w:szCs w:val="20"/>
               </w:rPr>
-              <w:t xml:space="preserve">部屋は小さいですが、基本的なアメニティはすべて揃っているので、コストパフォーマンスに優れています</w:t>
+              <w:t xml:space="preserve">ああ、エアコンの音がうるさくてよく眠れません</w:t>
             </w:r>
           </w:p>
         </w:tc>
@@ -5744,7 +5889,7 @@
                 <w:sz w:val="20"/>
                 <w:szCs w:val="20"/>
               </w:rPr>
-              <w:t xml:space="preserve">中度・3件</w:t>
+              <w:t xml:space="preserve">重大・6件</w:t>
             </w:r>
           </w:p>
         </w:tc>
@@ -5815,7 +5960,7 @@
                 <w:sz w:val="20"/>
                 <w:szCs w:val="20"/>
               </w:rPr>
-              <w:t xml:space="preserve">窓・採光</w:t>
+              <w:t xml:space="preserve">部屋の狭さ</w:t>
             </w:r>
           </w:p>
         </w:tc>
@@ -5849,7 +5994,7 @@
                 <w:sz w:val="20"/>
                 <w:szCs w:val="20"/>
               </w:rPr>
-              <w:t xml:space="preserve">窓がない部屋だったので寝泊まりだけでは充分ですがホテル滞在メインだと部屋有りのとこがいいかもです</w:t>
+              <w:t xml:space="preserve">部屋は小さいですが、基本的なアメニティはすべて揃っているので、コストパフォーマンスに優れています</w:t>
             </w:r>
           </w:p>
         </w:tc>
@@ -5883,7 +6028,7 @@
                 <w:sz w:val="20"/>
                 <w:szCs w:val="20"/>
               </w:rPr>
-              <w:t xml:space="preserve">中度・3件</w:t>
+              <w:t xml:space="preserve">重大・5件</w:t>
             </w:r>
           </w:p>
         </w:tc>
@@ -7046,7 +7191,7 @@
                 <w:sz w:val="20"/>
                 <w:szCs w:val="20"/>
               </w:rPr>
-              <w:t xml:space="preserve">8.49点</w:t>
+              <w:t xml:space="preserve">8.60点</w:t>
             </w:r>
           </w:p>
         </w:tc>
@@ -7080,7 +7225,7 @@
                 <w:sz w:val="20"/>
                 <w:szCs w:val="20"/>
               </w:rPr>
-              <w:t xml:space="preserve">8.8点以上</w:t>
+              <w:t xml:space="preserve">8.9点以上</w:t>
             </w:r>
           </w:p>
         </w:tc>
@@ -7186,7 +7331,7 @@
                 <w:sz w:val="20"/>
                 <w:szCs w:val="20"/>
               </w:rPr>
-              <w:t xml:space="preserve">83.6%</w:t>
+              <w:t xml:space="preserve">85.6%</w:t>
             </w:r>
           </w:p>
         </w:tc>
@@ -7221,7 +7366,7 @@
                 <w:sz w:val="20"/>
                 <w:szCs w:val="20"/>
               </w:rPr>
-              <w:t xml:space="preserve">89%以上</w:t>
+              <w:t xml:space="preserve">91%以上</w:t>
             </w:r>
           </w:p>
         </w:tc>
@@ -7326,7 +7471,7 @@
                 <w:sz w:val="20"/>
                 <w:szCs w:val="20"/>
               </w:rPr>
-              <w:t xml:space="preserve">4.1%</w:t>
+              <w:t xml:space="preserve">3.4%</w:t>
             </w:r>
           </w:p>
         </w:tc>
@@ -7360,7 +7505,7 @@
                 <w:sz w:val="20"/>
                 <w:szCs w:val="20"/>
               </w:rPr>
-              <w:t xml:space="preserve">1%以下</w:t>
+              <w:t xml:space="preserve">0%以下</w:t>
             </w:r>
           </w:p>
         </w:tc>
@@ -7431,7 +7576,7 @@
                 <w:sz w:val="20"/>
                 <w:szCs w:val="20"/>
               </w:rPr>
-              <w:t xml:space="preserve">じゃらん平均評価</w:t>
+              <w:t xml:space="preserve">Booking.com平均評価</w:t>
             </w:r>
           </w:p>
         </w:tc>
@@ -7466,7 +7611,7 @@
                 <w:sz w:val="20"/>
                 <w:szCs w:val="20"/>
               </w:rPr>
-              <w:t xml:space="preserve">7.8点</w:t>
+              <w:t xml:space="preserve">7.7点</w:t>
             </w:r>
           </w:p>
         </w:tc>
@@ -7501,7 +7646,7 @@
                 <w:sz w:val="20"/>
                 <w:szCs w:val="20"/>
               </w:rPr>
-              <w:t xml:space="preserve">8.8点以上</w:t>
+              <w:t xml:space="preserve">8.7点以上</w:t>
             </w:r>
           </w:p>
         </w:tc>
@@ -7746,7 +7891,7 @@
                 <w:sz w:val="20"/>
                 <w:szCs w:val="20"/>
               </w:rPr>
-              <w:t xml:space="preserve">約16件/期間</w:t>
+              <w:t xml:space="preserve">約22件/期間</w:t>
             </w:r>
           </w:p>
         </w:tc>
@@ -7781,7 +7926,7 @@
                 <w:sz w:val="20"/>
                 <w:szCs w:val="20"/>
               </w:rPr>
-              <w:t xml:space="preserve">8件以下</w:t>
+              <w:t xml:space="preserve">11件以下</w:t>
             </w:r>
           </w:p>
         </w:tc>
@@ -8333,7 +8478,7 @@
                 <w:sz w:val="21"/>
                 <w:szCs w:val="21"/>
               </w:rPr>
-              <w:t xml:space="preserve">リッチモンドホテル東京目白は、全体平均8.49点（10点換算）、高評価率83.6%という良好な顧客満足度を維持しているホテルです。特に「立地・アクセス」「スタッフの対応」が多くのゲストから高く評価されています。</w:t>
+              <w:t xml:space="preserve">リッチモンドホテル東京目白は、全体平均8.60点（10点換算）、高評価率85.6%という良好な顧客満足度を維持しているホテルです。特に「立地・アクセス」「快適さ・設備」が多くのゲストから高く評価されています。</w:t>
             </w:r>
           </w:p>
           <w:p>
@@ -8347,7 +8492,7 @@
                 <w:sz w:val="21"/>
                 <w:szCs w:val="21"/>
               </w:rPr>
-              <w:t xml:space="preserve">改善課題としては、エアコン・空調、浴室・水回り、防音性能が主要なテーマとして浮上しています。ただし、これらの課題を指摘するゲストの多くも他の面では高い評価を付けており、ネガティブ要素が全体評価を大きく押し下げているわけではありません。</w:t>
+              <w:t xml:space="preserve">改善課題としては、エアコン・空調、浴室・水回り、設備の老朽化が主要なテーマとして浮上しています。ただし、これらの課題を指摘するゲストの多くも他の面では高い評価を付けており、ネガティブ要素が全体評価を大きく押し下げているわけではありません。</w:t>
             </w:r>
           </w:p>
           <w:p>
@@ -8375,7 +8520,7 @@
                 <w:sz w:val="21"/>
                 <w:szCs w:val="21"/>
               </w:rPr>
-              <w:t xml:space="preserve">じゃらんでの低スコア（7.8点）は、口コミ返信の強化とサービス品質の一貫性確保で改善余地があります。全サイトでの口コミ返信率100%を目指すことで、ホテルの姿勢をゲストに伝え、リピート率の向上につなげることが重要です。</w:t>
+              <w:t xml:space="preserve">Booking.comでの低スコア（7.7点）は、口コミ返信の強化とサービス品質の一貫性確保で改善余地があります。全サイトでの口コミ返信率100%を目指すことで、ホテルの姿勢をゲストに伝え、リピート率の向上につなげることが重要です。</w:t>
             </w:r>
           </w:p>
           <w:p>

--- a/納品レポート/ホテル別レポート/richmond_mejiro_口コミ分析改善レポート.docx
+++ b/納品レポート/ホテル別レポート/richmond_mejiro_口コミ分析改善レポート.docx
@@ -131,7 +131,7 @@
           <w:sz w:val="20"/>
           <w:szCs w:val="20"/>
         </w:rPr>
-        <w:t xml:space="preserve">作成日：2026年4月6日</w:t>
+        <w:t xml:space="preserve">作成日：2026年4月7日</w:t>
       </w:r>
     </w:p>
     <w:p>

--- a/納品レポート/ホテル別レポート/richmond_mejiro_口コミ分析改善レポート.docx
+++ b/納品レポート/ホテル別レポート/richmond_mejiro_口コミ分析改善レポート.docx
@@ -131,7 +131,7 @@
           <w:sz w:val="20"/>
           <w:szCs w:val="20"/>
         </w:rPr>
-        <w:t xml:space="preserve">作成日：2026年4月7日</w:t>
+        <w:t xml:space="preserve">作成日：2026年4月8日</w:t>
       </w:r>
     </w:p>
     <w:p>

--- a/納品レポート/ホテル別レポート/richmond_mejiro_口コミ分析改善レポート.docx
+++ b/納品レポート/ホテル別レポート/richmond_mejiro_口コミ分析改善レポート.docx
@@ -131,7 +131,7 @@
           <w:sz w:val="20"/>
           <w:szCs w:val="20"/>
         </w:rPr>
-        <w:t xml:space="preserve">作成日：2026年4月10日</w:t>
+        <w:t xml:space="preserve">作成日：2026年4月11日</w:t>
       </w:r>
     </w:p>
     <w:p>

--- a/納品レポート/ホテル別レポート/richmond_mejiro_口コミ分析改善レポート.docx
+++ b/納品レポート/ホテル別レポート/richmond_mejiro_口コミ分析改善レポート.docx
@@ -81,7 +81,7 @@
           <w:sz w:val="22"/>
           <w:szCs w:val="22"/>
         </w:rPr>
-        <w:t xml:space="preserve">分析対象期間：2026年2月〜3月</w:t>
+        <w:t xml:space="preserve">分析対象期間：2026年3月</w:t>
       </w:r>
     </w:p>
     <w:p>
@@ -96,7 +96,7 @@
           <w:sz w:val="22"/>
           <w:szCs w:val="22"/>
         </w:rPr>
-        <w:t xml:space="preserve">レビュー総数：146件（6サイト）</w:t>
+        <w:t xml:space="preserve">レビュー総数：73件（6サイト）</w:t>
       </w:r>
     </w:p>
     <w:p>
@@ -111,7 +111,7 @@
           <w:sz w:val="20"/>
           <w:szCs w:val="20"/>
         </w:rPr>
-        <w:t xml:space="preserve">対象サイト：Trip.com / Agoda / じゃらん / Google / 楽天トラベル / Booking.com</w:t>
+        <w:t xml:space="preserve">対象サイト：Agoda / Trip.com / Google / 楽天トラベル / Booking.com / じゃらん</w:t>
       </w:r>
     </w:p>
     <w:p>
@@ -131,7 +131,7 @@
           <w:sz w:val="20"/>
           <w:szCs w:val="20"/>
         </w:rPr>
-        <w:t xml:space="preserve">作成日：2026年4月11日</w:t>
+        <w:t xml:space="preserve">作成日：2026年4月13日</w:t>
       </w:r>
     </w:p>
     <w:p>
@@ -189,7 +189,7 @@
           <w:sz w:val="21"/>
           <w:szCs w:val="21"/>
         </w:rPr>
-        <w:t xml:space="preserve">2026年2月〜3月に各OTAサイト・口コミサイトに投稿された146件のレビューを包括的に分析しました。以下が主要な発見事項です。</w:t>
+        <w:t xml:space="preserve">2026年3月に各OTAサイト・口コミサイトに投稿された73件のレビューを包括的に分析しました。以下が主要な発見事項です。</w:t>
       </w:r>
     </w:p>
     <w:p>
@@ -261,7 +261,7 @@
                 <w:sz w:val="36"/>
                 <w:szCs w:val="36"/>
               </w:rPr>
-              <w:t xml:space="preserve">8.60</w:t>
+              <w:t xml:space="preserve">8.49</w:t>
             </w:r>
           </w:p>
         </w:tc>
@@ -310,7 +310,7 @@
                 <w:sz w:val="36"/>
                 <w:szCs w:val="36"/>
               </w:rPr>
-              <w:t xml:space="preserve">85.6%</w:t>
+              <w:t xml:space="preserve">83.6%</w:t>
             </w:r>
           </w:p>
         </w:tc>
@@ -359,7 +359,7 @@
                 <w:sz w:val="36"/>
                 <w:szCs w:val="36"/>
               </w:rPr>
-              <w:t xml:space="preserve">3.4%</w:t>
+              <w:t xml:space="preserve">4.1%</w:t>
             </w:r>
           </w:p>
         </w:tc>
@@ -408,7 +408,7 @@
                 <w:sz w:val="36"/>
                 <w:szCs w:val="36"/>
               </w:rPr>
-              <w:t xml:space="preserve">146件</w:t>
+              <w:t xml:space="preserve">73件</w:t>
             </w:r>
           </w:p>
         </w:tc>
@@ -448,7 +448,7 @@
           <w:sz w:val="21"/>
           <w:szCs w:val="21"/>
         </w:rPr>
-        <w:t xml:space="preserve">全体平均スコア8.60点（10点換算）は良好な水準であり、85.6%が高評価（8-10点）に分類されます。低評価（1-4点）は5件（3.4%）で、ゲスト満足度は良好です。Trip.com（9.45点）で特に高い評価を獲得しています。</w:t>
+        <w:t xml:space="preserve">全体平均スコア8.49点（10点換算）は良好な水準であり、83.6%が高評価（8-10点）に分類されます。低評価（1-4点）は3件（4.1%）で、ゲスト満足度は良好です。Agoda（10.00点）で特に高い評価を獲得しています。</w:t>
       </w:r>
     </w:p>
     <w:p>
@@ -463,7 +463,7 @@
           <w:sz w:val="21"/>
           <w:szCs w:val="21"/>
         </w:rPr>
-        <w:t xml:space="preserve">全体としては「立地・アクセス」と「快適さ・設備」がホテルの主な強みとして際立っています。</w:t>
+        <w:t xml:space="preserve">全体としては「立地・アクセス」と「スタッフの対応」がホテルの主な強みとして際立っています。</w:t>
       </w:r>
     </w:p>
     <w:p>
@@ -542,7 +542,7 @@
                 <w:sz w:val="20"/>
                 <w:szCs w:val="20"/>
               </w:rPr>
-              <w:t xml:space="preserve">立地・アクセス（50件以上で言及）、快適さ・設備（50件以上で言及）、スタッフの対応（50件以上で言及）</w:t>
+              <w:t xml:space="preserve">立地・アクセス（20件以上で言及）、スタッフの対応（20件以上で言及）、快適さ・設備（20件以上で言及）</w:t>
             </w:r>
           </w:p>
           <w:p>
@@ -567,7 +567,7 @@
                 <w:sz w:val="20"/>
                 <w:szCs w:val="20"/>
               </w:rPr>
-              <w:t xml:space="preserve">エアコン・空調（22件）、浴室・水回り（19件）、設備の老朽化（10件）、対応・サービスの不満（9件）</w:t>
+              <w:t xml:space="preserve">エアコン・空調（16件）、浴室・水回り（9件）、防音性能（4件）、対応・サービスの不満（4件）</w:t>
             </w:r>
           </w:p>
           <w:p>
@@ -589,7 +589,7 @@
                 <w:sz w:val="20"/>
                 <w:szCs w:val="20"/>
               </w:rPr>
-              <w:t xml:space="preserve">全体的に高評価を維持しており、設備面の小改善で高評価率をさらに安定させるポテンシャルが大きい</w:t>
+              <w:t xml:space="preserve">基本的なサービス品質は確保されており、弱み項目の改善により高評価率の向上が期待できる</w:t>
             </w:r>
           </w:p>
         </w:tc>
@@ -953,7 +953,7 @@
                 <w:sz w:val="20"/>
                 <w:szCs w:val="20"/>
               </w:rPr>
-              <w:t xml:space="preserve">Trip.com</w:t>
+              <w:t xml:space="preserve">Agoda</w:t>
             </w:r>
           </w:p>
         </w:tc>
@@ -987,7 +987,7 @@
                 <w:sz w:val="20"/>
                 <w:szCs w:val="20"/>
               </w:rPr>
-              <w:t xml:space="preserve">40</w:t>
+              <w:t xml:space="preserve">1</w:t>
             </w:r>
           </w:p>
         </w:tc>
@@ -1021,7 +1021,7 @@
                 <w:sz w:val="20"/>
                 <w:szCs w:val="20"/>
               </w:rPr>
-              <w:t xml:space="preserve">9.45</w:t>
+              <w:t xml:space="preserve">10</w:t>
             </w:r>
           </w:p>
         </w:tc>
@@ -1089,7 +1089,7 @@
                 <w:sz w:val="20"/>
                 <w:szCs w:val="20"/>
               </w:rPr>
-              <w:t xml:space="preserve">9.45</w:t>
+              <w:t xml:space="preserve">10</w:t>
             </w:r>
           </w:p>
         </w:tc>
@@ -1194,7 +1194,7 @@
                 <w:sz w:val="20"/>
                 <w:szCs w:val="20"/>
               </w:rPr>
-              <w:t xml:space="preserve">Agoda</w:t>
+              <w:t xml:space="preserve">Trip.com</w:t>
             </w:r>
           </w:p>
         </w:tc>
@@ -1229,7 +1229,7 @@
                 <w:sz w:val="20"/>
                 <w:szCs w:val="20"/>
               </w:rPr>
-              <w:t xml:space="preserve">6</w:t>
+              <w:t xml:space="preserve">25</w:t>
             </w:r>
           </w:p>
         </w:tc>
@@ -1264,7 +1264,7 @@
                 <w:sz w:val="20"/>
                 <w:szCs w:val="20"/>
               </w:rPr>
-              <w:t xml:space="preserve">9.33</w:t>
+              <w:t xml:space="preserve">9.48</w:t>
             </w:r>
           </w:p>
         </w:tc>
@@ -1334,7 +1334,7 @@
                 <w:sz w:val="20"/>
                 <w:szCs w:val="20"/>
               </w:rPr>
-              <w:t xml:space="preserve">9.33</w:t>
+              <w:t xml:space="preserve">9.48</w:t>
             </w:r>
           </w:p>
         </w:tc>
@@ -1440,7 +1440,7 @@
                 <w:sz w:val="20"/>
                 <w:szCs w:val="20"/>
               </w:rPr>
-              <w:t xml:space="preserve">じゃらん</w:t>
+              <w:t xml:space="preserve">Google</w:t>
             </w:r>
           </w:p>
         </w:tc>
@@ -1474,7 +1474,7 @@
                 <w:sz w:val="20"/>
                 <w:szCs w:val="20"/>
               </w:rPr>
-              <w:t xml:space="preserve">29</w:t>
+              <w:t xml:space="preserve">5</w:t>
             </w:r>
           </w:p>
         </w:tc>
@@ -1508,7 +1508,7 @@
                 <w:sz w:val="20"/>
                 <w:szCs w:val="20"/>
               </w:rPr>
-              <w:t xml:space="preserve">4.31</w:t>
+              <w:t xml:space="preserve">4.2</w:t>
             </w:r>
           </w:p>
         </w:tc>
@@ -1576,7 +1576,7 @@
                 <w:sz w:val="20"/>
                 <w:szCs w:val="20"/>
               </w:rPr>
-              <w:t xml:space="preserve">8.62</w:t>
+              <w:t xml:space="preserve">8.4</w:t>
             </w:r>
           </w:p>
         </w:tc>
@@ -1610,7 +1610,7 @@
                 <w:sz w:val="20"/>
                 <w:szCs w:val="20"/>
               </w:rPr>
-              <w:t xml:space="preserve">8</w:t>
+              <w:t xml:space="preserve">10</w:t>
             </w:r>
           </w:p>
         </w:tc>
@@ -1681,7 +1681,7 @@
                 <w:sz w:val="20"/>
                 <w:szCs w:val="20"/>
               </w:rPr>
-              <w:t xml:space="preserve">Google</w:t>
+              <w:t xml:space="preserve">楽天トラベル</w:t>
             </w:r>
           </w:p>
         </w:tc>
@@ -1716,7 +1716,7 @@
                 <w:sz w:val="20"/>
                 <w:szCs w:val="20"/>
               </w:rPr>
-              <w:t xml:space="preserve">12</w:t>
+              <w:t xml:space="preserve">9</w:t>
             </w:r>
           </w:p>
         </w:tc>
@@ -1751,7 +1751,7 @@
                 <w:sz w:val="20"/>
                 <w:szCs w:val="20"/>
               </w:rPr>
-              <w:t xml:space="preserve">4.25</w:t>
+              <w:t xml:space="preserve">4</w:t>
             </w:r>
           </w:p>
         </w:tc>
@@ -1821,7 +1821,7 @@
                 <w:sz w:val="20"/>
                 <w:szCs w:val="20"/>
               </w:rPr>
-              <w:t xml:space="preserve">8.5</w:t>
+              <w:t xml:space="preserve">8</w:t>
             </w:r>
           </w:p>
         </w:tc>
@@ -1856,7 +1856,7 @@
                 <w:sz w:val="20"/>
                 <w:szCs w:val="20"/>
               </w:rPr>
-              <w:t xml:space="preserve">10</w:t>
+              <w:t xml:space="preserve">8</w:t>
             </w:r>
           </w:p>
         </w:tc>
@@ -1927,7 +1927,7 @@
                 <w:sz w:val="20"/>
                 <w:szCs w:val="20"/>
               </w:rPr>
-              <w:t xml:space="preserve">楽天トラベル</w:t>
+              <w:t xml:space="preserve">Booking.com</w:t>
             </w:r>
           </w:p>
         </w:tc>
@@ -1961,7 +1961,7 @@
                 <w:sz w:val="20"/>
                 <w:szCs w:val="20"/>
               </w:rPr>
-              <w:t xml:space="preserve">24</w:t>
+              <w:t xml:space="preserve">21</w:t>
             </w:r>
           </w:p>
         </w:tc>
@@ -1995,7 +1995,7 @@
                 <w:sz w:val="20"/>
                 <w:szCs w:val="20"/>
               </w:rPr>
-              <w:t xml:space="preserve">4.12</w:t>
+              <w:t xml:space="preserve">7.86</w:t>
             </w:r>
           </w:p>
         </w:tc>
@@ -2029,7 +2029,7 @@
                 <w:sz w:val="20"/>
                 <w:szCs w:val="20"/>
               </w:rPr>
-              <w:t xml:space="preserve">/5 (×2)</w:t>
+              <w:t xml:space="preserve">/10</w:t>
             </w:r>
           </w:p>
         </w:tc>
@@ -2059,11 +2059,11 @@
                 <w:rFonts w:ascii="Arial" w:cs="Arial" w:eastAsia="Arial" w:hAnsi="Arial"/>
                 <w:b/>
                 <w:bCs/>
-                <w:color w:val="27AE60"/>
-                <w:sz w:val="20"/>
-                <w:szCs w:val="20"/>
-              </w:rPr>
-              <w:t xml:space="preserve">8.25</w:t>
+                <w:color w:val="E67E22"/>
+                <w:sz w:val="20"/>
+                <w:szCs w:val="20"/>
+              </w:rPr>
+              <w:t xml:space="preserve">7.86</w:t>
             </w:r>
           </w:p>
         </w:tc>
@@ -2127,11 +2127,11 @@
                 <w:rFonts w:ascii="Arial" w:cs="Arial" w:eastAsia="Arial" w:hAnsi="Arial"/>
                 <w:b/>
                 <w:bCs/>
-                <w:color w:val="27AE60"/>
-                <w:sz w:val="20"/>
-                <w:szCs w:val="20"/>
-              </w:rPr>
-              <w:t xml:space="preserve">良好</w:t>
+                <w:color w:val="E67E22"/>
+                <w:sz w:val="20"/>
+                <w:szCs w:val="20"/>
+              </w:rPr>
+              <w:t xml:space="preserve">概ね良好</w:t>
             </w:r>
           </w:p>
         </w:tc>
@@ -2168,7 +2168,7 @@
                 <w:sz w:val="20"/>
                 <w:szCs w:val="20"/>
               </w:rPr>
-              <w:t xml:space="preserve">Booking.com</w:t>
+              <w:t xml:space="preserve">じゃらん</w:t>
             </w:r>
           </w:p>
         </w:tc>
@@ -2203,7 +2203,7 @@
                 <w:sz w:val="20"/>
                 <w:szCs w:val="20"/>
               </w:rPr>
-              <w:t xml:space="preserve">35</w:t>
+              <w:t xml:space="preserve">12</w:t>
             </w:r>
           </w:p>
         </w:tc>
@@ -2238,7 +2238,7 @@
                 <w:sz w:val="20"/>
                 <w:szCs w:val="20"/>
               </w:rPr>
-              <w:t xml:space="preserve">7.74</w:t>
+              <w:t xml:space="preserve">3.92</w:t>
             </w:r>
           </w:p>
         </w:tc>
@@ -2273,7 +2273,7 @@
                 <w:sz w:val="20"/>
                 <w:szCs w:val="20"/>
               </w:rPr>
-              <w:t xml:space="preserve">/10</w:t>
+              <w:t xml:space="preserve">/5 (×2)</w:t>
             </w:r>
           </w:p>
         </w:tc>
@@ -2308,7 +2308,7 @@
                 <w:sz w:val="20"/>
                 <w:szCs w:val="20"/>
               </w:rPr>
-              <w:t xml:space="preserve">7.74</w:t>
+              <w:t xml:space="preserve">7.83</w:t>
             </w:r>
           </w:p>
         </w:tc>
@@ -2418,7 +2418,7 @@
           <w:sz w:val="21"/>
           <w:szCs w:val="21"/>
         </w:rPr>
-        <w:t xml:space="preserve">評価分布は10点（43.8%）に最も多く、8点以上の高評価が85.6%を占め、高い顧客満足度を示しています。低評価（1-4点）は計5件（3.4%）です。</w:t>
+        <w:t xml:space="preserve">評価分布は10点（41.1%）に最も多く、8点以上の高評価が83.6%を占め、高い顧客満足度を示しています。低評価（1-4点）は計3件（4.1%）です。</w:t>
       </w:r>
     </w:p>
     <w:p>
@@ -2653,7 +2653,7 @@
                 <w:sz w:val="20"/>
                 <w:szCs w:val="20"/>
               </w:rPr>
-              <w:t xml:space="preserve">64</w:t>
+              <w:t xml:space="preserve">30</w:t>
             </w:r>
           </w:p>
         </w:tc>
@@ -2688,7 +2688,7 @@
                 <w:sz w:val="20"/>
                 <w:szCs w:val="20"/>
               </w:rPr>
-              <w:t xml:space="preserve">43.8%</w:t>
+              <w:t xml:space="preserve">41.1%</w:t>
             </w:r>
           </w:p>
         </w:tc>
@@ -2726,7 +2726,7 @@
                 <w:sz w:val="18"/>
                 <w:szCs w:val="18"/>
               </w:rPr>
-              <w:t xml:space="preserve"> 64件</w:t>
+              <w:t xml:space="preserve"> 30件</w:t>
             </w:r>
           </w:p>
         </w:tc>
@@ -2798,7 +2798,7 @@
                 <w:sz w:val="20"/>
                 <w:szCs w:val="20"/>
               </w:rPr>
-              <w:t xml:space="preserve">15</w:t>
+              <w:t xml:space="preserve">9</w:t>
             </w:r>
           </w:p>
         </w:tc>
@@ -2833,7 +2833,7 @@
                 <w:sz w:val="20"/>
                 <w:szCs w:val="20"/>
               </w:rPr>
-              <w:t xml:space="preserve">10.3%</w:t>
+              <w:t xml:space="preserve">12.3%</w:t>
             </w:r>
           </w:p>
         </w:tc>
@@ -2861,7 +2861,7 @@
                 <w:sz w:val="20"/>
                 <w:szCs w:val="20"/>
               </w:rPr>
-              <w:t xml:space="preserve">█████</w:t>
+              <w:t xml:space="preserve">██████</w:t>
             </w:r>
             <w:r>
               <w:rPr>
@@ -2870,7 +2870,7 @@
                 <w:sz w:val="18"/>
                 <w:szCs w:val="18"/>
               </w:rPr>
-              <w:t xml:space="preserve"> 15件</w:t>
+              <w:t xml:space="preserve"> 9件</w:t>
             </w:r>
           </w:p>
         </w:tc>
@@ -2942,7 +2942,7 @@
                 <w:sz w:val="20"/>
                 <w:szCs w:val="20"/>
               </w:rPr>
-              <w:t xml:space="preserve">46</w:t>
+              <w:t xml:space="preserve">22</w:t>
             </w:r>
           </w:p>
         </w:tc>
@@ -2977,7 +2977,7 @@
                 <w:sz w:val="20"/>
                 <w:szCs w:val="20"/>
               </w:rPr>
-              <w:t xml:space="preserve">31.5%</w:t>
+              <w:t xml:space="preserve">30.1%</w:t>
             </w:r>
           </w:p>
         </w:tc>
@@ -3006,7 +3006,7 @@
                 <w:sz w:val="20"/>
                 <w:szCs w:val="20"/>
               </w:rPr>
-              <w:t xml:space="preserve">██████████████</w:t>
+              <w:t xml:space="preserve">███████████████</w:t>
             </w:r>
             <w:r>
               <w:rPr>
@@ -3015,7 +3015,7 @@
                 <w:sz w:val="18"/>
                 <w:szCs w:val="18"/>
               </w:rPr>
-              <w:t xml:space="preserve"> 46件</w:t>
+              <w:t xml:space="preserve"> 22件</w:t>
             </w:r>
           </w:p>
         </w:tc>
@@ -3087,7 +3087,7 @@
                 <w:sz w:val="20"/>
                 <w:szCs w:val="20"/>
               </w:rPr>
-              <w:t xml:space="preserve">7</w:t>
+              <w:t xml:space="preserve">4</w:t>
             </w:r>
           </w:p>
         </w:tc>
@@ -3122,7 +3122,7 @@
                 <w:sz w:val="20"/>
                 <w:szCs w:val="20"/>
               </w:rPr>
-              <w:t xml:space="preserve">4.8%</w:t>
+              <w:t xml:space="preserve">5.5%</w:t>
             </w:r>
           </w:p>
         </w:tc>
@@ -3150,7 +3150,7 @@
                 <w:sz w:val="20"/>
                 <w:szCs w:val="20"/>
               </w:rPr>
-              <w:t xml:space="preserve">██</w:t>
+              <w:t xml:space="preserve">███</w:t>
             </w:r>
             <w:r>
               <w:rPr>
@@ -3159,7 +3159,7 @@
                 <w:sz w:val="18"/>
                 <w:szCs w:val="18"/>
               </w:rPr>
-              <w:t xml:space="preserve"> 7件</w:t>
+              <w:t xml:space="preserve"> 4件</w:t>
             </w:r>
           </w:p>
         </w:tc>
@@ -3231,7 +3231,7 @@
                 <w:sz w:val="20"/>
                 <w:szCs w:val="20"/>
               </w:rPr>
-              <w:t xml:space="preserve">5</w:t>
+              <w:t xml:space="preserve">3</w:t>
             </w:r>
           </w:p>
         </w:tc>
@@ -3266,7 +3266,7 @@
                 <w:sz w:val="20"/>
                 <w:szCs w:val="20"/>
               </w:rPr>
-              <w:t xml:space="preserve">3.4%</w:t>
+              <w:t xml:space="preserve">4.1%</w:t>
             </w:r>
           </w:p>
         </w:tc>
@@ -3304,7 +3304,7 @@
                 <w:sz w:val="18"/>
                 <w:szCs w:val="18"/>
               </w:rPr>
-              <w:t xml:space="preserve"> 5件</w:t>
+              <w:t xml:space="preserve"> 3件</w:t>
             </w:r>
           </w:p>
         </w:tc>
@@ -3376,7 +3376,7 @@
                 <w:sz w:val="20"/>
                 <w:szCs w:val="20"/>
               </w:rPr>
-              <w:t xml:space="preserve">4</w:t>
+              <w:t xml:space="preserve">2</w:t>
             </w:r>
           </w:p>
         </w:tc>
@@ -3448,7 +3448,7 @@
                 <w:sz w:val="18"/>
                 <w:szCs w:val="18"/>
               </w:rPr>
-              <w:t xml:space="preserve"> 4件</w:t>
+              <w:t xml:space="preserve"> 2件</w:t>
             </w:r>
           </w:p>
         </w:tc>
@@ -3463,29 +3463,29 @@
               <w:bottom w:val="single" w:color="CCCCCC" w:sz="1"/>
               <w:right w:val="single" w:color="CCCCCC" w:sz="1"/>
             </w:tcBorders>
-            <w:shd w:fill="F2F2F2" w:val="clear"/>
-            <w:tcMar>
-              <w:top w:type="dxa" w:w="80"/>
-              <w:left w:type="dxa" w:w="120"/>
-              <w:bottom w:type="dxa" w:w="80"/>
-              <w:right w:type="dxa" w:w="120"/>
-            </w:tcMar>
-            <w:vAlign w:val="center"/>
-          </w:tcPr>
-          <w:p>
-            <w:pPr>
-              <w:jc w:val="center"/>
-            </w:pPr>
-            <w:r>
-              <w:rPr>
-                <w:rFonts w:ascii="Arial" w:cs="Arial" w:eastAsia="Arial" w:hAnsi="Arial"/>
-                <w:b/>
-                <w:bCs/>
-                <w:color w:val="333333"/>
-                <w:sz w:val="20"/>
-                <w:szCs w:val="20"/>
-              </w:rPr>
-              <w:t xml:space="preserve">4</w:t>
+            <w:shd w:fill="FFFFFF" w:val="clear"/>
+            <w:tcMar>
+              <w:top w:type="dxa" w:w="80"/>
+              <w:left w:type="dxa" w:w="120"/>
+              <w:bottom w:type="dxa" w:w="80"/>
+              <w:right w:type="dxa" w:w="120"/>
+            </w:tcMar>
+            <w:vAlign w:val="center"/>
+          </w:tcPr>
+          <w:p>
+            <w:pPr>
+              <w:jc w:val="center"/>
+            </w:pPr>
+            <w:r>
+              <w:rPr>
+                <w:rFonts w:ascii="Arial" w:cs="Arial" w:eastAsia="Arial" w:hAnsi="Arial"/>
+                <w:b/>
+                <w:bCs/>
+                <w:color w:val="333333"/>
+                <w:sz w:val="20"/>
+                <w:szCs w:val="20"/>
+              </w:rPr>
+              <w:t xml:space="preserve">3</w:t>
             </w:r>
           </w:p>
         </w:tc>
@@ -3498,7 +3498,7 @@
               <w:bottom w:val="single" w:color="CCCCCC" w:sz="1"/>
               <w:right w:val="single" w:color="CCCCCC" w:sz="1"/>
             </w:tcBorders>
-            <w:shd w:fill="F2F2F2" w:val="clear"/>
+            <w:shd w:fill="FFFFFF" w:val="clear"/>
             <w:tcMar>
               <w:top w:type="dxa" w:w="80"/>
               <w:left w:type="dxa" w:w="120"/>
@@ -3533,7 +3533,7 @@
               <w:bottom w:val="single" w:color="CCCCCC" w:sz="1"/>
               <w:right w:val="single" w:color="CCCCCC" w:sz="1"/>
             </w:tcBorders>
-            <w:shd w:fill="F2F2F2" w:val="clear"/>
+            <w:shd w:fill="FFFFFF" w:val="clear"/>
             <w:tcMar>
               <w:top w:type="dxa" w:w="80"/>
               <w:left w:type="dxa" w:w="120"/>
@@ -3555,7 +3555,7 @@
                 <w:sz w:val="20"/>
                 <w:szCs w:val="20"/>
               </w:rPr>
-              <w:t xml:space="preserve">0.7%</w:t>
+              <w:t xml:space="preserve">1.4%</w:t>
             </w:r>
           </w:p>
         </w:tc>
@@ -3568,7 +3568,6 @@
               <w:bottom w:val="single" w:color="CCCCCC" w:sz="1"/>
               <w:right w:val="single" w:color="CCCCCC" w:sz="1"/>
             </w:tcBorders>
-            <w:shd w:fill="F2F2F2" w:val="clear"/>
             <w:tcMar>
               <w:top w:type="dxa" w:w="80"/>
               <w:left w:type="dxa" w:w="120"/>
@@ -3608,29 +3607,29 @@
               <w:bottom w:val="single" w:color="CCCCCC" w:sz="1"/>
               <w:right w:val="single" w:color="CCCCCC" w:sz="1"/>
             </w:tcBorders>
-            <w:shd w:fill="FFFFFF" w:val="clear"/>
-            <w:tcMar>
-              <w:top w:type="dxa" w:w="80"/>
-              <w:left w:type="dxa" w:w="120"/>
-              <w:bottom w:type="dxa" w:w="80"/>
-              <w:right w:type="dxa" w:w="120"/>
-            </w:tcMar>
-            <w:vAlign w:val="center"/>
-          </w:tcPr>
-          <w:p>
-            <w:pPr>
-              <w:jc w:val="center"/>
-            </w:pPr>
-            <w:r>
-              <w:rPr>
-                <w:rFonts w:ascii="Arial" w:cs="Arial" w:eastAsia="Arial" w:hAnsi="Arial"/>
-                <w:b/>
-                <w:bCs/>
-                <w:color w:val="333333"/>
-                <w:sz w:val="20"/>
-                <w:szCs w:val="20"/>
-              </w:rPr>
-              <w:t xml:space="preserve">3</w:t>
+            <w:shd w:fill="F2F2F2" w:val="clear"/>
+            <w:tcMar>
+              <w:top w:type="dxa" w:w="80"/>
+              <w:left w:type="dxa" w:w="120"/>
+              <w:bottom w:type="dxa" w:w="80"/>
+              <w:right w:type="dxa" w:w="120"/>
+            </w:tcMar>
+            <w:vAlign w:val="center"/>
+          </w:tcPr>
+          <w:p>
+            <w:pPr>
+              <w:jc w:val="center"/>
+            </w:pPr>
+            <w:r>
+              <w:rPr>
+                <w:rFonts w:ascii="Arial" w:cs="Arial" w:eastAsia="Arial" w:hAnsi="Arial"/>
+                <w:b/>
+                <w:bCs/>
+                <w:color w:val="333333"/>
+                <w:sz w:val="20"/>
+                <w:szCs w:val="20"/>
+              </w:rPr>
+              <w:t xml:space="preserve">2</w:t>
             </w:r>
           </w:p>
         </w:tc>
@@ -3643,7 +3642,7 @@
               <w:bottom w:val="single" w:color="CCCCCC" w:sz="1"/>
               <w:right w:val="single" w:color="CCCCCC" w:sz="1"/>
             </w:tcBorders>
-            <w:shd w:fill="FFFFFF" w:val="clear"/>
+            <w:shd w:fill="F2F2F2" w:val="clear"/>
             <w:tcMar>
               <w:top w:type="dxa" w:w="80"/>
               <w:left w:type="dxa" w:w="120"/>
@@ -3665,7 +3664,7 @@
                 <w:sz w:val="20"/>
                 <w:szCs w:val="20"/>
               </w:rPr>
-              <w:t xml:space="preserve">1</w:t>
+              <w:t xml:space="preserve">2</w:t>
             </w:r>
           </w:p>
         </w:tc>
@@ -3678,7 +3677,7 @@
               <w:bottom w:val="single" w:color="CCCCCC" w:sz="1"/>
               <w:right w:val="single" w:color="CCCCCC" w:sz="1"/>
             </w:tcBorders>
-            <w:shd w:fill="FFFFFF" w:val="clear"/>
+            <w:shd w:fill="F2F2F2" w:val="clear"/>
             <w:tcMar>
               <w:top w:type="dxa" w:w="80"/>
               <w:left w:type="dxa" w:w="120"/>
@@ -3700,7 +3699,7 @@
                 <w:sz w:val="20"/>
                 <w:szCs w:val="20"/>
               </w:rPr>
-              <w:t xml:space="preserve">0.7%</w:t>
+              <w:t xml:space="preserve">2.7%</w:t>
             </w:r>
           </w:p>
         </w:tc>
@@ -3713,6 +3712,7 @@
               <w:bottom w:val="single" w:color="CCCCCC" w:sz="1"/>
               <w:right w:val="single" w:color="CCCCCC" w:sz="1"/>
             </w:tcBorders>
+            <w:shd w:fill="F2F2F2" w:val="clear"/>
             <w:tcMar>
               <w:top w:type="dxa" w:w="80"/>
               <w:left w:type="dxa" w:w="120"/>
@@ -3737,152 +3737,7 @@
                 <w:sz w:val="18"/>
                 <w:szCs w:val="18"/>
               </w:rPr>
-              <w:t xml:space="preserve"> 1件</w:t>
-            </w:r>
-          </w:p>
-        </w:tc>
-      </w:tr>
-      <w:tr>
-        <w:tc>
-          <w:tcPr>
-            <w:tcW w:type="dxa" w:w="1200"/>
-            <w:tcBorders>
-              <w:top w:val="single" w:color="CCCCCC" w:sz="1"/>
-              <w:left w:val="single" w:color="CCCCCC" w:sz="1"/>
-              <w:bottom w:val="single" w:color="CCCCCC" w:sz="1"/>
-              <w:right w:val="single" w:color="CCCCCC" w:sz="1"/>
-            </w:tcBorders>
-            <w:shd w:fill="F2F2F2" w:val="clear"/>
-            <w:tcMar>
-              <w:top w:type="dxa" w:w="80"/>
-              <w:left w:type="dxa" w:w="120"/>
-              <w:bottom w:type="dxa" w:w="80"/>
-              <w:right w:type="dxa" w:w="120"/>
-            </w:tcMar>
-            <w:vAlign w:val="center"/>
-          </w:tcPr>
-          <w:p>
-            <w:pPr>
-              <w:jc w:val="center"/>
-            </w:pPr>
-            <w:r>
-              <w:rPr>
-                <w:rFonts w:ascii="Arial" w:cs="Arial" w:eastAsia="Arial" w:hAnsi="Arial"/>
-                <w:b/>
-                <w:bCs/>
-                <w:color w:val="333333"/>
-                <w:sz w:val="20"/>
-                <w:szCs w:val="20"/>
-              </w:rPr>
-              <w:t xml:space="preserve">2</w:t>
-            </w:r>
-          </w:p>
-        </w:tc>
-        <w:tc>
-          <w:tcPr>
-            <w:tcW w:type="dxa" w:w="1200"/>
-            <w:tcBorders>
-              <w:top w:val="single" w:color="CCCCCC" w:sz="1"/>
-              <w:left w:val="single" w:color="CCCCCC" w:sz="1"/>
-              <w:bottom w:val="single" w:color="CCCCCC" w:sz="1"/>
-              <w:right w:val="single" w:color="CCCCCC" w:sz="1"/>
-            </w:tcBorders>
-            <w:shd w:fill="F2F2F2" w:val="clear"/>
-            <w:tcMar>
-              <w:top w:type="dxa" w:w="80"/>
-              <w:left w:type="dxa" w:w="120"/>
-              <w:bottom w:type="dxa" w:w="80"/>
-              <w:right w:type="dxa" w:w="120"/>
-            </w:tcMar>
-            <w:vAlign w:val="center"/>
-          </w:tcPr>
-          <w:p>
-            <w:pPr>
-              <w:jc w:val="center"/>
-            </w:pPr>
-            <w:r>
-              <w:rPr>
-                <w:rFonts w:ascii="Arial" w:cs="Arial" w:eastAsia="Arial" w:hAnsi="Arial"/>
-                <w:b w:val="false"/>
-                <w:bCs w:val="false"/>
-                <w:color w:val="333333"/>
-                <w:sz w:val="20"/>
-                <w:szCs w:val="20"/>
-              </w:rPr>
-              <w:t xml:space="preserve">3</w:t>
-            </w:r>
-          </w:p>
-        </w:tc>
-        <w:tc>
-          <w:tcPr>
-            <w:tcW w:type="dxa" w:w="1500"/>
-            <w:tcBorders>
-              <w:top w:val="single" w:color="CCCCCC" w:sz="1"/>
-              <w:left w:val="single" w:color="CCCCCC" w:sz="1"/>
-              <w:bottom w:val="single" w:color="CCCCCC" w:sz="1"/>
-              <w:right w:val="single" w:color="CCCCCC" w:sz="1"/>
-            </w:tcBorders>
-            <w:shd w:fill="F2F2F2" w:val="clear"/>
-            <w:tcMar>
-              <w:top w:type="dxa" w:w="80"/>
-              <w:left w:type="dxa" w:w="120"/>
-              <w:bottom w:type="dxa" w:w="80"/>
-              <w:right w:type="dxa" w:w="120"/>
-            </w:tcMar>
-            <w:vAlign w:val="center"/>
-          </w:tcPr>
-          <w:p>
-            <w:pPr>
-              <w:jc w:val="center"/>
-            </w:pPr>
-            <w:r>
-              <w:rPr>
-                <w:rFonts w:ascii="Arial" w:cs="Arial" w:eastAsia="Arial" w:hAnsi="Arial"/>
-                <w:b w:val="false"/>
-                <w:bCs w:val="false"/>
-                <w:color w:val="333333"/>
-                <w:sz w:val="20"/>
-                <w:szCs w:val="20"/>
-              </w:rPr>
-              <w:t xml:space="preserve">2.1%</w:t>
-            </w:r>
-          </w:p>
-        </w:tc>
-        <w:tc>
-          <w:tcPr>
-            <w:tcW w:type="dxa" w:w="5126"/>
-            <w:tcBorders>
-              <w:top w:val="single" w:color="CCCCCC" w:sz="1"/>
-              <w:left w:val="single" w:color="CCCCCC" w:sz="1"/>
-              <w:bottom w:val="single" w:color="CCCCCC" w:sz="1"/>
-              <w:right w:val="single" w:color="CCCCCC" w:sz="1"/>
-            </w:tcBorders>
-            <w:shd w:fill="F2F2F2" w:val="clear"/>
-            <w:tcMar>
-              <w:top w:type="dxa" w:w="80"/>
-              <w:left w:type="dxa" w:w="120"/>
-              <w:bottom w:type="dxa" w:w="80"/>
-              <w:right w:type="dxa" w:w="120"/>
-            </w:tcMar>
-          </w:tcPr>
-          <w:p>
-            <w:r>
-              <w:rPr>
-                <w:rFonts w:ascii="Arial" w:cs="Arial" w:eastAsia="Arial" w:hAnsi="Arial"/>
-                <w:color w:val="C0392B"/>
-                <w:sz w:val="20"/>
-                <w:szCs w:val="20"/>
-              </w:rPr>
-              <w:t xml:space="preserve">█</w:t>
-            </w:r>
-            <w:r>
-              <w:rPr>
-                <w:rFonts w:ascii="Arial" w:cs="Arial" w:eastAsia="Arial" w:hAnsi="Arial"/>
-                <w:color w:val="666666"/>
-                <w:sz w:val="18"/>
-                <w:szCs w:val="18"/>
-              </w:rPr>
-              <w:t xml:space="preserve"> 3件</w:t>
+              <w:t xml:space="preserve"> 2件</w:t>
             </w:r>
           </w:p>
         </w:tc>
@@ -3958,7 +3813,7 @@
                 <w:sz w:val="24"/>
                 <w:szCs w:val="24"/>
               </w:rPr>
-              <w:t xml:space="preserve">125件（85.6%）</w:t>
+              <w:t xml:space="preserve">61件（83.6%）</w:t>
             </w:r>
           </w:p>
         </w:tc>
@@ -4009,7 +3864,7 @@
                 <w:sz w:val="24"/>
                 <w:szCs w:val="24"/>
               </w:rPr>
-              <w:t xml:space="preserve">16件（11.0%）</w:t>
+              <w:t xml:space="preserve">9件（12.3%）</w:t>
             </w:r>
           </w:p>
         </w:tc>
@@ -4060,7 +3915,7 @@
                 <w:sz w:val="24"/>
                 <w:szCs w:val="24"/>
               </w:rPr>
-              <w:t xml:space="preserve">5件（3.4%）</w:t>
+              <w:t xml:space="preserve">3件（4.1%）</w:t>
             </w:r>
           </w:p>
         </w:tc>
@@ -4299,7 +4154,7 @@
                 <w:sz w:val="20"/>
                 <w:szCs w:val="20"/>
               </w:rPr>
-              <w:t xml:space="preserve">50件以上</w:t>
+              <w:t xml:space="preserve">20件以上</w:t>
             </w:r>
           </w:p>
         </w:tc>
@@ -4370,7 +4225,7 @@
                 <w:sz w:val="20"/>
                 <w:szCs w:val="20"/>
               </w:rPr>
-              <w:t xml:space="preserve">快適さ・設備</w:t>
+              <w:t xml:space="preserve">スタッフの対応</w:t>
             </w:r>
           </w:p>
         </w:tc>
@@ -4404,7 +4259,7 @@
                 <w:sz w:val="20"/>
                 <w:szCs w:val="20"/>
               </w:rPr>
-              <w:t xml:space="preserve">50件以上</w:t>
+              <w:t xml:space="preserve">20件以上</w:t>
             </w:r>
           </w:p>
         </w:tc>
@@ -4438,7 +4293,7 @@
                 <w:sz w:val="20"/>
                 <w:szCs w:val="20"/>
               </w:rPr>
-              <w:t xml:space="preserve">「ベッドが少し堅かった」「Really disturbed us」</w:t>
+              <w:t xml:space="preserve">「とにかくスタッフに電話したら、とても親切に対応してくれて、対応してくれたのはありがたかったのですが、エアコンの音は...」「チェックイン後、アメニティを選んでいたらスタッフの方が子供用の可愛いアメニティを持ってきてくださり、その他にも塗り...」</w:t>
             </w:r>
           </w:p>
         </w:tc>
@@ -4475,7 +4330,7 @@
                 <w:sz w:val="20"/>
                 <w:szCs w:val="20"/>
               </w:rPr>
-              <w:t xml:space="preserve">スタッフの対応</w:t>
+              <w:t xml:space="preserve">快適さ・設備</w:t>
             </w:r>
           </w:p>
         </w:tc>
@@ -4510,7 +4365,7 @@
                 <w:sz w:val="20"/>
                 <w:szCs w:val="20"/>
               </w:rPr>
-              <w:t xml:space="preserve">50件以上</w:t>
+              <w:t xml:space="preserve">20件以上</w:t>
             </w:r>
           </w:p>
         </w:tc>
@@ -4545,7 +4400,7 @@
                 <w:sz w:val="20"/>
                 <w:szCs w:val="20"/>
               </w:rPr>
-              <w:t xml:space="preserve">「とにかくスタッフに電話したら、とても親切に対応してくれて、対応してくれたのはありがたかったのですが、エアコンの音は...」「チェックイン後、アメニティを選んでいたらスタッフの方が子供用の可愛いアメニティを持ってきてくださり、その他にも塗り...」</w:t>
+              <w:t xml:space="preserve">「ベッドが少し堅かった」「Really disturbed us」</w:t>
             </w:r>
           </w:p>
         </w:tc>
@@ -4615,7 +4470,7 @@
                 <w:sz w:val="20"/>
                 <w:szCs w:val="20"/>
               </w:rPr>
-              <w:t xml:space="preserve">20件以上</w:t>
+              <w:t xml:space="preserve">10件以上</w:t>
             </w:r>
           </w:p>
         </w:tc>
@@ -4721,7 +4576,7 @@
                 <w:sz w:val="20"/>
                 <w:szCs w:val="20"/>
               </w:rPr>
-              <w:t xml:space="preserve">20件以上</w:t>
+              <w:t xml:space="preserve">10件以上</w:t>
             </w:r>
           </w:p>
         </w:tc>
@@ -4792,7 +4647,7 @@
                 <w:sz w:val="20"/>
                 <w:szCs w:val="20"/>
               </w:rPr>
-              <w:t xml:space="preserve">コンビニ・周辺施設</w:t>
+              <w:t xml:space="preserve">コストパフォーマンス</w:t>
             </w:r>
           </w:p>
         </w:tc>
@@ -4826,7 +4681,7 @@
                 <w:sz w:val="20"/>
                 <w:szCs w:val="20"/>
               </w:rPr>
-              <w:t xml:space="preserve">20件以上</w:t>
+              <w:t xml:space="preserve">10件以上</w:t>
             </w:r>
           </w:p>
         </w:tc>
@@ -4860,7 +4715,7 @@
                 <w:sz w:val="20"/>
                 <w:szCs w:val="20"/>
               </w:rPr>
-              <w:t xml:space="preserve">「途中にローソンがあり、池袋から1駅、新宿から3駅と非常に便利な立地です」「近隣には松本清、ココナ、赤いローソンコンビニエンスストアがあります」</w:t>
+              <w:t xml:space="preserve">「部屋は小さいですが、基本的なアメニティはすべて揃っているので、コストパフォーマンスに優れています」「素敵でお手頃価格 素敵でお手頃価格」</w:t>
             </w:r>
           </w:p>
         </w:tc>
@@ -4979,7 +4834,7 @@
           <w:sz w:val="26"/>
           <w:szCs w:val="26"/>
         </w:rPr>
-        <w:t xml:space="preserve">3.2 快適さ・設備</w:t>
+        <w:t xml:space="preserve">3.2 スタッフの対応</w:t>
       </w:r>
     </w:p>
     <w:p>
@@ -4994,7 +4849,7 @@
           <w:sz w:val="21"/>
           <w:szCs w:val="21"/>
         </w:rPr>
-        <w:t xml:space="preserve">快適さ・設備に関するポジティブな評価も多く寄せられています。「ベッドが少し堅かった」といったコメントが見られます。</w:t>
+        <w:t xml:space="preserve">スタッフの対応に関するポジティブな評価も多く寄せられています。「とにかくスタッフに電話したら、とても親切に対応してくれて、対応してくれたのはありがたかったのですが、エアコンの音は...」といったコメントが見られます。</w:t>
       </w:r>
     </w:p>
     <w:p>
@@ -5333,7 +5188,7 @@
                 <w:sz w:val="20"/>
                 <w:szCs w:val="20"/>
               </w:rPr>
-              <w:t xml:space="preserve">重大・22件</w:t>
+              <w:t xml:space="preserve">重大・16件</w:t>
             </w:r>
           </w:p>
         </w:tc>
@@ -5472,7 +5327,7 @@
                 <w:sz w:val="20"/>
                 <w:szCs w:val="20"/>
               </w:rPr>
-              <w:t xml:space="preserve">重大・19件</w:t>
+              <w:t xml:space="preserve">重大・9件</w:t>
             </w:r>
           </w:p>
         </w:tc>
@@ -5543,7 +5398,7 @@
                 <w:sz w:val="20"/>
                 <w:szCs w:val="20"/>
               </w:rPr>
-              <w:t xml:space="preserve">設備の老朽化</w:t>
+              <w:t xml:space="preserve">防音性能</w:t>
             </w:r>
           </w:p>
         </w:tc>
@@ -5577,7 +5432,7 @@
                 <w:sz w:val="20"/>
                 <w:szCs w:val="20"/>
               </w:rPr>
-              <w:t xml:space="preserve">部屋はやや年季が入っていますが、きれいに掃除されておりました</w:t>
+              <w:t xml:space="preserve">ああ、エアコンの音がうるさくてよく眠れません</w:t>
             </w:r>
           </w:p>
         </w:tc>
@@ -5611,7 +5466,7 @@
                 <w:sz w:val="20"/>
                 <w:szCs w:val="20"/>
               </w:rPr>
-              <w:t xml:space="preserve">重大・10件</w:t>
+              <w:t xml:space="preserve">中度・4件</w:t>
             </w:r>
           </w:p>
         </w:tc>
@@ -5750,7 +5605,7 @@
                 <w:sz w:val="20"/>
                 <w:szCs w:val="20"/>
               </w:rPr>
-              <w:t xml:space="preserve">重大・9件</w:t>
+              <w:t xml:space="preserve">中度・4件</w:t>
             </w:r>
           </w:p>
         </w:tc>
@@ -5821,7 +5676,7 @@
                 <w:sz w:val="20"/>
                 <w:szCs w:val="20"/>
               </w:rPr>
-              <w:t xml:space="preserve">防音性能</w:t>
+              <w:t xml:space="preserve">部屋の狭さ</w:t>
             </w:r>
           </w:p>
         </w:tc>
@@ -5855,7 +5710,7 @@
                 <w:sz w:val="20"/>
                 <w:szCs w:val="20"/>
               </w:rPr>
-              <w:t xml:space="preserve">ああ、エアコンの音がうるさくてよく眠れません</w:t>
+              <w:t xml:space="preserve">部屋は小さいですが、基本的なアメニティはすべて揃っているので、コストパフォーマンスに優れています</w:t>
             </w:r>
           </w:p>
         </w:tc>
@@ -5889,7 +5744,7 @@
                 <w:sz w:val="20"/>
                 <w:szCs w:val="20"/>
               </w:rPr>
-              <w:t xml:space="preserve">重大・6件</w:t>
+              <w:t xml:space="preserve">中度・3件</w:t>
             </w:r>
           </w:p>
         </w:tc>
@@ -5960,7 +5815,7 @@
                 <w:sz w:val="20"/>
                 <w:szCs w:val="20"/>
               </w:rPr>
-              <w:t xml:space="preserve">部屋の狭さ</w:t>
+              <w:t xml:space="preserve">窓・採光</w:t>
             </w:r>
           </w:p>
         </w:tc>
@@ -5994,7 +5849,7 @@
                 <w:sz w:val="20"/>
                 <w:szCs w:val="20"/>
               </w:rPr>
-              <w:t xml:space="preserve">部屋は小さいですが、基本的なアメニティはすべて揃っているので、コストパフォーマンスに優れています</w:t>
+              <w:t xml:space="preserve">窓がない部屋だったので寝泊まりだけでは充分ですがホテル滞在メインだと部屋有りのとこがいいかもです</w:t>
             </w:r>
           </w:p>
         </w:tc>
@@ -6028,7 +5883,7 @@
                 <w:sz w:val="20"/>
                 <w:szCs w:val="20"/>
               </w:rPr>
-              <w:t xml:space="preserve">重大・5件</w:t>
+              <w:t xml:space="preserve">中度・3件</w:t>
             </w:r>
           </w:p>
         </w:tc>
@@ -7191,7 +7046,7 @@
                 <w:sz w:val="20"/>
                 <w:szCs w:val="20"/>
               </w:rPr>
-              <w:t xml:space="preserve">8.60点</w:t>
+              <w:t xml:space="preserve">8.49点</w:t>
             </w:r>
           </w:p>
         </w:tc>
@@ -7225,7 +7080,7 @@
                 <w:sz w:val="20"/>
                 <w:szCs w:val="20"/>
               </w:rPr>
-              <w:t xml:space="preserve">8.9点以上</w:t>
+              <w:t xml:space="preserve">8.8点以上</w:t>
             </w:r>
           </w:p>
         </w:tc>
@@ -7331,7 +7186,7 @@
                 <w:sz w:val="20"/>
                 <w:szCs w:val="20"/>
               </w:rPr>
-              <w:t xml:space="preserve">85.6%</w:t>
+              <w:t xml:space="preserve">83.6%</w:t>
             </w:r>
           </w:p>
         </w:tc>
@@ -7366,7 +7221,7 @@
                 <w:sz w:val="20"/>
                 <w:szCs w:val="20"/>
               </w:rPr>
-              <w:t xml:space="preserve">91%以上</w:t>
+              <w:t xml:space="preserve">89%以上</w:t>
             </w:r>
           </w:p>
         </w:tc>
@@ -7471,7 +7326,7 @@
                 <w:sz w:val="20"/>
                 <w:szCs w:val="20"/>
               </w:rPr>
-              <w:t xml:space="preserve">3.4%</w:t>
+              <w:t xml:space="preserve">4.1%</w:t>
             </w:r>
           </w:p>
         </w:tc>
@@ -7505,7 +7360,7 @@
                 <w:sz w:val="20"/>
                 <w:szCs w:val="20"/>
               </w:rPr>
-              <w:t xml:space="preserve">0%以下</w:t>
+              <w:t xml:space="preserve">1%以下</w:t>
             </w:r>
           </w:p>
         </w:tc>
@@ -7576,7 +7431,7 @@
                 <w:sz w:val="20"/>
                 <w:szCs w:val="20"/>
               </w:rPr>
-              <w:t xml:space="preserve">Booking.com平均評価</w:t>
+              <w:t xml:space="preserve">じゃらん平均評価</w:t>
             </w:r>
           </w:p>
         </w:tc>
@@ -7611,7 +7466,7 @@
                 <w:sz w:val="20"/>
                 <w:szCs w:val="20"/>
               </w:rPr>
-              <w:t xml:space="preserve">7.7点</w:t>
+              <w:t xml:space="preserve">7.8点</w:t>
             </w:r>
           </w:p>
         </w:tc>
@@ -7646,7 +7501,7 @@
                 <w:sz w:val="20"/>
                 <w:szCs w:val="20"/>
               </w:rPr>
-              <w:t xml:space="preserve">8.7点以上</w:t>
+              <w:t xml:space="preserve">8.8点以上</w:t>
             </w:r>
           </w:p>
         </w:tc>
@@ -7891,7 +7746,7 @@
                 <w:sz w:val="20"/>
                 <w:szCs w:val="20"/>
               </w:rPr>
-              <w:t xml:space="preserve">約22件/期間</w:t>
+              <w:t xml:space="preserve">約16件/期間</w:t>
             </w:r>
           </w:p>
         </w:tc>
@@ -7926,7 +7781,7 @@
                 <w:sz w:val="20"/>
                 <w:szCs w:val="20"/>
               </w:rPr>
-              <w:t xml:space="preserve">11件以下</w:t>
+              <w:t xml:space="preserve">8件以下</w:t>
             </w:r>
           </w:p>
         </w:tc>
@@ -8478,7 +8333,7 @@
                 <w:sz w:val="21"/>
                 <w:szCs w:val="21"/>
               </w:rPr>
-              <w:t xml:space="preserve">リッチモンドホテル東京目白は、全体平均8.60点（10点換算）、高評価率85.6%という良好な顧客満足度を維持しているホテルです。特に「立地・アクセス」「快適さ・設備」が多くのゲストから高く評価されています。</w:t>
+              <w:t xml:space="preserve">リッチモンドホテル東京目白は、全体平均8.49点（10点換算）、高評価率83.6%という良好な顧客満足度を維持しているホテルです。特に「立地・アクセス」「スタッフの対応」が多くのゲストから高く評価されています。</w:t>
             </w:r>
           </w:p>
           <w:p>
@@ -8492,7 +8347,7 @@
                 <w:sz w:val="21"/>
                 <w:szCs w:val="21"/>
               </w:rPr>
-              <w:t xml:space="preserve">改善課題としては、エアコン・空調、浴室・水回り、設備の老朽化が主要なテーマとして浮上しています。ただし、これらの課題を指摘するゲストの多くも他の面では高い評価を付けており、ネガティブ要素が全体評価を大きく押し下げているわけではありません。</w:t>
+              <w:t xml:space="preserve">改善課題としては、エアコン・空調、浴室・水回り、防音性能が主要なテーマとして浮上しています。ただし、これらの課題を指摘するゲストの多くも他の面では高い評価を付けており、ネガティブ要素が全体評価を大きく押し下げているわけではありません。</w:t>
             </w:r>
           </w:p>
           <w:p>
@@ -8520,7 +8375,7 @@
                 <w:sz w:val="21"/>
                 <w:szCs w:val="21"/>
               </w:rPr>
-              <w:t xml:space="preserve">Booking.comでの低スコア（7.7点）は、口コミ返信の強化とサービス品質の一貫性確保で改善余地があります。全サイトでの口コミ返信率100%を目指すことで、ホテルの姿勢をゲストに伝え、リピート率の向上につなげることが重要です。</w:t>
+              <w:t xml:space="preserve">じゃらんでの低スコア（7.8点）は、口コミ返信の強化とサービス品質の一貫性確保で改善余地があります。全サイトでの口コミ返信率100%を目指すことで、ホテルの姿勢をゲストに伝え、リピート率の向上につなげることが重要です。</w:t>
             </w:r>
           </w:p>
           <w:p>

--- a/納品レポート/ホテル別レポート/richmond_mejiro_口コミ分析改善レポート.docx
+++ b/納品レポート/ホテル別レポート/richmond_mejiro_口コミ分析改善レポート.docx
@@ -131,7 +131,7 @@
           <w:sz w:val="20"/>
           <w:szCs w:val="20"/>
         </w:rPr>
-        <w:t xml:space="preserve">作成日：2026年4月13日</w:t>
+        <w:t xml:space="preserve">作成日：2026年4月15日</w:t>
       </w:r>
     </w:p>
     <w:p>

--- a/納品レポート/ホテル別レポート/richmond_mejiro_口コミ分析改善レポート.docx
+++ b/納品レポート/ホテル別レポート/richmond_mejiro_口コミ分析改善レポート.docx
@@ -81,7 +81,7 @@
           <w:sz w:val="22"/>
           <w:szCs w:val="22"/>
         </w:rPr>
-        <w:t xml:space="preserve">分析対象期間：2026年2月〜3月</w:t>
+        <w:t xml:space="preserve">分析対象期間：2026年3月</w:t>
       </w:r>
     </w:p>
     <w:p>
@@ -96,7 +96,7 @@
           <w:sz w:val="22"/>
           <w:szCs w:val="22"/>
         </w:rPr>
-        <w:t xml:space="preserve">レビュー総数：146件（6サイト）</w:t>
+        <w:t xml:space="preserve">レビュー総数：73件（6サイト）</w:t>
       </w:r>
     </w:p>
     <w:p>
@@ -111,7 +111,7 @@
           <w:sz w:val="20"/>
           <w:szCs w:val="20"/>
         </w:rPr>
-        <w:t xml:space="preserve">対象サイト：Trip.com / Agoda / じゃらん / Google / 楽天トラベル / Booking.com</w:t>
+        <w:t xml:space="preserve">対象サイト：Agoda / Trip.com / Google / 楽天トラベル / Booking.com / じゃらん</w:t>
       </w:r>
     </w:p>
     <w:p>
@@ -131,7 +131,7 @@
           <w:sz w:val="20"/>
           <w:szCs w:val="20"/>
         </w:rPr>
-        <w:t xml:space="preserve">作成日：2026年4月16日</w:t>
+        <w:t xml:space="preserve">作成日：2026年4月20日</w:t>
       </w:r>
     </w:p>
     <w:p>
@@ -189,7 +189,7 @@
           <w:sz w:val="21"/>
           <w:szCs w:val="21"/>
         </w:rPr>
-        <w:t xml:space="preserve">2026年2月〜3月に各OTAサイト・口コミサイトに投稿された146件のレビューを包括的に分析しました。以下が主要な発見事項です。</w:t>
+        <w:t xml:space="preserve">2026年3月に各OTAサイト・口コミサイトに投稿された73件のレビューを包括的に分析しました。以下が主要な発見事項です。</w:t>
       </w:r>
     </w:p>
     <w:p>
@@ -261,7 +261,7 @@
                 <w:sz w:val="36"/>
                 <w:szCs w:val="36"/>
               </w:rPr>
-              <w:t xml:space="preserve">8.60</w:t>
+              <w:t xml:space="preserve">8.49</w:t>
             </w:r>
           </w:p>
         </w:tc>
@@ -310,7 +310,7 @@
                 <w:sz w:val="36"/>
                 <w:szCs w:val="36"/>
               </w:rPr>
-              <w:t xml:space="preserve">85.6%</w:t>
+              <w:t xml:space="preserve">83.6%</w:t>
             </w:r>
           </w:p>
         </w:tc>
@@ -359,7 +359,7 @@
                 <w:sz w:val="36"/>
                 <w:szCs w:val="36"/>
               </w:rPr>
-              <w:t xml:space="preserve">3.4%</w:t>
+              <w:t xml:space="preserve">4.1%</w:t>
             </w:r>
           </w:p>
         </w:tc>
@@ -408,7 +408,7 @@
                 <w:sz w:val="36"/>
                 <w:szCs w:val="36"/>
               </w:rPr>
-              <w:t xml:space="preserve">146件</w:t>
+              <w:t xml:space="preserve">73件</w:t>
             </w:r>
           </w:p>
         </w:tc>
@@ -448,7 +448,7 @@
           <w:sz w:val="21"/>
           <w:szCs w:val="21"/>
         </w:rPr>
-        <w:t xml:space="preserve">全体平均スコア8.60点（10点換算）は良好な水準であり、85.6%が高評価（8-10点）に分類されます。低評価（1-4点）は5件（3.4%）で、ゲスト満足度は良好です。Trip.com（9.45点）で特に高い評価を獲得しています。</w:t>
+        <w:t xml:space="preserve">全体平均スコア8.49点（10点換算）は良好な水準であり、83.6%が高評価（8-10点）に分類されます。低評価（1-4点）は3件（4.1%）で、ゲスト満足度は良好です。Agoda（10.00点）で特に高い評価を獲得しています。</w:t>
       </w:r>
     </w:p>
     <w:p>
@@ -463,7 +463,7 @@
           <w:sz w:val="21"/>
           <w:szCs w:val="21"/>
         </w:rPr>
-        <w:t xml:space="preserve">全体としては「立地・アクセス」と「快適さ・設備」がホテルの主な強みとして際立っています。</w:t>
+        <w:t xml:space="preserve">全体としては「立地・アクセス」と「スタッフの対応」がホテルの主な強みとして際立っています。</w:t>
       </w:r>
     </w:p>
     <w:p>
@@ -542,7 +542,7 @@
                 <w:sz w:val="20"/>
                 <w:szCs w:val="20"/>
               </w:rPr>
-              <w:t xml:space="preserve">立地・アクセス（50件以上で言及）、快適さ・設備（50件以上で言及）、スタッフの対応（50件以上で言及）</w:t>
+              <w:t xml:space="preserve">立地・アクセス（20件以上で言及）、スタッフの対応（20件以上で言及）、快適さ・設備（20件以上で言及）</w:t>
             </w:r>
           </w:p>
           <w:p>
@@ -567,7 +567,7 @@
                 <w:sz w:val="20"/>
                 <w:szCs w:val="20"/>
               </w:rPr>
-              <w:t xml:space="preserve">エアコン・空調（22件）、浴室・水回り（19件）、設備の老朽化（10件）、対応・サービスの不満（9件）</w:t>
+              <w:t xml:space="preserve">エアコン・空調（16件）、浴室・水回り（9件）、防音性能（4件）、対応・サービスの不満（4件）</w:t>
             </w:r>
           </w:p>
           <w:p>
@@ -589,7 +589,7 @@
                 <w:sz w:val="20"/>
                 <w:szCs w:val="20"/>
               </w:rPr>
-              <w:t xml:space="preserve">全体的に高評価を維持しており、設備面の小改善で高評価率をさらに安定させるポテンシャルが大きい</w:t>
+              <w:t xml:space="preserve">基本的なサービス品質は確保されており、弱み項目の改善により高評価率の向上が期待できる</w:t>
             </w:r>
           </w:p>
         </w:tc>
@@ -953,7 +953,7 @@
                 <w:sz w:val="20"/>
                 <w:szCs w:val="20"/>
               </w:rPr>
-              <w:t xml:space="preserve">Trip.com</w:t>
+              <w:t xml:space="preserve">Agoda</w:t>
             </w:r>
           </w:p>
         </w:tc>
@@ -987,7 +987,7 @@
                 <w:sz w:val="20"/>
                 <w:szCs w:val="20"/>
               </w:rPr>
-              <w:t xml:space="preserve">40</w:t>
+              <w:t xml:space="preserve">1</w:t>
             </w:r>
           </w:p>
         </w:tc>
@@ -1021,7 +1021,7 @@
                 <w:sz w:val="20"/>
                 <w:szCs w:val="20"/>
               </w:rPr>
-              <w:t xml:space="preserve">9.45</w:t>
+              <w:t xml:space="preserve">10</w:t>
             </w:r>
           </w:p>
         </w:tc>
@@ -1089,7 +1089,7 @@
                 <w:sz w:val="20"/>
                 <w:szCs w:val="20"/>
               </w:rPr>
-              <w:t xml:space="preserve">9.45</w:t>
+              <w:t xml:space="preserve">10</w:t>
             </w:r>
           </w:p>
         </w:tc>
@@ -1194,7 +1194,7 @@
                 <w:sz w:val="20"/>
                 <w:szCs w:val="20"/>
               </w:rPr>
-              <w:t xml:space="preserve">Agoda</w:t>
+              <w:t xml:space="preserve">Trip.com</w:t>
             </w:r>
           </w:p>
         </w:tc>
@@ -1229,7 +1229,7 @@
                 <w:sz w:val="20"/>
                 <w:szCs w:val="20"/>
               </w:rPr>
-              <w:t xml:space="preserve">6</w:t>
+              <w:t xml:space="preserve">25</w:t>
             </w:r>
           </w:p>
         </w:tc>
@@ -1264,7 +1264,7 @@
                 <w:sz w:val="20"/>
                 <w:szCs w:val="20"/>
               </w:rPr>
-              <w:t xml:space="preserve">9.33</w:t>
+              <w:t xml:space="preserve">9.48</w:t>
             </w:r>
           </w:p>
         </w:tc>
@@ -1334,7 +1334,7 @@
                 <w:sz w:val="20"/>
                 <w:szCs w:val="20"/>
               </w:rPr>
-              <w:t xml:space="preserve">9.33</w:t>
+              <w:t xml:space="preserve">9.48</w:t>
             </w:r>
           </w:p>
         </w:tc>
@@ -1440,7 +1440,7 @@
                 <w:sz w:val="20"/>
                 <w:szCs w:val="20"/>
               </w:rPr>
-              <w:t xml:space="preserve">じゃらん</w:t>
+              <w:t xml:space="preserve">Google</w:t>
             </w:r>
           </w:p>
         </w:tc>
@@ -1474,7 +1474,7 @@
                 <w:sz w:val="20"/>
                 <w:szCs w:val="20"/>
               </w:rPr>
-              <w:t xml:space="preserve">29</w:t>
+              <w:t xml:space="preserve">5</w:t>
             </w:r>
           </w:p>
         </w:tc>
@@ -1508,7 +1508,7 @@
                 <w:sz w:val="20"/>
                 <w:szCs w:val="20"/>
               </w:rPr>
-              <w:t xml:space="preserve">4.31</w:t>
+              <w:t xml:space="preserve">4.2</w:t>
             </w:r>
           </w:p>
         </w:tc>
@@ -1576,7 +1576,7 @@
                 <w:sz w:val="20"/>
                 <w:szCs w:val="20"/>
               </w:rPr>
-              <w:t xml:space="preserve">8.62</w:t>
+              <w:t xml:space="preserve">8.4</w:t>
             </w:r>
           </w:p>
         </w:tc>
@@ -1610,7 +1610,7 @@
                 <w:sz w:val="20"/>
                 <w:szCs w:val="20"/>
               </w:rPr>
-              <w:t xml:space="preserve">8</w:t>
+              <w:t xml:space="preserve">10</w:t>
             </w:r>
           </w:p>
         </w:tc>
@@ -1681,7 +1681,7 @@
                 <w:sz w:val="20"/>
                 <w:szCs w:val="20"/>
               </w:rPr>
-              <w:t xml:space="preserve">Google</w:t>
+              <w:t xml:space="preserve">楽天トラベル</w:t>
             </w:r>
           </w:p>
         </w:tc>
@@ -1716,7 +1716,7 @@
                 <w:sz w:val="20"/>
                 <w:szCs w:val="20"/>
               </w:rPr>
-              <w:t xml:space="preserve">12</w:t>
+              <w:t xml:space="preserve">9</w:t>
             </w:r>
           </w:p>
         </w:tc>
@@ -1751,7 +1751,7 @@
                 <w:sz w:val="20"/>
                 <w:szCs w:val="20"/>
               </w:rPr>
-              <w:t xml:space="preserve">4.25</w:t>
+              <w:t xml:space="preserve">4</w:t>
             </w:r>
           </w:p>
         </w:tc>
@@ -1821,7 +1821,7 @@
                 <w:sz w:val="20"/>
                 <w:szCs w:val="20"/>
               </w:rPr>
-              <w:t xml:space="preserve">8.5</w:t>
+              <w:t xml:space="preserve">8</w:t>
             </w:r>
           </w:p>
         </w:tc>
@@ -1856,7 +1856,7 @@
                 <w:sz w:val="20"/>
                 <w:szCs w:val="20"/>
               </w:rPr>
-              <w:t xml:space="preserve">10</w:t>
+              <w:t xml:space="preserve">8</w:t>
             </w:r>
           </w:p>
         </w:tc>
@@ -1927,7 +1927,7 @@
                 <w:sz w:val="20"/>
                 <w:szCs w:val="20"/>
               </w:rPr>
-              <w:t xml:space="preserve">楽天トラベル</w:t>
+              <w:t xml:space="preserve">Booking.com</w:t>
             </w:r>
           </w:p>
         </w:tc>
@@ -1961,7 +1961,7 @@
                 <w:sz w:val="20"/>
                 <w:szCs w:val="20"/>
               </w:rPr>
-              <w:t xml:space="preserve">24</w:t>
+              <w:t xml:space="preserve">21</w:t>
             </w:r>
           </w:p>
         </w:tc>
@@ -1995,7 +1995,7 @@
                 <w:sz w:val="20"/>
                 <w:szCs w:val="20"/>
               </w:rPr>
-              <w:t xml:space="preserve">4.12</w:t>
+              <w:t xml:space="preserve">7.86</w:t>
             </w:r>
           </w:p>
         </w:tc>
@@ -2029,7 +2029,7 @@
                 <w:sz w:val="20"/>
                 <w:szCs w:val="20"/>
               </w:rPr>
-              <w:t xml:space="preserve">/5 (×2)</w:t>
+              <w:t xml:space="preserve">/10</w:t>
             </w:r>
           </w:p>
         </w:tc>
@@ -2059,11 +2059,11 @@
                 <w:rFonts w:ascii="Arial" w:cs="Arial" w:eastAsia="Arial" w:hAnsi="Arial"/>
                 <w:b/>
                 <w:bCs/>
-                <w:color w:val="27AE60"/>
-                <w:sz w:val="20"/>
-                <w:szCs w:val="20"/>
-              </w:rPr>
-              <w:t xml:space="preserve">8.25</w:t>
+                <w:color w:val="E67E22"/>
+                <w:sz w:val="20"/>
+                <w:szCs w:val="20"/>
+              </w:rPr>
+              <w:t xml:space="preserve">7.86</w:t>
             </w:r>
           </w:p>
         </w:tc>
@@ -2127,11 +2127,11 @@
                 <w:rFonts w:ascii="Arial" w:cs="Arial" w:eastAsia="Arial" w:hAnsi="Arial"/>
                 <w:b/>
                 <w:bCs/>
-                <w:color w:val="27AE60"/>
-                <w:sz w:val="20"/>
-                <w:szCs w:val="20"/>
-              </w:rPr>
-              <w:t xml:space="preserve">良好</w:t>
+                <w:color w:val="E67E22"/>
+                <w:sz w:val="20"/>
+                <w:szCs w:val="20"/>
+              </w:rPr>
+              <w:t xml:space="preserve">概ね良好</w:t>
             </w:r>
           </w:p>
         </w:tc>
@@ -2168,7 +2168,7 @@
                 <w:sz w:val="20"/>
                 <w:szCs w:val="20"/>
               </w:rPr>
-              <w:t xml:space="preserve">Booking.com</w:t>
+              <w:t xml:space="preserve">じゃらん</w:t>
             </w:r>
           </w:p>
         </w:tc>
@@ -2203,7 +2203,7 @@
                 <w:sz w:val="20"/>
                 <w:szCs w:val="20"/>
               </w:rPr>
-              <w:t xml:space="preserve">35</w:t>
+              <w:t xml:space="preserve">12</w:t>
             </w:r>
           </w:p>
         </w:tc>
@@ -2238,7 +2238,7 @@
                 <w:sz w:val="20"/>
                 <w:szCs w:val="20"/>
               </w:rPr>
-              <w:t xml:space="preserve">7.74</w:t>
+              <w:t xml:space="preserve">3.92</w:t>
             </w:r>
           </w:p>
         </w:tc>
@@ -2273,7 +2273,7 @@
                 <w:sz w:val="20"/>
                 <w:szCs w:val="20"/>
               </w:rPr>
-              <w:t xml:space="preserve">/10</w:t>
+              <w:t xml:space="preserve">/5 (×2)</w:t>
             </w:r>
           </w:p>
         </w:tc>
@@ -2308,7 +2308,7 @@
                 <w:sz w:val="20"/>
                 <w:szCs w:val="20"/>
               </w:rPr>
-              <w:t xml:space="preserve">7.74</w:t>
+              <w:t xml:space="preserve">7.83</w:t>
             </w:r>
           </w:p>
         </w:tc>
@@ -2418,7 +2418,7 @@
           <w:sz w:val="21"/>
           <w:szCs w:val="21"/>
         </w:rPr>
-        <w:t xml:space="preserve">評価分布は10点（43.8%）に最も多く、8点以上の高評価が85.6%を占め、高い顧客満足度を示しています。低評価（1-4点）は計5件（3.4%）です。</w:t>
+        <w:t xml:space="preserve">評価分布は10点（41.1%）に最も多く、8点以上の高評価が83.6%を占め、高い顧客満足度を示しています。低評価（1-4点）は計3件（4.1%）です。</w:t>
       </w:r>
     </w:p>
     <w:p>
@@ -2653,7 +2653,7 @@
                 <w:sz w:val="20"/>
                 <w:szCs w:val="20"/>
               </w:rPr>
-              <w:t xml:space="preserve">64</w:t>
+              <w:t xml:space="preserve">30</w:t>
             </w:r>
           </w:p>
         </w:tc>
@@ -2688,7 +2688,7 @@
                 <w:sz w:val="20"/>
                 <w:szCs w:val="20"/>
               </w:rPr>
-              <w:t xml:space="preserve">43.8%</w:t>
+              <w:t xml:space="preserve">41.1%</w:t>
             </w:r>
           </w:p>
         </w:tc>
@@ -2726,7 +2726,7 @@
                 <w:sz w:val="18"/>
                 <w:szCs w:val="18"/>
               </w:rPr>
-              <w:t xml:space="preserve"> 64件</w:t>
+              <w:t xml:space="preserve"> 30件</w:t>
             </w:r>
           </w:p>
         </w:tc>
@@ -2798,7 +2798,7 @@
                 <w:sz w:val="20"/>
                 <w:szCs w:val="20"/>
               </w:rPr>
-              <w:t xml:space="preserve">15</w:t>
+              <w:t xml:space="preserve">9</w:t>
             </w:r>
           </w:p>
         </w:tc>
@@ -2833,7 +2833,7 @@
                 <w:sz w:val="20"/>
                 <w:szCs w:val="20"/>
               </w:rPr>
-              <w:t xml:space="preserve">10.3%</w:t>
+              <w:t xml:space="preserve">12.3%</w:t>
             </w:r>
           </w:p>
         </w:tc>
@@ -2861,7 +2861,7 @@
                 <w:sz w:val="20"/>
                 <w:szCs w:val="20"/>
               </w:rPr>
-              <w:t xml:space="preserve">█████</w:t>
+              <w:t xml:space="preserve">██████</w:t>
             </w:r>
             <w:r>
               <w:rPr>
@@ -2870,7 +2870,7 @@
                 <w:sz w:val="18"/>
                 <w:szCs w:val="18"/>
               </w:rPr>
-              <w:t xml:space="preserve"> 15件</w:t>
+              <w:t xml:space="preserve"> 9件</w:t>
             </w:r>
           </w:p>
         </w:tc>
@@ -2942,7 +2942,7 @@
                 <w:sz w:val="20"/>
                 <w:szCs w:val="20"/>
               </w:rPr>
-              <w:t xml:space="preserve">46</w:t>
+              <w:t xml:space="preserve">22</w:t>
             </w:r>
           </w:p>
         </w:tc>
@@ -2977,7 +2977,7 @@
                 <w:sz w:val="20"/>
                 <w:szCs w:val="20"/>
               </w:rPr>
-              <w:t xml:space="preserve">31.5%</w:t>
+              <w:t xml:space="preserve">30.1%</w:t>
             </w:r>
           </w:p>
         </w:tc>
@@ -3006,7 +3006,7 @@
                 <w:sz w:val="20"/>
                 <w:szCs w:val="20"/>
               </w:rPr>
-              <w:t xml:space="preserve">██████████████</w:t>
+              <w:t xml:space="preserve">███████████████</w:t>
             </w:r>
             <w:r>
               <w:rPr>
@@ -3015,7 +3015,7 @@
                 <w:sz w:val="18"/>
                 <w:szCs w:val="18"/>
               </w:rPr>
-              <w:t xml:space="preserve"> 46件</w:t>
+              <w:t xml:space="preserve"> 22件</w:t>
             </w:r>
           </w:p>
         </w:tc>
@@ -3087,7 +3087,7 @@
                 <w:sz w:val="20"/>
                 <w:szCs w:val="20"/>
               </w:rPr>
-              <w:t xml:space="preserve">7</w:t>
+              <w:t xml:space="preserve">4</w:t>
             </w:r>
           </w:p>
         </w:tc>
@@ -3122,7 +3122,7 @@
                 <w:sz w:val="20"/>
                 <w:szCs w:val="20"/>
               </w:rPr>
-              <w:t xml:space="preserve">4.8%</w:t>
+              <w:t xml:space="preserve">5.5%</w:t>
             </w:r>
           </w:p>
         </w:tc>
@@ -3150,7 +3150,7 @@
                 <w:sz w:val="20"/>
                 <w:szCs w:val="20"/>
               </w:rPr>
-              <w:t xml:space="preserve">██</w:t>
+              <w:t xml:space="preserve">███</w:t>
             </w:r>
             <w:r>
               <w:rPr>
@@ -3159,7 +3159,7 @@
                 <w:sz w:val="18"/>
                 <w:szCs w:val="18"/>
               </w:rPr>
-              <w:t xml:space="preserve"> 7件</w:t>
+              <w:t xml:space="preserve"> 4件</w:t>
             </w:r>
           </w:p>
         </w:tc>
@@ -3231,7 +3231,7 @@
                 <w:sz w:val="20"/>
                 <w:szCs w:val="20"/>
               </w:rPr>
-              <w:t xml:space="preserve">5</w:t>
+              <w:t xml:space="preserve">3</w:t>
             </w:r>
           </w:p>
         </w:tc>
@@ -3266,7 +3266,7 @@
                 <w:sz w:val="20"/>
                 <w:szCs w:val="20"/>
               </w:rPr>
-              <w:t xml:space="preserve">3.4%</w:t>
+              <w:t xml:space="preserve">4.1%</w:t>
             </w:r>
           </w:p>
         </w:tc>
@@ -3304,7 +3304,7 @@
                 <w:sz w:val="18"/>
                 <w:szCs w:val="18"/>
               </w:rPr>
-              <w:t xml:space="preserve"> 5件</w:t>
+              <w:t xml:space="preserve"> 3件</w:t>
             </w:r>
           </w:p>
         </w:tc>
@@ -3376,7 +3376,7 @@
                 <w:sz w:val="20"/>
                 <w:szCs w:val="20"/>
               </w:rPr>
-              <w:t xml:space="preserve">4</w:t>
+              <w:t xml:space="preserve">2</w:t>
             </w:r>
           </w:p>
         </w:tc>
@@ -3448,7 +3448,7 @@
                 <w:sz w:val="18"/>
                 <w:szCs w:val="18"/>
               </w:rPr>
-              <w:t xml:space="preserve"> 4件</w:t>
+              <w:t xml:space="preserve"> 2件</w:t>
             </w:r>
           </w:p>
         </w:tc>
@@ -3463,29 +3463,29 @@
               <w:bottom w:val="single" w:color="CCCCCC" w:sz="1"/>
               <w:right w:val="single" w:color="CCCCCC" w:sz="1"/>
             </w:tcBorders>
-            <w:shd w:fill="F2F2F2" w:val="clear"/>
-            <w:tcMar>
-              <w:top w:type="dxa" w:w="80"/>
-              <w:left w:type="dxa" w:w="120"/>
-              <w:bottom w:type="dxa" w:w="80"/>
-              <w:right w:type="dxa" w:w="120"/>
-            </w:tcMar>
-            <w:vAlign w:val="center"/>
-          </w:tcPr>
-          <w:p>
-            <w:pPr>
-              <w:jc w:val="center"/>
-            </w:pPr>
-            <w:r>
-              <w:rPr>
-                <w:rFonts w:ascii="Arial" w:cs="Arial" w:eastAsia="Arial" w:hAnsi="Arial"/>
-                <w:b/>
-                <w:bCs/>
-                <w:color w:val="333333"/>
-                <w:sz w:val="20"/>
-                <w:szCs w:val="20"/>
-              </w:rPr>
-              <w:t xml:space="preserve">4</w:t>
+            <w:shd w:fill="FFFFFF" w:val="clear"/>
+            <w:tcMar>
+              <w:top w:type="dxa" w:w="80"/>
+              <w:left w:type="dxa" w:w="120"/>
+              <w:bottom w:type="dxa" w:w="80"/>
+              <w:right w:type="dxa" w:w="120"/>
+            </w:tcMar>
+            <w:vAlign w:val="center"/>
+          </w:tcPr>
+          <w:p>
+            <w:pPr>
+              <w:jc w:val="center"/>
+            </w:pPr>
+            <w:r>
+              <w:rPr>
+                <w:rFonts w:ascii="Arial" w:cs="Arial" w:eastAsia="Arial" w:hAnsi="Arial"/>
+                <w:b/>
+                <w:bCs/>
+                <w:color w:val="333333"/>
+                <w:sz w:val="20"/>
+                <w:szCs w:val="20"/>
+              </w:rPr>
+              <w:t xml:space="preserve">3</w:t>
             </w:r>
           </w:p>
         </w:tc>
@@ -3498,7 +3498,7 @@
               <w:bottom w:val="single" w:color="CCCCCC" w:sz="1"/>
               <w:right w:val="single" w:color="CCCCCC" w:sz="1"/>
             </w:tcBorders>
-            <w:shd w:fill="F2F2F2" w:val="clear"/>
+            <w:shd w:fill="FFFFFF" w:val="clear"/>
             <w:tcMar>
               <w:top w:type="dxa" w:w="80"/>
               <w:left w:type="dxa" w:w="120"/>
@@ -3533,7 +3533,7 @@
               <w:bottom w:val="single" w:color="CCCCCC" w:sz="1"/>
               <w:right w:val="single" w:color="CCCCCC" w:sz="1"/>
             </w:tcBorders>
-            <w:shd w:fill="F2F2F2" w:val="clear"/>
+            <w:shd w:fill="FFFFFF" w:val="clear"/>
             <w:tcMar>
               <w:top w:type="dxa" w:w="80"/>
               <w:left w:type="dxa" w:w="120"/>
@@ -3555,7 +3555,7 @@
                 <w:sz w:val="20"/>
                 <w:szCs w:val="20"/>
               </w:rPr>
-              <w:t xml:space="preserve">0.7%</w:t>
+              <w:t xml:space="preserve">1.4%</w:t>
             </w:r>
           </w:p>
         </w:tc>
@@ -3568,7 +3568,6 @@
               <w:bottom w:val="single" w:color="CCCCCC" w:sz="1"/>
               <w:right w:val="single" w:color="CCCCCC" w:sz="1"/>
             </w:tcBorders>
-            <w:shd w:fill="F2F2F2" w:val="clear"/>
             <w:tcMar>
               <w:top w:type="dxa" w:w="80"/>
               <w:left w:type="dxa" w:w="120"/>
@@ -3608,29 +3607,29 @@
               <w:bottom w:val="single" w:color="CCCCCC" w:sz="1"/>
               <w:right w:val="single" w:color="CCCCCC" w:sz="1"/>
             </w:tcBorders>
-            <w:shd w:fill="FFFFFF" w:val="clear"/>
-            <w:tcMar>
-              <w:top w:type="dxa" w:w="80"/>
-              <w:left w:type="dxa" w:w="120"/>
-              <w:bottom w:type="dxa" w:w="80"/>
-              <w:right w:type="dxa" w:w="120"/>
-            </w:tcMar>
-            <w:vAlign w:val="center"/>
-          </w:tcPr>
-          <w:p>
-            <w:pPr>
-              <w:jc w:val="center"/>
-            </w:pPr>
-            <w:r>
-              <w:rPr>
-                <w:rFonts w:ascii="Arial" w:cs="Arial" w:eastAsia="Arial" w:hAnsi="Arial"/>
-                <w:b/>
-                <w:bCs/>
-                <w:color w:val="333333"/>
-                <w:sz w:val="20"/>
-                <w:szCs w:val="20"/>
-              </w:rPr>
-              <w:t xml:space="preserve">3</w:t>
+            <w:shd w:fill="F2F2F2" w:val="clear"/>
+            <w:tcMar>
+              <w:top w:type="dxa" w:w="80"/>
+              <w:left w:type="dxa" w:w="120"/>
+              <w:bottom w:type="dxa" w:w="80"/>
+              <w:right w:type="dxa" w:w="120"/>
+            </w:tcMar>
+            <w:vAlign w:val="center"/>
+          </w:tcPr>
+          <w:p>
+            <w:pPr>
+              <w:jc w:val="center"/>
+            </w:pPr>
+            <w:r>
+              <w:rPr>
+                <w:rFonts w:ascii="Arial" w:cs="Arial" w:eastAsia="Arial" w:hAnsi="Arial"/>
+                <w:b/>
+                <w:bCs/>
+                <w:color w:val="333333"/>
+                <w:sz w:val="20"/>
+                <w:szCs w:val="20"/>
+              </w:rPr>
+              <w:t xml:space="preserve">2</w:t>
             </w:r>
           </w:p>
         </w:tc>
@@ -3643,7 +3642,7 @@
               <w:bottom w:val="single" w:color="CCCCCC" w:sz="1"/>
               <w:right w:val="single" w:color="CCCCCC" w:sz="1"/>
             </w:tcBorders>
-            <w:shd w:fill="FFFFFF" w:val="clear"/>
+            <w:shd w:fill="F2F2F2" w:val="clear"/>
             <w:tcMar>
               <w:top w:type="dxa" w:w="80"/>
               <w:left w:type="dxa" w:w="120"/>
@@ -3665,7 +3664,7 @@
                 <w:sz w:val="20"/>
                 <w:szCs w:val="20"/>
               </w:rPr>
-              <w:t xml:space="preserve">1</w:t>
+              <w:t xml:space="preserve">2</w:t>
             </w:r>
           </w:p>
         </w:tc>
@@ -3678,7 +3677,7 @@
               <w:bottom w:val="single" w:color="CCCCCC" w:sz="1"/>
               <w:right w:val="single" w:color="CCCCCC" w:sz="1"/>
             </w:tcBorders>
-            <w:shd w:fill="FFFFFF" w:val="clear"/>
+            <w:shd w:fill="F2F2F2" w:val="clear"/>
             <w:tcMar>
               <w:top w:type="dxa" w:w="80"/>
               <w:left w:type="dxa" w:w="120"/>
@@ -3700,7 +3699,7 @@
                 <w:sz w:val="20"/>
                 <w:szCs w:val="20"/>
               </w:rPr>
-              <w:t xml:space="preserve">0.7%</w:t>
+              <w:t xml:space="preserve">2.7%</w:t>
             </w:r>
           </w:p>
         </w:tc>
@@ -3713,6 +3712,7 @@
               <w:bottom w:val="single" w:color="CCCCCC" w:sz="1"/>
               <w:right w:val="single" w:color="CCCCCC" w:sz="1"/>
             </w:tcBorders>
+            <w:shd w:fill="F2F2F2" w:val="clear"/>
             <w:tcMar>
               <w:top w:type="dxa" w:w="80"/>
               <w:left w:type="dxa" w:w="120"/>
@@ -3737,152 +3737,7 @@
                 <w:sz w:val="18"/>
                 <w:szCs w:val="18"/>
               </w:rPr>
-              <w:t xml:space="preserve"> 1件</w:t>
-            </w:r>
-          </w:p>
-        </w:tc>
-      </w:tr>
-      <w:tr>
-        <w:tc>
-          <w:tcPr>
-            <w:tcW w:type="dxa" w:w="1200"/>
-            <w:tcBorders>
-              <w:top w:val="single" w:color="CCCCCC" w:sz="1"/>
-              <w:left w:val="single" w:color="CCCCCC" w:sz="1"/>
-              <w:bottom w:val="single" w:color="CCCCCC" w:sz="1"/>
-              <w:right w:val="single" w:color="CCCCCC" w:sz="1"/>
-            </w:tcBorders>
-            <w:shd w:fill="F2F2F2" w:val="clear"/>
-            <w:tcMar>
-              <w:top w:type="dxa" w:w="80"/>
-              <w:left w:type="dxa" w:w="120"/>
-              <w:bottom w:type="dxa" w:w="80"/>
-              <w:right w:type="dxa" w:w="120"/>
-            </w:tcMar>
-            <w:vAlign w:val="center"/>
-          </w:tcPr>
-          <w:p>
-            <w:pPr>
-              <w:jc w:val="center"/>
-            </w:pPr>
-            <w:r>
-              <w:rPr>
-                <w:rFonts w:ascii="Arial" w:cs="Arial" w:eastAsia="Arial" w:hAnsi="Arial"/>
-                <w:b/>
-                <w:bCs/>
-                <w:color w:val="333333"/>
-                <w:sz w:val="20"/>
-                <w:szCs w:val="20"/>
-              </w:rPr>
-              <w:t xml:space="preserve">2</w:t>
-            </w:r>
-          </w:p>
-        </w:tc>
-        <w:tc>
-          <w:tcPr>
-            <w:tcW w:type="dxa" w:w="1200"/>
-            <w:tcBorders>
-              <w:top w:val="single" w:color="CCCCCC" w:sz="1"/>
-              <w:left w:val="single" w:color="CCCCCC" w:sz="1"/>
-              <w:bottom w:val="single" w:color="CCCCCC" w:sz="1"/>
-              <w:right w:val="single" w:color="CCCCCC" w:sz="1"/>
-            </w:tcBorders>
-            <w:shd w:fill="F2F2F2" w:val="clear"/>
-            <w:tcMar>
-              <w:top w:type="dxa" w:w="80"/>
-              <w:left w:type="dxa" w:w="120"/>
-              <w:bottom w:type="dxa" w:w="80"/>
-              <w:right w:type="dxa" w:w="120"/>
-            </w:tcMar>
-            <w:vAlign w:val="center"/>
-          </w:tcPr>
-          <w:p>
-            <w:pPr>
-              <w:jc w:val="center"/>
-            </w:pPr>
-            <w:r>
-              <w:rPr>
-                <w:rFonts w:ascii="Arial" w:cs="Arial" w:eastAsia="Arial" w:hAnsi="Arial"/>
-                <w:b w:val="false"/>
-                <w:bCs w:val="false"/>
-                <w:color w:val="333333"/>
-                <w:sz w:val="20"/>
-                <w:szCs w:val="20"/>
-              </w:rPr>
-              <w:t xml:space="preserve">3</w:t>
-            </w:r>
-          </w:p>
-        </w:tc>
-        <w:tc>
-          <w:tcPr>
-            <w:tcW w:type="dxa" w:w="1500"/>
-            <w:tcBorders>
-              <w:top w:val="single" w:color="CCCCCC" w:sz="1"/>
-              <w:left w:val="single" w:color="CCCCCC" w:sz="1"/>
-              <w:bottom w:val="single" w:color="CCCCCC" w:sz="1"/>
-              <w:right w:val="single" w:color="CCCCCC" w:sz="1"/>
-            </w:tcBorders>
-            <w:shd w:fill="F2F2F2" w:val="clear"/>
-            <w:tcMar>
-              <w:top w:type="dxa" w:w="80"/>
-              <w:left w:type="dxa" w:w="120"/>
-              <w:bottom w:type="dxa" w:w="80"/>
-              <w:right w:type="dxa" w:w="120"/>
-            </w:tcMar>
-            <w:vAlign w:val="center"/>
-          </w:tcPr>
-          <w:p>
-            <w:pPr>
-              <w:jc w:val="center"/>
-            </w:pPr>
-            <w:r>
-              <w:rPr>
-                <w:rFonts w:ascii="Arial" w:cs="Arial" w:eastAsia="Arial" w:hAnsi="Arial"/>
-                <w:b w:val="false"/>
-                <w:bCs w:val="false"/>
-                <w:color w:val="333333"/>
-                <w:sz w:val="20"/>
-                <w:szCs w:val="20"/>
-              </w:rPr>
-              <w:t xml:space="preserve">2.1%</w:t>
-            </w:r>
-          </w:p>
-        </w:tc>
-        <w:tc>
-          <w:tcPr>
-            <w:tcW w:type="dxa" w:w="5126"/>
-            <w:tcBorders>
-              <w:top w:val="single" w:color="CCCCCC" w:sz="1"/>
-              <w:left w:val="single" w:color="CCCCCC" w:sz="1"/>
-              <w:bottom w:val="single" w:color="CCCCCC" w:sz="1"/>
-              <w:right w:val="single" w:color="CCCCCC" w:sz="1"/>
-            </w:tcBorders>
-            <w:shd w:fill="F2F2F2" w:val="clear"/>
-            <w:tcMar>
-              <w:top w:type="dxa" w:w="80"/>
-              <w:left w:type="dxa" w:w="120"/>
-              <w:bottom w:type="dxa" w:w="80"/>
-              <w:right w:type="dxa" w:w="120"/>
-            </w:tcMar>
-          </w:tcPr>
-          <w:p>
-            <w:r>
-              <w:rPr>
-                <w:rFonts w:ascii="Arial" w:cs="Arial" w:eastAsia="Arial" w:hAnsi="Arial"/>
-                <w:color w:val="C0392B"/>
-                <w:sz w:val="20"/>
-                <w:szCs w:val="20"/>
-              </w:rPr>
-              <w:t xml:space="preserve">█</w:t>
-            </w:r>
-            <w:r>
-              <w:rPr>
-                <w:rFonts w:ascii="Arial" w:cs="Arial" w:eastAsia="Arial" w:hAnsi="Arial"/>
-                <w:color w:val="666666"/>
-                <w:sz w:val="18"/>
-                <w:szCs w:val="18"/>
-              </w:rPr>
-              <w:t xml:space="preserve"> 3件</w:t>
+              <w:t xml:space="preserve"> 2件</w:t>
             </w:r>
           </w:p>
         </w:tc>
@@ -3958,7 +3813,7 @@
                 <w:sz w:val="24"/>
                 <w:szCs w:val="24"/>
               </w:rPr>
-              <w:t xml:space="preserve">125件（85.6%）</w:t>
+              <w:t xml:space="preserve">61件（83.6%）</w:t>
             </w:r>
           </w:p>
         </w:tc>
@@ -4009,7 +3864,7 @@
                 <w:sz w:val="24"/>
                 <w:szCs w:val="24"/>
               </w:rPr>
-              <w:t xml:space="preserve">16件（11.0%）</w:t>
+              <w:t xml:space="preserve">9件（12.3%）</w:t>
             </w:r>
           </w:p>
         </w:tc>
@@ -4060,7 +3915,7 @@
                 <w:sz w:val="24"/>
                 <w:szCs w:val="24"/>
               </w:rPr>
-              <w:t xml:space="preserve">5件（3.4%）</w:t>
+              <w:t xml:space="preserve">3件（4.1%）</w:t>
             </w:r>
           </w:p>
         </w:tc>
@@ -4299,7 +4154,7 @@
                 <w:sz w:val="20"/>
                 <w:szCs w:val="20"/>
               </w:rPr>
-              <w:t xml:space="preserve">50件以上</w:t>
+              <w:t xml:space="preserve">20件以上</w:t>
             </w:r>
           </w:p>
         </w:tc>
@@ -4370,7 +4225,7 @@
                 <w:sz w:val="20"/>
                 <w:szCs w:val="20"/>
               </w:rPr>
-              <w:t xml:space="preserve">快適さ・設備</w:t>
+              <w:t xml:space="preserve">スタッフの対応</w:t>
             </w:r>
           </w:p>
         </w:tc>
@@ -4404,7 +4259,7 @@
                 <w:sz w:val="20"/>
                 <w:szCs w:val="20"/>
               </w:rPr>
-              <w:t xml:space="preserve">50件以上</w:t>
+              <w:t xml:space="preserve">20件以上</w:t>
             </w:r>
           </w:p>
         </w:tc>
@@ -4438,7 +4293,7 @@
                 <w:sz w:val="20"/>
                 <w:szCs w:val="20"/>
               </w:rPr>
-              <w:t xml:space="preserve">「ベッドが少し堅かった」「Really disturbed us」</w:t>
+              <w:t xml:space="preserve">「とにかくスタッフに電話したら、とても親切に対応してくれて、対応してくれたのはありがたかったのですが、エアコンの音は...」「チェックイン後、アメニティを選んでいたらスタッフの方が子供用の可愛いアメニティを持ってきてくださり、その他にも塗り...」</w:t>
             </w:r>
           </w:p>
         </w:tc>
@@ -4475,7 +4330,7 @@
                 <w:sz w:val="20"/>
                 <w:szCs w:val="20"/>
               </w:rPr>
-              <w:t xml:space="preserve">スタッフの対応</w:t>
+              <w:t xml:space="preserve">快適さ・設備</w:t>
             </w:r>
           </w:p>
         </w:tc>
@@ -4510,7 +4365,7 @@
                 <w:sz w:val="20"/>
                 <w:szCs w:val="20"/>
               </w:rPr>
-              <w:t xml:space="preserve">50件以上</w:t>
+              <w:t xml:space="preserve">20件以上</w:t>
             </w:r>
           </w:p>
         </w:tc>
@@ -4545,7 +4400,7 @@
                 <w:sz w:val="20"/>
                 <w:szCs w:val="20"/>
               </w:rPr>
-              <w:t xml:space="preserve">「とにかくスタッフに電話したら、とても親切に対応してくれて、対応してくれたのはありがたかったのですが、エアコンの音は...」「チェックイン後、アメニティを選んでいたらスタッフの方が子供用の可愛いアメニティを持ってきてくださり、その他にも塗り...」</w:t>
+              <w:t xml:space="preserve">「ベッドが少し堅かった」「Really disturbed us」</w:t>
             </w:r>
           </w:p>
         </w:tc>
@@ -4615,7 +4470,7 @@
                 <w:sz w:val="20"/>
                 <w:szCs w:val="20"/>
               </w:rPr>
-              <w:t xml:space="preserve">20件以上</w:t>
+              <w:t xml:space="preserve">10件以上</w:t>
             </w:r>
           </w:p>
         </w:tc>
@@ -4721,7 +4576,7 @@
                 <w:sz w:val="20"/>
                 <w:szCs w:val="20"/>
               </w:rPr>
-              <w:t xml:space="preserve">20件以上</w:t>
+              <w:t xml:space="preserve">10件以上</w:t>
             </w:r>
           </w:p>
         </w:tc>
@@ -4792,7 +4647,7 @@
                 <w:sz w:val="20"/>
                 <w:szCs w:val="20"/>
               </w:rPr>
-              <w:t xml:space="preserve">コンビニ・周辺施設</w:t>
+              <w:t xml:space="preserve">コストパフォーマンス</w:t>
             </w:r>
           </w:p>
         </w:tc>
@@ -4826,7 +4681,7 @@
                 <w:sz w:val="20"/>
                 <w:szCs w:val="20"/>
               </w:rPr>
-              <w:t xml:space="preserve">20件以上</w:t>
+              <w:t xml:space="preserve">10件以上</w:t>
             </w:r>
           </w:p>
         </w:tc>
@@ -4860,7 +4715,7 @@
                 <w:sz w:val="20"/>
                 <w:szCs w:val="20"/>
               </w:rPr>
-              <w:t xml:space="preserve">「途中にローソンがあり、池袋から1駅、新宿から3駅と非常に便利な立地です」「近隣には松本清、ココナ、赤いローソンコンビニエンスストアがあります」</w:t>
+              <w:t xml:space="preserve">「部屋は小さいですが、基本的なアメニティはすべて揃っているので、コストパフォーマンスに優れています」「素敵でお手頃価格 素敵でお手頃価格」</w:t>
             </w:r>
           </w:p>
         </w:tc>
@@ -4979,7 +4834,7 @@
           <w:sz w:val="26"/>
           <w:szCs w:val="26"/>
         </w:rPr>
-        <w:t xml:space="preserve">3.2 快適さ・設備</w:t>
+        <w:t xml:space="preserve">3.2 スタッフの対応</w:t>
       </w:r>
     </w:p>
     <w:p>
@@ -4994,7 +4849,7 @@
           <w:sz w:val="21"/>
           <w:szCs w:val="21"/>
         </w:rPr>
-        <w:t xml:space="preserve">快適さ・設備に関するポジティブな評価も多く寄せられています。「ベッドが少し堅かった」といったコメントが見られます。</w:t>
+        <w:t xml:space="preserve">スタッフの対応に関するポジティブな評価も多く寄せられています。「とにかくスタッフに電話したら、とても親切に対応してくれて、対応してくれたのはありがたかったのですが、エアコンの音は...」といったコメントが見られます。</w:t>
       </w:r>
     </w:p>
     <w:p>
@@ -5333,7 +5188,7 @@
                 <w:sz w:val="20"/>
                 <w:szCs w:val="20"/>
               </w:rPr>
-              <w:t xml:space="preserve">重大・22件</w:t>
+              <w:t xml:space="preserve">重大・16件</w:t>
             </w:r>
           </w:p>
         </w:tc>
@@ -5472,7 +5327,7 @@
                 <w:sz w:val="20"/>
                 <w:szCs w:val="20"/>
               </w:rPr>
-              <w:t xml:space="preserve">重大・19件</w:t>
+              <w:t xml:space="preserve">重大・9件</w:t>
             </w:r>
           </w:p>
         </w:tc>
@@ -5543,7 +5398,7 @@
                 <w:sz w:val="20"/>
                 <w:szCs w:val="20"/>
               </w:rPr>
-              <w:t xml:space="preserve">設備の老朽化</w:t>
+              <w:t xml:space="preserve">防音性能</w:t>
             </w:r>
           </w:p>
         </w:tc>
@@ -5577,7 +5432,7 @@
                 <w:sz w:val="20"/>
                 <w:szCs w:val="20"/>
               </w:rPr>
-              <w:t xml:space="preserve">部屋はやや年季が入っていますが、きれいに掃除されておりました</w:t>
+              <w:t xml:space="preserve">ああ、エアコンの音がうるさくてよく眠れません</w:t>
             </w:r>
           </w:p>
         </w:tc>
@@ -5611,7 +5466,7 @@
                 <w:sz w:val="20"/>
                 <w:szCs w:val="20"/>
               </w:rPr>
-              <w:t xml:space="preserve">重大・10件</w:t>
+              <w:t xml:space="preserve">中度・4件</w:t>
             </w:r>
           </w:p>
         </w:tc>
@@ -5750,7 +5605,7 @@
                 <w:sz w:val="20"/>
                 <w:szCs w:val="20"/>
               </w:rPr>
-              <w:t xml:space="preserve">重大・9件</w:t>
+              <w:t xml:space="preserve">中度・4件</w:t>
             </w:r>
           </w:p>
         </w:tc>
@@ -5821,7 +5676,7 @@
                 <w:sz w:val="20"/>
                 <w:szCs w:val="20"/>
               </w:rPr>
-              <w:t xml:space="preserve">防音性能</w:t>
+              <w:t xml:space="preserve">部屋の狭さ</w:t>
             </w:r>
           </w:p>
         </w:tc>
@@ -5855,7 +5710,7 @@
                 <w:sz w:val="20"/>
                 <w:szCs w:val="20"/>
               </w:rPr>
-              <w:t xml:space="preserve">ああ、エアコンの音がうるさくてよく眠れません</w:t>
+              <w:t xml:space="preserve">部屋は小さいですが、基本的なアメニティはすべて揃っているので、コストパフォーマンスに優れています</w:t>
             </w:r>
           </w:p>
         </w:tc>
@@ -5889,7 +5744,7 @@
                 <w:sz w:val="20"/>
                 <w:szCs w:val="20"/>
               </w:rPr>
-              <w:t xml:space="preserve">重大・6件</w:t>
+              <w:t xml:space="preserve">中度・3件</w:t>
             </w:r>
           </w:p>
         </w:tc>
@@ -5960,7 +5815,7 @@
                 <w:sz w:val="20"/>
                 <w:szCs w:val="20"/>
               </w:rPr>
-              <w:t xml:space="preserve">部屋の狭さ</w:t>
+              <w:t xml:space="preserve">窓・採光</w:t>
             </w:r>
           </w:p>
         </w:tc>
@@ -5994,7 +5849,7 @@
                 <w:sz w:val="20"/>
                 <w:szCs w:val="20"/>
               </w:rPr>
-              <w:t xml:space="preserve">部屋は小さいですが、基本的なアメニティはすべて揃っているので、コストパフォーマンスに優れています</w:t>
+              <w:t xml:space="preserve">窓がない部屋だったので寝泊まりだけでは充分ですがホテル滞在メインだと部屋有りのとこがいいかもです</w:t>
             </w:r>
           </w:p>
         </w:tc>
@@ -6028,7 +5883,7 @@
                 <w:sz w:val="20"/>
                 <w:szCs w:val="20"/>
               </w:rPr>
-              <w:t xml:space="preserve">重大・5件</w:t>
+              <w:t xml:space="preserve">中度・3件</w:t>
             </w:r>
           </w:p>
         </w:tc>
@@ -7191,7 +7046,7 @@
                 <w:sz w:val="20"/>
                 <w:szCs w:val="20"/>
               </w:rPr>
-              <w:t xml:space="preserve">8.60点</w:t>
+              <w:t xml:space="preserve">8.49点</w:t>
             </w:r>
           </w:p>
         </w:tc>
@@ -7225,7 +7080,7 @@
                 <w:sz w:val="20"/>
                 <w:szCs w:val="20"/>
               </w:rPr>
-              <w:t xml:space="preserve">8.9点以上</w:t>
+              <w:t xml:space="preserve">8.8点以上</w:t>
             </w:r>
           </w:p>
         </w:tc>
@@ -7331,7 +7186,7 @@
                 <w:sz w:val="20"/>
                 <w:szCs w:val="20"/>
               </w:rPr>
-              <w:t xml:space="preserve">85.6%</w:t>
+              <w:t xml:space="preserve">83.6%</w:t>
             </w:r>
           </w:p>
         </w:tc>
@@ -7366,7 +7221,7 @@
                 <w:sz w:val="20"/>
                 <w:szCs w:val="20"/>
               </w:rPr>
-              <w:t xml:space="preserve">91%以上</w:t>
+              <w:t xml:space="preserve">89%以上</w:t>
             </w:r>
           </w:p>
         </w:tc>
@@ -7471,7 +7326,7 @@
                 <w:sz w:val="20"/>
                 <w:szCs w:val="20"/>
               </w:rPr>
-              <w:t xml:space="preserve">3.4%</w:t>
+              <w:t xml:space="preserve">4.1%</w:t>
             </w:r>
           </w:p>
         </w:tc>
@@ -7505,7 +7360,7 @@
                 <w:sz w:val="20"/>
                 <w:szCs w:val="20"/>
               </w:rPr>
-              <w:t xml:space="preserve">0%以下</w:t>
+              <w:t xml:space="preserve">1%以下</w:t>
             </w:r>
           </w:p>
         </w:tc>
@@ -7576,7 +7431,7 @@
                 <w:sz w:val="20"/>
                 <w:szCs w:val="20"/>
               </w:rPr>
-              <w:t xml:space="preserve">Booking.com平均評価</w:t>
+              <w:t xml:space="preserve">じゃらん平均評価</w:t>
             </w:r>
           </w:p>
         </w:tc>
@@ -7611,7 +7466,7 @@
                 <w:sz w:val="20"/>
                 <w:szCs w:val="20"/>
               </w:rPr>
-              <w:t xml:space="preserve">7.7点</w:t>
+              <w:t xml:space="preserve">7.8点</w:t>
             </w:r>
           </w:p>
         </w:tc>
@@ -7646,7 +7501,7 @@
                 <w:sz w:val="20"/>
                 <w:szCs w:val="20"/>
               </w:rPr>
-              <w:t xml:space="preserve">8.7点以上</w:t>
+              <w:t xml:space="preserve">8.8点以上</w:t>
             </w:r>
           </w:p>
         </w:tc>
@@ -7891,7 +7746,7 @@
                 <w:sz w:val="20"/>
                 <w:szCs w:val="20"/>
               </w:rPr>
-              <w:t xml:space="preserve">約22件/期間</w:t>
+              <w:t xml:space="preserve">約16件/期間</w:t>
             </w:r>
           </w:p>
         </w:tc>
@@ -7926,7 +7781,7 @@
                 <w:sz w:val="20"/>
                 <w:szCs w:val="20"/>
               </w:rPr>
-              <w:t xml:space="preserve">11件以下</w:t>
+              <w:t xml:space="preserve">8件以下</w:t>
             </w:r>
           </w:p>
         </w:tc>
@@ -8478,7 +8333,7 @@
                 <w:sz w:val="21"/>
                 <w:szCs w:val="21"/>
               </w:rPr>
-              <w:t xml:space="preserve">リッチモンドホテル東京目白は、全体平均8.60点（10点換算）、高評価率85.6%という良好な顧客満足度を維持しているホテルです。特に「立地・アクセス」「快適さ・設備」が多くのゲストから高く評価されています。</w:t>
+              <w:t xml:space="preserve">リッチモンドホテル東京目白は、全体平均8.49点（10点換算）、高評価率83.6%という良好な顧客満足度を維持しているホテルです。特に「立地・アクセス」「スタッフの対応」が多くのゲストから高く評価されています。</w:t>
             </w:r>
           </w:p>
           <w:p>
@@ -8492,7 +8347,7 @@
                 <w:sz w:val="21"/>
                 <w:szCs w:val="21"/>
               </w:rPr>
-              <w:t xml:space="preserve">改善課題としては、エアコン・空調、浴室・水回り、設備の老朽化が主要なテーマとして浮上しています。ただし、これらの課題を指摘するゲストの多くも他の面では高い評価を付けており、ネガティブ要素が全体評価を大きく押し下げているわけではありません。</w:t>
+              <w:t xml:space="preserve">改善課題としては、エアコン・空調、浴室・水回り、防音性能が主要なテーマとして浮上しています。ただし、これらの課題を指摘するゲストの多くも他の面では高い評価を付けており、ネガティブ要素が全体評価を大きく押し下げているわけではありません。</w:t>
             </w:r>
           </w:p>
           <w:p>
@@ -8520,7 +8375,7 @@
                 <w:sz w:val="21"/>
                 <w:szCs w:val="21"/>
               </w:rPr>
-              <w:t xml:space="preserve">Booking.comでの低スコア（7.7点）は、口コミ返信の強化とサービス品質の一貫性確保で改善余地があります。全サイトでの口コミ返信率100%を目指すことで、ホテルの姿勢をゲストに伝え、リピート率の向上につなげることが重要です。</w:t>
+              <w:t xml:space="preserve">じゃらんでの低スコア（7.8点）は、口コミ返信の強化とサービス品質の一貫性確保で改善余地があります。全サイトでの口コミ返信率100%を目指すことで、ホテルの姿勢をゲストに伝え、リピート率の向上につなげることが重要です。</w:t>
             </w:r>
           </w:p>
           <w:p>

--- a/納品レポート/ホテル別レポート/richmond_mejiro_口コミ分析改善レポート.docx
+++ b/納品レポート/ホテル別レポート/richmond_mejiro_口コミ分析改善レポート.docx
@@ -61,7 +61,7 @@
           <w:sz w:val="32"/>
           <w:szCs w:val="32"/>
         </w:rPr>
-        <w:t xml:space="preserve">リッチモンドホテル東京目白</w:t>
+        <w:t xml:space="preserve">リッチモンドホテル目白</w:t>
       </w:r>
     </w:p>
     <w:p>
@@ -131,7 +131,7 @@
           <w:sz w:val="20"/>
           <w:szCs w:val="20"/>
         </w:rPr>
-        <w:t xml:space="preserve">作成日：2026年4月20日</w:t>
+        <w:t xml:space="preserve">作成日：2026年4月21日</w:t>
       </w:r>
     </w:p>
     <w:p>
@@ -4755,7 +4755,7 @@
           <w:sz w:val="21"/>
           <w:szCs w:val="21"/>
         </w:rPr>
-        <w:t xml:space="preserve">口コミの多数で「立地・アクセス」に関するポジティブな言及が見られ、リッチモンドホテル東京目白の最大の差別化要因となっています。ホテルの立地は最高でしたといった声が多数寄せられています。</w:t>
+        <w:t xml:space="preserve">口コミの多数で「立地・アクセス」に関するポジティブな言及が見られ、リッチモンドホテル目白の最大の差別化要因となっています。ホテルの立地は最高でしたといった声が多数寄せられています。</w:t>
       </w:r>
     </w:p>
     <w:p>
@@ -8333,7 +8333,7 @@
                 <w:sz w:val="21"/>
                 <w:szCs w:val="21"/>
               </w:rPr>
-              <w:t xml:space="preserve">リッチモンドホテル東京目白は、全体平均8.49点（10点換算）、高評価率83.6%という良好な顧客満足度を維持しているホテルです。特に「立地・アクセス」「スタッフの対応」が多くのゲストから高く評価されています。</w:t>
+              <w:t xml:space="preserve">リッチモンドホテル目白は、全体平均8.49点（10点換算）、高評価率83.6%という良好な顧客満足度を維持しているホテルです。特に「立地・アクセス」「スタッフの対応」が多くのゲストから高く評価されています。</w:t>
             </w:r>
           </w:p>
           <w:p>
@@ -8388,7 +8388,7 @@
                 <w:sz w:val="21"/>
                 <w:szCs w:val="21"/>
               </w:rPr>
-              <w:t xml:space="preserve">立地・アクセスという強みを活かしつつ、段階的な改善を実行することで、リッチモンドホテル東京目白はさらなる顧客満足度の向上とブランド価値の強化を実現することができます。</w:t>
+              <w:t xml:space="preserve">立地・アクセスという強みを活かしつつ、段階的な改善を実行することで、リッチモンドホテル目白はさらなる顧客満足度の向上とブランド価値の強化を実現することができます。</w:t>
             </w:r>
           </w:p>
         </w:tc>
@@ -8564,7 +8564,7 @@
         <w:sz w:val="16"/>
         <w:szCs w:val="16"/>
       </w:rPr>
-      <w:t xml:space="preserve">リッチモンドホテル東京目白｜口コミ分析改善レポート</w:t>
+      <w:t xml:space="preserve">リッチモンドホテル目白｜口コミ分析改善レポート</w:t>
     </w:r>
   </w:p>
 </w:hdr>

--- a/納品レポート/ホテル別レポート/richmond_mejiro_口コミ分析改善レポート.docx
+++ b/納品レポート/ホテル別レポート/richmond_mejiro_口コミ分析改善レポート.docx
@@ -61,7 +61,7 @@
           <w:sz w:val="32"/>
           <w:szCs w:val="32"/>
         </w:rPr>
-        <w:t xml:space="preserve">リッチモンドホテル目白</w:t>
+        <w:t xml:space="preserve">リッチモンドホテル東京目白</w:t>
       </w:r>
     </w:p>
     <w:p>
@@ -131,7 +131,7 @@
           <w:sz w:val="20"/>
           <w:szCs w:val="20"/>
         </w:rPr>
-        <w:t xml:space="preserve">作成日：2026年4月21日</w:t>
+        <w:t xml:space="preserve">作成日：2026年4月22日</w:t>
       </w:r>
     </w:p>
     <w:p>
@@ -4755,7 +4755,7 @@
           <w:sz w:val="21"/>
           <w:szCs w:val="21"/>
         </w:rPr>
-        <w:t xml:space="preserve">口コミの多数で「立地・アクセス」に関するポジティブな言及が見られ、リッチモンドホテル目白の最大の差別化要因となっています。ホテルの立地は最高でしたといった声が多数寄せられています。</w:t>
+        <w:t xml:space="preserve">口コミの多数で「立地・アクセス」に関するポジティブな言及が見られ、リッチモンドホテル東京目白の最大の差別化要因となっています。ホテルの立地は最高でしたといった声が多数寄せられています。</w:t>
       </w:r>
     </w:p>
     <w:p>
@@ -8333,7 +8333,7 @@
                 <w:sz w:val="21"/>
                 <w:szCs w:val="21"/>
               </w:rPr>
-              <w:t xml:space="preserve">リッチモンドホテル目白は、全体平均8.49点（10点換算）、高評価率83.6%という良好な顧客満足度を維持しているホテルです。特に「立地・アクセス」「スタッフの対応」が多くのゲストから高く評価されています。</w:t>
+              <w:t xml:space="preserve">リッチモンドホテル東京目白は、全体平均8.49点（10点換算）、高評価率83.6%という良好な顧客満足度を維持しているホテルです。特に「立地・アクセス」「スタッフの対応」が多くのゲストから高く評価されています。</w:t>
             </w:r>
           </w:p>
           <w:p>
@@ -8388,7 +8388,7 @@
                 <w:sz w:val="21"/>
                 <w:szCs w:val="21"/>
               </w:rPr>
-              <w:t xml:space="preserve">立地・アクセスという強みを活かしつつ、段階的な改善を実行することで、リッチモンドホテル目白はさらなる顧客満足度の向上とブランド価値の強化を実現することができます。</w:t>
+              <w:t xml:space="preserve">立地・アクセスという強みを活かしつつ、段階的な改善を実行することで、リッチモンドホテル東京目白はさらなる顧客満足度の向上とブランド価値の強化を実現することができます。</w:t>
             </w:r>
           </w:p>
         </w:tc>
@@ -8564,7 +8564,7 @@
         <w:sz w:val="16"/>
         <w:szCs w:val="16"/>
       </w:rPr>
-      <w:t xml:space="preserve">リッチモンドホテル目白｜口コミ分析改善レポート</w:t>
+      <w:t xml:space="preserve">リッチモンドホテル東京目白｜口コミ分析改善レポート</w:t>
     </w:r>
   </w:p>
 </w:hdr>
